--- a/lab11/Лаб11_отчет_ЕлфимоваКС_24.docx
+++ b/lab11/Лаб11_отчет_ЕлфимоваКС_24.docx
@@ -254,7 +254,7 @@
           <w:bCs/>
           <w:color w:val="00000A"/>
           <w:szCs w:val="28"/>
-          <w:lang w:val="en-US" w:eastAsia="ru-RU"/>
+          <w:lang w:eastAsia="ru-RU"/>
         </w:rPr>
         <w:t>1</w:t>
       </w:r>
@@ -1146,12 +1146,21 @@
                 <w:szCs w:val="28"/>
               </w:rPr>
             </w:pPr>
+            <w:proofErr w:type="gramStart"/>
             <w:r>
               <w:rPr>
                 <w:rFonts w:eastAsiaTheme="minorEastAsia"/>
                 <w:szCs w:val="28"/>
               </w:rPr>
-              <w:t>а)методом Золотого сечения</w:t>
+              <w:t>а)методом</w:t>
+            </w:r>
+            <w:proofErr w:type="gramEnd"/>
+            <w:r>
+              <w:rPr>
+                <w:rFonts w:eastAsiaTheme="minorEastAsia"/>
+                <w:szCs w:val="28"/>
+              </w:rPr>
+              <w:t xml:space="preserve"> Золотого сечения</w:t>
             </w:r>
           </w:p>
         </w:tc>
@@ -1656,6 +1665,34 @@
     </w:p>
     <w:p>
       <w:pPr>
+        <w:jc w:val="center"/>
+        <w:rPr>
+          <w:szCs w:val="28"/>
+        </w:rPr>
+      </w:pPr>
+      <w:r>
+        <w:rPr>
+          <w:szCs w:val="28"/>
+        </w:rPr>
+        <w:t xml:space="preserve">Функция 2-х переменных </w:t>
+      </w:r>
+      <w:proofErr w:type="gramStart"/>
+      <w:r>
+        <w:rPr>
+          <w:szCs w:val="28"/>
+        </w:rPr>
+        <w:t>для нахождение</w:t>
+      </w:r>
+      <w:proofErr w:type="gramEnd"/>
+      <w:r>
+        <w:rPr>
+          <w:szCs w:val="28"/>
+        </w:rPr>
+        <w:t xml:space="preserve"> минимума </w:t>
+      </w:r>
+    </w:p>
+    <w:p>
+      <w:pPr>
         <w:ind w:firstLine="0"/>
         <w:rPr>
           <w:b/>
@@ -1663,6 +1700,197 @@
           <w:szCs w:val="28"/>
         </w:rPr>
       </w:pPr>
+      <m:oMathPara>
+        <m:oMath>
+          <m:r>
+            <w:rPr>
+              <w:rFonts w:ascii="Cambria Math" w:eastAsiaTheme="minorEastAsia" w:hAnsi="Cambria Math"/>
+              <w:szCs w:val="28"/>
+            </w:rPr>
+            <m:t>z =</m:t>
+          </m:r>
+          <m:sSup>
+            <m:sSupPr>
+              <m:ctrlPr>
+                <w:rPr>
+                  <w:rFonts w:ascii="Cambria Math" w:eastAsiaTheme="minorEastAsia" w:hAnsi="Cambria Math"/>
+                  <w:i/>
+                  <w:szCs w:val="28"/>
+                </w:rPr>
+              </m:ctrlPr>
+            </m:sSupPr>
+            <m:e>
+              <m:r>
+                <w:rPr>
+                  <w:rFonts w:ascii="Cambria Math" w:eastAsiaTheme="minorEastAsia" w:hAnsi="Cambria Math"/>
+                  <w:szCs w:val="28"/>
+                </w:rPr>
+                <m:t>e</m:t>
+              </m:r>
+            </m:e>
+            <m:sup>
+              <m:r>
+                <w:rPr>
+                  <w:rFonts w:ascii="Cambria Math" w:eastAsiaTheme="minorEastAsia" w:hAnsi="Cambria Math"/>
+                  <w:szCs w:val="28"/>
+                </w:rPr>
+                <m:t>-(</m:t>
+              </m:r>
+              <m:sSup>
+                <m:sSupPr>
+                  <m:ctrlPr>
+                    <w:rPr>
+                      <w:rFonts w:ascii="Cambria Math" w:eastAsiaTheme="minorEastAsia" w:hAnsi="Cambria Math"/>
+                      <w:i/>
+                      <w:szCs w:val="28"/>
+                    </w:rPr>
+                  </m:ctrlPr>
+                </m:sSupPr>
+                <m:e>
+                  <m:r>
+                    <w:rPr>
+                      <w:rFonts w:ascii="Cambria Math" w:eastAsiaTheme="minorEastAsia" w:hAnsi="Cambria Math"/>
+                      <w:szCs w:val="28"/>
+                    </w:rPr>
+                    <m:t>x</m:t>
+                  </m:r>
+                </m:e>
+                <m:sup>
+                  <m:r>
+                    <w:rPr>
+                      <w:rFonts w:ascii="Cambria Math" w:eastAsiaTheme="minorEastAsia" w:hAnsi="Cambria Math"/>
+                      <w:szCs w:val="28"/>
+                    </w:rPr>
+                    <m:t>2</m:t>
+                  </m:r>
+                </m:sup>
+              </m:sSup>
+              <m:r>
+                <w:rPr>
+                  <w:rFonts w:ascii="Cambria Math" w:eastAsiaTheme="minorEastAsia" w:hAnsi="Cambria Math"/>
+                  <w:szCs w:val="28"/>
+                </w:rPr>
+                <m:t>+</m:t>
+              </m:r>
+              <m:sSup>
+                <m:sSupPr>
+                  <m:ctrlPr>
+                    <w:rPr>
+                      <w:rFonts w:ascii="Cambria Math" w:eastAsiaTheme="minorEastAsia" w:hAnsi="Cambria Math"/>
+                      <w:i/>
+                      <w:szCs w:val="28"/>
+                    </w:rPr>
+                  </m:ctrlPr>
+                </m:sSupPr>
+                <m:e>
+                  <m:r>
+                    <w:rPr>
+                      <w:rFonts w:ascii="Cambria Math" w:eastAsiaTheme="minorEastAsia" w:hAnsi="Cambria Math"/>
+                      <w:szCs w:val="28"/>
+                    </w:rPr>
+                    <m:t>y</m:t>
+                  </m:r>
+                </m:e>
+                <m:sup>
+                  <m:r>
+                    <w:rPr>
+                      <w:rFonts w:ascii="Cambria Math" w:eastAsiaTheme="minorEastAsia" w:hAnsi="Cambria Math"/>
+                      <w:szCs w:val="28"/>
+                    </w:rPr>
+                    <m:t>2</m:t>
+                  </m:r>
+                </m:sup>
+              </m:sSup>
+              <m:r>
+                <w:rPr>
+                  <w:rFonts w:ascii="Cambria Math" w:eastAsiaTheme="minorEastAsia" w:hAnsi="Cambria Math"/>
+                  <w:szCs w:val="28"/>
+                </w:rPr>
+                <m:t>)/8</m:t>
+              </m:r>
+            </m:sup>
+          </m:sSup>
+          <m:r>
+            <w:rPr>
+              <w:rFonts w:ascii="Cambria Math" w:eastAsiaTheme="minorEastAsia" w:hAnsi="Cambria Math"/>
+              <w:szCs w:val="28"/>
+            </w:rPr>
+            <m:t>*(sin</m:t>
+          </m:r>
+          <m:sSup>
+            <m:sSupPr>
+              <m:ctrlPr>
+                <w:rPr>
+                  <w:rFonts w:ascii="Cambria Math" w:eastAsiaTheme="minorEastAsia" w:hAnsi="Cambria Math"/>
+                  <w:i/>
+                  <w:szCs w:val="28"/>
+                </w:rPr>
+              </m:ctrlPr>
+            </m:sSupPr>
+            <m:e>
+              <m:r>
+                <w:rPr>
+                  <w:rFonts w:ascii="Cambria Math" w:eastAsiaTheme="minorEastAsia" w:hAnsi="Cambria Math"/>
+                  <w:szCs w:val="28"/>
+                </w:rPr>
+                <m:t>x</m:t>
+              </m:r>
+            </m:e>
+            <m:sup>
+              <m:r>
+                <w:rPr>
+                  <w:rFonts w:ascii="Cambria Math" w:eastAsiaTheme="minorEastAsia" w:hAnsi="Cambria Math"/>
+                  <w:szCs w:val="28"/>
+                </w:rPr>
+                <m:t>2</m:t>
+              </m:r>
+            </m:sup>
+          </m:sSup>
+          <m:r>
+            <w:rPr>
+              <w:rFonts w:ascii="Cambria Math" w:eastAsiaTheme="minorEastAsia" w:hAnsi="Cambria Math"/>
+              <w:szCs w:val="28"/>
+            </w:rPr>
+            <m:t>+cos</m:t>
+          </m:r>
+          <m:sSup>
+            <m:sSupPr>
+              <m:ctrlPr>
+                <w:rPr>
+                  <w:rFonts w:ascii="Cambria Math" w:eastAsiaTheme="minorEastAsia" w:hAnsi="Cambria Math"/>
+                  <w:i/>
+                  <w:szCs w:val="28"/>
+                </w:rPr>
+              </m:ctrlPr>
+            </m:sSupPr>
+            <m:e>
+              <m:r>
+                <w:rPr>
+                  <w:rFonts w:ascii="Cambria Math" w:eastAsiaTheme="minorEastAsia" w:hAnsi="Cambria Math"/>
+                  <w:szCs w:val="28"/>
+                </w:rPr>
+                <m:t>y</m:t>
+              </m:r>
+            </m:e>
+            <m:sup>
+              <m:r>
+                <w:rPr>
+                  <w:rFonts w:ascii="Cambria Math" w:eastAsiaTheme="minorEastAsia" w:hAnsi="Cambria Math"/>
+                  <w:szCs w:val="28"/>
+                </w:rPr>
+                <m:t>2</m:t>
+              </m:r>
+            </m:sup>
+          </m:sSup>
+          <m:r>
+            <w:rPr>
+              <w:rFonts w:ascii="Cambria Math" w:eastAsiaTheme="minorEastAsia" w:hAnsi="Cambria Math"/>
+              <w:szCs w:val="28"/>
+            </w:rPr>
+            <m:t>)</m:t>
+          </m:r>
+        </m:oMath>
+      </m:oMathPara>
     </w:p>
     <w:p>
       <w:pPr>
@@ -1749,10 +1977,7 @@
         </w:rPr>
       </w:pPr>
       <w:r>
-        <w:t>Метод золотого сечения применяется для нахождения экстремума непрерывной функции на отрезке</w:t>
-      </w:r>
-      <w:r>
-        <w:t xml:space="preserve"> </w:t>
+        <w:t xml:space="preserve">Метод золотого сечения применяется для нахождения экстремума непрерывной функции на отрезке </w:t>
       </w:r>
       <w:r>
         <w:t>[</w:t>
@@ -2051,7 +2276,21 @@
         <w:rPr>
           <w:rStyle w:val="katex-mathml"/>
         </w:rPr>
-        <w:t>f(x1)&lt;f(x2)</w:t>
+        <w:t>f(x</w:t>
+      </w:r>
+      <w:proofErr w:type="gramStart"/>
+      <w:r>
+        <w:rPr>
+          <w:rStyle w:val="katex-mathml"/>
+        </w:rPr>
+        <w:t>1)&lt;</w:t>
+      </w:r>
+      <w:proofErr w:type="gramEnd"/>
+      <w:r>
+        <w:rPr>
+          <w:rStyle w:val="katex-mathml"/>
+        </w:rPr>
+        <w:t>f(x2)</w:t>
       </w:r>
       <w:r>
         <w:rPr>
@@ -3583,13 +3822,7 @@
                     <w:rPr>
                       <w:rFonts w:ascii="Cambria Math" w:eastAsiaTheme="minorEastAsia" w:hAnsi="Cambria Math"/>
                     </w:rPr>
-                    <m:t>'</m:t>
-                  </m:r>
-                  <m:r>
-                    <w:rPr>
-                      <w:rFonts w:ascii="Cambria Math" w:eastAsiaTheme="minorEastAsia" w:hAnsi="Cambria Math"/>
-                    </w:rPr>
-                    <m:t>'</m:t>
+                    <m:t>''</m:t>
                   </m:r>
                 </m:sup>
               </m:sSup>
@@ -3847,13 +4080,7 @@
                         <w:rPr>
                           <w:rFonts w:ascii="Cambria Math" w:eastAsiaTheme="minorEastAsia" w:hAnsi="Cambria Math"/>
                         </w:rPr>
-                        <m:t>'</m:t>
-                      </m:r>
-                      <m:r>
-                        <w:rPr>
-                          <w:rFonts w:ascii="Cambria Math" w:eastAsiaTheme="minorEastAsia" w:hAnsi="Cambria Math"/>
-                        </w:rPr>
-                        <m:t>'</m:t>
+                        <m:t>''</m:t>
                       </m:r>
                     </m:sup>
                   </m:sSup>
@@ -4023,13 +4250,7 @@
             <w:rPr>
               <w:rFonts w:ascii="Cambria Math" w:eastAsiaTheme="minorEastAsia" w:hAnsi="Cambria Math"/>
             </w:rPr>
-            <m:t>&lt;</m:t>
-          </m:r>
-          <m:r>
-            <w:rPr>
-              <w:rFonts w:ascii="Cambria Math" w:eastAsiaTheme="minorEastAsia" w:hAnsi="Cambria Math"/>
-            </w:rPr>
-            <m:t xml:space="preserve"> </m:t>
+            <m:t xml:space="preserve">&lt; </m:t>
           </m:r>
           <m:r>
             <m:rPr>
@@ -4562,10 +4783,7 @@
     <w:p>
       <w:proofErr w:type="spellStart"/>
       <w:r>
-        <w:t>F</w:t>
-      </w:r>
-      <w:r>
-        <w:t>minbnd</w:t>
+        <w:t>Fminbnd</w:t>
       </w:r>
       <w:proofErr w:type="spellEnd"/>
     </w:p>
@@ -4580,10 +4798,7 @@
         <w:t>минимума</w:t>
       </w:r>
       <w:r>
-        <w:t xml:space="preserve"> на отрезке</w:t>
-      </w:r>
-      <w:r>
-        <w:t>:</w:t>
+        <w:t xml:space="preserve"> на отрезке:</w:t>
       </w:r>
     </w:p>
     <w:p>
@@ -4641,6 +4856,7 @@
         <w:t xml:space="preserve">, output] = </w:t>
       </w:r>
       <w:proofErr w:type="spellStart"/>
+      <w:proofErr w:type="gramStart"/>
       <w:r>
         <w:rPr>
           <w:lang w:val="en-US"/>
@@ -4652,7 +4868,14 @@
         <w:rPr>
           <w:lang w:val="en-US"/>
         </w:rPr>
-        <w:t>(@f, a, b)</w:t>
+        <w:t>(</w:t>
+      </w:r>
+      <w:proofErr w:type="gramEnd"/>
+      <w:r>
+        <w:rPr>
+          <w:lang w:val="en-US"/>
+        </w:rPr>
+        <w:t>@f, a, b)</w:t>
       </w:r>
     </w:p>
     <w:p>
@@ -4702,10 +4925,7 @@
     <w:p>
       <w:proofErr w:type="spellStart"/>
       <w:r>
-        <w:t>F</w:t>
-      </w:r>
-      <w:r>
-        <w:t>minsearch</w:t>
+        <w:t>Fminsearch</w:t>
       </w:r>
       <w:proofErr w:type="spellEnd"/>
     </w:p>
@@ -4786,6 +5006,7 @@
         <w:t xml:space="preserve">, output] = </w:t>
       </w:r>
       <w:proofErr w:type="spellStart"/>
+      <w:proofErr w:type="gramStart"/>
       <w:r>
         <w:rPr>
           <w:lang w:val="en-US"/>
@@ -4797,7 +5018,14 @@
         <w:rPr>
           <w:lang w:val="en-US"/>
         </w:rPr>
-        <w:t>(@f, x0)</w:t>
+        <w:t>(</w:t>
+      </w:r>
+      <w:proofErr w:type="gramEnd"/>
+      <w:r>
+        <w:rPr>
+          <w:lang w:val="en-US"/>
+        </w:rPr>
+        <w:t>@f, x0)</w:t>
       </w:r>
     </w:p>
     <w:p>
@@ -5100,34 +5328,9 @@
           <w:szCs w:val="20"/>
           <w:lang w:val="en-US" w:eastAsia="ru-RU"/>
         </w:rPr>
-        <w:t xml:space="preserve"> = e.^(-(x.^2 + y.^2)/8) .* (sin(x.^2) + cos(x.^2));</w:t>
-      </w:r>
-    </w:p>
-    <w:p>
-      <w:pPr>
-        <w:spacing w:after="0" w:line="240" w:lineRule="auto"/>
-        <w:ind w:firstLine="0"/>
-        <w:jc w:val="left"/>
-        <w:rPr>
-          <w:rFonts w:ascii="Consolas" w:eastAsia="Times New Roman" w:hAnsi="Consolas" w:cs="Times New Roman"/>
-          <w:sz w:val="20"/>
-          <w:szCs w:val="20"/>
-          <w:lang w:val="en-US" w:eastAsia="ru-RU"/>
-        </w:rPr>
-      </w:pPr>
-    </w:p>
-    <w:p>
-      <w:pPr>
-        <w:spacing w:after="0" w:line="240" w:lineRule="auto"/>
-        <w:ind w:firstLine="0"/>
-        <w:jc w:val="left"/>
-        <w:rPr>
-          <w:rFonts w:ascii="Consolas" w:eastAsia="Times New Roman" w:hAnsi="Consolas" w:cs="Times New Roman"/>
-          <w:sz w:val="20"/>
-          <w:szCs w:val="20"/>
-          <w:lang w:val="en-US" w:eastAsia="ru-RU"/>
-        </w:rPr>
-      </w:pPr>
+        <w:t xml:space="preserve"> = e.</w:t>
+      </w:r>
+      <w:proofErr w:type="gramStart"/>
       <w:r>
         <w:rPr>
           <w:rFonts w:ascii="Consolas" w:eastAsia="Times New Roman" w:hAnsi="Consolas" w:cs="Times New Roman"/>
@@ -5136,6 +5339,53 @@
           <w:szCs w:val="20"/>
           <w:lang w:val="en-US" w:eastAsia="ru-RU"/>
         </w:rPr>
+        <w:t>^(</w:t>
+      </w:r>
+      <w:proofErr w:type="gramEnd"/>
+      <w:r>
+        <w:rPr>
+          <w:rFonts w:ascii="Consolas" w:eastAsia="Times New Roman" w:hAnsi="Consolas" w:cs="Times New Roman"/>
+          <w:color w:val="008013"/>
+          <w:sz w:val="20"/>
+          <w:szCs w:val="20"/>
+          <w:lang w:val="en-US" w:eastAsia="ru-RU"/>
+        </w:rPr>
+        <w:t>-(x.^2 + y.^2)/8) .* (sin(x.^2) + cos(x.^2));</w:t>
+      </w:r>
+    </w:p>
+    <w:p>
+      <w:pPr>
+        <w:spacing w:after="0" w:line="240" w:lineRule="auto"/>
+        <w:ind w:firstLine="0"/>
+        <w:jc w:val="left"/>
+        <w:rPr>
+          <w:rFonts w:ascii="Consolas" w:eastAsia="Times New Roman" w:hAnsi="Consolas" w:cs="Times New Roman"/>
+          <w:sz w:val="20"/>
+          <w:szCs w:val="20"/>
+          <w:lang w:val="en-US" w:eastAsia="ru-RU"/>
+        </w:rPr>
+      </w:pPr>
+    </w:p>
+    <w:p>
+      <w:pPr>
+        <w:spacing w:after="0" w:line="240" w:lineRule="auto"/>
+        <w:ind w:firstLine="0"/>
+        <w:jc w:val="left"/>
+        <w:rPr>
+          <w:rFonts w:ascii="Consolas" w:eastAsia="Times New Roman" w:hAnsi="Consolas" w:cs="Times New Roman"/>
+          <w:sz w:val="20"/>
+          <w:szCs w:val="20"/>
+          <w:lang w:val="en-US" w:eastAsia="ru-RU"/>
+        </w:rPr>
+      </w:pPr>
+      <w:r>
+        <w:rPr>
+          <w:rFonts w:ascii="Consolas" w:eastAsia="Times New Roman" w:hAnsi="Consolas" w:cs="Times New Roman"/>
+          <w:color w:val="008013"/>
+          <w:sz w:val="20"/>
+          <w:szCs w:val="20"/>
+          <w:lang w:val="en-US" w:eastAsia="ru-RU"/>
+        </w:rPr>
         <w:t xml:space="preserve">% [z, f, </w:t>
       </w:r>
       <w:proofErr w:type="spellStart"/>
@@ -5180,7 +5430,29 @@
           <w:szCs w:val="20"/>
           <w:lang w:val="en-US" w:eastAsia="ru-RU"/>
         </w:rPr>
-        <w:t>(@(x) e^(-(x^2+y^2)/8)*(sin(x^2)+cos(y^2)));</w:t>
+        <w:t>(@(x) e^(-(x^2+y^2)/</w:t>
+      </w:r>
+      <w:proofErr w:type="gramStart"/>
+      <w:r>
+        <w:rPr>
+          <w:rFonts w:ascii="Consolas" w:eastAsia="Times New Roman" w:hAnsi="Consolas" w:cs="Times New Roman"/>
+          <w:color w:val="008013"/>
+          <w:sz w:val="20"/>
+          <w:szCs w:val="20"/>
+          <w:lang w:val="en-US" w:eastAsia="ru-RU"/>
+        </w:rPr>
+        <w:t>8)*</w:t>
+      </w:r>
+      <w:proofErr w:type="gramEnd"/>
+      <w:r>
+        <w:rPr>
+          <w:rFonts w:ascii="Consolas" w:eastAsia="Times New Roman" w:hAnsi="Consolas" w:cs="Times New Roman"/>
+          <w:color w:val="008013"/>
+          <w:sz w:val="20"/>
+          <w:szCs w:val="20"/>
+          <w:lang w:val="en-US" w:eastAsia="ru-RU"/>
+        </w:rPr>
+        <w:t>(sin(x^2)+cos(y^2)));</w:t>
       </w:r>
     </w:p>
     <w:p>
@@ -5291,7 +5563,27 @@
           <w:szCs w:val="20"/>
           <w:lang w:val="en-US" w:eastAsia="ru-RU"/>
         </w:rPr>
-        <w:t xml:space="preserve"> = @(x) cos(x) - x.^2 .* sin(x);</w:t>
+        <w:t xml:space="preserve"> = @(x) cos(x) - x.^</w:t>
+      </w:r>
+      <w:proofErr w:type="gramStart"/>
+      <w:r>
+        <w:rPr>
+          <w:rFonts w:ascii="Consolas" w:eastAsia="Times New Roman" w:hAnsi="Consolas" w:cs="Times New Roman"/>
+          <w:sz w:val="20"/>
+          <w:szCs w:val="20"/>
+          <w:lang w:val="en-US" w:eastAsia="ru-RU"/>
+        </w:rPr>
+        <w:t>2 .</w:t>
+      </w:r>
+      <w:proofErr w:type="gramEnd"/>
+      <w:r>
+        <w:rPr>
+          <w:rFonts w:ascii="Consolas" w:eastAsia="Times New Roman" w:hAnsi="Consolas" w:cs="Times New Roman"/>
+          <w:sz w:val="20"/>
+          <w:szCs w:val="20"/>
+          <w:lang w:val="en-US" w:eastAsia="ru-RU"/>
+        </w:rPr>
+        <w:t>* sin(x);</w:t>
       </w:r>
     </w:p>
     <w:p>
@@ -5390,6 +5682,7 @@
         <w:t xml:space="preserve">d2f = </w:t>
       </w:r>
       <w:proofErr w:type="spellStart"/>
+      <w:proofErr w:type="gramStart"/>
       <w:r>
         <w:rPr>
           <w:rFonts w:ascii="Consolas" w:eastAsia="Times New Roman" w:hAnsi="Consolas" w:cs="Times New Roman"/>
@@ -5407,7 +5700,17 @@
           <w:szCs w:val="20"/>
           <w:lang w:val="en-US" w:eastAsia="ru-RU"/>
         </w:rPr>
-        <w:t>(diff(f, 2));</w:t>
+        <w:t>(</w:t>
+      </w:r>
+      <w:proofErr w:type="gramEnd"/>
+      <w:r>
+        <w:rPr>
+          <w:rFonts w:ascii="Consolas" w:eastAsia="Times New Roman" w:hAnsi="Consolas" w:cs="Times New Roman"/>
+          <w:sz w:val="20"/>
+          <w:szCs w:val="20"/>
+          <w:lang w:val="en-US" w:eastAsia="ru-RU"/>
+        </w:rPr>
+        <w:t>diff(f, 2));</w:t>
       </w:r>
     </w:p>
     <w:p>
@@ -5535,6 +5838,7 @@
         <w:t xml:space="preserve"> = </w:t>
       </w:r>
       <w:proofErr w:type="spellStart"/>
+      <w:proofErr w:type="gramStart"/>
       <w:r>
         <w:rPr>
           <w:rFonts w:ascii="Consolas" w:eastAsia="Times New Roman" w:hAnsi="Consolas" w:cs="Times New Roman"/>
@@ -5552,7 +5856,17 @@
           <w:szCs w:val="20"/>
           <w:lang w:val="en-US" w:eastAsia="ru-RU"/>
         </w:rPr>
-        <w:t>(x0, x1, 1000);</w:t>
+        <w:t>(</w:t>
+      </w:r>
+      <w:proofErr w:type="gramEnd"/>
+      <w:r>
+        <w:rPr>
+          <w:rFonts w:ascii="Consolas" w:eastAsia="Times New Roman" w:hAnsi="Consolas" w:cs="Times New Roman"/>
+          <w:sz w:val="20"/>
+          <w:szCs w:val="20"/>
+          <w:lang w:val="en-US" w:eastAsia="ru-RU"/>
+        </w:rPr>
+        <w:t>x0, x1, 1000);</w:t>
       </w:r>
     </w:p>
     <w:p>
@@ -5710,17 +6024,37 @@
           <w:szCs w:val="20"/>
           <w:lang w:val="en-US" w:eastAsia="ru-RU"/>
         </w:rPr>
-        <w:t>find_all_extrema</w:t>
-      </w:r>
-      <w:proofErr w:type="spellEnd"/>
-      <w:r>
-        <w:rPr>
-          <w:rFonts w:ascii="Consolas" w:eastAsia="Times New Roman" w:hAnsi="Consolas" w:cs="Times New Roman"/>
-          <w:sz w:val="20"/>
-          <w:szCs w:val="20"/>
-          <w:lang w:val="en-US" w:eastAsia="ru-RU"/>
-        </w:rPr>
-        <w:t xml:space="preserve">(@gold_sec, </w:t>
+        <w:t>find_all_</w:t>
+      </w:r>
+      <w:proofErr w:type="gramStart"/>
+      <w:r>
+        <w:rPr>
+          <w:rFonts w:ascii="Consolas" w:eastAsia="Times New Roman" w:hAnsi="Consolas" w:cs="Times New Roman"/>
+          <w:sz w:val="20"/>
+          <w:szCs w:val="20"/>
+          <w:lang w:val="en-US" w:eastAsia="ru-RU"/>
+        </w:rPr>
+        <w:t>extrema</w:t>
+      </w:r>
+      <w:proofErr w:type="spellEnd"/>
+      <w:r>
+        <w:rPr>
+          <w:rFonts w:ascii="Consolas" w:eastAsia="Times New Roman" w:hAnsi="Consolas" w:cs="Times New Roman"/>
+          <w:sz w:val="20"/>
+          <w:szCs w:val="20"/>
+          <w:lang w:val="en-US" w:eastAsia="ru-RU"/>
+        </w:rPr>
+        <w:t>(</w:t>
+      </w:r>
+      <w:proofErr w:type="gramEnd"/>
+      <w:r>
+        <w:rPr>
+          <w:rFonts w:ascii="Consolas" w:eastAsia="Times New Roman" w:hAnsi="Consolas" w:cs="Times New Roman"/>
+          <w:sz w:val="20"/>
+          <w:szCs w:val="20"/>
+          <w:lang w:val="en-US" w:eastAsia="ru-RU"/>
+        </w:rPr>
+        <w:t xml:space="preserve">@gold_sec, </w:t>
       </w:r>
       <w:proofErr w:type="spellStart"/>
       <w:r>
@@ -5812,17 +6146,37 @@
           <w:szCs w:val="20"/>
           <w:lang w:val="en-US" w:eastAsia="ru-RU"/>
         </w:rPr>
-        <w:t>find_all_extrema</w:t>
-      </w:r>
-      <w:proofErr w:type="spellEnd"/>
-      <w:r>
-        <w:rPr>
-          <w:rFonts w:ascii="Consolas" w:eastAsia="Times New Roman" w:hAnsi="Consolas" w:cs="Times New Roman"/>
-          <w:sz w:val="20"/>
-          <w:szCs w:val="20"/>
-          <w:lang w:val="en-US" w:eastAsia="ru-RU"/>
-        </w:rPr>
-        <w:t xml:space="preserve">(@gold_sec, </w:t>
+        <w:t>find_all_</w:t>
+      </w:r>
+      <w:proofErr w:type="gramStart"/>
+      <w:r>
+        <w:rPr>
+          <w:rFonts w:ascii="Consolas" w:eastAsia="Times New Roman" w:hAnsi="Consolas" w:cs="Times New Roman"/>
+          <w:sz w:val="20"/>
+          <w:szCs w:val="20"/>
+          <w:lang w:val="en-US" w:eastAsia="ru-RU"/>
+        </w:rPr>
+        <w:t>extrema</w:t>
+      </w:r>
+      <w:proofErr w:type="spellEnd"/>
+      <w:r>
+        <w:rPr>
+          <w:rFonts w:ascii="Consolas" w:eastAsia="Times New Roman" w:hAnsi="Consolas" w:cs="Times New Roman"/>
+          <w:sz w:val="20"/>
+          <w:szCs w:val="20"/>
+          <w:lang w:val="en-US" w:eastAsia="ru-RU"/>
+        </w:rPr>
+        <w:t>(</w:t>
+      </w:r>
+      <w:proofErr w:type="gramEnd"/>
+      <w:r>
+        <w:rPr>
+          <w:rFonts w:ascii="Consolas" w:eastAsia="Times New Roman" w:hAnsi="Consolas" w:cs="Times New Roman"/>
+          <w:sz w:val="20"/>
+          <w:szCs w:val="20"/>
+          <w:lang w:val="en-US" w:eastAsia="ru-RU"/>
+        </w:rPr>
+        <w:t xml:space="preserve">@gold_sec, </w:t>
       </w:r>
       <w:proofErr w:type="spellStart"/>
       <w:r>
@@ -5927,17 +6281,37 @@
           <w:szCs w:val="20"/>
           <w:lang w:val="en-US" w:eastAsia="ru-RU"/>
         </w:rPr>
-        <w:t>find_all_extrema</w:t>
-      </w:r>
-      <w:proofErr w:type="spellEnd"/>
-      <w:r>
-        <w:rPr>
-          <w:rFonts w:ascii="Consolas" w:eastAsia="Times New Roman" w:hAnsi="Consolas" w:cs="Times New Roman"/>
-          <w:sz w:val="20"/>
-          <w:szCs w:val="20"/>
-          <w:lang w:val="en-US" w:eastAsia="ru-RU"/>
-        </w:rPr>
-        <w:t xml:space="preserve">(@parabolic_method, </w:t>
+        <w:t>find_all_</w:t>
+      </w:r>
+      <w:proofErr w:type="gramStart"/>
+      <w:r>
+        <w:rPr>
+          <w:rFonts w:ascii="Consolas" w:eastAsia="Times New Roman" w:hAnsi="Consolas" w:cs="Times New Roman"/>
+          <w:sz w:val="20"/>
+          <w:szCs w:val="20"/>
+          <w:lang w:val="en-US" w:eastAsia="ru-RU"/>
+        </w:rPr>
+        <w:t>extrema</w:t>
+      </w:r>
+      <w:proofErr w:type="spellEnd"/>
+      <w:r>
+        <w:rPr>
+          <w:rFonts w:ascii="Consolas" w:eastAsia="Times New Roman" w:hAnsi="Consolas" w:cs="Times New Roman"/>
+          <w:sz w:val="20"/>
+          <w:szCs w:val="20"/>
+          <w:lang w:val="en-US" w:eastAsia="ru-RU"/>
+        </w:rPr>
+        <w:t>(</w:t>
+      </w:r>
+      <w:proofErr w:type="gramEnd"/>
+      <w:r>
+        <w:rPr>
+          <w:rFonts w:ascii="Consolas" w:eastAsia="Times New Roman" w:hAnsi="Consolas" w:cs="Times New Roman"/>
+          <w:sz w:val="20"/>
+          <w:szCs w:val="20"/>
+          <w:lang w:val="en-US" w:eastAsia="ru-RU"/>
+        </w:rPr>
+        <w:t xml:space="preserve">@parabolic_method, </w:t>
       </w:r>
       <w:proofErr w:type="spellStart"/>
       <w:r>
@@ -6029,17 +6403,37 @@
           <w:szCs w:val="20"/>
           <w:lang w:val="en-US" w:eastAsia="ru-RU"/>
         </w:rPr>
-        <w:t>find_all_extrema</w:t>
-      </w:r>
-      <w:proofErr w:type="spellEnd"/>
-      <w:r>
-        <w:rPr>
-          <w:rFonts w:ascii="Consolas" w:eastAsia="Times New Roman" w:hAnsi="Consolas" w:cs="Times New Roman"/>
-          <w:sz w:val="20"/>
-          <w:szCs w:val="20"/>
-          <w:lang w:val="en-US" w:eastAsia="ru-RU"/>
-        </w:rPr>
-        <w:t xml:space="preserve">(@parabolic_method, </w:t>
+        <w:t>find_all_</w:t>
+      </w:r>
+      <w:proofErr w:type="gramStart"/>
+      <w:r>
+        <w:rPr>
+          <w:rFonts w:ascii="Consolas" w:eastAsia="Times New Roman" w:hAnsi="Consolas" w:cs="Times New Roman"/>
+          <w:sz w:val="20"/>
+          <w:szCs w:val="20"/>
+          <w:lang w:val="en-US" w:eastAsia="ru-RU"/>
+        </w:rPr>
+        <w:t>extrema</w:t>
+      </w:r>
+      <w:proofErr w:type="spellEnd"/>
+      <w:r>
+        <w:rPr>
+          <w:rFonts w:ascii="Consolas" w:eastAsia="Times New Roman" w:hAnsi="Consolas" w:cs="Times New Roman"/>
+          <w:sz w:val="20"/>
+          <w:szCs w:val="20"/>
+          <w:lang w:val="en-US" w:eastAsia="ru-RU"/>
+        </w:rPr>
+        <w:t>(</w:t>
+      </w:r>
+      <w:proofErr w:type="gramEnd"/>
+      <w:r>
+        <w:rPr>
+          <w:rFonts w:ascii="Consolas" w:eastAsia="Times New Roman" w:hAnsi="Consolas" w:cs="Times New Roman"/>
+          <w:sz w:val="20"/>
+          <w:szCs w:val="20"/>
+          <w:lang w:val="en-US" w:eastAsia="ru-RU"/>
+        </w:rPr>
+        <w:t xml:space="preserve">@parabolic_method, </w:t>
       </w:r>
       <w:proofErr w:type="spellStart"/>
       <w:r>
@@ -6144,17 +6538,37 @@
           <w:szCs w:val="20"/>
           <w:lang w:val="en-US" w:eastAsia="ru-RU"/>
         </w:rPr>
-        <w:t>find_all_extrema</w:t>
-      </w:r>
-      <w:proofErr w:type="spellEnd"/>
-      <w:r>
-        <w:rPr>
-          <w:rFonts w:ascii="Consolas" w:eastAsia="Times New Roman" w:hAnsi="Consolas" w:cs="Times New Roman"/>
-          <w:sz w:val="20"/>
-          <w:szCs w:val="20"/>
-          <w:lang w:val="en-US" w:eastAsia="ru-RU"/>
-        </w:rPr>
-        <w:t xml:space="preserve">(@newton_method, </w:t>
+        <w:t>find_all_</w:t>
+      </w:r>
+      <w:proofErr w:type="gramStart"/>
+      <w:r>
+        <w:rPr>
+          <w:rFonts w:ascii="Consolas" w:eastAsia="Times New Roman" w:hAnsi="Consolas" w:cs="Times New Roman"/>
+          <w:sz w:val="20"/>
+          <w:szCs w:val="20"/>
+          <w:lang w:val="en-US" w:eastAsia="ru-RU"/>
+        </w:rPr>
+        <w:t>extrema</w:t>
+      </w:r>
+      <w:proofErr w:type="spellEnd"/>
+      <w:r>
+        <w:rPr>
+          <w:rFonts w:ascii="Consolas" w:eastAsia="Times New Roman" w:hAnsi="Consolas" w:cs="Times New Roman"/>
+          <w:sz w:val="20"/>
+          <w:szCs w:val="20"/>
+          <w:lang w:val="en-US" w:eastAsia="ru-RU"/>
+        </w:rPr>
+        <w:t>(</w:t>
+      </w:r>
+      <w:proofErr w:type="gramEnd"/>
+      <w:r>
+        <w:rPr>
+          <w:rFonts w:ascii="Consolas" w:eastAsia="Times New Roman" w:hAnsi="Consolas" w:cs="Times New Roman"/>
+          <w:sz w:val="20"/>
+          <w:szCs w:val="20"/>
+          <w:lang w:val="en-US" w:eastAsia="ru-RU"/>
+        </w:rPr>
+        <w:t xml:space="preserve">@newton_method, </w:t>
       </w:r>
       <w:proofErr w:type="spellStart"/>
       <w:r>
@@ -6246,17 +6660,37 @@
           <w:szCs w:val="20"/>
           <w:lang w:val="en-US" w:eastAsia="ru-RU"/>
         </w:rPr>
-        <w:t>find_all_extrema</w:t>
-      </w:r>
-      <w:proofErr w:type="spellEnd"/>
-      <w:r>
-        <w:rPr>
-          <w:rFonts w:ascii="Consolas" w:eastAsia="Times New Roman" w:hAnsi="Consolas" w:cs="Times New Roman"/>
-          <w:sz w:val="20"/>
-          <w:szCs w:val="20"/>
-          <w:lang w:val="en-US" w:eastAsia="ru-RU"/>
-        </w:rPr>
-        <w:t xml:space="preserve">(@newton_method, </w:t>
+        <w:t>find_all_</w:t>
+      </w:r>
+      <w:proofErr w:type="gramStart"/>
+      <w:r>
+        <w:rPr>
+          <w:rFonts w:ascii="Consolas" w:eastAsia="Times New Roman" w:hAnsi="Consolas" w:cs="Times New Roman"/>
+          <w:sz w:val="20"/>
+          <w:szCs w:val="20"/>
+          <w:lang w:val="en-US" w:eastAsia="ru-RU"/>
+        </w:rPr>
+        <w:t>extrema</w:t>
+      </w:r>
+      <w:proofErr w:type="spellEnd"/>
+      <w:r>
+        <w:rPr>
+          <w:rFonts w:ascii="Consolas" w:eastAsia="Times New Roman" w:hAnsi="Consolas" w:cs="Times New Roman"/>
+          <w:sz w:val="20"/>
+          <w:szCs w:val="20"/>
+          <w:lang w:val="en-US" w:eastAsia="ru-RU"/>
+        </w:rPr>
+        <w:t>(</w:t>
+      </w:r>
+      <w:proofErr w:type="gramEnd"/>
+      <w:r>
+        <w:rPr>
+          <w:rFonts w:ascii="Consolas" w:eastAsia="Times New Roman" w:hAnsi="Consolas" w:cs="Times New Roman"/>
+          <w:sz w:val="20"/>
+          <w:szCs w:val="20"/>
+          <w:lang w:val="en-US" w:eastAsia="ru-RU"/>
+        </w:rPr>
+        <w:t xml:space="preserve">@newton_method, </w:t>
       </w:r>
       <w:proofErr w:type="spellStart"/>
       <w:r>
@@ -6305,6 +6739,7 @@
         </w:rPr>
       </w:pPr>
       <w:proofErr w:type="spellStart"/>
+      <w:proofErr w:type="gramStart"/>
       <w:r>
         <w:rPr>
           <w:rFonts w:ascii="Consolas" w:eastAsia="Times New Roman" w:hAnsi="Consolas" w:cs="Times New Roman"/>
@@ -6324,6 +6759,7 @@
         </w:rPr>
         <w:t>(</w:t>
       </w:r>
+      <w:proofErr w:type="gramEnd"/>
       <w:r>
         <w:rPr>
           <w:rFonts w:ascii="Consolas" w:eastAsia="Times New Roman" w:hAnsi="Consolas" w:cs="Times New Roman"/>
@@ -6654,6 +7090,7 @@
         </w:rPr>
       </w:pPr>
       <w:proofErr w:type="spellStart"/>
+      <w:proofErr w:type="gramStart"/>
       <w:r>
         <w:rPr>
           <w:rFonts w:ascii="Consolas" w:eastAsia="Times New Roman" w:hAnsi="Consolas" w:cs="Times New Roman"/>
@@ -6673,6 +7110,7 @@
         </w:rPr>
         <w:t>(</w:t>
       </w:r>
+      <w:proofErr w:type="gramEnd"/>
       <w:r>
         <w:rPr>
           <w:rFonts w:ascii="Consolas" w:eastAsia="Times New Roman" w:hAnsi="Consolas" w:cs="Times New Roman"/>
@@ -6983,6 +7421,7 @@
         </w:rPr>
       </w:pPr>
       <w:proofErr w:type="spellStart"/>
+      <w:proofErr w:type="gramStart"/>
       <w:r>
         <w:rPr>
           <w:rFonts w:ascii="Consolas" w:eastAsia="Times New Roman" w:hAnsi="Consolas" w:cs="Times New Roman"/>
@@ -7002,6 +7441,7 @@
         </w:rPr>
         <w:t>(</w:t>
       </w:r>
+      <w:proofErr w:type="gramEnd"/>
       <w:r>
         <w:rPr>
           <w:rFonts w:ascii="Consolas" w:eastAsia="Times New Roman" w:hAnsi="Consolas" w:cs="Times New Roman"/>
@@ -7396,6 +7836,7 @@
         <w:t xml:space="preserve">] = </w:t>
       </w:r>
       <w:proofErr w:type="spellStart"/>
+      <w:proofErr w:type="gramStart"/>
       <w:r>
         <w:rPr>
           <w:rFonts w:ascii="Consolas" w:eastAsia="Times New Roman" w:hAnsi="Consolas" w:cs="Times New Roman"/>
@@ -7416,6 +7857,7 @@
         <w:t>(</w:t>
       </w:r>
       <w:proofErr w:type="spellStart"/>
+      <w:proofErr w:type="gramEnd"/>
       <w:r>
         <w:rPr>
           <w:rFonts w:ascii="Consolas" w:eastAsia="Times New Roman" w:hAnsi="Consolas" w:cs="Times New Roman"/>
@@ -7657,6 +8099,7 @@
         </w:rPr>
       </w:pPr>
       <w:proofErr w:type="spellStart"/>
+      <w:proofErr w:type="gramStart"/>
       <w:r>
         <w:rPr>
           <w:rFonts w:ascii="Consolas" w:eastAsia="Times New Roman" w:hAnsi="Consolas" w:cs="Times New Roman"/>
@@ -7676,6 +8119,7 @@
         </w:rPr>
         <w:t>(</w:t>
       </w:r>
+      <w:proofErr w:type="gramEnd"/>
       <w:r>
         <w:rPr>
           <w:rFonts w:ascii="Consolas" w:eastAsia="Times New Roman" w:hAnsi="Consolas" w:cs="Times New Roman"/>
@@ -7858,6 +8302,7 @@
         </w:rPr>
       </w:pPr>
       <w:proofErr w:type="spellStart"/>
+      <w:proofErr w:type="gramStart"/>
       <w:r>
         <w:rPr>
           <w:rFonts w:ascii="Consolas" w:eastAsia="Times New Roman" w:hAnsi="Consolas" w:cs="Times New Roman"/>
@@ -7877,6 +8322,7 @@
         </w:rPr>
         <w:t>(</w:t>
       </w:r>
+      <w:proofErr w:type="gramEnd"/>
       <w:r>
         <w:rPr>
           <w:rFonts w:ascii="Consolas" w:eastAsia="Times New Roman" w:hAnsi="Consolas" w:cs="Times New Roman"/>
@@ -7970,6 +8416,7 @@
         </w:rPr>
       </w:pPr>
       <w:proofErr w:type="spellStart"/>
+      <w:proofErr w:type="gramStart"/>
       <w:r>
         <w:rPr>
           <w:rFonts w:ascii="Consolas" w:eastAsia="Times New Roman" w:hAnsi="Consolas" w:cs="Times New Roman"/>
@@ -7989,6 +8436,7 @@
         </w:rPr>
         <w:t>(</w:t>
       </w:r>
+      <w:proofErr w:type="gramEnd"/>
       <w:r>
         <w:rPr>
           <w:rFonts w:ascii="Consolas" w:eastAsia="Times New Roman" w:hAnsi="Consolas" w:cs="Times New Roman"/>
@@ -8095,6 +8543,7 @@
         </w:rPr>
       </w:pPr>
       <w:proofErr w:type="spellStart"/>
+      <w:proofErr w:type="gramStart"/>
       <w:r>
         <w:rPr>
           <w:rFonts w:ascii="Consolas" w:eastAsia="Times New Roman" w:hAnsi="Consolas" w:cs="Times New Roman"/>
@@ -8115,6 +8564,7 @@
         </w:rPr>
         <w:t>(</w:t>
       </w:r>
+      <w:proofErr w:type="gramEnd"/>
       <w:r>
         <w:rPr>
           <w:rFonts w:ascii="Consolas" w:eastAsia="Times New Roman" w:hAnsi="Consolas" w:cs="Times New Roman"/>
@@ -8328,6 +8778,7 @@
         </w:rPr>
       </w:pPr>
       <w:proofErr w:type="spellStart"/>
+      <w:proofErr w:type="gramStart"/>
       <w:r>
         <w:rPr>
           <w:rFonts w:ascii="Consolas" w:eastAsia="Times New Roman" w:hAnsi="Consolas" w:cs="Times New Roman"/>
@@ -8347,6 +8798,7 @@
         </w:rPr>
         <w:t>(</w:t>
       </w:r>
+      <w:proofErr w:type="gramEnd"/>
       <w:r>
         <w:rPr>
           <w:rFonts w:ascii="Consolas" w:eastAsia="Times New Roman" w:hAnsi="Consolas" w:cs="Times New Roman"/>
@@ -8573,6 +9025,7 @@
         </w:rPr>
       </w:pPr>
       <w:proofErr w:type="spellStart"/>
+      <w:proofErr w:type="gramStart"/>
       <w:r>
         <w:rPr>
           <w:rFonts w:ascii="Consolas" w:eastAsia="Times New Roman" w:hAnsi="Consolas" w:cs="Times New Roman"/>
@@ -8592,6 +9045,7 @@
         </w:rPr>
         <w:t>(</w:t>
       </w:r>
+      <w:proofErr w:type="gramEnd"/>
       <w:r>
         <w:rPr>
           <w:rFonts w:ascii="Consolas" w:eastAsia="Times New Roman" w:hAnsi="Consolas" w:cs="Times New Roman"/>
@@ -8785,6 +9239,7 @@
         </w:rPr>
       </w:pPr>
       <w:proofErr w:type="spellStart"/>
+      <w:proofErr w:type="gramStart"/>
       <w:r>
         <w:rPr>
           <w:rFonts w:ascii="Consolas" w:eastAsia="Times New Roman" w:hAnsi="Consolas" w:cs="Times New Roman"/>
@@ -8804,6 +9259,7 @@
         </w:rPr>
         <w:t>(</w:t>
       </w:r>
+      <w:proofErr w:type="gramEnd"/>
       <w:r>
         <w:rPr>
           <w:rFonts w:ascii="Consolas" w:eastAsia="Times New Roman" w:hAnsi="Consolas" w:cs="Times New Roman"/>
@@ -9010,6 +9466,7 @@
         </w:rPr>
       </w:pPr>
       <w:proofErr w:type="spellStart"/>
+      <w:proofErr w:type="gramStart"/>
       <w:r>
         <w:rPr>
           <w:rFonts w:ascii="Consolas" w:eastAsia="Times New Roman" w:hAnsi="Consolas" w:cs="Times New Roman"/>
@@ -9029,6 +9486,7 @@
         </w:rPr>
         <w:t>(</w:t>
       </w:r>
+      <w:proofErr w:type="gramEnd"/>
       <w:r>
         <w:rPr>
           <w:rFonts w:ascii="Consolas" w:eastAsia="Times New Roman" w:hAnsi="Consolas" w:cs="Times New Roman"/>
@@ -9222,6 +9680,7 @@
         </w:rPr>
       </w:pPr>
       <w:proofErr w:type="spellStart"/>
+      <w:proofErr w:type="gramStart"/>
       <w:r>
         <w:rPr>
           <w:rFonts w:ascii="Consolas" w:eastAsia="Times New Roman" w:hAnsi="Consolas" w:cs="Times New Roman"/>
@@ -9241,6 +9700,7 @@
         </w:rPr>
         <w:t>(</w:t>
       </w:r>
+      <w:proofErr w:type="gramEnd"/>
       <w:r>
         <w:rPr>
           <w:rFonts w:ascii="Consolas" w:eastAsia="Times New Roman" w:hAnsi="Consolas" w:cs="Times New Roman"/>
@@ -9468,28 +9928,40 @@
           <w:lang w:val="en-US" w:eastAsia="ru-RU"/>
         </w:rPr>
       </w:pPr>
-      <w:r>
-        <w:rPr>
-          <w:rFonts w:ascii="Consolas" w:eastAsia="Times New Roman" w:hAnsi="Consolas" w:cs="Times New Roman"/>
-          <w:sz w:val="20"/>
-          <w:szCs w:val="20"/>
-          <w:lang w:val="en-US" w:eastAsia="ru-RU"/>
-        </w:rPr>
-        <w:t>subplot(2,1,1);</w:t>
-      </w:r>
-    </w:p>
-    <w:p>
-      <w:pPr>
-        <w:spacing w:after="0" w:line="240" w:lineRule="auto"/>
-        <w:ind w:firstLine="0"/>
-        <w:jc w:val="left"/>
-        <w:rPr>
-          <w:rFonts w:ascii="Consolas" w:eastAsia="Times New Roman" w:hAnsi="Consolas" w:cs="Times New Roman"/>
-          <w:sz w:val="20"/>
-          <w:szCs w:val="20"/>
-          <w:lang w:val="en-US" w:eastAsia="ru-RU"/>
-        </w:rPr>
-      </w:pPr>
+      <w:proofErr w:type="gramStart"/>
+      <w:r>
+        <w:rPr>
+          <w:rFonts w:ascii="Consolas" w:eastAsia="Times New Roman" w:hAnsi="Consolas" w:cs="Times New Roman"/>
+          <w:sz w:val="20"/>
+          <w:szCs w:val="20"/>
+          <w:lang w:val="en-US" w:eastAsia="ru-RU"/>
+        </w:rPr>
+        <w:t>subplot(</w:t>
+      </w:r>
+      <w:proofErr w:type="gramEnd"/>
+      <w:r>
+        <w:rPr>
+          <w:rFonts w:ascii="Consolas" w:eastAsia="Times New Roman" w:hAnsi="Consolas" w:cs="Times New Roman"/>
+          <w:sz w:val="20"/>
+          <w:szCs w:val="20"/>
+          <w:lang w:val="en-US" w:eastAsia="ru-RU"/>
+        </w:rPr>
+        <w:t>2,1,1);</w:t>
+      </w:r>
+    </w:p>
+    <w:p>
+      <w:pPr>
+        <w:spacing w:after="0" w:line="240" w:lineRule="auto"/>
+        <w:ind w:firstLine="0"/>
+        <w:jc w:val="left"/>
+        <w:rPr>
+          <w:rFonts w:ascii="Consolas" w:eastAsia="Times New Roman" w:hAnsi="Consolas" w:cs="Times New Roman"/>
+          <w:sz w:val="20"/>
+          <w:szCs w:val="20"/>
+          <w:lang w:val="en-US" w:eastAsia="ru-RU"/>
+        </w:rPr>
+      </w:pPr>
+      <w:proofErr w:type="gramStart"/>
       <w:r>
         <w:rPr>
           <w:rFonts w:ascii="Consolas" w:eastAsia="Times New Roman" w:hAnsi="Consolas" w:cs="Times New Roman"/>
@@ -9500,6 +9972,7 @@
         <w:t>plot(</w:t>
       </w:r>
       <w:proofErr w:type="spellStart"/>
+      <w:proofErr w:type="gramEnd"/>
       <w:r>
         <w:rPr>
           <w:rFonts w:ascii="Consolas" w:eastAsia="Times New Roman" w:hAnsi="Consolas" w:cs="Times New Roman"/>
@@ -9597,6 +10070,7 @@
           <w:lang w:val="en-US" w:eastAsia="ru-RU"/>
         </w:rPr>
       </w:pPr>
+      <w:proofErr w:type="gramStart"/>
       <w:r>
         <w:rPr>
           <w:rFonts w:ascii="Consolas" w:eastAsia="Times New Roman" w:hAnsi="Consolas" w:cs="Times New Roman"/>
@@ -9607,6 +10081,7 @@
         <w:t>plot(</w:t>
       </w:r>
       <w:proofErr w:type="spellStart"/>
+      <w:proofErr w:type="gramEnd"/>
       <w:r>
         <w:rPr>
           <w:rFonts w:ascii="Consolas" w:eastAsia="Times New Roman" w:hAnsi="Consolas" w:cs="Times New Roman"/>
@@ -9761,6 +10236,7 @@
           <w:lang w:val="en-US" w:eastAsia="ru-RU"/>
         </w:rPr>
       </w:pPr>
+      <w:proofErr w:type="gramStart"/>
       <w:r>
         <w:rPr>
           <w:rFonts w:ascii="Consolas" w:eastAsia="Times New Roman" w:hAnsi="Consolas" w:cs="Times New Roman"/>
@@ -9771,6 +10247,7 @@
         <w:t>plot(</w:t>
       </w:r>
       <w:proofErr w:type="spellStart"/>
+      <w:proofErr w:type="gramEnd"/>
       <w:r>
         <w:rPr>
           <w:rFonts w:ascii="Consolas" w:eastAsia="Times New Roman" w:hAnsi="Consolas" w:cs="Times New Roman"/>
@@ -9925,6 +10402,7 @@
           <w:lang w:val="en-US" w:eastAsia="ru-RU"/>
         </w:rPr>
       </w:pPr>
+      <w:proofErr w:type="gramStart"/>
       <w:r>
         <w:rPr>
           <w:rFonts w:ascii="Consolas" w:eastAsia="Times New Roman" w:hAnsi="Consolas" w:cs="Times New Roman"/>
@@ -9935,6 +10413,7 @@
         <w:t>plot(</w:t>
       </w:r>
       <w:proofErr w:type="spellStart"/>
+      <w:proofErr w:type="gramEnd"/>
       <w:r>
         <w:rPr>
           <w:rFonts w:ascii="Consolas" w:eastAsia="Times New Roman" w:hAnsi="Consolas" w:cs="Times New Roman"/>
@@ -10067,6 +10546,7 @@
           <w:lang w:val="en-US" w:eastAsia="ru-RU"/>
         </w:rPr>
       </w:pPr>
+      <w:proofErr w:type="gramStart"/>
       <w:r>
         <w:rPr>
           <w:rFonts w:ascii="Consolas" w:eastAsia="Times New Roman" w:hAnsi="Consolas" w:cs="Times New Roman"/>
@@ -10077,6 +10557,7 @@
         <w:t>plot(</w:t>
       </w:r>
       <w:proofErr w:type="spellStart"/>
+      <w:proofErr w:type="gramEnd"/>
       <w:r>
         <w:rPr>
           <w:rFonts w:ascii="Consolas" w:eastAsia="Times New Roman" w:hAnsi="Consolas" w:cs="Times New Roman"/>
@@ -10209,6 +10690,7 @@
           <w:lang w:val="en-US" w:eastAsia="ru-RU"/>
         </w:rPr>
       </w:pPr>
+      <w:proofErr w:type="gramStart"/>
       <w:r>
         <w:rPr>
           <w:rFonts w:ascii="Consolas" w:eastAsia="Times New Roman" w:hAnsi="Consolas" w:cs="Times New Roman"/>
@@ -10219,6 +10701,7 @@
         <w:t>plot(</w:t>
       </w:r>
       <w:proofErr w:type="spellStart"/>
+      <w:proofErr w:type="gramEnd"/>
       <w:r>
         <w:rPr>
           <w:rFonts w:ascii="Consolas" w:eastAsia="Times New Roman" w:hAnsi="Consolas" w:cs="Times New Roman"/>
@@ -10373,6 +10856,7 @@
           <w:lang w:val="en-US" w:eastAsia="ru-RU"/>
         </w:rPr>
       </w:pPr>
+      <w:proofErr w:type="gramStart"/>
       <w:r>
         <w:rPr>
           <w:rFonts w:ascii="Consolas" w:eastAsia="Times New Roman" w:hAnsi="Consolas" w:cs="Times New Roman"/>
@@ -10383,6 +10867,7 @@
         <w:t>plot(</w:t>
       </w:r>
       <w:proofErr w:type="spellStart"/>
+      <w:proofErr w:type="gramEnd"/>
       <w:r>
         <w:rPr>
           <w:rFonts w:ascii="Consolas" w:eastAsia="Times New Roman" w:hAnsi="Consolas" w:cs="Times New Roman"/>
@@ -10682,6 +11167,7 @@
           <w:lang w:val="en-US" w:eastAsia="ru-RU"/>
         </w:rPr>
       </w:pPr>
+      <w:proofErr w:type="gramStart"/>
       <w:r>
         <w:rPr>
           <w:rFonts w:ascii="Consolas" w:eastAsia="Times New Roman" w:hAnsi="Consolas" w:cs="Times New Roman"/>
@@ -10691,6 +11177,7 @@
         </w:rPr>
         <w:t>legend(</w:t>
       </w:r>
+      <w:proofErr w:type="gramEnd"/>
       <w:r>
         <w:rPr>
           <w:rFonts w:ascii="Consolas" w:eastAsia="Times New Roman" w:hAnsi="Consolas" w:cs="Times New Roman"/>
@@ -11150,28 +11637,40 @@
           <w:lang w:val="en-US" w:eastAsia="ru-RU"/>
         </w:rPr>
       </w:pPr>
-      <w:r>
-        <w:rPr>
-          <w:rFonts w:ascii="Consolas" w:eastAsia="Times New Roman" w:hAnsi="Consolas" w:cs="Times New Roman"/>
-          <w:sz w:val="20"/>
-          <w:szCs w:val="20"/>
-          <w:lang w:val="en-US" w:eastAsia="ru-RU"/>
-        </w:rPr>
-        <w:t>subplot(2,1,2);</w:t>
-      </w:r>
-    </w:p>
-    <w:p>
-      <w:pPr>
-        <w:spacing w:after="0" w:line="240" w:lineRule="auto"/>
-        <w:ind w:firstLine="0"/>
-        <w:jc w:val="left"/>
-        <w:rPr>
-          <w:rFonts w:ascii="Consolas" w:eastAsia="Times New Roman" w:hAnsi="Consolas" w:cs="Times New Roman"/>
-          <w:sz w:val="20"/>
-          <w:szCs w:val="20"/>
-          <w:lang w:val="en-US" w:eastAsia="ru-RU"/>
-        </w:rPr>
-      </w:pPr>
+      <w:proofErr w:type="gramStart"/>
+      <w:r>
+        <w:rPr>
+          <w:rFonts w:ascii="Consolas" w:eastAsia="Times New Roman" w:hAnsi="Consolas" w:cs="Times New Roman"/>
+          <w:sz w:val="20"/>
+          <w:szCs w:val="20"/>
+          <w:lang w:val="en-US" w:eastAsia="ru-RU"/>
+        </w:rPr>
+        <w:t>subplot(</w:t>
+      </w:r>
+      <w:proofErr w:type="gramEnd"/>
+      <w:r>
+        <w:rPr>
+          <w:rFonts w:ascii="Consolas" w:eastAsia="Times New Roman" w:hAnsi="Consolas" w:cs="Times New Roman"/>
+          <w:sz w:val="20"/>
+          <w:szCs w:val="20"/>
+          <w:lang w:val="en-US" w:eastAsia="ru-RU"/>
+        </w:rPr>
+        <w:t>2,1,2);</w:t>
+      </w:r>
+    </w:p>
+    <w:p>
+      <w:pPr>
+        <w:spacing w:after="0" w:line="240" w:lineRule="auto"/>
+        <w:ind w:firstLine="0"/>
+        <w:jc w:val="left"/>
+        <w:rPr>
+          <w:rFonts w:ascii="Consolas" w:eastAsia="Times New Roman" w:hAnsi="Consolas" w:cs="Times New Roman"/>
+          <w:sz w:val="20"/>
+          <w:szCs w:val="20"/>
+          <w:lang w:val="en-US" w:eastAsia="ru-RU"/>
+        </w:rPr>
+      </w:pPr>
+      <w:proofErr w:type="gramStart"/>
       <w:r>
         <w:rPr>
           <w:rFonts w:ascii="Consolas" w:eastAsia="Times New Roman" w:hAnsi="Consolas" w:cs="Times New Roman"/>
@@ -11182,6 +11681,7 @@
         <w:t>plot(</w:t>
       </w:r>
       <w:proofErr w:type="spellStart"/>
+      <w:proofErr w:type="gramEnd"/>
       <w:r>
         <w:rPr>
           <w:rFonts w:ascii="Consolas" w:eastAsia="Times New Roman" w:hAnsi="Consolas" w:cs="Times New Roman"/>
@@ -11376,7 +11876,27 @@
           <w:szCs w:val="20"/>
           <w:lang w:val="en-US" w:eastAsia="ru-RU"/>
         </w:rPr>
-        <w:t xml:space="preserve"> = 1:length(</w:t>
+        <w:t xml:space="preserve"> = </w:t>
+      </w:r>
+      <w:proofErr w:type="gramStart"/>
+      <w:r>
+        <w:rPr>
+          <w:rFonts w:ascii="Consolas" w:eastAsia="Times New Roman" w:hAnsi="Consolas" w:cs="Times New Roman"/>
+          <w:sz w:val="20"/>
+          <w:szCs w:val="20"/>
+          <w:lang w:val="en-US" w:eastAsia="ru-RU"/>
+        </w:rPr>
+        <w:t>1:length</w:t>
+      </w:r>
+      <w:proofErr w:type="gramEnd"/>
+      <w:r>
+        <w:rPr>
+          <w:rFonts w:ascii="Consolas" w:eastAsia="Times New Roman" w:hAnsi="Consolas" w:cs="Times New Roman"/>
+          <w:sz w:val="20"/>
+          <w:szCs w:val="20"/>
+          <w:lang w:val="en-US" w:eastAsia="ru-RU"/>
+        </w:rPr>
+        <w:t>(</w:t>
       </w:r>
       <w:proofErr w:type="spellStart"/>
       <w:r>
@@ -11458,7 +11978,27 @@
           <w:szCs w:val="20"/>
           <w:lang w:val="en-US" w:eastAsia="ru-RU"/>
         </w:rPr>
-        <w:t xml:space="preserve">}(:,1), </w:t>
+        <w:t>}</w:t>
+      </w:r>
+      <w:proofErr w:type="gramStart"/>
+      <w:r>
+        <w:rPr>
+          <w:rFonts w:ascii="Consolas" w:eastAsia="Times New Roman" w:hAnsi="Consolas" w:cs="Times New Roman"/>
+          <w:sz w:val="20"/>
+          <w:szCs w:val="20"/>
+          <w:lang w:val="en-US" w:eastAsia="ru-RU"/>
+        </w:rPr>
+        <w:t>(:,</w:t>
+      </w:r>
+      <w:proofErr w:type="gramEnd"/>
+      <w:r>
+        <w:rPr>
+          <w:rFonts w:ascii="Consolas" w:eastAsia="Times New Roman" w:hAnsi="Consolas" w:cs="Times New Roman"/>
+          <w:sz w:val="20"/>
+          <w:szCs w:val="20"/>
+          <w:lang w:val="en-US" w:eastAsia="ru-RU"/>
+        </w:rPr>
+        <w:t xml:space="preserve">1), </w:t>
       </w:r>
       <w:proofErr w:type="spellStart"/>
       <w:r>
@@ -11605,7 +12145,27 @@
           <w:szCs w:val="20"/>
           <w:lang w:val="en-US" w:eastAsia="ru-RU"/>
         </w:rPr>
-        <w:t xml:space="preserve"> = 1:length(</w:t>
+        <w:t xml:space="preserve"> = </w:t>
+      </w:r>
+      <w:proofErr w:type="gramStart"/>
+      <w:r>
+        <w:rPr>
+          <w:rFonts w:ascii="Consolas" w:eastAsia="Times New Roman" w:hAnsi="Consolas" w:cs="Times New Roman"/>
+          <w:sz w:val="20"/>
+          <w:szCs w:val="20"/>
+          <w:lang w:val="en-US" w:eastAsia="ru-RU"/>
+        </w:rPr>
+        <w:t>1:length</w:t>
+      </w:r>
+      <w:proofErr w:type="gramEnd"/>
+      <w:r>
+        <w:rPr>
+          <w:rFonts w:ascii="Consolas" w:eastAsia="Times New Roman" w:hAnsi="Consolas" w:cs="Times New Roman"/>
+          <w:sz w:val="20"/>
+          <w:szCs w:val="20"/>
+          <w:lang w:val="en-US" w:eastAsia="ru-RU"/>
+        </w:rPr>
+        <w:t>(</w:t>
       </w:r>
       <w:proofErr w:type="spellStart"/>
       <w:r>
@@ -11687,7 +12247,27 @@
           <w:szCs w:val="20"/>
           <w:lang w:val="en-US" w:eastAsia="ru-RU"/>
         </w:rPr>
-        <w:t xml:space="preserve">}(:,1), </w:t>
+        <w:t>}</w:t>
+      </w:r>
+      <w:proofErr w:type="gramStart"/>
+      <w:r>
+        <w:rPr>
+          <w:rFonts w:ascii="Consolas" w:eastAsia="Times New Roman" w:hAnsi="Consolas" w:cs="Times New Roman"/>
+          <w:sz w:val="20"/>
+          <w:szCs w:val="20"/>
+          <w:lang w:val="en-US" w:eastAsia="ru-RU"/>
+        </w:rPr>
+        <w:t>(:,</w:t>
+      </w:r>
+      <w:proofErr w:type="gramEnd"/>
+      <w:r>
+        <w:rPr>
+          <w:rFonts w:ascii="Consolas" w:eastAsia="Times New Roman" w:hAnsi="Consolas" w:cs="Times New Roman"/>
+          <w:sz w:val="20"/>
+          <w:szCs w:val="20"/>
+          <w:lang w:val="en-US" w:eastAsia="ru-RU"/>
+        </w:rPr>
+        <w:t xml:space="preserve">1), </w:t>
       </w:r>
       <w:proofErr w:type="spellStart"/>
       <w:r>
@@ -11847,7 +12427,27 @@
           <w:szCs w:val="20"/>
           <w:lang w:val="en-US" w:eastAsia="ru-RU"/>
         </w:rPr>
-        <w:t xml:space="preserve"> = 1:length(</w:t>
+        <w:t xml:space="preserve"> = </w:t>
+      </w:r>
+      <w:proofErr w:type="gramStart"/>
+      <w:r>
+        <w:rPr>
+          <w:rFonts w:ascii="Consolas" w:eastAsia="Times New Roman" w:hAnsi="Consolas" w:cs="Times New Roman"/>
+          <w:sz w:val="20"/>
+          <w:szCs w:val="20"/>
+          <w:lang w:val="en-US" w:eastAsia="ru-RU"/>
+        </w:rPr>
+        <w:t>1:length</w:t>
+      </w:r>
+      <w:proofErr w:type="gramEnd"/>
+      <w:r>
+        <w:rPr>
+          <w:rFonts w:ascii="Consolas" w:eastAsia="Times New Roman" w:hAnsi="Consolas" w:cs="Times New Roman"/>
+          <w:sz w:val="20"/>
+          <w:szCs w:val="20"/>
+          <w:lang w:val="en-US" w:eastAsia="ru-RU"/>
+        </w:rPr>
+        <w:t>(</w:t>
       </w:r>
       <w:proofErr w:type="spellStart"/>
       <w:r>
@@ -11929,7 +12529,27 @@
           <w:szCs w:val="20"/>
           <w:lang w:val="en-US" w:eastAsia="ru-RU"/>
         </w:rPr>
-        <w:t xml:space="preserve">}(:,1), </w:t>
+        <w:t>}</w:t>
+      </w:r>
+      <w:proofErr w:type="gramStart"/>
+      <w:r>
+        <w:rPr>
+          <w:rFonts w:ascii="Consolas" w:eastAsia="Times New Roman" w:hAnsi="Consolas" w:cs="Times New Roman"/>
+          <w:sz w:val="20"/>
+          <w:szCs w:val="20"/>
+          <w:lang w:val="en-US" w:eastAsia="ru-RU"/>
+        </w:rPr>
+        <w:t>(:,</w:t>
+      </w:r>
+      <w:proofErr w:type="gramEnd"/>
+      <w:r>
+        <w:rPr>
+          <w:rFonts w:ascii="Consolas" w:eastAsia="Times New Roman" w:hAnsi="Consolas" w:cs="Times New Roman"/>
+          <w:sz w:val="20"/>
+          <w:szCs w:val="20"/>
+          <w:lang w:val="en-US" w:eastAsia="ru-RU"/>
+        </w:rPr>
+        <w:t xml:space="preserve">1), </w:t>
       </w:r>
       <w:proofErr w:type="spellStart"/>
       <w:r>
@@ -12054,7 +12674,27 @@
           <w:szCs w:val="20"/>
           <w:lang w:val="en-US" w:eastAsia="ru-RU"/>
         </w:rPr>
-        <w:t xml:space="preserve"> = 1:length(</w:t>
+        <w:t xml:space="preserve"> = </w:t>
+      </w:r>
+      <w:proofErr w:type="gramStart"/>
+      <w:r>
+        <w:rPr>
+          <w:rFonts w:ascii="Consolas" w:eastAsia="Times New Roman" w:hAnsi="Consolas" w:cs="Times New Roman"/>
+          <w:sz w:val="20"/>
+          <w:szCs w:val="20"/>
+          <w:lang w:val="en-US" w:eastAsia="ru-RU"/>
+        </w:rPr>
+        <w:t>1:length</w:t>
+      </w:r>
+      <w:proofErr w:type="gramEnd"/>
+      <w:r>
+        <w:rPr>
+          <w:rFonts w:ascii="Consolas" w:eastAsia="Times New Roman" w:hAnsi="Consolas" w:cs="Times New Roman"/>
+          <w:sz w:val="20"/>
+          <w:szCs w:val="20"/>
+          <w:lang w:val="en-US" w:eastAsia="ru-RU"/>
+        </w:rPr>
+        <w:t>(</w:t>
       </w:r>
       <w:proofErr w:type="spellStart"/>
       <w:r>
@@ -12136,7 +12776,27 @@
           <w:szCs w:val="20"/>
           <w:lang w:val="en-US" w:eastAsia="ru-RU"/>
         </w:rPr>
-        <w:t xml:space="preserve">}(:,1), </w:t>
+        <w:t>}</w:t>
+      </w:r>
+      <w:proofErr w:type="gramStart"/>
+      <w:r>
+        <w:rPr>
+          <w:rFonts w:ascii="Consolas" w:eastAsia="Times New Roman" w:hAnsi="Consolas" w:cs="Times New Roman"/>
+          <w:sz w:val="20"/>
+          <w:szCs w:val="20"/>
+          <w:lang w:val="en-US" w:eastAsia="ru-RU"/>
+        </w:rPr>
+        <w:t>(:,</w:t>
+      </w:r>
+      <w:proofErr w:type="gramEnd"/>
+      <w:r>
+        <w:rPr>
+          <w:rFonts w:ascii="Consolas" w:eastAsia="Times New Roman" w:hAnsi="Consolas" w:cs="Times New Roman"/>
+          <w:sz w:val="20"/>
+          <w:szCs w:val="20"/>
+          <w:lang w:val="en-US" w:eastAsia="ru-RU"/>
+        </w:rPr>
+        <w:t xml:space="preserve">1), </w:t>
       </w:r>
       <w:proofErr w:type="spellStart"/>
       <w:r>
@@ -12274,7 +12934,27 @@
           <w:szCs w:val="20"/>
           <w:lang w:val="en-US" w:eastAsia="ru-RU"/>
         </w:rPr>
-        <w:t xml:space="preserve"> = 1:length(</w:t>
+        <w:t xml:space="preserve"> = </w:t>
+      </w:r>
+      <w:proofErr w:type="gramStart"/>
+      <w:r>
+        <w:rPr>
+          <w:rFonts w:ascii="Consolas" w:eastAsia="Times New Roman" w:hAnsi="Consolas" w:cs="Times New Roman"/>
+          <w:sz w:val="20"/>
+          <w:szCs w:val="20"/>
+          <w:lang w:val="en-US" w:eastAsia="ru-RU"/>
+        </w:rPr>
+        <w:t>1:length</w:t>
+      </w:r>
+      <w:proofErr w:type="gramEnd"/>
+      <w:r>
+        <w:rPr>
+          <w:rFonts w:ascii="Consolas" w:eastAsia="Times New Roman" w:hAnsi="Consolas" w:cs="Times New Roman"/>
+          <w:sz w:val="20"/>
+          <w:szCs w:val="20"/>
+          <w:lang w:val="en-US" w:eastAsia="ru-RU"/>
+        </w:rPr>
+        <w:t>(</w:t>
       </w:r>
       <w:proofErr w:type="spellStart"/>
       <w:r>
@@ -12356,7 +13036,27 @@
           <w:szCs w:val="20"/>
           <w:lang w:val="en-US" w:eastAsia="ru-RU"/>
         </w:rPr>
-        <w:t xml:space="preserve">}(:,1), </w:t>
+        <w:t>}</w:t>
+      </w:r>
+      <w:proofErr w:type="gramStart"/>
+      <w:r>
+        <w:rPr>
+          <w:rFonts w:ascii="Consolas" w:eastAsia="Times New Roman" w:hAnsi="Consolas" w:cs="Times New Roman"/>
+          <w:sz w:val="20"/>
+          <w:szCs w:val="20"/>
+          <w:lang w:val="en-US" w:eastAsia="ru-RU"/>
+        </w:rPr>
+        <w:t>(:,</w:t>
+      </w:r>
+      <w:proofErr w:type="gramEnd"/>
+      <w:r>
+        <w:rPr>
+          <w:rFonts w:ascii="Consolas" w:eastAsia="Times New Roman" w:hAnsi="Consolas" w:cs="Times New Roman"/>
+          <w:sz w:val="20"/>
+          <w:szCs w:val="20"/>
+          <w:lang w:val="en-US" w:eastAsia="ru-RU"/>
+        </w:rPr>
+        <w:t xml:space="preserve">1), </w:t>
       </w:r>
       <w:proofErr w:type="spellStart"/>
       <w:r>
@@ -12481,7 +13181,27 @@
           <w:szCs w:val="20"/>
           <w:lang w:val="en-US" w:eastAsia="ru-RU"/>
         </w:rPr>
-        <w:t xml:space="preserve"> = 1:length(</w:t>
+        <w:t xml:space="preserve"> = </w:t>
+      </w:r>
+      <w:proofErr w:type="gramStart"/>
+      <w:r>
+        <w:rPr>
+          <w:rFonts w:ascii="Consolas" w:eastAsia="Times New Roman" w:hAnsi="Consolas" w:cs="Times New Roman"/>
+          <w:sz w:val="20"/>
+          <w:szCs w:val="20"/>
+          <w:lang w:val="en-US" w:eastAsia="ru-RU"/>
+        </w:rPr>
+        <w:t>1:length</w:t>
+      </w:r>
+      <w:proofErr w:type="gramEnd"/>
+      <w:r>
+        <w:rPr>
+          <w:rFonts w:ascii="Consolas" w:eastAsia="Times New Roman" w:hAnsi="Consolas" w:cs="Times New Roman"/>
+          <w:sz w:val="20"/>
+          <w:szCs w:val="20"/>
+          <w:lang w:val="en-US" w:eastAsia="ru-RU"/>
+        </w:rPr>
+        <w:t>(</w:t>
       </w:r>
       <w:proofErr w:type="spellStart"/>
       <w:r>
@@ -12563,7 +13283,27 @@
           <w:szCs w:val="20"/>
           <w:lang w:val="en-US" w:eastAsia="ru-RU"/>
         </w:rPr>
-        <w:t xml:space="preserve">}(:,1), </w:t>
+        <w:t>}</w:t>
+      </w:r>
+      <w:proofErr w:type="gramStart"/>
+      <w:r>
+        <w:rPr>
+          <w:rFonts w:ascii="Consolas" w:eastAsia="Times New Roman" w:hAnsi="Consolas" w:cs="Times New Roman"/>
+          <w:sz w:val="20"/>
+          <w:szCs w:val="20"/>
+          <w:lang w:val="en-US" w:eastAsia="ru-RU"/>
+        </w:rPr>
+        <w:t>(:,</w:t>
+      </w:r>
+      <w:proofErr w:type="gramEnd"/>
+      <w:r>
+        <w:rPr>
+          <w:rFonts w:ascii="Consolas" w:eastAsia="Times New Roman" w:hAnsi="Consolas" w:cs="Times New Roman"/>
+          <w:sz w:val="20"/>
+          <w:szCs w:val="20"/>
+          <w:lang w:val="en-US" w:eastAsia="ru-RU"/>
+        </w:rPr>
+        <w:t xml:space="preserve">1), </w:t>
       </w:r>
       <w:proofErr w:type="spellStart"/>
       <w:r>
@@ -12681,9 +13421,9 @@
           <w:szCs w:val="20"/>
           <w:lang w:val="en-US" w:eastAsia="ru-RU"/>
         </w:rPr>
-        <w:t xml:space="preserve">% plot(minima, </w:t>
-      </w:r>
-      <w:proofErr w:type="spellStart"/>
+        <w:t xml:space="preserve">% </w:t>
+      </w:r>
+      <w:proofErr w:type="gramStart"/>
       <w:r>
         <w:rPr>
           <w:rFonts w:ascii="Consolas" w:eastAsia="Times New Roman" w:hAnsi="Consolas" w:cs="Times New Roman"/>
@@ -12692,6 +13432,28 @@
           <w:szCs w:val="20"/>
           <w:lang w:val="en-US" w:eastAsia="ru-RU"/>
         </w:rPr>
+        <w:t>plot(</w:t>
+      </w:r>
+      <w:proofErr w:type="gramEnd"/>
+      <w:r>
+        <w:rPr>
+          <w:rFonts w:ascii="Consolas" w:eastAsia="Times New Roman" w:hAnsi="Consolas" w:cs="Times New Roman"/>
+          <w:color w:val="008013"/>
+          <w:sz w:val="20"/>
+          <w:szCs w:val="20"/>
+          <w:lang w:val="en-US" w:eastAsia="ru-RU"/>
+        </w:rPr>
+        <w:t xml:space="preserve">minima, </w:t>
+      </w:r>
+      <w:proofErr w:type="spellStart"/>
+      <w:r>
+        <w:rPr>
+          <w:rFonts w:ascii="Consolas" w:eastAsia="Times New Roman" w:hAnsi="Consolas" w:cs="Times New Roman"/>
+          <w:color w:val="008013"/>
+          <w:sz w:val="20"/>
+          <w:szCs w:val="20"/>
+          <w:lang w:val="en-US" w:eastAsia="ru-RU"/>
+        </w:rPr>
         <w:t>func</w:t>
       </w:r>
       <w:proofErr w:type="spellEnd"/>
@@ -12770,9 +13532,9 @@
           <w:szCs w:val="20"/>
           <w:lang w:val="en-US" w:eastAsia="ru-RU"/>
         </w:rPr>
-        <w:t xml:space="preserve">% plot(maxima, </w:t>
-      </w:r>
-      <w:proofErr w:type="spellStart"/>
+        <w:t xml:space="preserve">% </w:t>
+      </w:r>
+      <w:proofErr w:type="gramStart"/>
       <w:r>
         <w:rPr>
           <w:rFonts w:ascii="Consolas" w:eastAsia="Times New Roman" w:hAnsi="Consolas" w:cs="Times New Roman"/>
@@ -12781,6 +13543,28 @@
           <w:szCs w:val="20"/>
           <w:lang w:val="en-US" w:eastAsia="ru-RU"/>
         </w:rPr>
+        <w:t>plot(</w:t>
+      </w:r>
+      <w:proofErr w:type="gramEnd"/>
+      <w:r>
+        <w:rPr>
+          <w:rFonts w:ascii="Consolas" w:eastAsia="Times New Roman" w:hAnsi="Consolas" w:cs="Times New Roman"/>
+          <w:color w:val="008013"/>
+          <w:sz w:val="20"/>
+          <w:szCs w:val="20"/>
+          <w:lang w:val="en-US" w:eastAsia="ru-RU"/>
+        </w:rPr>
+        <w:t xml:space="preserve">maxima, </w:t>
+      </w:r>
+      <w:proofErr w:type="spellStart"/>
+      <w:r>
+        <w:rPr>
+          <w:rFonts w:ascii="Consolas" w:eastAsia="Times New Roman" w:hAnsi="Consolas" w:cs="Times New Roman"/>
+          <w:color w:val="008013"/>
+          <w:sz w:val="20"/>
+          <w:szCs w:val="20"/>
+          <w:lang w:val="en-US" w:eastAsia="ru-RU"/>
+        </w:rPr>
         <w:t>func</w:t>
       </w:r>
       <w:proofErr w:type="spellEnd"/>
@@ -12997,6 +13781,7 @@
         </w:rPr>
       </w:pPr>
       <w:proofErr w:type="spellStart"/>
+      <w:proofErr w:type="gramStart"/>
       <w:r>
         <w:rPr>
           <w:rFonts w:ascii="Consolas" w:eastAsia="Times New Roman" w:hAnsi="Consolas" w:cs="Times New Roman"/>
@@ -13017,6 +13802,7 @@
         </w:rPr>
         <w:t>(</w:t>
       </w:r>
+      <w:proofErr w:type="gramEnd"/>
       <w:r>
         <w:rPr>
           <w:rFonts w:ascii="Consolas" w:eastAsia="Times New Roman" w:hAnsi="Consolas" w:cs="Times New Roman"/>
@@ -13050,6 +13836,7 @@
         </w:rPr>
       </w:pPr>
       <w:proofErr w:type="spellStart"/>
+      <w:proofErr w:type="gramStart"/>
       <w:r>
         <w:rPr>
           <w:rFonts w:ascii="Consolas" w:eastAsia="Times New Roman" w:hAnsi="Consolas" w:cs="Times New Roman"/>
@@ -13069,6 +13856,7 @@
         </w:rPr>
         <w:t>(</w:t>
       </w:r>
+      <w:proofErr w:type="gramEnd"/>
       <w:r>
         <w:rPr>
           <w:rFonts w:ascii="Consolas" w:eastAsia="Times New Roman" w:hAnsi="Consolas" w:cs="Times New Roman"/>
@@ -13312,7 +14100,17 @@
           <w:szCs w:val="20"/>
           <w:lang w:val="en-US" w:eastAsia="ru-RU"/>
         </w:rPr>
-        <w:t>find_all_extrema</w:t>
+        <w:t>find_all_</w:t>
+      </w:r>
+      <w:proofErr w:type="gramStart"/>
+      <w:r>
+        <w:rPr>
+          <w:rFonts w:ascii="Consolas" w:eastAsia="Times New Roman" w:hAnsi="Consolas" w:cs="Times New Roman"/>
+          <w:sz w:val="20"/>
+          <w:szCs w:val="20"/>
+          <w:lang w:val="en-US" w:eastAsia="ru-RU"/>
+        </w:rPr>
+        <w:t>extrema</w:t>
       </w:r>
       <w:proofErr w:type="spellEnd"/>
       <w:r>
@@ -13325,6 +14123,7 @@
         <w:t>(</w:t>
       </w:r>
       <w:proofErr w:type="spellStart"/>
+      <w:proofErr w:type="gramEnd"/>
       <w:r>
         <w:rPr>
           <w:rFonts w:ascii="Consolas" w:eastAsia="Times New Roman" w:hAnsi="Consolas" w:cs="Times New Roman"/>
@@ -13582,6 +14381,7 @@
         <w:t xml:space="preserve"> = </w:t>
       </w:r>
       <w:proofErr w:type="spellStart"/>
+      <w:proofErr w:type="gramStart"/>
       <w:r>
         <w:rPr>
           <w:rFonts w:ascii="Consolas" w:eastAsia="Times New Roman" w:hAnsi="Consolas" w:cs="Times New Roman"/>
@@ -13599,7 +14399,17 @@
           <w:szCs w:val="20"/>
           <w:lang w:val="en-US" w:eastAsia="ru-RU"/>
         </w:rPr>
-        <w:t xml:space="preserve">(a, b, </w:t>
+        <w:t>(</w:t>
+      </w:r>
+      <w:proofErr w:type="gramEnd"/>
+      <w:r>
+        <w:rPr>
+          <w:rFonts w:ascii="Consolas" w:eastAsia="Times New Roman" w:hAnsi="Consolas" w:cs="Times New Roman"/>
+          <w:sz w:val="20"/>
+          <w:szCs w:val="20"/>
+          <w:lang w:val="en-US" w:eastAsia="ru-RU"/>
+        </w:rPr>
+        <w:t xml:space="preserve">a, b, </w:t>
       </w:r>
       <w:proofErr w:type="spellStart"/>
       <w:r>
@@ -13737,7 +14547,27 @@
           <w:szCs w:val="20"/>
           <w:lang w:val="en-US" w:eastAsia="ru-RU"/>
         </w:rPr>
-        <w:t xml:space="preserve"> = 1:n_intervals</w:t>
+        <w:t xml:space="preserve"> = </w:t>
+      </w:r>
+      <w:proofErr w:type="gramStart"/>
+      <w:r>
+        <w:rPr>
+          <w:rFonts w:ascii="Consolas" w:eastAsia="Times New Roman" w:hAnsi="Consolas" w:cs="Times New Roman"/>
+          <w:sz w:val="20"/>
+          <w:szCs w:val="20"/>
+          <w:lang w:val="en-US" w:eastAsia="ru-RU"/>
+        </w:rPr>
+        <w:t>1:n</w:t>
+      </w:r>
+      <w:proofErr w:type="gramEnd"/>
+      <w:r>
+        <w:rPr>
+          <w:rFonts w:ascii="Consolas" w:eastAsia="Times New Roman" w:hAnsi="Consolas" w:cs="Times New Roman"/>
+          <w:sz w:val="20"/>
+          <w:szCs w:val="20"/>
+          <w:lang w:val="en-US" w:eastAsia="ru-RU"/>
+        </w:rPr>
+        <w:t>_intervals</w:t>
       </w:r>
     </w:p>
     <w:p>
@@ -13789,7 +14619,17 @@
           <w:szCs w:val="20"/>
           <w:lang w:val="en-US" w:eastAsia="ru-RU"/>
         </w:rPr>
-        <w:t>method_func</w:t>
+        <w:t>method_</w:t>
+      </w:r>
+      <w:proofErr w:type="gramStart"/>
+      <w:r>
+        <w:rPr>
+          <w:rFonts w:ascii="Consolas" w:eastAsia="Times New Roman" w:hAnsi="Consolas" w:cs="Times New Roman"/>
+          <w:sz w:val="20"/>
+          <w:szCs w:val="20"/>
+          <w:lang w:val="en-US" w:eastAsia="ru-RU"/>
+        </w:rPr>
+        <w:t>func</w:t>
       </w:r>
       <w:proofErr w:type="spellEnd"/>
       <w:r>
@@ -13802,6 +14642,7 @@
         <w:t>(</w:t>
       </w:r>
       <w:proofErr w:type="spellStart"/>
+      <w:proofErr w:type="gramEnd"/>
       <w:r>
         <w:rPr>
           <w:rFonts w:ascii="Consolas" w:eastAsia="Times New Roman" w:hAnsi="Consolas" w:cs="Times New Roman"/>
@@ -13941,7 +14782,17 @@
           <w:szCs w:val="20"/>
           <w:lang w:val="en-US" w:eastAsia="ru-RU"/>
         </w:rPr>
-        <w:t>is_real_extremum</w:t>
+        <w:t>is_real_</w:t>
+      </w:r>
+      <w:proofErr w:type="gramStart"/>
+      <w:r>
+        <w:rPr>
+          <w:rFonts w:ascii="Consolas" w:eastAsia="Times New Roman" w:hAnsi="Consolas" w:cs="Times New Roman"/>
+          <w:sz w:val="20"/>
+          <w:szCs w:val="20"/>
+          <w:lang w:val="en-US" w:eastAsia="ru-RU"/>
+        </w:rPr>
+        <w:t>extremum</w:t>
       </w:r>
       <w:proofErr w:type="spellEnd"/>
       <w:r>
@@ -13954,6 +14805,7 @@
         <w:t>(</w:t>
       </w:r>
       <w:proofErr w:type="spellStart"/>
+      <w:proofErr w:type="gramEnd"/>
       <w:r>
         <w:rPr>
           <w:rFonts w:ascii="Consolas" w:eastAsia="Times New Roman" w:hAnsi="Consolas" w:cs="Times New Roman"/>
@@ -14146,7 +14998,27 @@
           <w:szCs w:val="20"/>
           <w:lang w:val="en-US" w:eastAsia="ru-RU"/>
         </w:rPr>
-        <w:t>j = 1:length(extrema)</w:t>
+        <w:t xml:space="preserve">j = </w:t>
+      </w:r>
+      <w:proofErr w:type="gramStart"/>
+      <w:r>
+        <w:rPr>
+          <w:rFonts w:ascii="Consolas" w:eastAsia="Times New Roman" w:hAnsi="Consolas" w:cs="Times New Roman"/>
+          <w:sz w:val="20"/>
+          <w:szCs w:val="20"/>
+          <w:lang w:val="en-US" w:eastAsia="ru-RU"/>
+        </w:rPr>
+        <w:t>1:length</w:t>
+      </w:r>
+      <w:proofErr w:type="gramEnd"/>
+      <w:r>
+        <w:rPr>
+          <w:rFonts w:ascii="Consolas" w:eastAsia="Times New Roman" w:hAnsi="Consolas" w:cs="Times New Roman"/>
+          <w:sz w:val="20"/>
+          <w:szCs w:val="20"/>
+          <w:lang w:val="en-US" w:eastAsia="ru-RU"/>
+        </w:rPr>
+        <w:t>(extrema)</w:t>
       </w:r>
     </w:p>
     <w:p>
@@ -14180,6 +15052,7 @@
         </w:rPr>
         <w:t xml:space="preserve">if </w:t>
       </w:r>
+      <w:proofErr w:type="gramStart"/>
       <w:r>
         <w:rPr>
           <w:rFonts w:ascii="Consolas" w:eastAsia="Times New Roman" w:hAnsi="Consolas" w:cs="Times New Roman"/>
@@ -14190,6 +15063,7 @@
         <w:t>abs(</w:t>
       </w:r>
       <w:proofErr w:type="spellStart"/>
+      <w:proofErr w:type="gramEnd"/>
       <w:r>
         <w:rPr>
           <w:rFonts w:ascii="Consolas" w:eastAsia="Times New Roman" w:hAnsi="Consolas" w:cs="Times New Roman"/>
@@ -14720,6 +15594,7 @@
         <w:t xml:space="preserve"> = </w:t>
       </w:r>
       <w:proofErr w:type="spellStart"/>
+      <w:proofErr w:type="gramStart"/>
       <w:r>
         <w:rPr>
           <w:rFonts w:ascii="Consolas" w:eastAsia="Times New Roman" w:hAnsi="Consolas" w:cs="Times New Roman"/>
@@ -14737,7 +15612,17 @@
           <w:szCs w:val="20"/>
           <w:lang w:val="en-US" w:eastAsia="ru-RU"/>
         </w:rPr>
-        <w:t xml:space="preserve">(a, b, </w:t>
+        <w:t>(</w:t>
+      </w:r>
+      <w:proofErr w:type="gramEnd"/>
+      <w:r>
+        <w:rPr>
+          <w:rFonts w:ascii="Consolas" w:eastAsia="Times New Roman" w:hAnsi="Consolas" w:cs="Times New Roman"/>
+          <w:sz w:val="20"/>
+          <w:szCs w:val="20"/>
+          <w:lang w:val="en-US" w:eastAsia="ru-RU"/>
+        </w:rPr>
+        <w:t xml:space="preserve">a, b, </w:t>
       </w:r>
       <w:proofErr w:type="spellStart"/>
       <w:r>
@@ -14875,7 +15760,27 @@
           <w:szCs w:val="20"/>
           <w:lang w:val="en-US" w:eastAsia="ru-RU"/>
         </w:rPr>
-        <w:t xml:space="preserve"> = 1:n_intervals</w:t>
+        <w:t xml:space="preserve"> = </w:t>
+      </w:r>
+      <w:proofErr w:type="gramStart"/>
+      <w:r>
+        <w:rPr>
+          <w:rFonts w:ascii="Consolas" w:eastAsia="Times New Roman" w:hAnsi="Consolas" w:cs="Times New Roman"/>
+          <w:sz w:val="20"/>
+          <w:szCs w:val="20"/>
+          <w:lang w:val="en-US" w:eastAsia="ru-RU"/>
+        </w:rPr>
+        <w:t>1:n</w:t>
+      </w:r>
+      <w:proofErr w:type="gramEnd"/>
+      <w:r>
+        <w:rPr>
+          <w:rFonts w:ascii="Consolas" w:eastAsia="Times New Roman" w:hAnsi="Consolas" w:cs="Times New Roman"/>
+          <w:sz w:val="20"/>
+          <w:szCs w:val="20"/>
+          <w:lang w:val="en-US" w:eastAsia="ru-RU"/>
+        </w:rPr>
+        <w:t>_intervals</w:t>
       </w:r>
     </w:p>
     <w:p>
@@ -14927,7 +15832,17 @@
           <w:szCs w:val="20"/>
           <w:lang w:val="en-US" w:eastAsia="ru-RU"/>
         </w:rPr>
-        <w:t>method_func</w:t>
+        <w:t>method_</w:t>
+      </w:r>
+      <w:proofErr w:type="gramStart"/>
+      <w:r>
+        <w:rPr>
+          <w:rFonts w:ascii="Consolas" w:eastAsia="Times New Roman" w:hAnsi="Consolas" w:cs="Times New Roman"/>
+          <w:sz w:val="20"/>
+          <w:szCs w:val="20"/>
+          <w:lang w:val="en-US" w:eastAsia="ru-RU"/>
+        </w:rPr>
+        <w:t>func</w:t>
       </w:r>
       <w:proofErr w:type="spellEnd"/>
       <w:r>
@@ -14940,6 +15855,7 @@
         <w:t>(</w:t>
       </w:r>
       <w:proofErr w:type="spellStart"/>
+      <w:proofErr w:type="gramEnd"/>
       <w:r>
         <w:rPr>
           <w:rFonts w:ascii="Consolas" w:eastAsia="Times New Roman" w:hAnsi="Consolas" w:cs="Times New Roman"/>
@@ -15079,7 +15995,17 @@
           <w:szCs w:val="20"/>
           <w:lang w:val="en-US" w:eastAsia="ru-RU"/>
         </w:rPr>
-        <w:t>is_real_extremum</w:t>
+        <w:t>is_real_</w:t>
+      </w:r>
+      <w:proofErr w:type="gramStart"/>
+      <w:r>
+        <w:rPr>
+          <w:rFonts w:ascii="Consolas" w:eastAsia="Times New Roman" w:hAnsi="Consolas" w:cs="Times New Roman"/>
+          <w:sz w:val="20"/>
+          <w:szCs w:val="20"/>
+          <w:lang w:val="en-US" w:eastAsia="ru-RU"/>
+        </w:rPr>
+        <w:t>extremum</w:t>
       </w:r>
       <w:proofErr w:type="spellEnd"/>
       <w:r>
@@ -15092,6 +16018,7 @@
         <w:t>(</w:t>
       </w:r>
       <w:proofErr w:type="spellStart"/>
+      <w:proofErr w:type="gramEnd"/>
       <w:r>
         <w:rPr>
           <w:rFonts w:ascii="Consolas" w:eastAsia="Times New Roman" w:hAnsi="Consolas" w:cs="Times New Roman"/>
@@ -15232,7 +16159,27 @@
           <w:szCs w:val="20"/>
           <w:lang w:val="en-US" w:eastAsia="ru-RU"/>
         </w:rPr>
-        <w:t>j = 1:length(extrema)</w:t>
+        <w:t xml:space="preserve">j = </w:t>
+      </w:r>
+      <w:proofErr w:type="gramStart"/>
+      <w:r>
+        <w:rPr>
+          <w:rFonts w:ascii="Consolas" w:eastAsia="Times New Roman" w:hAnsi="Consolas" w:cs="Times New Roman"/>
+          <w:sz w:val="20"/>
+          <w:szCs w:val="20"/>
+          <w:lang w:val="en-US" w:eastAsia="ru-RU"/>
+        </w:rPr>
+        <w:t>1:length</w:t>
+      </w:r>
+      <w:proofErr w:type="gramEnd"/>
+      <w:r>
+        <w:rPr>
+          <w:rFonts w:ascii="Consolas" w:eastAsia="Times New Roman" w:hAnsi="Consolas" w:cs="Times New Roman"/>
+          <w:sz w:val="20"/>
+          <w:szCs w:val="20"/>
+          <w:lang w:val="en-US" w:eastAsia="ru-RU"/>
+        </w:rPr>
+        <w:t>(extrema)</w:t>
       </w:r>
     </w:p>
     <w:p>
@@ -15266,6 +16213,7 @@
         </w:rPr>
         <w:t xml:space="preserve">if </w:t>
       </w:r>
+      <w:proofErr w:type="gramStart"/>
       <w:r>
         <w:rPr>
           <w:rFonts w:ascii="Consolas" w:eastAsia="Times New Roman" w:hAnsi="Consolas" w:cs="Times New Roman"/>
@@ -15276,6 +16224,7 @@
         <w:t>abs(</w:t>
       </w:r>
       <w:proofErr w:type="spellStart"/>
+      <w:proofErr w:type="gramEnd"/>
       <w:r>
         <w:rPr>
           <w:rFonts w:ascii="Consolas" w:eastAsia="Times New Roman" w:hAnsi="Consolas" w:cs="Times New Roman"/>
@@ -15753,17 +16702,37 @@
           <w:szCs w:val="20"/>
           <w:lang w:val="en-US" w:eastAsia="ru-RU"/>
         </w:rPr>
-        <w:t>is_real_extremum</w:t>
-      </w:r>
-      <w:proofErr w:type="spellEnd"/>
-      <w:r>
-        <w:rPr>
-          <w:rFonts w:ascii="Consolas" w:eastAsia="Times New Roman" w:hAnsi="Consolas" w:cs="Times New Roman"/>
-          <w:sz w:val="20"/>
-          <w:szCs w:val="20"/>
-          <w:lang w:val="en-US" w:eastAsia="ru-RU"/>
-        </w:rPr>
-        <w:t xml:space="preserve">(f, x, </w:t>
+        <w:t>is_real_</w:t>
+      </w:r>
+      <w:proofErr w:type="gramStart"/>
+      <w:r>
+        <w:rPr>
+          <w:rFonts w:ascii="Consolas" w:eastAsia="Times New Roman" w:hAnsi="Consolas" w:cs="Times New Roman"/>
+          <w:sz w:val="20"/>
+          <w:szCs w:val="20"/>
+          <w:lang w:val="en-US" w:eastAsia="ru-RU"/>
+        </w:rPr>
+        <w:t>extremum</w:t>
+      </w:r>
+      <w:proofErr w:type="spellEnd"/>
+      <w:r>
+        <w:rPr>
+          <w:rFonts w:ascii="Consolas" w:eastAsia="Times New Roman" w:hAnsi="Consolas" w:cs="Times New Roman"/>
+          <w:sz w:val="20"/>
+          <w:szCs w:val="20"/>
+          <w:lang w:val="en-US" w:eastAsia="ru-RU"/>
+        </w:rPr>
+        <w:t>(</w:t>
+      </w:r>
+      <w:proofErr w:type="gramEnd"/>
+      <w:r>
+        <w:rPr>
+          <w:rFonts w:ascii="Consolas" w:eastAsia="Times New Roman" w:hAnsi="Consolas" w:cs="Times New Roman"/>
+          <w:sz w:val="20"/>
+          <w:szCs w:val="20"/>
+          <w:lang w:val="en-US" w:eastAsia="ru-RU"/>
+        </w:rPr>
+        <w:t xml:space="preserve">f, x, </w:t>
       </w:r>
       <w:proofErr w:type="spellStart"/>
       <w:r>
@@ -16241,7 +17210,17 @@
           <w:szCs w:val="20"/>
           <w:lang w:val="en-US" w:eastAsia="ru-RU"/>
         </w:rPr>
-        <w:t>gold_sec</w:t>
+        <w:t>gold_</w:t>
+      </w:r>
+      <w:proofErr w:type="gramStart"/>
+      <w:r>
+        <w:rPr>
+          <w:rFonts w:ascii="Consolas" w:eastAsia="Times New Roman" w:hAnsi="Consolas" w:cs="Times New Roman"/>
+          <w:sz w:val="20"/>
+          <w:szCs w:val="20"/>
+          <w:lang w:val="en-US" w:eastAsia="ru-RU"/>
+        </w:rPr>
+        <w:t>sec</w:t>
       </w:r>
       <w:proofErr w:type="spellEnd"/>
       <w:r>
@@ -16254,6 +17233,7 @@
         <w:t>(</w:t>
       </w:r>
       <w:proofErr w:type="spellStart"/>
+      <w:proofErr w:type="gramEnd"/>
       <w:r>
         <w:rPr>
           <w:rFonts w:ascii="Consolas" w:eastAsia="Times New Roman" w:hAnsi="Consolas" w:cs="Times New Roman"/>
@@ -16777,6 +17757,7 @@
         <w:t xml:space="preserve">if </w:t>
       </w:r>
       <w:proofErr w:type="spellStart"/>
+      <w:proofErr w:type="gramStart"/>
       <w:r>
         <w:rPr>
           <w:rFonts w:ascii="Consolas" w:eastAsia="Times New Roman" w:hAnsi="Consolas" w:cs="Times New Roman"/>
@@ -16794,7 +17775,17 @@
           <w:szCs w:val="20"/>
           <w:lang w:val="en-US" w:eastAsia="ru-RU"/>
         </w:rPr>
-        <w:t xml:space="preserve">(f1 &gt; f2, </w:t>
+        <w:t>(</w:t>
+      </w:r>
+      <w:proofErr w:type="gramEnd"/>
+      <w:r>
+        <w:rPr>
+          <w:rFonts w:ascii="Consolas" w:eastAsia="Times New Roman" w:hAnsi="Consolas" w:cs="Times New Roman"/>
+          <w:sz w:val="20"/>
+          <w:szCs w:val="20"/>
+          <w:lang w:val="en-US" w:eastAsia="ru-RU"/>
+        </w:rPr>
+        <w:t xml:space="preserve">f1 &gt; f2, </w:t>
       </w:r>
       <w:proofErr w:type="spellStart"/>
       <w:r>
@@ -17426,7 +18417,17 @@
           <w:szCs w:val="20"/>
           <w:lang w:val="en-US" w:eastAsia="ru-RU"/>
         </w:rPr>
-        <w:t>parabolic_method</w:t>
+        <w:t>parabolic_</w:t>
+      </w:r>
+      <w:proofErr w:type="gramStart"/>
+      <w:r>
+        <w:rPr>
+          <w:rFonts w:ascii="Consolas" w:eastAsia="Times New Roman" w:hAnsi="Consolas" w:cs="Times New Roman"/>
+          <w:sz w:val="20"/>
+          <w:szCs w:val="20"/>
+          <w:lang w:val="en-US" w:eastAsia="ru-RU"/>
+        </w:rPr>
+        <w:t>method</w:t>
       </w:r>
       <w:proofErr w:type="spellEnd"/>
       <w:r>
@@ -17439,6 +18440,7 @@
         <w:t>(</w:t>
       </w:r>
       <w:proofErr w:type="spellStart"/>
+      <w:proofErr w:type="gramEnd"/>
       <w:r>
         <w:rPr>
           <w:rFonts w:ascii="Consolas" w:eastAsia="Times New Roman" w:hAnsi="Consolas" w:cs="Times New Roman"/>
@@ -17803,29 +18805,69 @@
           <w:szCs w:val="20"/>
           <w:lang w:val="en-US" w:eastAsia="ru-RU"/>
         </w:rPr>
-        <w:t xml:space="preserve">        numerator = (x2 - x1)^2 * (f2 - f3) - (x2 - x3)^2 * (f2 - f1);</w:t>
-      </w:r>
-    </w:p>
-    <w:p>
-      <w:pPr>
-        <w:spacing w:after="0" w:line="240" w:lineRule="auto"/>
-        <w:ind w:firstLine="0"/>
-        <w:jc w:val="left"/>
-        <w:rPr>
-          <w:rFonts w:ascii="Consolas" w:eastAsia="Times New Roman" w:hAnsi="Consolas" w:cs="Times New Roman"/>
-          <w:sz w:val="20"/>
-          <w:szCs w:val="20"/>
-          <w:lang w:val="en-US" w:eastAsia="ru-RU"/>
-        </w:rPr>
-      </w:pPr>
-      <w:r>
-        <w:rPr>
-          <w:rFonts w:ascii="Consolas" w:eastAsia="Times New Roman" w:hAnsi="Consolas" w:cs="Times New Roman"/>
-          <w:sz w:val="20"/>
-          <w:szCs w:val="20"/>
-          <w:lang w:val="en-US" w:eastAsia="ru-RU"/>
-        </w:rPr>
-        <w:t xml:space="preserve">        denominator = 2 * ((x2 - x1)*(f2 - f3) - (x2 - x3)*(f2 - f1));</w:t>
+        <w:t xml:space="preserve">        numerator = (x2 - x</w:t>
+      </w:r>
+      <w:proofErr w:type="gramStart"/>
+      <w:r>
+        <w:rPr>
+          <w:rFonts w:ascii="Consolas" w:eastAsia="Times New Roman" w:hAnsi="Consolas" w:cs="Times New Roman"/>
+          <w:sz w:val="20"/>
+          <w:szCs w:val="20"/>
+          <w:lang w:val="en-US" w:eastAsia="ru-RU"/>
+        </w:rPr>
+        <w:t>1)^</w:t>
+      </w:r>
+      <w:proofErr w:type="gramEnd"/>
+      <w:r>
+        <w:rPr>
+          <w:rFonts w:ascii="Consolas" w:eastAsia="Times New Roman" w:hAnsi="Consolas" w:cs="Times New Roman"/>
+          <w:sz w:val="20"/>
+          <w:szCs w:val="20"/>
+          <w:lang w:val="en-US" w:eastAsia="ru-RU"/>
+        </w:rPr>
+        <w:t>2 * (f2 - f3) - (x2 - x3)^2 * (f2 - f1);</w:t>
+      </w:r>
+    </w:p>
+    <w:p>
+      <w:pPr>
+        <w:spacing w:after="0" w:line="240" w:lineRule="auto"/>
+        <w:ind w:firstLine="0"/>
+        <w:jc w:val="left"/>
+        <w:rPr>
+          <w:rFonts w:ascii="Consolas" w:eastAsia="Times New Roman" w:hAnsi="Consolas" w:cs="Times New Roman"/>
+          <w:sz w:val="20"/>
+          <w:szCs w:val="20"/>
+          <w:lang w:val="en-US" w:eastAsia="ru-RU"/>
+        </w:rPr>
+      </w:pPr>
+      <w:r>
+        <w:rPr>
+          <w:rFonts w:ascii="Consolas" w:eastAsia="Times New Roman" w:hAnsi="Consolas" w:cs="Times New Roman"/>
+          <w:sz w:val="20"/>
+          <w:szCs w:val="20"/>
+          <w:lang w:val="en-US" w:eastAsia="ru-RU"/>
+        </w:rPr>
+        <w:t xml:space="preserve">        denominator = 2 * ((x2 - x</w:t>
+      </w:r>
+      <w:proofErr w:type="gramStart"/>
+      <w:r>
+        <w:rPr>
+          <w:rFonts w:ascii="Consolas" w:eastAsia="Times New Roman" w:hAnsi="Consolas" w:cs="Times New Roman"/>
+          <w:sz w:val="20"/>
+          <w:szCs w:val="20"/>
+          <w:lang w:val="en-US" w:eastAsia="ru-RU"/>
+        </w:rPr>
+        <w:t>1)*</w:t>
+      </w:r>
+      <w:proofErr w:type="gramEnd"/>
+      <w:r>
+        <w:rPr>
+          <w:rFonts w:ascii="Consolas" w:eastAsia="Times New Roman" w:hAnsi="Consolas" w:cs="Times New Roman"/>
+          <w:sz w:val="20"/>
+          <w:szCs w:val="20"/>
+          <w:lang w:val="en-US" w:eastAsia="ru-RU"/>
+        </w:rPr>
+        <w:t>(f2 - f3) - (x2 - x3)*(f2 - f1));</w:t>
       </w:r>
     </w:p>
     <w:p>
@@ -18172,6 +19214,7 @@
         <w:t xml:space="preserve">if </w:t>
       </w:r>
       <w:proofErr w:type="spellStart"/>
+      <w:proofErr w:type="gramStart"/>
       <w:r>
         <w:rPr>
           <w:rFonts w:ascii="Consolas" w:eastAsia="Times New Roman" w:hAnsi="Consolas" w:cs="Times New Roman"/>
@@ -18192,6 +19235,7 @@
         <w:t>(</w:t>
       </w:r>
       <w:proofErr w:type="spellStart"/>
+      <w:proofErr w:type="gramEnd"/>
       <w:r>
         <w:rPr>
           <w:rFonts w:ascii="Consolas" w:eastAsia="Times New Roman" w:hAnsi="Consolas" w:cs="Times New Roman"/>
@@ -18637,14 +19681,25 @@
         </w:rPr>
         <w:t xml:space="preserve">if </w:t>
       </w:r>
-      <w:r>
-        <w:rPr>
-          <w:rFonts w:ascii="Consolas" w:eastAsia="Times New Roman" w:hAnsi="Consolas" w:cs="Times New Roman"/>
-          <w:sz w:val="20"/>
-          <w:szCs w:val="20"/>
-          <w:lang w:val="en-US" w:eastAsia="ru-RU"/>
-        </w:rPr>
-        <w:t>abs(x3 - x1) &lt; eps</w:t>
+      <w:proofErr w:type="gramStart"/>
+      <w:r>
+        <w:rPr>
+          <w:rFonts w:ascii="Consolas" w:eastAsia="Times New Roman" w:hAnsi="Consolas" w:cs="Times New Roman"/>
+          <w:sz w:val="20"/>
+          <w:szCs w:val="20"/>
+          <w:lang w:val="en-US" w:eastAsia="ru-RU"/>
+        </w:rPr>
+        <w:t>abs(</w:t>
+      </w:r>
+      <w:proofErr w:type="gramEnd"/>
+      <w:r>
+        <w:rPr>
+          <w:rFonts w:ascii="Consolas" w:eastAsia="Times New Roman" w:hAnsi="Consolas" w:cs="Times New Roman"/>
+          <w:sz w:val="20"/>
+          <w:szCs w:val="20"/>
+          <w:lang w:val="en-US" w:eastAsia="ru-RU"/>
+        </w:rPr>
+        <w:t>x3 - x1) &lt; eps</w:t>
       </w:r>
     </w:p>
     <w:p>
@@ -18862,7 +19917,17 @@
           <w:szCs w:val="20"/>
           <w:lang w:val="en-US" w:eastAsia="ru-RU"/>
         </w:rPr>
-        <w:t>newton_method</w:t>
+        <w:t>newton_</w:t>
+      </w:r>
+      <w:proofErr w:type="gramStart"/>
+      <w:r>
+        <w:rPr>
+          <w:rFonts w:ascii="Consolas" w:eastAsia="Times New Roman" w:hAnsi="Consolas" w:cs="Times New Roman"/>
+          <w:sz w:val="20"/>
+          <w:szCs w:val="20"/>
+          <w:lang w:val="en-US" w:eastAsia="ru-RU"/>
+        </w:rPr>
+        <w:t>method</w:t>
       </w:r>
       <w:proofErr w:type="spellEnd"/>
       <w:r>
@@ -18875,6 +19940,7 @@
         <w:t>(</w:t>
       </w:r>
       <w:proofErr w:type="spellStart"/>
+      <w:proofErr w:type="gramEnd"/>
       <w:r>
         <w:rPr>
           <w:rFonts w:ascii="Consolas" w:eastAsia="Times New Roman" w:hAnsi="Consolas" w:cs="Times New Roman"/>
@@ -19116,7 +20182,7 @@
           <w:rFonts w:ascii="Consolas" w:eastAsia="Times New Roman" w:hAnsi="Consolas" w:cs="Times New Roman"/>
           <w:sz w:val="20"/>
           <w:szCs w:val="20"/>
-          <w:lang w:eastAsia="ru-RU"/>
+          <w:lang w:val="en-US" w:eastAsia="ru-RU"/>
         </w:rPr>
       </w:pPr>
       <w:r>
@@ -19133,7 +20199,7 @@
           <w:rFonts w:ascii="Consolas" w:eastAsia="Times New Roman" w:hAnsi="Consolas" w:cs="Times New Roman"/>
           <w:sz w:val="20"/>
           <w:szCs w:val="20"/>
-          <w:lang w:eastAsia="ru-RU"/>
+          <w:lang w:val="en-US" w:eastAsia="ru-RU"/>
         </w:rPr>
         <w:t>d2fx = d2f(x);</w:t>
       </w:r>
@@ -19147,28 +20213,28 @@
           <w:rFonts w:ascii="Consolas" w:eastAsia="Times New Roman" w:hAnsi="Consolas" w:cs="Times New Roman"/>
           <w:sz w:val="20"/>
           <w:szCs w:val="20"/>
-          <w:lang w:eastAsia="ru-RU"/>
-        </w:rPr>
-      </w:pPr>
-    </w:p>
-    <w:p>
-      <w:pPr>
-        <w:spacing w:after="0" w:line="240" w:lineRule="auto"/>
-        <w:ind w:firstLine="0"/>
-        <w:jc w:val="left"/>
-        <w:rPr>
-          <w:rFonts w:ascii="Consolas" w:eastAsia="Times New Roman" w:hAnsi="Consolas" w:cs="Times New Roman"/>
-          <w:sz w:val="20"/>
-          <w:szCs w:val="20"/>
-          <w:lang w:val="en-US" w:eastAsia="ru-RU"/>
-        </w:rPr>
-      </w:pPr>
-      <w:r>
-        <w:rPr>
-          <w:rFonts w:ascii="Consolas" w:eastAsia="Times New Roman" w:hAnsi="Consolas" w:cs="Times New Roman"/>
-          <w:sz w:val="20"/>
-          <w:szCs w:val="20"/>
-          <w:lang w:eastAsia="ru-RU"/>
+          <w:lang w:val="en-US" w:eastAsia="ru-RU"/>
+        </w:rPr>
+      </w:pPr>
+    </w:p>
+    <w:p>
+      <w:pPr>
+        <w:spacing w:after="0" w:line="240" w:lineRule="auto"/>
+        <w:ind w:firstLine="0"/>
+        <w:jc w:val="left"/>
+        <w:rPr>
+          <w:rFonts w:ascii="Consolas" w:eastAsia="Times New Roman" w:hAnsi="Consolas" w:cs="Times New Roman"/>
+          <w:sz w:val="20"/>
+          <w:szCs w:val="20"/>
+          <w:lang w:val="en-US" w:eastAsia="ru-RU"/>
+        </w:rPr>
+      </w:pPr>
+      <w:r>
+        <w:rPr>
+          <w:rFonts w:ascii="Consolas" w:eastAsia="Times New Roman" w:hAnsi="Consolas" w:cs="Times New Roman"/>
+          <w:sz w:val="20"/>
+          <w:szCs w:val="20"/>
+          <w:lang w:val="en-US" w:eastAsia="ru-RU"/>
         </w:rPr>
         <w:t xml:space="preserve">        </w:t>
       </w:r>
@@ -19595,6 +20661,7 @@
         </w:rPr>
         <w:t xml:space="preserve">if </w:t>
       </w:r>
+      <w:proofErr w:type="gramStart"/>
       <w:r>
         <w:rPr>
           <w:rFonts w:ascii="Consolas" w:eastAsia="Times New Roman" w:hAnsi="Consolas" w:cs="Times New Roman"/>
@@ -19605,6 +20672,7 @@
         <w:t>abs(</w:t>
       </w:r>
       <w:proofErr w:type="spellStart"/>
+      <w:proofErr w:type="gramEnd"/>
       <w:r>
         <w:rPr>
           <w:rFonts w:ascii="Consolas" w:eastAsia="Times New Roman" w:hAnsi="Consolas" w:cs="Times New Roman"/>
@@ -19879,6 +20947,7 @@
         </w:rPr>
         <w:t xml:space="preserve">if </w:t>
       </w:r>
+      <w:proofErr w:type="gramStart"/>
       <w:r>
         <w:rPr>
           <w:rFonts w:ascii="Consolas" w:eastAsia="Times New Roman" w:hAnsi="Consolas" w:cs="Times New Roman"/>
@@ -19889,6 +20958,7 @@
         <w:t>abs(</w:t>
       </w:r>
       <w:proofErr w:type="spellStart"/>
+      <w:proofErr w:type="gramEnd"/>
       <w:r>
         <w:rPr>
           <w:rFonts w:ascii="Consolas" w:eastAsia="Times New Roman" w:hAnsi="Consolas" w:cs="Times New Roman"/>
@@ -19999,7 +21069,7 @@
           <w:rFonts w:ascii="Consolas" w:eastAsia="Times New Roman" w:hAnsi="Consolas" w:cs="Times New Roman"/>
           <w:sz w:val="20"/>
           <w:szCs w:val="20"/>
-          <w:lang w:eastAsia="ru-RU"/>
+          <w:lang w:val="en-US" w:eastAsia="ru-RU"/>
         </w:rPr>
       </w:pPr>
       <w:r>
@@ -20011,79 +21081,66 @@
         </w:rPr>
         <w:t xml:space="preserve">                </w:t>
       </w:r>
-      <w:proofErr w:type="spellStart"/>
-      <w:r>
-        <w:rPr>
-          <w:rFonts w:ascii="Consolas" w:eastAsia="Times New Roman" w:hAnsi="Consolas" w:cs="Times New Roman"/>
-          <w:sz w:val="20"/>
-          <w:szCs w:val="20"/>
-          <w:lang w:eastAsia="ru-RU"/>
-        </w:rPr>
-        <w:t>optimum</w:t>
-      </w:r>
-      <w:proofErr w:type="spellEnd"/>
-      <w:r>
-        <w:rPr>
-          <w:rFonts w:ascii="Consolas" w:eastAsia="Times New Roman" w:hAnsi="Consolas" w:cs="Times New Roman"/>
-          <w:sz w:val="20"/>
-          <w:szCs w:val="20"/>
-          <w:lang w:eastAsia="ru-RU"/>
-        </w:rPr>
-        <w:t xml:space="preserve"> = x_new;</w:t>
-      </w:r>
-    </w:p>
-    <w:p>
-      <w:pPr>
-        <w:spacing w:after="0" w:line="240" w:lineRule="auto"/>
-        <w:ind w:firstLine="0"/>
-        <w:jc w:val="left"/>
-        <w:rPr>
-          <w:rFonts w:ascii="Consolas" w:eastAsia="Times New Roman" w:hAnsi="Consolas" w:cs="Times New Roman"/>
-          <w:sz w:val="20"/>
-          <w:szCs w:val="20"/>
-          <w:lang w:eastAsia="ru-RU"/>
-        </w:rPr>
-      </w:pPr>
-      <w:r>
-        <w:rPr>
-          <w:rFonts w:ascii="Consolas" w:eastAsia="Times New Roman" w:hAnsi="Consolas" w:cs="Times New Roman"/>
-          <w:sz w:val="20"/>
-          <w:szCs w:val="20"/>
-          <w:lang w:eastAsia="ru-RU"/>
+      <w:r>
+        <w:rPr>
+          <w:rFonts w:ascii="Consolas" w:eastAsia="Times New Roman" w:hAnsi="Consolas" w:cs="Times New Roman"/>
+          <w:sz w:val="20"/>
+          <w:szCs w:val="20"/>
+          <w:lang w:val="en-US" w:eastAsia="ru-RU"/>
+        </w:rPr>
+        <w:t>optimum = x_new;</w:t>
+      </w:r>
+    </w:p>
+    <w:p>
+      <w:pPr>
+        <w:spacing w:after="0" w:line="240" w:lineRule="auto"/>
+        <w:ind w:firstLine="0"/>
+        <w:jc w:val="left"/>
+        <w:rPr>
+          <w:rFonts w:ascii="Consolas" w:eastAsia="Times New Roman" w:hAnsi="Consolas" w:cs="Times New Roman"/>
+          <w:sz w:val="20"/>
+          <w:szCs w:val="20"/>
+          <w:lang w:val="en-US" w:eastAsia="ru-RU"/>
+        </w:rPr>
+      </w:pPr>
+      <w:r>
+        <w:rPr>
+          <w:rFonts w:ascii="Consolas" w:eastAsia="Times New Roman" w:hAnsi="Consolas" w:cs="Times New Roman"/>
+          <w:sz w:val="20"/>
+          <w:szCs w:val="20"/>
+          <w:lang w:val="en-US" w:eastAsia="ru-RU"/>
         </w:rPr>
         <w:t xml:space="preserve">            </w:t>
       </w:r>
-      <w:proofErr w:type="spellStart"/>
       <w:r>
         <w:rPr>
           <w:rFonts w:ascii="Consolas" w:eastAsia="Times New Roman" w:hAnsi="Consolas" w:cs="Times New Roman"/>
           <w:color w:val="0E00FF"/>
           <w:sz w:val="20"/>
           <w:szCs w:val="20"/>
-          <w:lang w:eastAsia="ru-RU"/>
+          <w:lang w:val="en-US" w:eastAsia="ru-RU"/>
         </w:rPr>
         <w:t>else</w:t>
       </w:r>
-      <w:proofErr w:type="spellEnd"/>
-    </w:p>
-    <w:p>
-      <w:pPr>
-        <w:spacing w:after="0" w:line="240" w:lineRule="auto"/>
-        <w:ind w:firstLine="0"/>
-        <w:jc w:val="left"/>
-        <w:rPr>
-          <w:rFonts w:ascii="Consolas" w:eastAsia="Times New Roman" w:hAnsi="Consolas" w:cs="Times New Roman"/>
-          <w:sz w:val="20"/>
-          <w:szCs w:val="20"/>
-          <w:lang w:val="en-US" w:eastAsia="ru-RU"/>
-        </w:rPr>
-      </w:pPr>
-      <w:r>
-        <w:rPr>
-          <w:rFonts w:ascii="Consolas" w:eastAsia="Times New Roman" w:hAnsi="Consolas" w:cs="Times New Roman"/>
-          <w:sz w:val="20"/>
-          <w:szCs w:val="20"/>
-          <w:lang w:eastAsia="ru-RU"/>
+    </w:p>
+    <w:p>
+      <w:pPr>
+        <w:spacing w:after="0" w:line="240" w:lineRule="auto"/>
+        <w:ind w:firstLine="0"/>
+        <w:jc w:val="left"/>
+        <w:rPr>
+          <w:rFonts w:ascii="Consolas" w:eastAsia="Times New Roman" w:hAnsi="Consolas" w:cs="Times New Roman"/>
+          <w:sz w:val="20"/>
+          <w:szCs w:val="20"/>
+          <w:lang w:val="en-US" w:eastAsia="ru-RU"/>
+        </w:rPr>
+      </w:pPr>
+      <w:r>
+        <w:rPr>
+          <w:rFonts w:ascii="Consolas" w:eastAsia="Times New Roman" w:hAnsi="Consolas" w:cs="Times New Roman"/>
+          <w:sz w:val="20"/>
+          <w:szCs w:val="20"/>
+          <w:lang w:val="en-US" w:eastAsia="ru-RU"/>
         </w:rPr>
         <w:t xml:space="preserve">                </w:t>
       </w:r>
@@ -21029,34 +22086,7 @@
           <w:lang w:val="en-US"/>
         </w:rPr>
         <w:lastRenderedPageBreak/>
-        <w:t>m</w:t>
-      </w:r>
-      <w:r>
-        <w:rPr>
-          <w:b/>
-          <w:bCs/>
-          <w:szCs w:val="28"/>
-          <w:lang w:val="en-US"/>
-        </w:rPr>
-        <w:t>ain</w:t>
-      </w:r>
-      <w:r>
-        <w:rPr>
-          <w:b/>
-          <w:bCs/>
-          <w:szCs w:val="28"/>
-          <w:lang w:val="en-US"/>
-        </w:rPr>
-        <w:t>_2</w:t>
-      </w:r>
-      <w:r>
-        <w:rPr>
-          <w:b/>
-          <w:bCs/>
-          <w:szCs w:val="28"/>
-          <w:lang w:val="en-US"/>
-        </w:rPr>
-        <w:t>.m</w:t>
+        <w:t>main_2.m</w:t>
       </w:r>
     </w:p>
     <w:p>
@@ -21163,7 +22193,27 @@
           <w:szCs w:val="20"/>
           <w:lang w:val="en-US" w:eastAsia="ru-RU"/>
         </w:rPr>
-        <w:t>f = exp(-(x^2 + y^2)/8) * (sin(x)^2 + cos(y)^2);</w:t>
+        <w:t xml:space="preserve">f = </w:t>
+      </w:r>
+      <w:proofErr w:type="gramStart"/>
+      <w:r>
+        <w:rPr>
+          <w:rFonts w:ascii="Consolas" w:eastAsia="Times New Roman" w:hAnsi="Consolas" w:cs="Times New Roman"/>
+          <w:sz w:val="20"/>
+          <w:szCs w:val="20"/>
+          <w:lang w:val="en-US" w:eastAsia="ru-RU"/>
+        </w:rPr>
+        <w:t>exp(</w:t>
+      </w:r>
+      <w:proofErr w:type="gramEnd"/>
+      <w:r>
+        <w:rPr>
+          <w:rFonts w:ascii="Consolas" w:eastAsia="Times New Roman" w:hAnsi="Consolas" w:cs="Times New Roman"/>
+          <w:sz w:val="20"/>
+          <w:szCs w:val="20"/>
+          <w:lang w:val="en-US" w:eastAsia="ru-RU"/>
+        </w:rPr>
+        <w:t>-(x^2 + y^2)/8) * (sin(x)^2 + cos(y)^2);</w:t>
       </w:r>
     </w:p>
     <w:p>
@@ -21235,6 +22285,7 @@
         <w:t xml:space="preserve"> = </w:t>
       </w:r>
       <w:proofErr w:type="spellStart"/>
+      <w:proofErr w:type="gramStart"/>
       <w:r>
         <w:rPr>
           <w:rFonts w:ascii="Consolas" w:eastAsia="Times New Roman" w:hAnsi="Consolas" w:cs="Times New Roman"/>
@@ -21252,7 +22303,17 @@
           <w:szCs w:val="20"/>
           <w:lang w:eastAsia="ru-RU"/>
         </w:rPr>
-        <w:t>(f, x);</w:t>
+        <w:t>(</w:t>
+      </w:r>
+      <w:proofErr w:type="gramEnd"/>
+      <w:r>
+        <w:rPr>
+          <w:rFonts w:ascii="Consolas" w:eastAsia="Times New Roman" w:hAnsi="Consolas" w:cs="Times New Roman"/>
+          <w:sz w:val="20"/>
+          <w:szCs w:val="20"/>
+          <w:lang w:eastAsia="ru-RU"/>
+        </w:rPr>
+        <w:t>f, x);</w:t>
       </w:r>
     </w:p>
     <w:p>
@@ -21285,7 +22346,27 @@
           <w:szCs w:val="20"/>
           <w:lang w:val="en-US" w:eastAsia="ru-RU"/>
         </w:rPr>
-        <w:t xml:space="preserve"> = diff(f, y);</w:t>
+        <w:t xml:space="preserve"> = </w:t>
+      </w:r>
+      <w:proofErr w:type="gramStart"/>
+      <w:r>
+        <w:rPr>
+          <w:rFonts w:ascii="Consolas" w:eastAsia="Times New Roman" w:hAnsi="Consolas" w:cs="Times New Roman"/>
+          <w:sz w:val="20"/>
+          <w:szCs w:val="20"/>
+          <w:lang w:val="en-US" w:eastAsia="ru-RU"/>
+        </w:rPr>
+        <w:t>diff(</w:t>
+      </w:r>
+      <w:proofErr w:type="gramEnd"/>
+      <w:r>
+        <w:rPr>
+          <w:rFonts w:ascii="Consolas" w:eastAsia="Times New Roman" w:hAnsi="Consolas" w:cs="Times New Roman"/>
+          <w:sz w:val="20"/>
+          <w:szCs w:val="20"/>
+          <w:lang w:val="en-US" w:eastAsia="ru-RU"/>
+        </w:rPr>
+        <w:t>f, y);</w:t>
       </w:r>
     </w:p>
     <w:p>
@@ -21558,6 +22639,7 @@
         <w:t xml:space="preserve">x = </w:t>
       </w:r>
       <w:proofErr w:type="spellStart"/>
+      <w:proofErr w:type="gramStart"/>
       <w:r>
         <w:rPr>
           <w:rFonts w:ascii="Consolas" w:eastAsia="Times New Roman" w:hAnsi="Consolas" w:cs="Times New Roman"/>
@@ -21575,31 +22657,42 @@
           <w:szCs w:val="20"/>
           <w:lang w:eastAsia="ru-RU"/>
         </w:rPr>
-        <w:t>() * 12 - 6;</w:t>
-      </w:r>
-    </w:p>
-    <w:p>
-      <w:pPr>
-        <w:spacing w:after="0" w:line="240" w:lineRule="auto"/>
-        <w:ind w:firstLine="0"/>
-        <w:jc w:val="left"/>
+        <w:t>(</w:t>
+      </w:r>
+      <w:proofErr w:type="gramEnd"/>
+      <w:r>
         <w:rPr>
           <w:rFonts w:ascii="Consolas" w:eastAsia="Times New Roman" w:hAnsi="Consolas" w:cs="Times New Roman"/>
           <w:sz w:val="20"/>
           <w:szCs w:val="20"/>
           <w:lang w:eastAsia="ru-RU"/>
         </w:rPr>
-      </w:pPr>
-      <w:r>
+        <w:t>) * 12 - 6;</w:t>
+      </w:r>
+    </w:p>
+    <w:p>
+      <w:pPr>
+        <w:spacing w:after="0" w:line="240" w:lineRule="auto"/>
+        <w:ind w:firstLine="0"/>
+        <w:jc w:val="left"/>
         <w:rPr>
           <w:rFonts w:ascii="Consolas" w:eastAsia="Times New Roman" w:hAnsi="Consolas" w:cs="Times New Roman"/>
           <w:sz w:val="20"/>
           <w:szCs w:val="20"/>
           <w:lang w:eastAsia="ru-RU"/>
         </w:rPr>
+      </w:pPr>
+      <w:r>
+        <w:rPr>
+          <w:rFonts w:ascii="Consolas" w:eastAsia="Times New Roman" w:hAnsi="Consolas" w:cs="Times New Roman"/>
+          <w:sz w:val="20"/>
+          <w:szCs w:val="20"/>
+          <w:lang w:eastAsia="ru-RU"/>
+        </w:rPr>
         <w:t xml:space="preserve">y = </w:t>
       </w:r>
       <w:proofErr w:type="spellStart"/>
+      <w:proofErr w:type="gramStart"/>
       <w:r>
         <w:rPr>
           <w:rFonts w:ascii="Consolas" w:eastAsia="Times New Roman" w:hAnsi="Consolas" w:cs="Times New Roman"/>
@@ -21617,29 +22710,39 @@
           <w:szCs w:val="20"/>
           <w:lang w:eastAsia="ru-RU"/>
         </w:rPr>
-        <w:t>() * 12 - 6;</w:t>
-      </w:r>
-    </w:p>
-    <w:p>
-      <w:pPr>
-        <w:spacing w:after="0" w:line="240" w:lineRule="auto"/>
-        <w:ind w:firstLine="0"/>
-        <w:jc w:val="left"/>
+        <w:t>(</w:t>
+      </w:r>
+      <w:proofErr w:type="gramEnd"/>
+      <w:r>
         <w:rPr>
           <w:rFonts w:ascii="Consolas" w:eastAsia="Times New Roman" w:hAnsi="Consolas" w:cs="Times New Roman"/>
           <w:sz w:val="20"/>
           <w:szCs w:val="20"/>
           <w:lang w:eastAsia="ru-RU"/>
         </w:rPr>
-      </w:pPr>
-      <w:proofErr w:type="spellStart"/>
-      <w:r>
+        <w:t>) * 12 - 6;</w:t>
+      </w:r>
+    </w:p>
+    <w:p>
+      <w:pPr>
+        <w:spacing w:after="0" w:line="240" w:lineRule="auto"/>
+        <w:ind w:firstLine="0"/>
+        <w:jc w:val="left"/>
         <w:rPr>
           <w:rFonts w:ascii="Consolas" w:eastAsia="Times New Roman" w:hAnsi="Consolas" w:cs="Times New Roman"/>
           <w:sz w:val="20"/>
           <w:szCs w:val="20"/>
           <w:lang w:eastAsia="ru-RU"/>
         </w:rPr>
+      </w:pPr>
+      <w:proofErr w:type="spellStart"/>
+      <w:r>
+        <w:rPr>
+          <w:rFonts w:ascii="Consolas" w:eastAsia="Times New Roman" w:hAnsi="Consolas" w:cs="Times New Roman"/>
+          <w:sz w:val="20"/>
+          <w:szCs w:val="20"/>
+          <w:lang w:eastAsia="ru-RU"/>
+        </w:rPr>
         <w:t>alpha</w:t>
       </w:r>
       <w:proofErr w:type="spellEnd"/>
@@ -21705,10 +22808,867 @@
           <w:rFonts w:ascii="Consolas" w:eastAsia="Times New Roman" w:hAnsi="Consolas" w:cs="Times New Roman"/>
           <w:sz w:val="20"/>
           <w:szCs w:val="20"/>
+          <w:lang w:val="en-US" w:eastAsia="ru-RU"/>
+        </w:rPr>
+      </w:pPr>
+      <w:proofErr w:type="spellStart"/>
+      <w:r>
+        <w:rPr>
+          <w:rFonts w:ascii="Consolas" w:eastAsia="Times New Roman" w:hAnsi="Consolas" w:cs="Times New Roman"/>
+          <w:sz w:val="20"/>
+          <w:szCs w:val="20"/>
+          <w:lang w:val="en-US" w:eastAsia="ru-RU"/>
+        </w:rPr>
+        <w:t>max_iter</w:t>
+      </w:r>
+      <w:proofErr w:type="spellEnd"/>
+      <w:r>
+        <w:rPr>
+          <w:rFonts w:ascii="Consolas" w:eastAsia="Times New Roman" w:hAnsi="Consolas" w:cs="Times New Roman"/>
+          <w:sz w:val="20"/>
+          <w:szCs w:val="20"/>
+          <w:lang w:val="en-US" w:eastAsia="ru-RU"/>
+        </w:rPr>
+        <w:t xml:space="preserve"> = 1000;</w:t>
+      </w:r>
+    </w:p>
+    <w:p>
+      <w:pPr>
+        <w:spacing w:after="0" w:line="240" w:lineRule="auto"/>
+        <w:ind w:firstLine="0"/>
+        <w:jc w:val="left"/>
+        <w:rPr>
+          <w:rFonts w:ascii="Consolas" w:eastAsia="Times New Roman" w:hAnsi="Consolas" w:cs="Times New Roman"/>
+          <w:sz w:val="20"/>
+          <w:szCs w:val="20"/>
+          <w:lang w:val="en-US" w:eastAsia="ru-RU"/>
+        </w:rPr>
+      </w:pPr>
+    </w:p>
+    <w:p>
+      <w:pPr>
+        <w:spacing w:after="0" w:line="240" w:lineRule="auto"/>
+        <w:ind w:firstLine="0"/>
+        <w:jc w:val="left"/>
+        <w:rPr>
+          <w:rFonts w:ascii="Consolas" w:eastAsia="Times New Roman" w:hAnsi="Consolas" w:cs="Times New Roman"/>
+          <w:sz w:val="20"/>
+          <w:szCs w:val="20"/>
+          <w:lang w:val="en-US" w:eastAsia="ru-RU"/>
+        </w:rPr>
+      </w:pPr>
+      <w:r>
+        <w:rPr>
+          <w:rFonts w:ascii="Consolas" w:eastAsia="Times New Roman" w:hAnsi="Consolas" w:cs="Times New Roman"/>
+          <w:sz w:val="20"/>
+          <w:szCs w:val="20"/>
+          <w:lang w:val="en-US" w:eastAsia="ru-RU"/>
+        </w:rPr>
+        <w:t>trajectory = [x, y];</w:t>
+      </w:r>
+    </w:p>
+    <w:p>
+      <w:pPr>
+        <w:spacing w:after="0" w:line="240" w:lineRule="auto"/>
+        <w:ind w:firstLine="0"/>
+        <w:jc w:val="left"/>
+        <w:rPr>
+          <w:rFonts w:ascii="Consolas" w:eastAsia="Times New Roman" w:hAnsi="Consolas" w:cs="Times New Roman"/>
+          <w:sz w:val="20"/>
+          <w:szCs w:val="20"/>
+          <w:lang w:val="en-US" w:eastAsia="ru-RU"/>
+        </w:rPr>
+      </w:pPr>
+    </w:p>
+    <w:p>
+      <w:pPr>
+        <w:spacing w:after="0" w:line="240" w:lineRule="auto"/>
+        <w:ind w:firstLine="0"/>
+        <w:jc w:val="left"/>
+        <w:rPr>
+          <w:rFonts w:ascii="Consolas" w:eastAsia="Times New Roman" w:hAnsi="Consolas" w:cs="Times New Roman"/>
+          <w:sz w:val="20"/>
+          <w:szCs w:val="20"/>
+          <w:lang w:val="en-US" w:eastAsia="ru-RU"/>
+        </w:rPr>
+      </w:pPr>
+      <w:r>
+        <w:rPr>
+          <w:rFonts w:ascii="Consolas" w:eastAsia="Times New Roman" w:hAnsi="Consolas" w:cs="Times New Roman"/>
+          <w:color w:val="0E00FF"/>
+          <w:sz w:val="20"/>
+          <w:szCs w:val="20"/>
+          <w:lang w:val="en-US" w:eastAsia="ru-RU"/>
+        </w:rPr>
+        <w:t xml:space="preserve">for </w:t>
+      </w:r>
+      <w:proofErr w:type="spellStart"/>
+      <w:r>
+        <w:rPr>
+          <w:rFonts w:ascii="Consolas" w:eastAsia="Times New Roman" w:hAnsi="Consolas" w:cs="Times New Roman"/>
+          <w:sz w:val="20"/>
+          <w:szCs w:val="20"/>
+          <w:lang w:val="en-US" w:eastAsia="ru-RU"/>
+        </w:rPr>
+        <w:t>i</w:t>
+      </w:r>
+      <w:proofErr w:type="spellEnd"/>
+      <w:r>
+        <w:rPr>
+          <w:rFonts w:ascii="Consolas" w:eastAsia="Times New Roman" w:hAnsi="Consolas" w:cs="Times New Roman"/>
+          <w:sz w:val="20"/>
+          <w:szCs w:val="20"/>
+          <w:lang w:val="en-US" w:eastAsia="ru-RU"/>
+        </w:rPr>
+        <w:t xml:space="preserve"> = 1:max_iter</w:t>
+      </w:r>
+    </w:p>
+    <w:p>
+      <w:pPr>
+        <w:spacing w:after="0" w:line="240" w:lineRule="auto"/>
+        <w:ind w:firstLine="0"/>
+        <w:jc w:val="left"/>
+        <w:rPr>
+          <w:rFonts w:ascii="Consolas" w:eastAsia="Times New Roman" w:hAnsi="Consolas" w:cs="Times New Roman"/>
+          <w:sz w:val="20"/>
+          <w:szCs w:val="20"/>
+          <w:lang w:val="en-US" w:eastAsia="ru-RU"/>
+        </w:rPr>
+      </w:pPr>
+      <w:r>
+        <w:rPr>
+          <w:rFonts w:ascii="Consolas" w:eastAsia="Times New Roman" w:hAnsi="Consolas" w:cs="Times New Roman"/>
+          <w:sz w:val="20"/>
+          <w:szCs w:val="20"/>
+          <w:lang w:val="en-US" w:eastAsia="ru-RU"/>
+        </w:rPr>
+        <w:t xml:space="preserve">    </w:t>
+      </w:r>
+      <w:proofErr w:type="spellStart"/>
+      <w:r>
+        <w:rPr>
+          <w:rFonts w:ascii="Consolas" w:eastAsia="Times New Roman" w:hAnsi="Consolas" w:cs="Times New Roman"/>
+          <w:sz w:val="20"/>
+          <w:szCs w:val="20"/>
+          <w:lang w:val="en-US" w:eastAsia="ru-RU"/>
+        </w:rPr>
+        <w:t>grad_x</w:t>
+      </w:r>
+      <w:proofErr w:type="spellEnd"/>
+      <w:r>
+        <w:rPr>
+          <w:rFonts w:ascii="Consolas" w:eastAsia="Times New Roman" w:hAnsi="Consolas" w:cs="Times New Roman"/>
+          <w:sz w:val="20"/>
+          <w:szCs w:val="20"/>
+          <w:lang w:val="en-US" w:eastAsia="ru-RU"/>
+        </w:rPr>
+        <w:t xml:space="preserve"> = </w:t>
+      </w:r>
+      <w:proofErr w:type="spellStart"/>
+      <w:r>
+        <w:rPr>
+          <w:rFonts w:ascii="Consolas" w:eastAsia="Times New Roman" w:hAnsi="Consolas" w:cs="Times New Roman"/>
+          <w:sz w:val="20"/>
+          <w:szCs w:val="20"/>
+          <w:lang w:val="en-US" w:eastAsia="ru-RU"/>
+        </w:rPr>
+        <w:t>dfdx_</w:t>
+      </w:r>
+      <w:proofErr w:type="gramStart"/>
+      <w:r>
+        <w:rPr>
+          <w:rFonts w:ascii="Consolas" w:eastAsia="Times New Roman" w:hAnsi="Consolas" w:cs="Times New Roman"/>
+          <w:sz w:val="20"/>
+          <w:szCs w:val="20"/>
+          <w:lang w:val="en-US" w:eastAsia="ru-RU"/>
+        </w:rPr>
+        <w:t>func</w:t>
+      </w:r>
+      <w:proofErr w:type="spellEnd"/>
+      <w:r>
+        <w:rPr>
+          <w:rFonts w:ascii="Consolas" w:eastAsia="Times New Roman" w:hAnsi="Consolas" w:cs="Times New Roman"/>
+          <w:sz w:val="20"/>
+          <w:szCs w:val="20"/>
+          <w:lang w:val="en-US" w:eastAsia="ru-RU"/>
+        </w:rPr>
+        <w:t>(</w:t>
+      </w:r>
+      <w:proofErr w:type="gramEnd"/>
+      <w:r>
+        <w:rPr>
+          <w:rFonts w:ascii="Consolas" w:eastAsia="Times New Roman" w:hAnsi="Consolas" w:cs="Times New Roman"/>
+          <w:sz w:val="20"/>
+          <w:szCs w:val="20"/>
+          <w:lang w:val="en-US" w:eastAsia="ru-RU"/>
+        </w:rPr>
+        <w:t>x, y);</w:t>
+      </w:r>
+    </w:p>
+    <w:p>
+      <w:pPr>
+        <w:spacing w:after="0" w:line="240" w:lineRule="auto"/>
+        <w:ind w:firstLine="0"/>
+        <w:jc w:val="left"/>
+        <w:rPr>
+          <w:rFonts w:ascii="Consolas" w:eastAsia="Times New Roman" w:hAnsi="Consolas" w:cs="Times New Roman"/>
+          <w:sz w:val="20"/>
+          <w:szCs w:val="20"/>
+          <w:lang w:val="en-US" w:eastAsia="ru-RU"/>
+        </w:rPr>
+      </w:pPr>
+      <w:r>
+        <w:rPr>
+          <w:rFonts w:ascii="Consolas" w:eastAsia="Times New Roman" w:hAnsi="Consolas" w:cs="Times New Roman"/>
+          <w:sz w:val="20"/>
+          <w:szCs w:val="20"/>
+          <w:lang w:val="en-US" w:eastAsia="ru-RU"/>
+        </w:rPr>
+        <w:t xml:space="preserve">    </w:t>
+      </w:r>
+      <w:proofErr w:type="spellStart"/>
+      <w:r>
+        <w:rPr>
+          <w:rFonts w:ascii="Consolas" w:eastAsia="Times New Roman" w:hAnsi="Consolas" w:cs="Times New Roman"/>
+          <w:sz w:val="20"/>
+          <w:szCs w:val="20"/>
+          <w:lang w:val="en-US" w:eastAsia="ru-RU"/>
+        </w:rPr>
+        <w:t>grad_y</w:t>
+      </w:r>
+      <w:proofErr w:type="spellEnd"/>
+      <w:r>
+        <w:rPr>
+          <w:rFonts w:ascii="Consolas" w:eastAsia="Times New Roman" w:hAnsi="Consolas" w:cs="Times New Roman"/>
+          <w:sz w:val="20"/>
+          <w:szCs w:val="20"/>
+          <w:lang w:val="en-US" w:eastAsia="ru-RU"/>
+        </w:rPr>
+        <w:t xml:space="preserve"> = </w:t>
+      </w:r>
+      <w:proofErr w:type="spellStart"/>
+      <w:r>
+        <w:rPr>
+          <w:rFonts w:ascii="Consolas" w:eastAsia="Times New Roman" w:hAnsi="Consolas" w:cs="Times New Roman"/>
+          <w:sz w:val="20"/>
+          <w:szCs w:val="20"/>
+          <w:lang w:val="en-US" w:eastAsia="ru-RU"/>
+        </w:rPr>
+        <w:t>dfdy_</w:t>
+      </w:r>
+      <w:proofErr w:type="gramStart"/>
+      <w:r>
+        <w:rPr>
+          <w:rFonts w:ascii="Consolas" w:eastAsia="Times New Roman" w:hAnsi="Consolas" w:cs="Times New Roman"/>
+          <w:sz w:val="20"/>
+          <w:szCs w:val="20"/>
+          <w:lang w:val="en-US" w:eastAsia="ru-RU"/>
+        </w:rPr>
+        <w:t>func</w:t>
+      </w:r>
+      <w:proofErr w:type="spellEnd"/>
+      <w:r>
+        <w:rPr>
+          <w:rFonts w:ascii="Consolas" w:eastAsia="Times New Roman" w:hAnsi="Consolas" w:cs="Times New Roman"/>
+          <w:sz w:val="20"/>
+          <w:szCs w:val="20"/>
+          <w:lang w:val="en-US" w:eastAsia="ru-RU"/>
+        </w:rPr>
+        <w:t>(</w:t>
+      </w:r>
+      <w:proofErr w:type="gramEnd"/>
+      <w:r>
+        <w:rPr>
+          <w:rFonts w:ascii="Consolas" w:eastAsia="Times New Roman" w:hAnsi="Consolas" w:cs="Times New Roman"/>
+          <w:sz w:val="20"/>
+          <w:szCs w:val="20"/>
+          <w:lang w:val="en-US" w:eastAsia="ru-RU"/>
+        </w:rPr>
+        <w:t>x, y);</w:t>
+      </w:r>
+    </w:p>
+    <w:p>
+      <w:pPr>
+        <w:spacing w:after="0" w:line="240" w:lineRule="auto"/>
+        <w:ind w:firstLine="0"/>
+        <w:jc w:val="left"/>
+        <w:rPr>
+          <w:rFonts w:ascii="Consolas" w:eastAsia="Times New Roman" w:hAnsi="Consolas" w:cs="Times New Roman"/>
+          <w:sz w:val="20"/>
+          <w:szCs w:val="20"/>
+          <w:lang w:val="en-US" w:eastAsia="ru-RU"/>
+        </w:rPr>
+      </w:pPr>
+      <w:r>
+        <w:rPr>
+          <w:rFonts w:ascii="Consolas" w:eastAsia="Times New Roman" w:hAnsi="Consolas" w:cs="Times New Roman"/>
+          <w:sz w:val="20"/>
+          <w:szCs w:val="20"/>
+          <w:lang w:val="en-US" w:eastAsia="ru-RU"/>
+        </w:rPr>
+        <w:t xml:space="preserve">    </w:t>
+      </w:r>
+    </w:p>
+    <w:p>
+      <w:pPr>
+        <w:spacing w:after="0" w:line="240" w:lineRule="auto"/>
+        <w:ind w:firstLine="0"/>
+        <w:jc w:val="left"/>
+        <w:rPr>
+          <w:rFonts w:ascii="Consolas" w:eastAsia="Times New Roman" w:hAnsi="Consolas" w:cs="Times New Roman"/>
+          <w:sz w:val="20"/>
+          <w:szCs w:val="20"/>
+          <w:lang w:val="en-US" w:eastAsia="ru-RU"/>
+        </w:rPr>
+      </w:pPr>
+      <w:r>
+        <w:rPr>
+          <w:rFonts w:ascii="Consolas" w:eastAsia="Times New Roman" w:hAnsi="Consolas" w:cs="Times New Roman"/>
+          <w:sz w:val="20"/>
+          <w:szCs w:val="20"/>
+          <w:lang w:val="en-US" w:eastAsia="ru-RU"/>
+        </w:rPr>
+        <w:t xml:space="preserve">    </w:t>
+      </w:r>
+      <w:proofErr w:type="spellStart"/>
+      <w:r>
+        <w:rPr>
+          <w:rFonts w:ascii="Consolas" w:eastAsia="Times New Roman" w:hAnsi="Consolas" w:cs="Times New Roman"/>
+          <w:sz w:val="20"/>
+          <w:szCs w:val="20"/>
+          <w:lang w:val="en-US" w:eastAsia="ru-RU"/>
+        </w:rPr>
+        <w:t>x_new</w:t>
+      </w:r>
+      <w:proofErr w:type="spellEnd"/>
+      <w:r>
+        <w:rPr>
+          <w:rFonts w:ascii="Consolas" w:eastAsia="Times New Roman" w:hAnsi="Consolas" w:cs="Times New Roman"/>
+          <w:sz w:val="20"/>
+          <w:szCs w:val="20"/>
+          <w:lang w:val="en-US" w:eastAsia="ru-RU"/>
+        </w:rPr>
+        <w:t xml:space="preserve"> = x - alpha * </w:t>
+      </w:r>
+      <w:proofErr w:type="spellStart"/>
+      <w:r>
+        <w:rPr>
+          <w:rFonts w:ascii="Consolas" w:eastAsia="Times New Roman" w:hAnsi="Consolas" w:cs="Times New Roman"/>
+          <w:sz w:val="20"/>
+          <w:szCs w:val="20"/>
+          <w:lang w:val="en-US" w:eastAsia="ru-RU"/>
+        </w:rPr>
+        <w:t>grad_x</w:t>
+      </w:r>
+      <w:proofErr w:type="spellEnd"/>
+      <w:r>
+        <w:rPr>
+          <w:rFonts w:ascii="Consolas" w:eastAsia="Times New Roman" w:hAnsi="Consolas" w:cs="Times New Roman"/>
+          <w:sz w:val="20"/>
+          <w:szCs w:val="20"/>
+          <w:lang w:val="en-US" w:eastAsia="ru-RU"/>
+        </w:rPr>
+        <w:t>;</w:t>
+      </w:r>
+    </w:p>
+    <w:p>
+      <w:pPr>
+        <w:spacing w:after="0" w:line="240" w:lineRule="auto"/>
+        <w:ind w:firstLine="0"/>
+        <w:jc w:val="left"/>
+        <w:rPr>
+          <w:rFonts w:ascii="Consolas" w:eastAsia="Times New Roman" w:hAnsi="Consolas" w:cs="Times New Roman"/>
+          <w:sz w:val="20"/>
+          <w:szCs w:val="20"/>
+          <w:lang w:val="en-US" w:eastAsia="ru-RU"/>
+        </w:rPr>
+      </w:pPr>
+      <w:r>
+        <w:rPr>
+          <w:rFonts w:ascii="Consolas" w:eastAsia="Times New Roman" w:hAnsi="Consolas" w:cs="Times New Roman"/>
+          <w:sz w:val="20"/>
+          <w:szCs w:val="20"/>
+          <w:lang w:val="en-US" w:eastAsia="ru-RU"/>
+        </w:rPr>
+        <w:t xml:space="preserve">    </w:t>
+      </w:r>
+      <w:proofErr w:type="spellStart"/>
+      <w:r>
+        <w:rPr>
+          <w:rFonts w:ascii="Consolas" w:eastAsia="Times New Roman" w:hAnsi="Consolas" w:cs="Times New Roman"/>
+          <w:sz w:val="20"/>
+          <w:szCs w:val="20"/>
+          <w:lang w:val="en-US" w:eastAsia="ru-RU"/>
+        </w:rPr>
+        <w:t>y_new</w:t>
+      </w:r>
+      <w:proofErr w:type="spellEnd"/>
+      <w:r>
+        <w:rPr>
+          <w:rFonts w:ascii="Consolas" w:eastAsia="Times New Roman" w:hAnsi="Consolas" w:cs="Times New Roman"/>
+          <w:sz w:val="20"/>
+          <w:szCs w:val="20"/>
+          <w:lang w:val="en-US" w:eastAsia="ru-RU"/>
+        </w:rPr>
+        <w:t xml:space="preserve"> = y - alpha * </w:t>
+      </w:r>
+      <w:proofErr w:type="spellStart"/>
+      <w:r>
+        <w:rPr>
+          <w:rFonts w:ascii="Consolas" w:eastAsia="Times New Roman" w:hAnsi="Consolas" w:cs="Times New Roman"/>
+          <w:sz w:val="20"/>
+          <w:szCs w:val="20"/>
+          <w:lang w:val="en-US" w:eastAsia="ru-RU"/>
+        </w:rPr>
+        <w:t>grad_y</w:t>
+      </w:r>
+      <w:proofErr w:type="spellEnd"/>
+      <w:r>
+        <w:rPr>
+          <w:rFonts w:ascii="Consolas" w:eastAsia="Times New Roman" w:hAnsi="Consolas" w:cs="Times New Roman"/>
+          <w:sz w:val="20"/>
+          <w:szCs w:val="20"/>
+          <w:lang w:val="en-US" w:eastAsia="ru-RU"/>
+        </w:rPr>
+        <w:t>;</w:t>
+      </w:r>
+    </w:p>
+    <w:p>
+      <w:pPr>
+        <w:spacing w:after="0" w:line="240" w:lineRule="auto"/>
+        <w:ind w:firstLine="0"/>
+        <w:jc w:val="left"/>
+        <w:rPr>
+          <w:rFonts w:ascii="Consolas" w:eastAsia="Times New Roman" w:hAnsi="Consolas" w:cs="Times New Roman"/>
+          <w:sz w:val="20"/>
+          <w:szCs w:val="20"/>
+          <w:lang w:val="en-US" w:eastAsia="ru-RU"/>
+        </w:rPr>
+      </w:pPr>
+      <w:r>
+        <w:rPr>
+          <w:rFonts w:ascii="Consolas" w:eastAsia="Times New Roman" w:hAnsi="Consolas" w:cs="Times New Roman"/>
+          <w:sz w:val="20"/>
+          <w:szCs w:val="20"/>
+          <w:lang w:val="en-US" w:eastAsia="ru-RU"/>
+        </w:rPr>
+        <w:t xml:space="preserve">    </w:t>
+      </w:r>
+    </w:p>
+    <w:p>
+      <w:pPr>
+        <w:spacing w:after="0" w:line="240" w:lineRule="auto"/>
+        <w:ind w:firstLine="0"/>
+        <w:jc w:val="left"/>
+        <w:rPr>
+          <w:rFonts w:ascii="Consolas" w:eastAsia="Times New Roman" w:hAnsi="Consolas" w:cs="Times New Roman"/>
+          <w:sz w:val="20"/>
+          <w:szCs w:val="20"/>
+          <w:lang w:val="en-US" w:eastAsia="ru-RU"/>
+        </w:rPr>
+      </w:pPr>
+      <w:r>
+        <w:rPr>
+          <w:rFonts w:ascii="Consolas" w:eastAsia="Times New Roman" w:hAnsi="Consolas" w:cs="Times New Roman"/>
+          <w:sz w:val="20"/>
+          <w:szCs w:val="20"/>
+          <w:lang w:val="en-US" w:eastAsia="ru-RU"/>
+        </w:rPr>
+        <w:t xml:space="preserve">    </w:t>
+      </w:r>
+      <w:r>
+        <w:rPr>
+          <w:rFonts w:ascii="Consolas" w:eastAsia="Times New Roman" w:hAnsi="Consolas" w:cs="Times New Roman"/>
+          <w:color w:val="0E00FF"/>
+          <w:sz w:val="20"/>
+          <w:szCs w:val="20"/>
+          <w:lang w:val="en-US" w:eastAsia="ru-RU"/>
+        </w:rPr>
+        <w:t xml:space="preserve">if </w:t>
+      </w:r>
+      <w:proofErr w:type="gramStart"/>
+      <w:r>
+        <w:rPr>
+          <w:rFonts w:ascii="Consolas" w:eastAsia="Times New Roman" w:hAnsi="Consolas" w:cs="Times New Roman"/>
+          <w:sz w:val="20"/>
+          <w:szCs w:val="20"/>
+          <w:lang w:val="en-US" w:eastAsia="ru-RU"/>
+        </w:rPr>
+        <w:t>norm(</w:t>
+      </w:r>
+      <w:proofErr w:type="gramEnd"/>
+      <w:r>
+        <w:rPr>
+          <w:rFonts w:ascii="Consolas" w:eastAsia="Times New Roman" w:hAnsi="Consolas" w:cs="Times New Roman"/>
+          <w:sz w:val="20"/>
+          <w:szCs w:val="20"/>
+          <w:lang w:val="en-US" w:eastAsia="ru-RU"/>
+        </w:rPr>
+        <w:t>[</w:t>
+      </w:r>
+      <w:proofErr w:type="spellStart"/>
+      <w:r>
+        <w:rPr>
+          <w:rFonts w:ascii="Consolas" w:eastAsia="Times New Roman" w:hAnsi="Consolas" w:cs="Times New Roman"/>
+          <w:sz w:val="20"/>
+          <w:szCs w:val="20"/>
+          <w:lang w:val="en-US" w:eastAsia="ru-RU"/>
+        </w:rPr>
+        <w:t>x_new</w:t>
+      </w:r>
+      <w:proofErr w:type="spellEnd"/>
+      <w:r>
+        <w:rPr>
+          <w:rFonts w:ascii="Consolas" w:eastAsia="Times New Roman" w:hAnsi="Consolas" w:cs="Times New Roman"/>
+          <w:sz w:val="20"/>
+          <w:szCs w:val="20"/>
+          <w:lang w:val="en-US" w:eastAsia="ru-RU"/>
+        </w:rPr>
+        <w:t xml:space="preserve"> - x, </w:t>
+      </w:r>
+      <w:proofErr w:type="spellStart"/>
+      <w:r>
+        <w:rPr>
+          <w:rFonts w:ascii="Consolas" w:eastAsia="Times New Roman" w:hAnsi="Consolas" w:cs="Times New Roman"/>
+          <w:sz w:val="20"/>
+          <w:szCs w:val="20"/>
+          <w:lang w:val="en-US" w:eastAsia="ru-RU"/>
+        </w:rPr>
+        <w:t>y_new</w:t>
+      </w:r>
+      <w:proofErr w:type="spellEnd"/>
+      <w:r>
+        <w:rPr>
+          <w:rFonts w:ascii="Consolas" w:eastAsia="Times New Roman" w:hAnsi="Consolas" w:cs="Times New Roman"/>
+          <w:sz w:val="20"/>
+          <w:szCs w:val="20"/>
+          <w:lang w:val="en-US" w:eastAsia="ru-RU"/>
+        </w:rPr>
+        <w:t xml:space="preserve"> - y]) &lt; eps</w:t>
+      </w:r>
+    </w:p>
+    <w:p>
+      <w:pPr>
+        <w:spacing w:after="0" w:line="240" w:lineRule="auto"/>
+        <w:ind w:firstLine="0"/>
+        <w:jc w:val="left"/>
+        <w:rPr>
+          <w:rFonts w:ascii="Consolas" w:eastAsia="Times New Roman" w:hAnsi="Consolas" w:cs="Times New Roman"/>
+          <w:sz w:val="20"/>
+          <w:szCs w:val="20"/>
+          <w:lang w:val="en-US" w:eastAsia="ru-RU"/>
+        </w:rPr>
+      </w:pPr>
+      <w:r>
+        <w:rPr>
+          <w:rFonts w:ascii="Consolas" w:eastAsia="Times New Roman" w:hAnsi="Consolas" w:cs="Times New Roman"/>
+          <w:sz w:val="20"/>
+          <w:szCs w:val="20"/>
+          <w:lang w:val="en-US" w:eastAsia="ru-RU"/>
+        </w:rPr>
+        <w:t xml:space="preserve">        </w:t>
+      </w:r>
+      <w:r>
+        <w:rPr>
+          <w:rFonts w:ascii="Consolas" w:eastAsia="Times New Roman" w:hAnsi="Consolas" w:cs="Times New Roman"/>
+          <w:color w:val="0E00FF"/>
+          <w:sz w:val="20"/>
+          <w:szCs w:val="20"/>
+          <w:lang w:val="en-US" w:eastAsia="ru-RU"/>
+        </w:rPr>
+        <w:t>break</w:t>
+      </w:r>
+      <w:r>
+        <w:rPr>
+          <w:rFonts w:ascii="Consolas" w:eastAsia="Times New Roman" w:hAnsi="Consolas" w:cs="Times New Roman"/>
+          <w:sz w:val="20"/>
+          <w:szCs w:val="20"/>
+          <w:lang w:val="en-US" w:eastAsia="ru-RU"/>
+        </w:rPr>
+        <w:t>;</w:t>
+      </w:r>
+    </w:p>
+    <w:p>
+      <w:pPr>
+        <w:spacing w:after="0" w:line="240" w:lineRule="auto"/>
+        <w:ind w:firstLine="0"/>
+        <w:jc w:val="left"/>
+        <w:rPr>
+          <w:rFonts w:ascii="Consolas" w:eastAsia="Times New Roman" w:hAnsi="Consolas" w:cs="Times New Roman"/>
+          <w:sz w:val="20"/>
+          <w:szCs w:val="20"/>
+          <w:lang w:val="en-US" w:eastAsia="ru-RU"/>
+        </w:rPr>
+      </w:pPr>
+      <w:r>
+        <w:rPr>
+          <w:rFonts w:ascii="Consolas" w:eastAsia="Times New Roman" w:hAnsi="Consolas" w:cs="Times New Roman"/>
+          <w:sz w:val="20"/>
+          <w:szCs w:val="20"/>
+          <w:lang w:val="en-US" w:eastAsia="ru-RU"/>
+        </w:rPr>
+        <w:t xml:space="preserve">    </w:t>
+      </w:r>
+      <w:r>
+        <w:rPr>
+          <w:rFonts w:ascii="Consolas" w:eastAsia="Times New Roman" w:hAnsi="Consolas" w:cs="Times New Roman"/>
+          <w:color w:val="0E00FF"/>
+          <w:sz w:val="20"/>
+          <w:szCs w:val="20"/>
+          <w:lang w:val="en-US" w:eastAsia="ru-RU"/>
+        </w:rPr>
+        <w:t>end</w:t>
+      </w:r>
+    </w:p>
+    <w:p>
+      <w:pPr>
+        <w:spacing w:after="0" w:line="240" w:lineRule="auto"/>
+        <w:ind w:firstLine="0"/>
+        <w:jc w:val="left"/>
+        <w:rPr>
+          <w:rFonts w:ascii="Consolas" w:eastAsia="Times New Roman" w:hAnsi="Consolas" w:cs="Times New Roman"/>
+          <w:sz w:val="20"/>
+          <w:szCs w:val="20"/>
+          <w:lang w:val="en-US" w:eastAsia="ru-RU"/>
+        </w:rPr>
+      </w:pPr>
+      <w:r>
+        <w:rPr>
+          <w:rFonts w:ascii="Consolas" w:eastAsia="Times New Roman" w:hAnsi="Consolas" w:cs="Times New Roman"/>
+          <w:sz w:val="20"/>
+          <w:szCs w:val="20"/>
+          <w:lang w:val="en-US" w:eastAsia="ru-RU"/>
+        </w:rPr>
+        <w:t xml:space="preserve">    </w:t>
+      </w:r>
+    </w:p>
+    <w:p>
+      <w:pPr>
+        <w:spacing w:after="0" w:line="240" w:lineRule="auto"/>
+        <w:ind w:firstLine="0"/>
+        <w:jc w:val="left"/>
+        <w:rPr>
+          <w:rFonts w:ascii="Consolas" w:eastAsia="Times New Roman" w:hAnsi="Consolas" w:cs="Times New Roman"/>
+          <w:sz w:val="20"/>
+          <w:szCs w:val="20"/>
+          <w:lang w:val="en-US" w:eastAsia="ru-RU"/>
+        </w:rPr>
+      </w:pPr>
+      <w:r>
+        <w:rPr>
+          <w:rFonts w:ascii="Consolas" w:eastAsia="Times New Roman" w:hAnsi="Consolas" w:cs="Times New Roman"/>
+          <w:sz w:val="20"/>
+          <w:szCs w:val="20"/>
+          <w:lang w:val="en-US" w:eastAsia="ru-RU"/>
+        </w:rPr>
+        <w:t xml:space="preserve">    x = </w:t>
+      </w:r>
+      <w:proofErr w:type="spellStart"/>
+      <w:r>
+        <w:rPr>
+          <w:rFonts w:ascii="Consolas" w:eastAsia="Times New Roman" w:hAnsi="Consolas" w:cs="Times New Roman"/>
+          <w:sz w:val="20"/>
+          <w:szCs w:val="20"/>
+          <w:lang w:val="en-US" w:eastAsia="ru-RU"/>
+        </w:rPr>
+        <w:t>x_new</w:t>
+      </w:r>
+      <w:proofErr w:type="spellEnd"/>
+      <w:r>
+        <w:rPr>
+          <w:rFonts w:ascii="Consolas" w:eastAsia="Times New Roman" w:hAnsi="Consolas" w:cs="Times New Roman"/>
+          <w:sz w:val="20"/>
+          <w:szCs w:val="20"/>
+          <w:lang w:val="en-US" w:eastAsia="ru-RU"/>
+        </w:rPr>
+        <w:t xml:space="preserve">; y = </w:t>
+      </w:r>
+      <w:proofErr w:type="spellStart"/>
+      <w:r>
+        <w:rPr>
+          <w:rFonts w:ascii="Consolas" w:eastAsia="Times New Roman" w:hAnsi="Consolas" w:cs="Times New Roman"/>
+          <w:sz w:val="20"/>
+          <w:szCs w:val="20"/>
+          <w:lang w:val="en-US" w:eastAsia="ru-RU"/>
+        </w:rPr>
+        <w:t>y_new</w:t>
+      </w:r>
+      <w:proofErr w:type="spellEnd"/>
+      <w:r>
+        <w:rPr>
+          <w:rFonts w:ascii="Consolas" w:eastAsia="Times New Roman" w:hAnsi="Consolas" w:cs="Times New Roman"/>
+          <w:sz w:val="20"/>
+          <w:szCs w:val="20"/>
+          <w:lang w:val="en-US" w:eastAsia="ru-RU"/>
+        </w:rPr>
+        <w:t>;</w:t>
+      </w:r>
+    </w:p>
+    <w:p>
+      <w:pPr>
+        <w:spacing w:after="0" w:line="240" w:lineRule="auto"/>
+        <w:ind w:firstLine="0"/>
+        <w:jc w:val="left"/>
+        <w:rPr>
+          <w:rFonts w:ascii="Consolas" w:eastAsia="Times New Roman" w:hAnsi="Consolas" w:cs="Times New Roman"/>
+          <w:sz w:val="20"/>
+          <w:szCs w:val="20"/>
+          <w:lang w:val="en-US" w:eastAsia="ru-RU"/>
+        </w:rPr>
+      </w:pPr>
+      <w:r>
+        <w:rPr>
+          <w:rFonts w:ascii="Consolas" w:eastAsia="Times New Roman" w:hAnsi="Consolas" w:cs="Times New Roman"/>
+          <w:sz w:val="20"/>
+          <w:szCs w:val="20"/>
+          <w:lang w:val="en-US" w:eastAsia="ru-RU"/>
+        </w:rPr>
+        <w:t xml:space="preserve">    </w:t>
+      </w:r>
+      <w:proofErr w:type="gramStart"/>
+      <w:r>
+        <w:rPr>
+          <w:rFonts w:ascii="Consolas" w:eastAsia="Times New Roman" w:hAnsi="Consolas" w:cs="Times New Roman"/>
+          <w:sz w:val="20"/>
+          <w:szCs w:val="20"/>
+          <w:lang w:val="en-US" w:eastAsia="ru-RU"/>
+        </w:rPr>
+        <w:t>trajectory(</w:t>
+      </w:r>
+      <w:proofErr w:type="gramEnd"/>
+      <w:r>
+        <w:rPr>
+          <w:rFonts w:ascii="Consolas" w:eastAsia="Times New Roman" w:hAnsi="Consolas" w:cs="Times New Roman"/>
+          <w:sz w:val="20"/>
+          <w:szCs w:val="20"/>
+          <w:lang w:val="en-US" w:eastAsia="ru-RU"/>
+        </w:rPr>
+        <w:t>end+1, :) = [x, y];</w:t>
+      </w:r>
+    </w:p>
+    <w:p>
+      <w:pPr>
+        <w:spacing w:after="0" w:line="240" w:lineRule="auto"/>
+        <w:ind w:firstLine="0"/>
+        <w:jc w:val="left"/>
+        <w:rPr>
+          <w:rFonts w:ascii="Consolas" w:eastAsia="Times New Roman" w:hAnsi="Consolas" w:cs="Times New Roman"/>
+          <w:sz w:val="20"/>
+          <w:szCs w:val="20"/>
+          <w:lang w:val="en-US" w:eastAsia="ru-RU"/>
+        </w:rPr>
+      </w:pPr>
+      <w:r>
+        <w:rPr>
+          <w:rFonts w:ascii="Consolas" w:eastAsia="Times New Roman" w:hAnsi="Consolas" w:cs="Times New Roman"/>
+          <w:color w:val="0E00FF"/>
+          <w:sz w:val="20"/>
+          <w:szCs w:val="20"/>
+          <w:lang w:val="en-US" w:eastAsia="ru-RU"/>
+        </w:rPr>
+        <w:t>end</w:t>
+      </w:r>
+    </w:p>
+    <w:p>
+      <w:pPr>
+        <w:spacing w:after="0" w:line="240" w:lineRule="auto"/>
+        <w:ind w:firstLine="0"/>
+        <w:jc w:val="left"/>
+        <w:rPr>
+          <w:rFonts w:ascii="Consolas" w:eastAsia="Times New Roman" w:hAnsi="Consolas" w:cs="Times New Roman"/>
+          <w:sz w:val="20"/>
+          <w:szCs w:val="20"/>
+          <w:lang w:val="en-US" w:eastAsia="ru-RU"/>
+        </w:rPr>
+      </w:pPr>
+    </w:p>
+    <w:p>
+      <w:pPr>
+        <w:spacing w:after="0" w:line="240" w:lineRule="auto"/>
+        <w:ind w:firstLine="0"/>
+        <w:jc w:val="left"/>
+        <w:rPr>
+          <w:rFonts w:ascii="Consolas" w:eastAsia="Times New Roman" w:hAnsi="Consolas" w:cs="Times New Roman"/>
+          <w:sz w:val="20"/>
+          <w:szCs w:val="20"/>
+          <w:lang w:val="en-US" w:eastAsia="ru-RU"/>
+        </w:rPr>
+      </w:pPr>
+      <w:proofErr w:type="spellStart"/>
+      <w:r>
+        <w:rPr>
+          <w:rFonts w:ascii="Consolas" w:eastAsia="Times New Roman" w:hAnsi="Consolas" w:cs="Times New Roman"/>
+          <w:sz w:val="20"/>
+          <w:szCs w:val="20"/>
+          <w:lang w:val="en-US" w:eastAsia="ru-RU"/>
+        </w:rPr>
+        <w:t>f_best</w:t>
+      </w:r>
+      <w:proofErr w:type="spellEnd"/>
+      <w:r>
+        <w:rPr>
+          <w:rFonts w:ascii="Consolas" w:eastAsia="Times New Roman" w:hAnsi="Consolas" w:cs="Times New Roman"/>
+          <w:sz w:val="20"/>
+          <w:szCs w:val="20"/>
+          <w:lang w:val="en-US" w:eastAsia="ru-RU"/>
+        </w:rPr>
+        <w:t xml:space="preserve"> = </w:t>
+      </w:r>
+      <w:proofErr w:type="spellStart"/>
+      <w:r>
+        <w:rPr>
+          <w:rFonts w:ascii="Consolas" w:eastAsia="Times New Roman" w:hAnsi="Consolas" w:cs="Times New Roman"/>
+          <w:sz w:val="20"/>
+          <w:szCs w:val="20"/>
+          <w:lang w:val="en-US" w:eastAsia="ru-RU"/>
+        </w:rPr>
+        <w:t>f_</w:t>
+      </w:r>
+      <w:proofErr w:type="gramStart"/>
+      <w:r>
+        <w:rPr>
+          <w:rFonts w:ascii="Consolas" w:eastAsia="Times New Roman" w:hAnsi="Consolas" w:cs="Times New Roman"/>
+          <w:sz w:val="20"/>
+          <w:szCs w:val="20"/>
+          <w:lang w:val="en-US" w:eastAsia="ru-RU"/>
+        </w:rPr>
+        <w:t>func</w:t>
+      </w:r>
+      <w:proofErr w:type="spellEnd"/>
+      <w:r>
+        <w:rPr>
+          <w:rFonts w:ascii="Consolas" w:eastAsia="Times New Roman" w:hAnsi="Consolas" w:cs="Times New Roman"/>
+          <w:sz w:val="20"/>
+          <w:szCs w:val="20"/>
+          <w:lang w:val="en-US" w:eastAsia="ru-RU"/>
+        </w:rPr>
+        <w:t>(</w:t>
+      </w:r>
+      <w:proofErr w:type="gramEnd"/>
+      <w:r>
+        <w:rPr>
+          <w:rFonts w:ascii="Consolas" w:eastAsia="Times New Roman" w:hAnsi="Consolas" w:cs="Times New Roman"/>
+          <w:sz w:val="20"/>
+          <w:szCs w:val="20"/>
+          <w:lang w:val="en-US" w:eastAsia="ru-RU"/>
+        </w:rPr>
+        <w:t>x, y);</w:t>
+      </w:r>
+    </w:p>
+    <w:p>
+      <w:pPr>
+        <w:spacing w:after="0" w:line="240" w:lineRule="auto"/>
+        <w:ind w:firstLine="0"/>
+        <w:jc w:val="left"/>
+        <w:rPr>
+          <w:rFonts w:ascii="Consolas" w:eastAsia="Times New Roman" w:hAnsi="Consolas" w:cs="Times New Roman"/>
+          <w:sz w:val="20"/>
+          <w:szCs w:val="20"/>
           <w:lang w:eastAsia="ru-RU"/>
         </w:rPr>
       </w:pPr>
       <w:proofErr w:type="spellStart"/>
+      <w:proofErr w:type="gramStart"/>
       <w:r>
         <w:rPr>
           <w:rFonts w:ascii="Consolas" w:eastAsia="Times New Roman" w:hAnsi="Consolas" w:cs="Times New Roman"/>
@@ -21716,7 +23676,7 @@
           <w:szCs w:val="20"/>
           <w:lang w:eastAsia="ru-RU"/>
         </w:rPr>
-        <w:t>max_iter</w:t>
+        <w:t>fprintf</w:t>
       </w:r>
       <w:proofErr w:type="spellEnd"/>
       <w:r>
@@ -21726,34 +23686,28 @@
           <w:szCs w:val="20"/>
           <w:lang w:eastAsia="ru-RU"/>
         </w:rPr>
-        <w:t xml:space="preserve"> = 1000;</w:t>
-      </w:r>
-    </w:p>
-    <w:p>
-      <w:pPr>
-        <w:spacing w:after="0" w:line="240" w:lineRule="auto"/>
-        <w:ind w:firstLine="0"/>
-        <w:jc w:val="left"/>
-        <w:rPr>
-          <w:rFonts w:ascii="Consolas" w:eastAsia="Times New Roman" w:hAnsi="Consolas" w:cs="Times New Roman"/>
+        <w:t>(</w:t>
+      </w:r>
+      <w:proofErr w:type="gramEnd"/>
+      <w:r>
+        <w:rPr>
+          <w:rFonts w:ascii="Consolas" w:eastAsia="Times New Roman" w:hAnsi="Consolas" w:cs="Times New Roman"/>
+          <w:color w:val="A709F5"/>
           <w:sz w:val="20"/>
           <w:szCs w:val="20"/>
           <w:lang w:eastAsia="ru-RU"/>
         </w:rPr>
-      </w:pPr>
-    </w:p>
-    <w:p>
-      <w:pPr>
-        <w:spacing w:after="0" w:line="240" w:lineRule="auto"/>
-        <w:ind w:firstLine="0"/>
-        <w:jc w:val="left"/>
+        <w:t>'Минимум с методом градиентного спуска: x = %.6f, y = %.6f, f(x, y) = %.6f\n'</w:t>
+      </w:r>
+      <w:r>
         <w:rPr>
           <w:rFonts w:ascii="Consolas" w:eastAsia="Times New Roman" w:hAnsi="Consolas" w:cs="Times New Roman"/>
           <w:sz w:val="20"/>
           <w:szCs w:val="20"/>
           <w:lang w:eastAsia="ru-RU"/>
         </w:rPr>
-      </w:pPr>
+        <w:t xml:space="preserve">, x, y, </w:t>
+      </w:r>
       <w:proofErr w:type="spellStart"/>
       <w:r>
         <w:rPr>
@@ -21762,7 +23716,7 @@
           <w:szCs w:val="20"/>
           <w:lang w:eastAsia="ru-RU"/>
         </w:rPr>
-        <w:t>trajectory</w:t>
+        <w:t>f_best</w:t>
       </w:r>
       <w:proofErr w:type="spellEnd"/>
       <w:r>
@@ -21772,7 +23726,7 @@
           <w:szCs w:val="20"/>
           <w:lang w:eastAsia="ru-RU"/>
         </w:rPr>
-        <w:t xml:space="preserve"> = [x, y];</w:t>
+        <w:t>);</w:t>
       </w:r>
     </w:p>
     <w:p>
@@ -21803,64 +23757,105 @@
       <w:r>
         <w:rPr>
           <w:rFonts w:ascii="Consolas" w:eastAsia="Times New Roman" w:hAnsi="Consolas" w:cs="Times New Roman"/>
-          <w:color w:val="0E00FF"/>
-          <w:sz w:val="20"/>
-          <w:szCs w:val="20"/>
-          <w:lang w:val="en-US" w:eastAsia="ru-RU"/>
-        </w:rPr>
-        <w:t xml:space="preserve">for </w:t>
-      </w:r>
-      <w:proofErr w:type="spellStart"/>
-      <w:r>
-        <w:rPr>
-          <w:rFonts w:ascii="Consolas" w:eastAsia="Times New Roman" w:hAnsi="Consolas" w:cs="Times New Roman"/>
-          <w:sz w:val="20"/>
-          <w:szCs w:val="20"/>
-          <w:lang w:val="en-US" w:eastAsia="ru-RU"/>
-        </w:rPr>
-        <w:t>i</w:t>
-      </w:r>
-      <w:proofErr w:type="spellEnd"/>
-      <w:r>
-        <w:rPr>
-          <w:rFonts w:ascii="Consolas" w:eastAsia="Times New Roman" w:hAnsi="Consolas" w:cs="Times New Roman"/>
-          <w:sz w:val="20"/>
-          <w:szCs w:val="20"/>
-          <w:lang w:val="en-US" w:eastAsia="ru-RU"/>
-        </w:rPr>
-        <w:t xml:space="preserve"> = 1:max_iter</w:t>
-      </w:r>
-    </w:p>
-    <w:p>
-      <w:pPr>
-        <w:spacing w:after="0" w:line="240" w:lineRule="auto"/>
-        <w:ind w:firstLine="0"/>
-        <w:jc w:val="left"/>
-        <w:rPr>
-          <w:rFonts w:ascii="Consolas" w:eastAsia="Times New Roman" w:hAnsi="Consolas" w:cs="Times New Roman"/>
-          <w:sz w:val="20"/>
-          <w:szCs w:val="20"/>
-          <w:lang w:val="en-US" w:eastAsia="ru-RU"/>
-        </w:rPr>
-      </w:pPr>
-      <w:r>
-        <w:rPr>
-          <w:rFonts w:ascii="Consolas" w:eastAsia="Times New Roman" w:hAnsi="Consolas" w:cs="Times New Roman"/>
-          <w:sz w:val="20"/>
-          <w:szCs w:val="20"/>
-          <w:lang w:val="en-US" w:eastAsia="ru-RU"/>
-        </w:rPr>
-        <w:t xml:space="preserve">    </w:t>
-      </w:r>
-      <w:proofErr w:type="spellStart"/>
-      <w:r>
-        <w:rPr>
-          <w:rFonts w:ascii="Consolas" w:eastAsia="Times New Roman" w:hAnsi="Consolas" w:cs="Times New Roman"/>
-          <w:sz w:val="20"/>
-          <w:szCs w:val="20"/>
-          <w:lang w:val="en-US" w:eastAsia="ru-RU"/>
-        </w:rPr>
-        <w:t>grad_x</w:t>
+          <w:sz w:val="20"/>
+          <w:szCs w:val="20"/>
+          <w:lang w:val="en-US" w:eastAsia="ru-RU"/>
+        </w:rPr>
+        <w:t>[</w:t>
+      </w:r>
+      <w:proofErr w:type="spellStart"/>
+      <w:r>
+        <w:rPr>
+          <w:rFonts w:ascii="Consolas" w:eastAsia="Times New Roman" w:hAnsi="Consolas" w:cs="Times New Roman"/>
+          <w:sz w:val="20"/>
+          <w:szCs w:val="20"/>
+          <w:lang w:val="en-US" w:eastAsia="ru-RU"/>
+        </w:rPr>
+        <w:t>xgrid</w:t>
+      </w:r>
+      <w:proofErr w:type="spellEnd"/>
+      <w:r>
+        <w:rPr>
+          <w:rFonts w:ascii="Consolas" w:eastAsia="Times New Roman" w:hAnsi="Consolas" w:cs="Times New Roman"/>
+          <w:sz w:val="20"/>
+          <w:szCs w:val="20"/>
+          <w:lang w:val="en-US" w:eastAsia="ru-RU"/>
+        </w:rPr>
+        <w:t xml:space="preserve">, </w:t>
+      </w:r>
+      <w:proofErr w:type="spellStart"/>
+      <w:r>
+        <w:rPr>
+          <w:rFonts w:ascii="Consolas" w:eastAsia="Times New Roman" w:hAnsi="Consolas" w:cs="Times New Roman"/>
+          <w:sz w:val="20"/>
+          <w:szCs w:val="20"/>
+          <w:lang w:val="en-US" w:eastAsia="ru-RU"/>
+        </w:rPr>
+        <w:t>ygrid</w:t>
+      </w:r>
+      <w:proofErr w:type="spellEnd"/>
+      <w:r>
+        <w:rPr>
+          <w:rFonts w:ascii="Consolas" w:eastAsia="Times New Roman" w:hAnsi="Consolas" w:cs="Times New Roman"/>
+          <w:sz w:val="20"/>
+          <w:szCs w:val="20"/>
+          <w:lang w:val="en-US" w:eastAsia="ru-RU"/>
+        </w:rPr>
+        <w:t xml:space="preserve">] = </w:t>
+      </w:r>
+      <w:proofErr w:type="spellStart"/>
+      <w:proofErr w:type="gramStart"/>
+      <w:r>
+        <w:rPr>
+          <w:rFonts w:ascii="Consolas" w:eastAsia="Times New Roman" w:hAnsi="Consolas" w:cs="Times New Roman"/>
+          <w:sz w:val="20"/>
+          <w:szCs w:val="20"/>
+          <w:lang w:val="en-US" w:eastAsia="ru-RU"/>
+        </w:rPr>
+        <w:t>meshgrid</w:t>
+      </w:r>
+      <w:proofErr w:type="spellEnd"/>
+      <w:r>
+        <w:rPr>
+          <w:rFonts w:ascii="Consolas" w:eastAsia="Times New Roman" w:hAnsi="Consolas" w:cs="Times New Roman"/>
+          <w:sz w:val="20"/>
+          <w:szCs w:val="20"/>
+          <w:lang w:val="en-US" w:eastAsia="ru-RU"/>
+        </w:rPr>
+        <w:t>(</w:t>
+      </w:r>
+      <w:proofErr w:type="gramEnd"/>
+      <w:r>
+        <w:rPr>
+          <w:rFonts w:ascii="Consolas" w:eastAsia="Times New Roman" w:hAnsi="Consolas" w:cs="Times New Roman"/>
+          <w:sz w:val="20"/>
+          <w:szCs w:val="20"/>
+          <w:lang w:val="en-US" w:eastAsia="ru-RU"/>
+        </w:rPr>
+        <w:t>-6:0.1:6, -6:0.1:6);</w:t>
+      </w:r>
+    </w:p>
+    <w:p>
+      <w:pPr>
+        <w:spacing w:after="0" w:line="240" w:lineRule="auto"/>
+        <w:ind w:firstLine="0"/>
+        <w:jc w:val="left"/>
+        <w:rPr>
+          <w:rFonts w:ascii="Consolas" w:eastAsia="Times New Roman" w:hAnsi="Consolas" w:cs="Times New Roman"/>
+          <w:sz w:val="20"/>
+          <w:szCs w:val="20"/>
+          <w:lang w:val="en-US" w:eastAsia="ru-RU"/>
+        </w:rPr>
+      </w:pPr>
+      <w:proofErr w:type="spellStart"/>
+      <w:r>
+        <w:rPr>
+          <w:rFonts w:ascii="Consolas" w:eastAsia="Times New Roman" w:hAnsi="Consolas" w:cs="Times New Roman"/>
+          <w:sz w:val="20"/>
+          <w:szCs w:val="20"/>
+          <w:lang w:val="en-US" w:eastAsia="ru-RU"/>
+        </w:rPr>
+        <w:t>zgrid</w:t>
       </w:r>
       <w:proofErr w:type="spellEnd"/>
       <w:r>
@@ -21880,6 +23875,1795 @@
           <w:szCs w:val="20"/>
           <w:lang w:val="en-US" w:eastAsia="ru-RU"/>
         </w:rPr>
+        <w:t>f_</w:t>
+      </w:r>
+      <w:proofErr w:type="gramStart"/>
+      <w:r>
+        <w:rPr>
+          <w:rFonts w:ascii="Consolas" w:eastAsia="Times New Roman" w:hAnsi="Consolas" w:cs="Times New Roman"/>
+          <w:sz w:val="20"/>
+          <w:szCs w:val="20"/>
+          <w:lang w:val="en-US" w:eastAsia="ru-RU"/>
+        </w:rPr>
+        <w:t>func</w:t>
+      </w:r>
+      <w:proofErr w:type="spellEnd"/>
+      <w:r>
+        <w:rPr>
+          <w:rFonts w:ascii="Consolas" w:eastAsia="Times New Roman" w:hAnsi="Consolas" w:cs="Times New Roman"/>
+          <w:sz w:val="20"/>
+          <w:szCs w:val="20"/>
+          <w:lang w:val="en-US" w:eastAsia="ru-RU"/>
+        </w:rPr>
+        <w:t>(</w:t>
+      </w:r>
+      <w:proofErr w:type="spellStart"/>
+      <w:proofErr w:type="gramEnd"/>
+      <w:r>
+        <w:rPr>
+          <w:rFonts w:ascii="Consolas" w:eastAsia="Times New Roman" w:hAnsi="Consolas" w:cs="Times New Roman"/>
+          <w:sz w:val="20"/>
+          <w:szCs w:val="20"/>
+          <w:lang w:val="en-US" w:eastAsia="ru-RU"/>
+        </w:rPr>
+        <w:t>xgrid</w:t>
+      </w:r>
+      <w:proofErr w:type="spellEnd"/>
+      <w:r>
+        <w:rPr>
+          <w:rFonts w:ascii="Consolas" w:eastAsia="Times New Roman" w:hAnsi="Consolas" w:cs="Times New Roman"/>
+          <w:sz w:val="20"/>
+          <w:szCs w:val="20"/>
+          <w:lang w:val="en-US" w:eastAsia="ru-RU"/>
+        </w:rPr>
+        <w:t xml:space="preserve">, </w:t>
+      </w:r>
+      <w:proofErr w:type="spellStart"/>
+      <w:r>
+        <w:rPr>
+          <w:rFonts w:ascii="Consolas" w:eastAsia="Times New Roman" w:hAnsi="Consolas" w:cs="Times New Roman"/>
+          <w:sz w:val="20"/>
+          <w:szCs w:val="20"/>
+          <w:lang w:val="en-US" w:eastAsia="ru-RU"/>
+        </w:rPr>
+        <w:t>ygrid</w:t>
+      </w:r>
+      <w:proofErr w:type="spellEnd"/>
+      <w:r>
+        <w:rPr>
+          <w:rFonts w:ascii="Consolas" w:eastAsia="Times New Roman" w:hAnsi="Consolas" w:cs="Times New Roman"/>
+          <w:sz w:val="20"/>
+          <w:szCs w:val="20"/>
+          <w:lang w:val="en-US" w:eastAsia="ru-RU"/>
+        </w:rPr>
+        <w:t>);</w:t>
+      </w:r>
+    </w:p>
+    <w:p>
+      <w:pPr>
+        <w:spacing w:after="0" w:line="240" w:lineRule="auto"/>
+        <w:ind w:firstLine="0"/>
+        <w:jc w:val="left"/>
+        <w:rPr>
+          <w:rFonts w:ascii="Consolas" w:eastAsia="Times New Roman" w:hAnsi="Consolas" w:cs="Times New Roman"/>
+          <w:sz w:val="20"/>
+          <w:szCs w:val="20"/>
+          <w:lang w:val="en-US" w:eastAsia="ru-RU"/>
+        </w:rPr>
+      </w:pPr>
+    </w:p>
+    <w:p>
+      <w:pPr>
+        <w:spacing w:after="0" w:line="240" w:lineRule="auto"/>
+        <w:ind w:firstLine="0"/>
+        <w:jc w:val="left"/>
+        <w:rPr>
+          <w:rFonts w:ascii="Consolas" w:eastAsia="Times New Roman" w:hAnsi="Consolas" w:cs="Times New Roman"/>
+          <w:sz w:val="20"/>
+          <w:szCs w:val="20"/>
+          <w:lang w:val="en-US" w:eastAsia="ru-RU"/>
+        </w:rPr>
+      </w:pPr>
+      <w:r>
+        <w:rPr>
+          <w:rFonts w:ascii="Consolas" w:eastAsia="Times New Roman" w:hAnsi="Consolas" w:cs="Times New Roman"/>
+          <w:sz w:val="20"/>
+          <w:szCs w:val="20"/>
+          <w:lang w:val="en-US" w:eastAsia="ru-RU"/>
+        </w:rPr>
+        <w:t>figure;</w:t>
+      </w:r>
+    </w:p>
+    <w:p>
+      <w:pPr>
+        <w:spacing w:after="0" w:line="240" w:lineRule="auto"/>
+        <w:ind w:firstLine="0"/>
+        <w:jc w:val="left"/>
+        <w:rPr>
+          <w:rFonts w:ascii="Consolas" w:eastAsia="Times New Roman" w:hAnsi="Consolas" w:cs="Times New Roman"/>
+          <w:sz w:val="20"/>
+          <w:szCs w:val="20"/>
+          <w:lang w:val="en-US" w:eastAsia="ru-RU"/>
+        </w:rPr>
+      </w:pPr>
+      <w:proofErr w:type="gramStart"/>
+      <w:r>
+        <w:rPr>
+          <w:rFonts w:ascii="Consolas" w:eastAsia="Times New Roman" w:hAnsi="Consolas" w:cs="Times New Roman"/>
+          <w:sz w:val="20"/>
+          <w:szCs w:val="20"/>
+          <w:lang w:val="en-US" w:eastAsia="ru-RU"/>
+        </w:rPr>
+        <w:t>surf(</w:t>
+      </w:r>
+      <w:proofErr w:type="spellStart"/>
+      <w:proofErr w:type="gramEnd"/>
+      <w:r>
+        <w:rPr>
+          <w:rFonts w:ascii="Consolas" w:eastAsia="Times New Roman" w:hAnsi="Consolas" w:cs="Times New Roman"/>
+          <w:sz w:val="20"/>
+          <w:szCs w:val="20"/>
+          <w:lang w:val="en-US" w:eastAsia="ru-RU"/>
+        </w:rPr>
+        <w:t>xgrid</w:t>
+      </w:r>
+      <w:proofErr w:type="spellEnd"/>
+      <w:r>
+        <w:rPr>
+          <w:rFonts w:ascii="Consolas" w:eastAsia="Times New Roman" w:hAnsi="Consolas" w:cs="Times New Roman"/>
+          <w:sz w:val="20"/>
+          <w:szCs w:val="20"/>
+          <w:lang w:val="en-US" w:eastAsia="ru-RU"/>
+        </w:rPr>
+        <w:t xml:space="preserve">, </w:t>
+      </w:r>
+      <w:proofErr w:type="spellStart"/>
+      <w:r>
+        <w:rPr>
+          <w:rFonts w:ascii="Consolas" w:eastAsia="Times New Roman" w:hAnsi="Consolas" w:cs="Times New Roman"/>
+          <w:sz w:val="20"/>
+          <w:szCs w:val="20"/>
+          <w:lang w:val="en-US" w:eastAsia="ru-RU"/>
+        </w:rPr>
+        <w:t>ygrid</w:t>
+      </w:r>
+      <w:proofErr w:type="spellEnd"/>
+      <w:r>
+        <w:rPr>
+          <w:rFonts w:ascii="Consolas" w:eastAsia="Times New Roman" w:hAnsi="Consolas" w:cs="Times New Roman"/>
+          <w:sz w:val="20"/>
+          <w:szCs w:val="20"/>
+          <w:lang w:val="en-US" w:eastAsia="ru-RU"/>
+        </w:rPr>
+        <w:t xml:space="preserve">, </w:t>
+      </w:r>
+      <w:proofErr w:type="spellStart"/>
+      <w:r>
+        <w:rPr>
+          <w:rFonts w:ascii="Consolas" w:eastAsia="Times New Roman" w:hAnsi="Consolas" w:cs="Times New Roman"/>
+          <w:sz w:val="20"/>
+          <w:szCs w:val="20"/>
+          <w:lang w:val="en-US" w:eastAsia="ru-RU"/>
+        </w:rPr>
+        <w:t>zgrid</w:t>
+      </w:r>
+      <w:proofErr w:type="spellEnd"/>
+      <w:r>
+        <w:rPr>
+          <w:rFonts w:ascii="Consolas" w:eastAsia="Times New Roman" w:hAnsi="Consolas" w:cs="Times New Roman"/>
+          <w:sz w:val="20"/>
+          <w:szCs w:val="20"/>
+          <w:lang w:val="en-US" w:eastAsia="ru-RU"/>
+        </w:rPr>
+        <w:t xml:space="preserve">, </w:t>
+      </w:r>
+      <w:r>
+        <w:rPr>
+          <w:rFonts w:ascii="Consolas" w:eastAsia="Times New Roman" w:hAnsi="Consolas" w:cs="Times New Roman"/>
+          <w:color w:val="A709F5"/>
+          <w:sz w:val="20"/>
+          <w:szCs w:val="20"/>
+          <w:lang w:val="en-US" w:eastAsia="ru-RU"/>
+        </w:rPr>
+        <w:t>'</w:t>
+      </w:r>
+      <w:proofErr w:type="spellStart"/>
+      <w:r>
+        <w:rPr>
+          <w:rFonts w:ascii="Consolas" w:eastAsia="Times New Roman" w:hAnsi="Consolas" w:cs="Times New Roman"/>
+          <w:color w:val="A709F5"/>
+          <w:sz w:val="20"/>
+          <w:szCs w:val="20"/>
+          <w:lang w:val="en-US" w:eastAsia="ru-RU"/>
+        </w:rPr>
+        <w:t>EdgeColor</w:t>
+      </w:r>
+      <w:proofErr w:type="spellEnd"/>
+      <w:r>
+        <w:rPr>
+          <w:rFonts w:ascii="Consolas" w:eastAsia="Times New Roman" w:hAnsi="Consolas" w:cs="Times New Roman"/>
+          <w:color w:val="A709F5"/>
+          <w:sz w:val="20"/>
+          <w:szCs w:val="20"/>
+          <w:lang w:val="en-US" w:eastAsia="ru-RU"/>
+        </w:rPr>
+        <w:t>'</w:t>
+      </w:r>
+      <w:r>
+        <w:rPr>
+          <w:rFonts w:ascii="Consolas" w:eastAsia="Times New Roman" w:hAnsi="Consolas" w:cs="Times New Roman"/>
+          <w:sz w:val="20"/>
+          <w:szCs w:val="20"/>
+          <w:lang w:val="en-US" w:eastAsia="ru-RU"/>
+        </w:rPr>
+        <w:t xml:space="preserve">, </w:t>
+      </w:r>
+      <w:r>
+        <w:rPr>
+          <w:rFonts w:ascii="Consolas" w:eastAsia="Times New Roman" w:hAnsi="Consolas" w:cs="Times New Roman"/>
+          <w:color w:val="A709F5"/>
+          <w:sz w:val="20"/>
+          <w:szCs w:val="20"/>
+          <w:lang w:val="en-US" w:eastAsia="ru-RU"/>
+        </w:rPr>
+        <w:t>'none'</w:t>
+      </w:r>
+      <w:r>
+        <w:rPr>
+          <w:rFonts w:ascii="Consolas" w:eastAsia="Times New Roman" w:hAnsi="Consolas" w:cs="Times New Roman"/>
+          <w:sz w:val="20"/>
+          <w:szCs w:val="20"/>
+          <w:lang w:val="en-US" w:eastAsia="ru-RU"/>
+        </w:rPr>
+        <w:t xml:space="preserve">); hold </w:t>
+      </w:r>
+      <w:r>
+        <w:rPr>
+          <w:rFonts w:ascii="Consolas" w:eastAsia="Times New Roman" w:hAnsi="Consolas" w:cs="Times New Roman"/>
+          <w:color w:val="A709F5"/>
+          <w:sz w:val="20"/>
+          <w:szCs w:val="20"/>
+          <w:lang w:val="en-US" w:eastAsia="ru-RU"/>
+        </w:rPr>
+        <w:t>on</w:t>
+      </w:r>
+      <w:r>
+        <w:rPr>
+          <w:rFonts w:ascii="Consolas" w:eastAsia="Times New Roman" w:hAnsi="Consolas" w:cs="Times New Roman"/>
+          <w:sz w:val="20"/>
+          <w:szCs w:val="20"/>
+          <w:lang w:val="en-US" w:eastAsia="ru-RU"/>
+        </w:rPr>
+        <w:t>;</w:t>
+      </w:r>
+    </w:p>
+    <w:p>
+      <w:pPr>
+        <w:spacing w:after="0" w:line="240" w:lineRule="auto"/>
+        <w:ind w:firstLine="0"/>
+        <w:jc w:val="left"/>
+        <w:rPr>
+          <w:rFonts w:ascii="Consolas" w:eastAsia="Times New Roman" w:hAnsi="Consolas" w:cs="Times New Roman"/>
+          <w:sz w:val="20"/>
+          <w:szCs w:val="20"/>
+          <w:lang w:val="en-US" w:eastAsia="ru-RU"/>
+        </w:rPr>
+      </w:pPr>
+      <w:r>
+        <w:rPr>
+          <w:rFonts w:ascii="Consolas" w:eastAsia="Times New Roman" w:hAnsi="Consolas" w:cs="Times New Roman"/>
+          <w:sz w:val="20"/>
+          <w:szCs w:val="20"/>
+          <w:lang w:val="en-US" w:eastAsia="ru-RU"/>
+        </w:rPr>
+        <w:t>plot3(trajectory</w:t>
+      </w:r>
+      <w:proofErr w:type="gramStart"/>
+      <w:r>
+        <w:rPr>
+          <w:rFonts w:ascii="Consolas" w:eastAsia="Times New Roman" w:hAnsi="Consolas" w:cs="Times New Roman"/>
+          <w:sz w:val="20"/>
+          <w:szCs w:val="20"/>
+          <w:lang w:val="en-US" w:eastAsia="ru-RU"/>
+        </w:rPr>
+        <w:t>(:,</w:t>
+      </w:r>
+      <w:proofErr w:type="gramEnd"/>
+      <w:r>
+        <w:rPr>
+          <w:rFonts w:ascii="Consolas" w:eastAsia="Times New Roman" w:hAnsi="Consolas" w:cs="Times New Roman"/>
+          <w:sz w:val="20"/>
+          <w:szCs w:val="20"/>
+          <w:lang w:val="en-US" w:eastAsia="ru-RU"/>
+        </w:rPr>
+        <w:t xml:space="preserve">1), trajectory(:,2), </w:t>
+      </w:r>
+      <w:proofErr w:type="spellStart"/>
+      <w:r>
+        <w:rPr>
+          <w:rFonts w:ascii="Consolas" w:eastAsia="Times New Roman" w:hAnsi="Consolas" w:cs="Times New Roman"/>
+          <w:sz w:val="20"/>
+          <w:szCs w:val="20"/>
+          <w:lang w:val="en-US" w:eastAsia="ru-RU"/>
+        </w:rPr>
+        <w:t>f_func</w:t>
+      </w:r>
+      <w:proofErr w:type="spellEnd"/>
+      <w:r>
+        <w:rPr>
+          <w:rFonts w:ascii="Consolas" w:eastAsia="Times New Roman" w:hAnsi="Consolas" w:cs="Times New Roman"/>
+          <w:sz w:val="20"/>
+          <w:szCs w:val="20"/>
+          <w:lang w:val="en-US" w:eastAsia="ru-RU"/>
+        </w:rPr>
+        <w:t xml:space="preserve">(trajectory(:,1), trajectory(:,2)), </w:t>
+      </w:r>
+      <w:r>
+        <w:rPr>
+          <w:rFonts w:ascii="Consolas" w:eastAsia="Times New Roman" w:hAnsi="Consolas" w:cs="Times New Roman"/>
+          <w:color w:val="A709F5"/>
+          <w:sz w:val="20"/>
+          <w:szCs w:val="20"/>
+          <w:lang w:val="en-US" w:eastAsia="ru-RU"/>
+        </w:rPr>
+        <w:t>'r.-'</w:t>
+      </w:r>
+      <w:r>
+        <w:rPr>
+          <w:rFonts w:ascii="Consolas" w:eastAsia="Times New Roman" w:hAnsi="Consolas" w:cs="Times New Roman"/>
+          <w:sz w:val="20"/>
+          <w:szCs w:val="20"/>
+          <w:lang w:val="en-US" w:eastAsia="ru-RU"/>
+        </w:rPr>
+        <w:t xml:space="preserve">, </w:t>
+      </w:r>
+      <w:r>
+        <w:rPr>
+          <w:rFonts w:ascii="Consolas" w:eastAsia="Times New Roman" w:hAnsi="Consolas" w:cs="Times New Roman"/>
+          <w:color w:val="A709F5"/>
+          <w:sz w:val="20"/>
+          <w:szCs w:val="20"/>
+          <w:lang w:val="en-US" w:eastAsia="ru-RU"/>
+        </w:rPr>
+        <w:t>'</w:t>
+      </w:r>
+      <w:proofErr w:type="spellStart"/>
+      <w:r>
+        <w:rPr>
+          <w:rFonts w:ascii="Consolas" w:eastAsia="Times New Roman" w:hAnsi="Consolas" w:cs="Times New Roman"/>
+          <w:color w:val="A709F5"/>
+          <w:sz w:val="20"/>
+          <w:szCs w:val="20"/>
+          <w:lang w:val="en-US" w:eastAsia="ru-RU"/>
+        </w:rPr>
+        <w:t>LineWidth</w:t>
+      </w:r>
+      <w:proofErr w:type="spellEnd"/>
+      <w:r>
+        <w:rPr>
+          <w:rFonts w:ascii="Consolas" w:eastAsia="Times New Roman" w:hAnsi="Consolas" w:cs="Times New Roman"/>
+          <w:color w:val="A709F5"/>
+          <w:sz w:val="20"/>
+          <w:szCs w:val="20"/>
+          <w:lang w:val="en-US" w:eastAsia="ru-RU"/>
+        </w:rPr>
+        <w:t>'</w:t>
+      </w:r>
+      <w:r>
+        <w:rPr>
+          <w:rFonts w:ascii="Consolas" w:eastAsia="Times New Roman" w:hAnsi="Consolas" w:cs="Times New Roman"/>
+          <w:sz w:val="20"/>
+          <w:szCs w:val="20"/>
+          <w:lang w:val="en-US" w:eastAsia="ru-RU"/>
+        </w:rPr>
+        <w:t>, 2);</w:t>
+      </w:r>
+    </w:p>
+    <w:p>
+      <w:pPr>
+        <w:spacing w:after="0" w:line="240" w:lineRule="auto"/>
+        <w:ind w:firstLine="0"/>
+        <w:jc w:val="left"/>
+        <w:rPr>
+          <w:rFonts w:ascii="Consolas" w:eastAsia="Times New Roman" w:hAnsi="Consolas" w:cs="Times New Roman"/>
+          <w:sz w:val="20"/>
+          <w:szCs w:val="20"/>
+          <w:lang w:val="en-US" w:eastAsia="ru-RU"/>
+        </w:rPr>
+      </w:pPr>
+      <w:r>
+        <w:rPr>
+          <w:rFonts w:ascii="Consolas" w:eastAsia="Times New Roman" w:hAnsi="Consolas" w:cs="Times New Roman"/>
+          <w:sz w:val="20"/>
+          <w:szCs w:val="20"/>
+          <w:lang w:val="en-US" w:eastAsia="ru-RU"/>
+        </w:rPr>
+        <w:t xml:space="preserve">plot3(x, y, </w:t>
+      </w:r>
+      <w:proofErr w:type="spellStart"/>
+      <w:r>
+        <w:rPr>
+          <w:rFonts w:ascii="Consolas" w:eastAsia="Times New Roman" w:hAnsi="Consolas" w:cs="Times New Roman"/>
+          <w:sz w:val="20"/>
+          <w:szCs w:val="20"/>
+          <w:lang w:val="en-US" w:eastAsia="ru-RU"/>
+        </w:rPr>
+        <w:t>f_</w:t>
+      </w:r>
+      <w:proofErr w:type="gramStart"/>
+      <w:r>
+        <w:rPr>
+          <w:rFonts w:ascii="Consolas" w:eastAsia="Times New Roman" w:hAnsi="Consolas" w:cs="Times New Roman"/>
+          <w:sz w:val="20"/>
+          <w:szCs w:val="20"/>
+          <w:lang w:val="en-US" w:eastAsia="ru-RU"/>
+        </w:rPr>
+        <w:t>func</w:t>
+      </w:r>
+      <w:proofErr w:type="spellEnd"/>
+      <w:r>
+        <w:rPr>
+          <w:rFonts w:ascii="Consolas" w:eastAsia="Times New Roman" w:hAnsi="Consolas" w:cs="Times New Roman"/>
+          <w:sz w:val="20"/>
+          <w:szCs w:val="20"/>
+          <w:lang w:val="en-US" w:eastAsia="ru-RU"/>
+        </w:rPr>
+        <w:t>(</w:t>
+      </w:r>
+      <w:proofErr w:type="gramEnd"/>
+      <w:r>
+        <w:rPr>
+          <w:rFonts w:ascii="Consolas" w:eastAsia="Times New Roman" w:hAnsi="Consolas" w:cs="Times New Roman"/>
+          <w:sz w:val="20"/>
+          <w:szCs w:val="20"/>
+          <w:lang w:val="en-US" w:eastAsia="ru-RU"/>
+        </w:rPr>
+        <w:t xml:space="preserve">x, y), </w:t>
+      </w:r>
+      <w:r>
+        <w:rPr>
+          <w:rFonts w:ascii="Consolas" w:eastAsia="Times New Roman" w:hAnsi="Consolas" w:cs="Times New Roman"/>
+          <w:color w:val="A709F5"/>
+          <w:sz w:val="20"/>
+          <w:szCs w:val="20"/>
+          <w:lang w:val="en-US" w:eastAsia="ru-RU"/>
+        </w:rPr>
+        <w:t>'ko'</w:t>
+      </w:r>
+      <w:r>
+        <w:rPr>
+          <w:rFonts w:ascii="Consolas" w:eastAsia="Times New Roman" w:hAnsi="Consolas" w:cs="Times New Roman"/>
+          <w:sz w:val="20"/>
+          <w:szCs w:val="20"/>
+          <w:lang w:val="en-US" w:eastAsia="ru-RU"/>
+        </w:rPr>
+        <w:t xml:space="preserve">, </w:t>
+      </w:r>
+      <w:r>
+        <w:rPr>
+          <w:rFonts w:ascii="Consolas" w:eastAsia="Times New Roman" w:hAnsi="Consolas" w:cs="Times New Roman"/>
+          <w:color w:val="A709F5"/>
+          <w:sz w:val="20"/>
+          <w:szCs w:val="20"/>
+          <w:lang w:val="en-US" w:eastAsia="ru-RU"/>
+        </w:rPr>
+        <w:t>'</w:t>
+      </w:r>
+      <w:proofErr w:type="spellStart"/>
+      <w:r>
+        <w:rPr>
+          <w:rFonts w:ascii="Consolas" w:eastAsia="Times New Roman" w:hAnsi="Consolas" w:cs="Times New Roman"/>
+          <w:color w:val="A709F5"/>
+          <w:sz w:val="20"/>
+          <w:szCs w:val="20"/>
+          <w:lang w:val="en-US" w:eastAsia="ru-RU"/>
+        </w:rPr>
+        <w:t>MarkerFaceColor</w:t>
+      </w:r>
+      <w:proofErr w:type="spellEnd"/>
+      <w:r>
+        <w:rPr>
+          <w:rFonts w:ascii="Consolas" w:eastAsia="Times New Roman" w:hAnsi="Consolas" w:cs="Times New Roman"/>
+          <w:color w:val="A709F5"/>
+          <w:sz w:val="20"/>
+          <w:szCs w:val="20"/>
+          <w:lang w:val="en-US" w:eastAsia="ru-RU"/>
+        </w:rPr>
+        <w:t>'</w:t>
+      </w:r>
+      <w:r>
+        <w:rPr>
+          <w:rFonts w:ascii="Consolas" w:eastAsia="Times New Roman" w:hAnsi="Consolas" w:cs="Times New Roman"/>
+          <w:sz w:val="20"/>
+          <w:szCs w:val="20"/>
+          <w:lang w:val="en-US" w:eastAsia="ru-RU"/>
+        </w:rPr>
+        <w:t xml:space="preserve">, </w:t>
+      </w:r>
+      <w:r>
+        <w:rPr>
+          <w:rFonts w:ascii="Consolas" w:eastAsia="Times New Roman" w:hAnsi="Consolas" w:cs="Times New Roman"/>
+          <w:color w:val="A709F5"/>
+          <w:sz w:val="20"/>
+          <w:szCs w:val="20"/>
+          <w:lang w:val="en-US" w:eastAsia="ru-RU"/>
+        </w:rPr>
+        <w:t>'g'</w:t>
+      </w:r>
+      <w:r>
+        <w:rPr>
+          <w:rFonts w:ascii="Consolas" w:eastAsia="Times New Roman" w:hAnsi="Consolas" w:cs="Times New Roman"/>
+          <w:sz w:val="20"/>
+          <w:szCs w:val="20"/>
+          <w:lang w:val="en-US" w:eastAsia="ru-RU"/>
+        </w:rPr>
+        <w:t xml:space="preserve">, </w:t>
+      </w:r>
+      <w:r>
+        <w:rPr>
+          <w:rFonts w:ascii="Consolas" w:eastAsia="Times New Roman" w:hAnsi="Consolas" w:cs="Times New Roman"/>
+          <w:color w:val="A709F5"/>
+          <w:sz w:val="20"/>
+          <w:szCs w:val="20"/>
+          <w:lang w:val="en-US" w:eastAsia="ru-RU"/>
+        </w:rPr>
+        <w:t>'</w:t>
+      </w:r>
+      <w:proofErr w:type="spellStart"/>
+      <w:r>
+        <w:rPr>
+          <w:rFonts w:ascii="Consolas" w:eastAsia="Times New Roman" w:hAnsi="Consolas" w:cs="Times New Roman"/>
+          <w:color w:val="A709F5"/>
+          <w:sz w:val="20"/>
+          <w:szCs w:val="20"/>
+          <w:lang w:val="en-US" w:eastAsia="ru-RU"/>
+        </w:rPr>
+        <w:t>MarkerSize</w:t>
+      </w:r>
+      <w:proofErr w:type="spellEnd"/>
+      <w:r>
+        <w:rPr>
+          <w:rFonts w:ascii="Consolas" w:eastAsia="Times New Roman" w:hAnsi="Consolas" w:cs="Times New Roman"/>
+          <w:color w:val="A709F5"/>
+          <w:sz w:val="20"/>
+          <w:szCs w:val="20"/>
+          <w:lang w:val="en-US" w:eastAsia="ru-RU"/>
+        </w:rPr>
+        <w:t>'</w:t>
+      </w:r>
+      <w:r>
+        <w:rPr>
+          <w:rFonts w:ascii="Consolas" w:eastAsia="Times New Roman" w:hAnsi="Consolas" w:cs="Times New Roman"/>
+          <w:sz w:val="20"/>
+          <w:szCs w:val="20"/>
+          <w:lang w:val="en-US" w:eastAsia="ru-RU"/>
+        </w:rPr>
+        <w:t>, 8);</w:t>
+      </w:r>
+    </w:p>
+    <w:p>
+      <w:pPr>
+        <w:spacing w:after="0" w:line="240" w:lineRule="auto"/>
+        <w:ind w:firstLine="0"/>
+        <w:jc w:val="left"/>
+        <w:rPr>
+          <w:rFonts w:ascii="Consolas" w:eastAsia="Times New Roman" w:hAnsi="Consolas" w:cs="Times New Roman"/>
+          <w:sz w:val="20"/>
+          <w:szCs w:val="20"/>
+          <w:lang w:val="en-US" w:eastAsia="ru-RU"/>
+        </w:rPr>
+      </w:pPr>
+      <w:proofErr w:type="gramStart"/>
+      <w:r>
+        <w:rPr>
+          <w:rFonts w:ascii="Consolas" w:eastAsia="Times New Roman" w:hAnsi="Consolas" w:cs="Times New Roman"/>
+          <w:sz w:val="20"/>
+          <w:szCs w:val="20"/>
+          <w:lang w:val="en-US" w:eastAsia="ru-RU"/>
+        </w:rPr>
+        <w:t>title(</w:t>
+      </w:r>
+      <w:proofErr w:type="gramEnd"/>
+      <w:r>
+        <w:rPr>
+          <w:rFonts w:ascii="Consolas" w:eastAsia="Times New Roman" w:hAnsi="Consolas" w:cs="Times New Roman"/>
+          <w:color w:val="A709F5"/>
+          <w:sz w:val="20"/>
+          <w:szCs w:val="20"/>
+          <w:lang w:val="en-US" w:eastAsia="ru-RU"/>
+        </w:rPr>
+        <w:t>'</w:t>
+      </w:r>
+      <w:r>
+        <w:rPr>
+          <w:rFonts w:ascii="Consolas" w:eastAsia="Times New Roman" w:hAnsi="Consolas" w:cs="Times New Roman"/>
+          <w:color w:val="A709F5"/>
+          <w:sz w:val="20"/>
+          <w:szCs w:val="20"/>
+          <w:lang w:eastAsia="ru-RU"/>
+        </w:rPr>
+        <w:t>Градиентный</w:t>
+      </w:r>
+      <w:r>
+        <w:rPr>
+          <w:rFonts w:ascii="Consolas" w:eastAsia="Times New Roman" w:hAnsi="Consolas" w:cs="Times New Roman"/>
+          <w:color w:val="A709F5"/>
+          <w:sz w:val="20"/>
+          <w:szCs w:val="20"/>
+          <w:lang w:val="en-US" w:eastAsia="ru-RU"/>
+        </w:rPr>
+        <w:t xml:space="preserve"> </w:t>
+      </w:r>
+      <w:r>
+        <w:rPr>
+          <w:rFonts w:ascii="Consolas" w:eastAsia="Times New Roman" w:hAnsi="Consolas" w:cs="Times New Roman"/>
+          <w:color w:val="A709F5"/>
+          <w:sz w:val="20"/>
+          <w:szCs w:val="20"/>
+          <w:lang w:eastAsia="ru-RU"/>
+        </w:rPr>
+        <w:t>спуск</w:t>
+      </w:r>
+      <w:r>
+        <w:rPr>
+          <w:rFonts w:ascii="Consolas" w:eastAsia="Times New Roman" w:hAnsi="Consolas" w:cs="Times New Roman"/>
+          <w:color w:val="A709F5"/>
+          <w:sz w:val="20"/>
+          <w:szCs w:val="20"/>
+          <w:lang w:val="en-US" w:eastAsia="ru-RU"/>
+        </w:rPr>
+        <w:t>'</w:t>
+      </w:r>
+      <w:r>
+        <w:rPr>
+          <w:rFonts w:ascii="Consolas" w:eastAsia="Times New Roman" w:hAnsi="Consolas" w:cs="Times New Roman"/>
+          <w:sz w:val="20"/>
+          <w:szCs w:val="20"/>
+          <w:lang w:val="en-US" w:eastAsia="ru-RU"/>
+        </w:rPr>
+        <w:t>);</w:t>
+      </w:r>
+    </w:p>
+    <w:p>
+      <w:pPr>
+        <w:spacing w:after="0" w:line="240" w:lineRule="auto"/>
+        <w:ind w:firstLine="0"/>
+        <w:jc w:val="left"/>
+        <w:rPr>
+          <w:rFonts w:ascii="Consolas" w:eastAsia="Times New Roman" w:hAnsi="Consolas" w:cs="Times New Roman"/>
+          <w:sz w:val="20"/>
+          <w:szCs w:val="20"/>
+          <w:lang w:val="en-US" w:eastAsia="ru-RU"/>
+        </w:rPr>
+      </w:pPr>
+      <w:proofErr w:type="spellStart"/>
+      <w:r>
+        <w:rPr>
+          <w:rFonts w:ascii="Consolas" w:eastAsia="Times New Roman" w:hAnsi="Consolas" w:cs="Times New Roman"/>
+          <w:sz w:val="20"/>
+          <w:szCs w:val="20"/>
+          <w:lang w:val="en-US" w:eastAsia="ru-RU"/>
+        </w:rPr>
+        <w:t>xlabel</w:t>
+      </w:r>
+      <w:proofErr w:type="spellEnd"/>
+      <w:r>
+        <w:rPr>
+          <w:rFonts w:ascii="Consolas" w:eastAsia="Times New Roman" w:hAnsi="Consolas" w:cs="Times New Roman"/>
+          <w:sz w:val="20"/>
+          <w:szCs w:val="20"/>
+          <w:lang w:val="en-US" w:eastAsia="ru-RU"/>
+        </w:rPr>
+        <w:t>(</w:t>
+      </w:r>
+      <w:r>
+        <w:rPr>
+          <w:rFonts w:ascii="Consolas" w:eastAsia="Times New Roman" w:hAnsi="Consolas" w:cs="Times New Roman"/>
+          <w:color w:val="A709F5"/>
+          <w:sz w:val="20"/>
+          <w:szCs w:val="20"/>
+          <w:lang w:val="en-US" w:eastAsia="ru-RU"/>
+        </w:rPr>
+        <w:t>'x'</w:t>
+      </w:r>
+      <w:r>
+        <w:rPr>
+          <w:rFonts w:ascii="Consolas" w:eastAsia="Times New Roman" w:hAnsi="Consolas" w:cs="Times New Roman"/>
+          <w:sz w:val="20"/>
+          <w:szCs w:val="20"/>
+          <w:lang w:val="en-US" w:eastAsia="ru-RU"/>
+        </w:rPr>
+        <w:t xml:space="preserve">); </w:t>
+      </w:r>
+      <w:proofErr w:type="spellStart"/>
+      <w:r>
+        <w:rPr>
+          <w:rFonts w:ascii="Consolas" w:eastAsia="Times New Roman" w:hAnsi="Consolas" w:cs="Times New Roman"/>
+          <w:sz w:val="20"/>
+          <w:szCs w:val="20"/>
+          <w:lang w:val="en-US" w:eastAsia="ru-RU"/>
+        </w:rPr>
+        <w:t>ylabel</w:t>
+      </w:r>
+      <w:proofErr w:type="spellEnd"/>
+      <w:r>
+        <w:rPr>
+          <w:rFonts w:ascii="Consolas" w:eastAsia="Times New Roman" w:hAnsi="Consolas" w:cs="Times New Roman"/>
+          <w:sz w:val="20"/>
+          <w:szCs w:val="20"/>
+          <w:lang w:val="en-US" w:eastAsia="ru-RU"/>
+        </w:rPr>
+        <w:t>(</w:t>
+      </w:r>
+      <w:r>
+        <w:rPr>
+          <w:rFonts w:ascii="Consolas" w:eastAsia="Times New Roman" w:hAnsi="Consolas" w:cs="Times New Roman"/>
+          <w:color w:val="A709F5"/>
+          <w:sz w:val="20"/>
+          <w:szCs w:val="20"/>
+          <w:lang w:val="en-US" w:eastAsia="ru-RU"/>
+        </w:rPr>
+        <w:t>'y'</w:t>
+      </w:r>
+      <w:r>
+        <w:rPr>
+          <w:rFonts w:ascii="Consolas" w:eastAsia="Times New Roman" w:hAnsi="Consolas" w:cs="Times New Roman"/>
+          <w:sz w:val="20"/>
+          <w:szCs w:val="20"/>
+          <w:lang w:val="en-US" w:eastAsia="ru-RU"/>
+        </w:rPr>
+        <w:t xml:space="preserve">); </w:t>
+      </w:r>
+      <w:proofErr w:type="spellStart"/>
+      <w:r>
+        <w:rPr>
+          <w:rFonts w:ascii="Consolas" w:eastAsia="Times New Roman" w:hAnsi="Consolas" w:cs="Times New Roman"/>
+          <w:sz w:val="20"/>
+          <w:szCs w:val="20"/>
+          <w:lang w:val="en-US" w:eastAsia="ru-RU"/>
+        </w:rPr>
+        <w:t>zlabel</w:t>
+      </w:r>
+      <w:proofErr w:type="spellEnd"/>
+      <w:r>
+        <w:rPr>
+          <w:rFonts w:ascii="Consolas" w:eastAsia="Times New Roman" w:hAnsi="Consolas" w:cs="Times New Roman"/>
+          <w:sz w:val="20"/>
+          <w:szCs w:val="20"/>
+          <w:lang w:val="en-US" w:eastAsia="ru-RU"/>
+        </w:rPr>
+        <w:t>(</w:t>
+      </w:r>
+      <w:r>
+        <w:rPr>
+          <w:rFonts w:ascii="Consolas" w:eastAsia="Times New Roman" w:hAnsi="Consolas" w:cs="Times New Roman"/>
+          <w:color w:val="A709F5"/>
+          <w:sz w:val="20"/>
+          <w:szCs w:val="20"/>
+          <w:lang w:val="en-US" w:eastAsia="ru-RU"/>
+        </w:rPr>
+        <w:t>'z'</w:t>
+      </w:r>
+      <w:r>
+        <w:rPr>
+          <w:rFonts w:ascii="Consolas" w:eastAsia="Times New Roman" w:hAnsi="Consolas" w:cs="Times New Roman"/>
+          <w:sz w:val="20"/>
+          <w:szCs w:val="20"/>
+          <w:lang w:val="en-US" w:eastAsia="ru-RU"/>
+        </w:rPr>
+        <w:t>);</w:t>
+      </w:r>
+    </w:p>
+    <w:p>
+      <w:pPr>
+        <w:spacing w:after="0" w:line="240" w:lineRule="auto"/>
+        <w:ind w:firstLine="0"/>
+        <w:jc w:val="left"/>
+        <w:rPr>
+          <w:rFonts w:ascii="Consolas" w:eastAsia="Times New Roman" w:hAnsi="Consolas" w:cs="Times New Roman"/>
+          <w:sz w:val="20"/>
+          <w:szCs w:val="20"/>
+          <w:lang w:val="en-US" w:eastAsia="ru-RU"/>
+        </w:rPr>
+      </w:pPr>
+    </w:p>
+    <w:p>
+      <w:pPr>
+        <w:spacing w:after="0" w:line="240" w:lineRule="auto"/>
+        <w:ind w:firstLine="0"/>
+        <w:jc w:val="left"/>
+        <w:rPr>
+          <w:rFonts w:ascii="Consolas" w:eastAsia="Times New Roman" w:hAnsi="Consolas" w:cs="Times New Roman"/>
+          <w:sz w:val="20"/>
+          <w:szCs w:val="20"/>
+          <w:lang w:val="en-US" w:eastAsia="ru-RU"/>
+        </w:rPr>
+      </w:pPr>
+      <w:r>
+        <w:rPr>
+          <w:rFonts w:ascii="Consolas" w:eastAsia="Times New Roman" w:hAnsi="Consolas" w:cs="Times New Roman"/>
+          <w:sz w:val="20"/>
+          <w:szCs w:val="20"/>
+          <w:lang w:val="en-US" w:eastAsia="ru-RU"/>
+        </w:rPr>
+        <w:t>figure;</w:t>
+      </w:r>
+    </w:p>
+    <w:p>
+      <w:pPr>
+        <w:spacing w:after="0" w:line="240" w:lineRule="auto"/>
+        <w:ind w:firstLine="0"/>
+        <w:jc w:val="left"/>
+        <w:rPr>
+          <w:rFonts w:ascii="Consolas" w:eastAsia="Times New Roman" w:hAnsi="Consolas" w:cs="Times New Roman"/>
+          <w:sz w:val="20"/>
+          <w:szCs w:val="20"/>
+          <w:lang w:val="en-US" w:eastAsia="ru-RU"/>
+        </w:rPr>
+      </w:pPr>
+      <w:proofErr w:type="spellStart"/>
+      <w:proofErr w:type="gramStart"/>
+      <w:r>
+        <w:rPr>
+          <w:rFonts w:ascii="Consolas" w:eastAsia="Times New Roman" w:hAnsi="Consolas" w:cs="Times New Roman"/>
+          <w:sz w:val="20"/>
+          <w:szCs w:val="20"/>
+          <w:lang w:val="en-US" w:eastAsia="ru-RU"/>
+        </w:rPr>
+        <w:t>contourf</w:t>
+      </w:r>
+      <w:proofErr w:type="spellEnd"/>
+      <w:r>
+        <w:rPr>
+          <w:rFonts w:ascii="Consolas" w:eastAsia="Times New Roman" w:hAnsi="Consolas" w:cs="Times New Roman"/>
+          <w:sz w:val="20"/>
+          <w:szCs w:val="20"/>
+          <w:lang w:val="en-US" w:eastAsia="ru-RU"/>
+        </w:rPr>
+        <w:t>(</w:t>
+      </w:r>
+      <w:proofErr w:type="spellStart"/>
+      <w:proofErr w:type="gramEnd"/>
+      <w:r>
+        <w:rPr>
+          <w:rFonts w:ascii="Consolas" w:eastAsia="Times New Roman" w:hAnsi="Consolas" w:cs="Times New Roman"/>
+          <w:sz w:val="20"/>
+          <w:szCs w:val="20"/>
+          <w:lang w:val="en-US" w:eastAsia="ru-RU"/>
+        </w:rPr>
+        <w:t>xgrid</w:t>
+      </w:r>
+      <w:proofErr w:type="spellEnd"/>
+      <w:r>
+        <w:rPr>
+          <w:rFonts w:ascii="Consolas" w:eastAsia="Times New Roman" w:hAnsi="Consolas" w:cs="Times New Roman"/>
+          <w:sz w:val="20"/>
+          <w:szCs w:val="20"/>
+          <w:lang w:val="en-US" w:eastAsia="ru-RU"/>
+        </w:rPr>
+        <w:t xml:space="preserve">, </w:t>
+      </w:r>
+      <w:proofErr w:type="spellStart"/>
+      <w:r>
+        <w:rPr>
+          <w:rFonts w:ascii="Consolas" w:eastAsia="Times New Roman" w:hAnsi="Consolas" w:cs="Times New Roman"/>
+          <w:sz w:val="20"/>
+          <w:szCs w:val="20"/>
+          <w:lang w:val="en-US" w:eastAsia="ru-RU"/>
+        </w:rPr>
+        <w:t>ygrid</w:t>
+      </w:r>
+      <w:proofErr w:type="spellEnd"/>
+      <w:r>
+        <w:rPr>
+          <w:rFonts w:ascii="Consolas" w:eastAsia="Times New Roman" w:hAnsi="Consolas" w:cs="Times New Roman"/>
+          <w:sz w:val="20"/>
+          <w:szCs w:val="20"/>
+          <w:lang w:val="en-US" w:eastAsia="ru-RU"/>
+        </w:rPr>
+        <w:t xml:space="preserve">, </w:t>
+      </w:r>
+      <w:proofErr w:type="spellStart"/>
+      <w:r>
+        <w:rPr>
+          <w:rFonts w:ascii="Consolas" w:eastAsia="Times New Roman" w:hAnsi="Consolas" w:cs="Times New Roman"/>
+          <w:sz w:val="20"/>
+          <w:szCs w:val="20"/>
+          <w:lang w:val="en-US" w:eastAsia="ru-RU"/>
+        </w:rPr>
+        <w:t>zgrid</w:t>
+      </w:r>
+      <w:proofErr w:type="spellEnd"/>
+      <w:r>
+        <w:rPr>
+          <w:rFonts w:ascii="Consolas" w:eastAsia="Times New Roman" w:hAnsi="Consolas" w:cs="Times New Roman"/>
+          <w:sz w:val="20"/>
+          <w:szCs w:val="20"/>
+          <w:lang w:val="en-US" w:eastAsia="ru-RU"/>
+        </w:rPr>
+        <w:t xml:space="preserve">, 50); colormap </w:t>
+      </w:r>
+      <w:r>
+        <w:rPr>
+          <w:rFonts w:ascii="Consolas" w:eastAsia="Times New Roman" w:hAnsi="Consolas" w:cs="Times New Roman"/>
+          <w:color w:val="A709F5"/>
+          <w:sz w:val="20"/>
+          <w:szCs w:val="20"/>
+          <w:lang w:val="en-US" w:eastAsia="ru-RU"/>
+        </w:rPr>
+        <w:t>jet</w:t>
+      </w:r>
+      <w:r>
+        <w:rPr>
+          <w:rFonts w:ascii="Consolas" w:eastAsia="Times New Roman" w:hAnsi="Consolas" w:cs="Times New Roman"/>
+          <w:sz w:val="20"/>
+          <w:szCs w:val="20"/>
+          <w:lang w:val="en-US" w:eastAsia="ru-RU"/>
+        </w:rPr>
+        <w:t xml:space="preserve">; </w:t>
+      </w:r>
+      <w:proofErr w:type="spellStart"/>
+      <w:r>
+        <w:rPr>
+          <w:rFonts w:ascii="Consolas" w:eastAsia="Times New Roman" w:hAnsi="Consolas" w:cs="Times New Roman"/>
+          <w:sz w:val="20"/>
+          <w:szCs w:val="20"/>
+          <w:lang w:val="en-US" w:eastAsia="ru-RU"/>
+        </w:rPr>
+        <w:t>colorbar</w:t>
+      </w:r>
+      <w:proofErr w:type="spellEnd"/>
+      <w:r>
+        <w:rPr>
+          <w:rFonts w:ascii="Consolas" w:eastAsia="Times New Roman" w:hAnsi="Consolas" w:cs="Times New Roman"/>
+          <w:sz w:val="20"/>
+          <w:szCs w:val="20"/>
+          <w:lang w:val="en-US" w:eastAsia="ru-RU"/>
+        </w:rPr>
+        <w:t>;</w:t>
+      </w:r>
+    </w:p>
+    <w:p>
+      <w:pPr>
+        <w:spacing w:after="0" w:line="240" w:lineRule="auto"/>
+        <w:ind w:firstLine="0"/>
+        <w:jc w:val="left"/>
+        <w:rPr>
+          <w:rFonts w:ascii="Consolas" w:eastAsia="Times New Roman" w:hAnsi="Consolas" w:cs="Times New Roman"/>
+          <w:sz w:val="20"/>
+          <w:szCs w:val="20"/>
+          <w:lang w:val="en-US" w:eastAsia="ru-RU"/>
+        </w:rPr>
+      </w:pPr>
+      <w:r>
+        <w:rPr>
+          <w:rFonts w:ascii="Consolas" w:eastAsia="Times New Roman" w:hAnsi="Consolas" w:cs="Times New Roman"/>
+          <w:sz w:val="20"/>
+          <w:szCs w:val="20"/>
+          <w:lang w:val="en-US" w:eastAsia="ru-RU"/>
+        </w:rPr>
+        <w:t xml:space="preserve">hold </w:t>
+      </w:r>
+      <w:r>
+        <w:rPr>
+          <w:rFonts w:ascii="Consolas" w:eastAsia="Times New Roman" w:hAnsi="Consolas" w:cs="Times New Roman"/>
+          <w:color w:val="A709F5"/>
+          <w:sz w:val="20"/>
+          <w:szCs w:val="20"/>
+          <w:lang w:val="en-US" w:eastAsia="ru-RU"/>
+        </w:rPr>
+        <w:t>on</w:t>
+      </w:r>
+      <w:r>
+        <w:rPr>
+          <w:rFonts w:ascii="Consolas" w:eastAsia="Times New Roman" w:hAnsi="Consolas" w:cs="Times New Roman"/>
+          <w:sz w:val="20"/>
+          <w:szCs w:val="20"/>
+          <w:lang w:val="en-US" w:eastAsia="ru-RU"/>
+        </w:rPr>
+        <w:t>;</w:t>
+      </w:r>
+    </w:p>
+    <w:p>
+      <w:pPr>
+        <w:spacing w:after="0" w:line="240" w:lineRule="auto"/>
+        <w:ind w:firstLine="0"/>
+        <w:jc w:val="left"/>
+        <w:rPr>
+          <w:rFonts w:ascii="Consolas" w:eastAsia="Times New Roman" w:hAnsi="Consolas" w:cs="Times New Roman"/>
+          <w:sz w:val="20"/>
+          <w:szCs w:val="20"/>
+          <w:lang w:val="en-US" w:eastAsia="ru-RU"/>
+        </w:rPr>
+      </w:pPr>
+      <w:r>
+        <w:rPr>
+          <w:rFonts w:ascii="Consolas" w:eastAsia="Times New Roman" w:hAnsi="Consolas" w:cs="Times New Roman"/>
+          <w:sz w:val="20"/>
+          <w:szCs w:val="20"/>
+          <w:lang w:val="en-US" w:eastAsia="ru-RU"/>
+        </w:rPr>
+        <w:t>plot(trajectory</w:t>
+      </w:r>
+      <w:proofErr w:type="gramStart"/>
+      <w:r>
+        <w:rPr>
+          <w:rFonts w:ascii="Consolas" w:eastAsia="Times New Roman" w:hAnsi="Consolas" w:cs="Times New Roman"/>
+          <w:sz w:val="20"/>
+          <w:szCs w:val="20"/>
+          <w:lang w:val="en-US" w:eastAsia="ru-RU"/>
+        </w:rPr>
+        <w:t>(:,</w:t>
+      </w:r>
+      <w:proofErr w:type="gramEnd"/>
+      <w:r>
+        <w:rPr>
+          <w:rFonts w:ascii="Consolas" w:eastAsia="Times New Roman" w:hAnsi="Consolas" w:cs="Times New Roman"/>
+          <w:sz w:val="20"/>
+          <w:szCs w:val="20"/>
+          <w:lang w:val="en-US" w:eastAsia="ru-RU"/>
+        </w:rPr>
+        <w:t xml:space="preserve">1), trajectory(:,2), </w:t>
+      </w:r>
+      <w:r>
+        <w:rPr>
+          <w:rFonts w:ascii="Consolas" w:eastAsia="Times New Roman" w:hAnsi="Consolas" w:cs="Times New Roman"/>
+          <w:color w:val="A709F5"/>
+          <w:sz w:val="20"/>
+          <w:szCs w:val="20"/>
+          <w:lang w:val="en-US" w:eastAsia="ru-RU"/>
+        </w:rPr>
+        <w:t>'w.-'</w:t>
+      </w:r>
+      <w:r>
+        <w:rPr>
+          <w:rFonts w:ascii="Consolas" w:eastAsia="Times New Roman" w:hAnsi="Consolas" w:cs="Times New Roman"/>
+          <w:sz w:val="20"/>
+          <w:szCs w:val="20"/>
+          <w:lang w:val="en-US" w:eastAsia="ru-RU"/>
+        </w:rPr>
+        <w:t xml:space="preserve">, </w:t>
+      </w:r>
+      <w:r>
+        <w:rPr>
+          <w:rFonts w:ascii="Consolas" w:eastAsia="Times New Roman" w:hAnsi="Consolas" w:cs="Times New Roman"/>
+          <w:color w:val="A709F5"/>
+          <w:sz w:val="20"/>
+          <w:szCs w:val="20"/>
+          <w:lang w:val="en-US" w:eastAsia="ru-RU"/>
+        </w:rPr>
+        <w:t>'</w:t>
+      </w:r>
+      <w:proofErr w:type="spellStart"/>
+      <w:r>
+        <w:rPr>
+          <w:rFonts w:ascii="Consolas" w:eastAsia="Times New Roman" w:hAnsi="Consolas" w:cs="Times New Roman"/>
+          <w:color w:val="A709F5"/>
+          <w:sz w:val="20"/>
+          <w:szCs w:val="20"/>
+          <w:lang w:val="en-US" w:eastAsia="ru-RU"/>
+        </w:rPr>
+        <w:t>LineWidth</w:t>
+      </w:r>
+      <w:proofErr w:type="spellEnd"/>
+      <w:r>
+        <w:rPr>
+          <w:rFonts w:ascii="Consolas" w:eastAsia="Times New Roman" w:hAnsi="Consolas" w:cs="Times New Roman"/>
+          <w:color w:val="A709F5"/>
+          <w:sz w:val="20"/>
+          <w:szCs w:val="20"/>
+          <w:lang w:val="en-US" w:eastAsia="ru-RU"/>
+        </w:rPr>
+        <w:t>'</w:t>
+      </w:r>
+      <w:r>
+        <w:rPr>
+          <w:rFonts w:ascii="Consolas" w:eastAsia="Times New Roman" w:hAnsi="Consolas" w:cs="Times New Roman"/>
+          <w:sz w:val="20"/>
+          <w:szCs w:val="20"/>
+          <w:lang w:val="en-US" w:eastAsia="ru-RU"/>
+        </w:rPr>
+        <w:t>, 2);</w:t>
+      </w:r>
+    </w:p>
+    <w:p>
+      <w:pPr>
+        <w:spacing w:after="0" w:line="240" w:lineRule="auto"/>
+        <w:ind w:firstLine="0"/>
+        <w:jc w:val="left"/>
+        <w:rPr>
+          <w:rFonts w:ascii="Consolas" w:eastAsia="Times New Roman" w:hAnsi="Consolas" w:cs="Times New Roman"/>
+          <w:sz w:val="20"/>
+          <w:szCs w:val="20"/>
+          <w:lang w:val="en-US" w:eastAsia="ru-RU"/>
+        </w:rPr>
+      </w:pPr>
+      <w:proofErr w:type="gramStart"/>
+      <w:r>
+        <w:rPr>
+          <w:rFonts w:ascii="Consolas" w:eastAsia="Times New Roman" w:hAnsi="Consolas" w:cs="Times New Roman"/>
+          <w:sz w:val="20"/>
+          <w:szCs w:val="20"/>
+          <w:lang w:val="en-US" w:eastAsia="ru-RU"/>
+        </w:rPr>
+        <w:t>scatter(</w:t>
+      </w:r>
+      <w:proofErr w:type="gramEnd"/>
+      <w:r>
+        <w:rPr>
+          <w:rFonts w:ascii="Consolas" w:eastAsia="Times New Roman" w:hAnsi="Consolas" w:cs="Times New Roman"/>
+          <w:sz w:val="20"/>
+          <w:szCs w:val="20"/>
+          <w:lang w:val="en-US" w:eastAsia="ru-RU"/>
+        </w:rPr>
+        <w:t xml:space="preserve">x, y, 100, </w:t>
+      </w:r>
+      <w:r>
+        <w:rPr>
+          <w:rFonts w:ascii="Consolas" w:eastAsia="Times New Roman" w:hAnsi="Consolas" w:cs="Times New Roman"/>
+          <w:color w:val="A709F5"/>
+          <w:sz w:val="20"/>
+          <w:szCs w:val="20"/>
+          <w:lang w:val="en-US" w:eastAsia="ru-RU"/>
+        </w:rPr>
+        <w:t>'k'</w:t>
+      </w:r>
+      <w:r>
+        <w:rPr>
+          <w:rFonts w:ascii="Consolas" w:eastAsia="Times New Roman" w:hAnsi="Consolas" w:cs="Times New Roman"/>
+          <w:sz w:val="20"/>
+          <w:szCs w:val="20"/>
+          <w:lang w:val="en-US" w:eastAsia="ru-RU"/>
+        </w:rPr>
+        <w:t xml:space="preserve">, </w:t>
+      </w:r>
+      <w:r>
+        <w:rPr>
+          <w:rFonts w:ascii="Consolas" w:eastAsia="Times New Roman" w:hAnsi="Consolas" w:cs="Times New Roman"/>
+          <w:color w:val="A709F5"/>
+          <w:sz w:val="20"/>
+          <w:szCs w:val="20"/>
+          <w:lang w:val="en-US" w:eastAsia="ru-RU"/>
+        </w:rPr>
+        <w:t>'filled'</w:t>
+      </w:r>
+      <w:r>
+        <w:rPr>
+          <w:rFonts w:ascii="Consolas" w:eastAsia="Times New Roman" w:hAnsi="Consolas" w:cs="Times New Roman"/>
+          <w:sz w:val="20"/>
+          <w:szCs w:val="20"/>
+          <w:lang w:val="en-US" w:eastAsia="ru-RU"/>
+        </w:rPr>
+        <w:t>);</w:t>
+      </w:r>
+    </w:p>
+    <w:p>
+      <w:pPr>
+        <w:spacing w:after="0" w:line="240" w:lineRule="auto"/>
+        <w:ind w:firstLine="0"/>
+        <w:jc w:val="left"/>
+        <w:rPr>
+          <w:rFonts w:ascii="Consolas" w:eastAsia="Times New Roman" w:hAnsi="Consolas" w:cs="Times New Roman"/>
+          <w:sz w:val="20"/>
+          <w:szCs w:val="20"/>
+          <w:lang w:eastAsia="ru-RU"/>
+        </w:rPr>
+      </w:pPr>
+      <w:proofErr w:type="spellStart"/>
+      <w:proofErr w:type="gramStart"/>
+      <w:r>
+        <w:rPr>
+          <w:rFonts w:ascii="Consolas" w:eastAsia="Times New Roman" w:hAnsi="Consolas" w:cs="Times New Roman"/>
+          <w:sz w:val="20"/>
+          <w:szCs w:val="20"/>
+          <w:lang w:eastAsia="ru-RU"/>
+        </w:rPr>
+        <w:t>title</w:t>
+      </w:r>
+      <w:proofErr w:type="spellEnd"/>
+      <w:r>
+        <w:rPr>
+          <w:rFonts w:ascii="Consolas" w:eastAsia="Times New Roman" w:hAnsi="Consolas" w:cs="Times New Roman"/>
+          <w:sz w:val="20"/>
+          <w:szCs w:val="20"/>
+          <w:lang w:eastAsia="ru-RU"/>
+        </w:rPr>
+        <w:t>(</w:t>
+      </w:r>
+      <w:proofErr w:type="gramEnd"/>
+      <w:r>
+        <w:rPr>
+          <w:rFonts w:ascii="Consolas" w:eastAsia="Times New Roman" w:hAnsi="Consolas" w:cs="Times New Roman"/>
+          <w:color w:val="A709F5"/>
+          <w:sz w:val="20"/>
+          <w:szCs w:val="20"/>
+          <w:lang w:eastAsia="ru-RU"/>
+        </w:rPr>
+        <w:t>'2D-график (контурный) с шагами спуска'</w:t>
+      </w:r>
+      <w:r>
+        <w:rPr>
+          <w:rFonts w:ascii="Consolas" w:eastAsia="Times New Roman" w:hAnsi="Consolas" w:cs="Times New Roman"/>
+          <w:sz w:val="20"/>
+          <w:szCs w:val="20"/>
+          <w:lang w:eastAsia="ru-RU"/>
+        </w:rPr>
+        <w:t>);</w:t>
+      </w:r>
+    </w:p>
+    <w:p>
+      <w:pPr>
+        <w:spacing w:after="0" w:line="240" w:lineRule="auto"/>
+        <w:ind w:firstLine="0"/>
+        <w:jc w:val="left"/>
+        <w:rPr>
+          <w:rFonts w:ascii="Consolas" w:eastAsia="Times New Roman" w:hAnsi="Consolas" w:cs="Times New Roman"/>
+          <w:sz w:val="20"/>
+          <w:szCs w:val="20"/>
+          <w:lang w:val="en-US" w:eastAsia="ru-RU"/>
+        </w:rPr>
+      </w:pPr>
+      <w:proofErr w:type="spellStart"/>
+      <w:r>
+        <w:rPr>
+          <w:rFonts w:ascii="Consolas" w:eastAsia="Times New Roman" w:hAnsi="Consolas" w:cs="Times New Roman"/>
+          <w:sz w:val="20"/>
+          <w:szCs w:val="20"/>
+          <w:lang w:val="en-US" w:eastAsia="ru-RU"/>
+        </w:rPr>
+        <w:t>xlabel</w:t>
+      </w:r>
+      <w:proofErr w:type="spellEnd"/>
+      <w:r>
+        <w:rPr>
+          <w:rFonts w:ascii="Consolas" w:eastAsia="Times New Roman" w:hAnsi="Consolas" w:cs="Times New Roman"/>
+          <w:sz w:val="20"/>
+          <w:szCs w:val="20"/>
+          <w:lang w:val="en-US" w:eastAsia="ru-RU"/>
+        </w:rPr>
+        <w:t>(</w:t>
+      </w:r>
+      <w:r>
+        <w:rPr>
+          <w:rFonts w:ascii="Consolas" w:eastAsia="Times New Roman" w:hAnsi="Consolas" w:cs="Times New Roman"/>
+          <w:color w:val="A709F5"/>
+          <w:sz w:val="20"/>
+          <w:szCs w:val="20"/>
+          <w:lang w:val="en-US" w:eastAsia="ru-RU"/>
+        </w:rPr>
+        <w:t>'x'</w:t>
+      </w:r>
+      <w:r>
+        <w:rPr>
+          <w:rFonts w:ascii="Consolas" w:eastAsia="Times New Roman" w:hAnsi="Consolas" w:cs="Times New Roman"/>
+          <w:sz w:val="20"/>
+          <w:szCs w:val="20"/>
+          <w:lang w:val="en-US" w:eastAsia="ru-RU"/>
+        </w:rPr>
+        <w:t xml:space="preserve">); </w:t>
+      </w:r>
+      <w:proofErr w:type="spellStart"/>
+      <w:r>
+        <w:rPr>
+          <w:rFonts w:ascii="Consolas" w:eastAsia="Times New Roman" w:hAnsi="Consolas" w:cs="Times New Roman"/>
+          <w:sz w:val="20"/>
+          <w:szCs w:val="20"/>
+          <w:lang w:val="en-US" w:eastAsia="ru-RU"/>
+        </w:rPr>
+        <w:t>ylabel</w:t>
+      </w:r>
+      <w:proofErr w:type="spellEnd"/>
+      <w:r>
+        <w:rPr>
+          <w:rFonts w:ascii="Consolas" w:eastAsia="Times New Roman" w:hAnsi="Consolas" w:cs="Times New Roman"/>
+          <w:sz w:val="20"/>
+          <w:szCs w:val="20"/>
+          <w:lang w:val="en-US" w:eastAsia="ru-RU"/>
+        </w:rPr>
+        <w:t>(</w:t>
+      </w:r>
+      <w:r>
+        <w:rPr>
+          <w:rFonts w:ascii="Consolas" w:eastAsia="Times New Roman" w:hAnsi="Consolas" w:cs="Times New Roman"/>
+          <w:color w:val="A709F5"/>
+          <w:sz w:val="20"/>
+          <w:szCs w:val="20"/>
+          <w:lang w:val="en-US" w:eastAsia="ru-RU"/>
+        </w:rPr>
+        <w:t>'y'</w:t>
+      </w:r>
+      <w:r>
+        <w:rPr>
+          <w:rFonts w:ascii="Consolas" w:eastAsia="Times New Roman" w:hAnsi="Consolas" w:cs="Times New Roman"/>
+          <w:sz w:val="20"/>
+          <w:szCs w:val="20"/>
+          <w:lang w:val="en-US" w:eastAsia="ru-RU"/>
+        </w:rPr>
+        <w:t>);</w:t>
+      </w:r>
+    </w:p>
+    <w:p>
+      <w:pPr>
+        <w:spacing w:after="0" w:line="240" w:lineRule="auto"/>
+        <w:ind w:firstLine="0"/>
+        <w:jc w:val="left"/>
+        <w:rPr>
+          <w:rFonts w:ascii="Consolas" w:eastAsia="Times New Roman" w:hAnsi="Consolas" w:cs="Times New Roman"/>
+          <w:sz w:val="20"/>
+          <w:szCs w:val="20"/>
+          <w:lang w:val="en-US" w:eastAsia="ru-RU"/>
+        </w:rPr>
+      </w:pPr>
+    </w:p>
+    <w:p>
+      <w:pPr>
+        <w:spacing w:after="0" w:line="240" w:lineRule="auto"/>
+        <w:ind w:firstLine="0"/>
+        <w:jc w:val="left"/>
+        <w:rPr>
+          <w:rFonts w:ascii="Consolas" w:eastAsia="Times New Roman" w:hAnsi="Consolas" w:cs="Times New Roman"/>
+          <w:sz w:val="20"/>
+          <w:szCs w:val="20"/>
+          <w:lang w:val="en-US" w:eastAsia="ru-RU"/>
+        </w:rPr>
+      </w:pPr>
+    </w:p>
+    <w:p>
+      <w:pPr>
+        <w:spacing w:after="0" w:line="240" w:lineRule="auto"/>
+        <w:ind w:firstLine="0"/>
+        <w:jc w:val="left"/>
+        <w:rPr>
+          <w:rFonts w:ascii="Consolas" w:eastAsia="Times New Roman" w:hAnsi="Consolas" w:cs="Times New Roman"/>
+          <w:sz w:val="20"/>
+          <w:szCs w:val="20"/>
+          <w:lang w:val="en-US" w:eastAsia="ru-RU"/>
+        </w:rPr>
+      </w:pPr>
+      <w:proofErr w:type="spellStart"/>
+      <w:r>
+        <w:rPr>
+          <w:rFonts w:ascii="Consolas" w:eastAsia="Times New Roman" w:hAnsi="Consolas" w:cs="Times New Roman"/>
+          <w:sz w:val="20"/>
+          <w:szCs w:val="20"/>
+          <w:lang w:val="en-US" w:eastAsia="ru-RU"/>
+        </w:rPr>
+        <w:t>initial_point</w:t>
+      </w:r>
+      <w:proofErr w:type="spellEnd"/>
+      <w:r>
+        <w:rPr>
+          <w:rFonts w:ascii="Consolas" w:eastAsia="Times New Roman" w:hAnsi="Consolas" w:cs="Times New Roman"/>
+          <w:sz w:val="20"/>
+          <w:szCs w:val="20"/>
+          <w:lang w:val="en-US" w:eastAsia="ru-RU"/>
+        </w:rPr>
+        <w:t xml:space="preserve"> = </w:t>
+      </w:r>
+      <w:proofErr w:type="gramStart"/>
+      <w:r>
+        <w:rPr>
+          <w:rFonts w:ascii="Consolas" w:eastAsia="Times New Roman" w:hAnsi="Consolas" w:cs="Times New Roman"/>
+          <w:sz w:val="20"/>
+          <w:szCs w:val="20"/>
+          <w:lang w:val="en-US" w:eastAsia="ru-RU"/>
+        </w:rPr>
+        <w:t>rand(</w:t>
+      </w:r>
+      <w:proofErr w:type="gramEnd"/>
+      <w:r>
+        <w:rPr>
+          <w:rFonts w:ascii="Consolas" w:eastAsia="Times New Roman" w:hAnsi="Consolas" w:cs="Times New Roman"/>
+          <w:sz w:val="20"/>
+          <w:szCs w:val="20"/>
+          <w:lang w:val="en-US" w:eastAsia="ru-RU"/>
+        </w:rPr>
+        <w:t>2, 1) * 12 - 6;</w:t>
+      </w:r>
+    </w:p>
+    <w:p>
+      <w:pPr>
+        <w:spacing w:after="0" w:line="240" w:lineRule="auto"/>
+        <w:ind w:firstLine="0"/>
+        <w:jc w:val="left"/>
+        <w:rPr>
+          <w:rFonts w:ascii="Consolas" w:eastAsia="Times New Roman" w:hAnsi="Consolas" w:cs="Times New Roman"/>
+          <w:sz w:val="20"/>
+          <w:szCs w:val="20"/>
+          <w:lang w:val="en-US" w:eastAsia="ru-RU"/>
+        </w:rPr>
+      </w:pPr>
+    </w:p>
+    <w:p>
+      <w:pPr>
+        <w:spacing w:after="0" w:line="240" w:lineRule="auto"/>
+        <w:ind w:firstLine="0"/>
+        <w:jc w:val="left"/>
+        <w:rPr>
+          <w:rFonts w:ascii="Consolas" w:eastAsia="Times New Roman" w:hAnsi="Consolas" w:cs="Times New Roman"/>
+          <w:sz w:val="20"/>
+          <w:szCs w:val="20"/>
+          <w:lang w:val="en-US" w:eastAsia="ru-RU"/>
+        </w:rPr>
+      </w:pPr>
+      <w:r>
+        <w:rPr>
+          <w:rFonts w:ascii="Consolas" w:eastAsia="Times New Roman" w:hAnsi="Consolas" w:cs="Times New Roman"/>
+          <w:color w:val="008013"/>
+          <w:sz w:val="20"/>
+          <w:szCs w:val="20"/>
+          <w:lang w:val="en-US" w:eastAsia="ru-RU"/>
+        </w:rPr>
+        <w:t xml:space="preserve">% </w:t>
+      </w:r>
+      <w:r>
+        <w:rPr>
+          <w:rFonts w:ascii="Consolas" w:eastAsia="Times New Roman" w:hAnsi="Consolas" w:cs="Times New Roman"/>
+          <w:color w:val="008013"/>
+          <w:sz w:val="20"/>
+          <w:szCs w:val="20"/>
+          <w:lang w:eastAsia="ru-RU"/>
+        </w:rPr>
+        <w:t>Опции</w:t>
+      </w:r>
+      <w:r>
+        <w:rPr>
+          <w:rFonts w:ascii="Consolas" w:eastAsia="Times New Roman" w:hAnsi="Consolas" w:cs="Times New Roman"/>
+          <w:color w:val="008013"/>
+          <w:sz w:val="20"/>
+          <w:szCs w:val="20"/>
+          <w:lang w:val="en-US" w:eastAsia="ru-RU"/>
+        </w:rPr>
+        <w:t xml:space="preserve"> </w:t>
+      </w:r>
+      <w:r>
+        <w:rPr>
+          <w:rFonts w:ascii="Consolas" w:eastAsia="Times New Roman" w:hAnsi="Consolas" w:cs="Times New Roman"/>
+          <w:color w:val="008013"/>
+          <w:sz w:val="20"/>
+          <w:szCs w:val="20"/>
+          <w:lang w:eastAsia="ru-RU"/>
+        </w:rPr>
+        <w:t>для</w:t>
+      </w:r>
+      <w:r>
+        <w:rPr>
+          <w:rFonts w:ascii="Consolas" w:eastAsia="Times New Roman" w:hAnsi="Consolas" w:cs="Times New Roman"/>
+          <w:color w:val="008013"/>
+          <w:sz w:val="20"/>
+          <w:szCs w:val="20"/>
+          <w:lang w:val="en-US" w:eastAsia="ru-RU"/>
+        </w:rPr>
+        <w:t xml:space="preserve"> </w:t>
+      </w:r>
+      <w:proofErr w:type="spellStart"/>
+      <w:r>
+        <w:rPr>
+          <w:rFonts w:ascii="Consolas" w:eastAsia="Times New Roman" w:hAnsi="Consolas" w:cs="Times New Roman"/>
+          <w:color w:val="008013"/>
+          <w:sz w:val="20"/>
+          <w:szCs w:val="20"/>
+          <w:lang w:val="en-US" w:eastAsia="ru-RU"/>
+        </w:rPr>
+        <w:t>fminunc</w:t>
+      </w:r>
+      <w:proofErr w:type="spellEnd"/>
+    </w:p>
+    <w:p>
+      <w:pPr>
+        <w:spacing w:after="0" w:line="240" w:lineRule="auto"/>
+        <w:ind w:firstLine="0"/>
+        <w:jc w:val="left"/>
+        <w:rPr>
+          <w:rFonts w:ascii="Consolas" w:eastAsia="Times New Roman" w:hAnsi="Consolas" w:cs="Times New Roman"/>
+          <w:sz w:val="20"/>
+          <w:szCs w:val="20"/>
+          <w:lang w:val="en-US" w:eastAsia="ru-RU"/>
+        </w:rPr>
+      </w:pPr>
+      <w:r>
+        <w:rPr>
+          <w:rFonts w:ascii="Consolas" w:eastAsia="Times New Roman" w:hAnsi="Consolas" w:cs="Times New Roman"/>
+          <w:sz w:val="20"/>
+          <w:szCs w:val="20"/>
+          <w:lang w:val="en-US" w:eastAsia="ru-RU"/>
+        </w:rPr>
+        <w:t xml:space="preserve">options = </w:t>
+      </w:r>
+      <w:proofErr w:type="spellStart"/>
+      <w:proofErr w:type="gramStart"/>
+      <w:r>
+        <w:rPr>
+          <w:rFonts w:ascii="Consolas" w:eastAsia="Times New Roman" w:hAnsi="Consolas" w:cs="Times New Roman"/>
+          <w:sz w:val="20"/>
+          <w:szCs w:val="20"/>
+          <w:lang w:val="en-US" w:eastAsia="ru-RU"/>
+        </w:rPr>
+        <w:t>optimset</w:t>
+      </w:r>
+      <w:proofErr w:type="spellEnd"/>
+      <w:r>
+        <w:rPr>
+          <w:rFonts w:ascii="Consolas" w:eastAsia="Times New Roman" w:hAnsi="Consolas" w:cs="Times New Roman"/>
+          <w:sz w:val="20"/>
+          <w:szCs w:val="20"/>
+          <w:lang w:val="en-US" w:eastAsia="ru-RU"/>
+        </w:rPr>
+        <w:t>(</w:t>
+      </w:r>
+      <w:proofErr w:type="gramEnd"/>
+      <w:r>
+        <w:rPr>
+          <w:rFonts w:ascii="Consolas" w:eastAsia="Times New Roman" w:hAnsi="Consolas" w:cs="Times New Roman"/>
+          <w:color w:val="A709F5"/>
+          <w:sz w:val="20"/>
+          <w:szCs w:val="20"/>
+          <w:lang w:val="en-US" w:eastAsia="ru-RU"/>
+        </w:rPr>
+        <w:t>'</w:t>
+      </w:r>
+      <w:proofErr w:type="spellStart"/>
+      <w:r>
+        <w:rPr>
+          <w:rFonts w:ascii="Consolas" w:eastAsia="Times New Roman" w:hAnsi="Consolas" w:cs="Times New Roman"/>
+          <w:color w:val="A709F5"/>
+          <w:sz w:val="20"/>
+          <w:szCs w:val="20"/>
+          <w:lang w:val="en-US" w:eastAsia="ru-RU"/>
+        </w:rPr>
+        <w:t>GradObj</w:t>
+      </w:r>
+      <w:proofErr w:type="spellEnd"/>
+      <w:r>
+        <w:rPr>
+          <w:rFonts w:ascii="Consolas" w:eastAsia="Times New Roman" w:hAnsi="Consolas" w:cs="Times New Roman"/>
+          <w:color w:val="A709F5"/>
+          <w:sz w:val="20"/>
+          <w:szCs w:val="20"/>
+          <w:lang w:val="en-US" w:eastAsia="ru-RU"/>
+        </w:rPr>
+        <w:t>'</w:t>
+      </w:r>
+      <w:r>
+        <w:rPr>
+          <w:rFonts w:ascii="Consolas" w:eastAsia="Times New Roman" w:hAnsi="Consolas" w:cs="Times New Roman"/>
+          <w:sz w:val="20"/>
+          <w:szCs w:val="20"/>
+          <w:lang w:val="en-US" w:eastAsia="ru-RU"/>
+        </w:rPr>
+        <w:t xml:space="preserve">, </w:t>
+      </w:r>
+      <w:r>
+        <w:rPr>
+          <w:rFonts w:ascii="Consolas" w:eastAsia="Times New Roman" w:hAnsi="Consolas" w:cs="Times New Roman"/>
+          <w:color w:val="A709F5"/>
+          <w:sz w:val="20"/>
+          <w:szCs w:val="20"/>
+          <w:lang w:val="en-US" w:eastAsia="ru-RU"/>
+        </w:rPr>
+        <w:t>'on'</w:t>
+      </w:r>
+      <w:r>
+        <w:rPr>
+          <w:rFonts w:ascii="Consolas" w:eastAsia="Times New Roman" w:hAnsi="Consolas" w:cs="Times New Roman"/>
+          <w:sz w:val="20"/>
+          <w:szCs w:val="20"/>
+          <w:lang w:val="en-US" w:eastAsia="ru-RU"/>
+        </w:rPr>
+        <w:t xml:space="preserve">, </w:t>
+      </w:r>
+      <w:r>
+        <w:rPr>
+          <w:rFonts w:ascii="Consolas" w:eastAsia="Times New Roman" w:hAnsi="Consolas" w:cs="Times New Roman"/>
+          <w:color w:val="A709F5"/>
+          <w:sz w:val="20"/>
+          <w:szCs w:val="20"/>
+          <w:lang w:val="en-US" w:eastAsia="ru-RU"/>
+        </w:rPr>
+        <w:t>'Display'</w:t>
+      </w:r>
+      <w:r>
+        <w:rPr>
+          <w:rFonts w:ascii="Consolas" w:eastAsia="Times New Roman" w:hAnsi="Consolas" w:cs="Times New Roman"/>
+          <w:sz w:val="20"/>
+          <w:szCs w:val="20"/>
+          <w:lang w:val="en-US" w:eastAsia="ru-RU"/>
+        </w:rPr>
+        <w:t xml:space="preserve">, </w:t>
+      </w:r>
+      <w:r>
+        <w:rPr>
+          <w:rFonts w:ascii="Consolas" w:eastAsia="Times New Roman" w:hAnsi="Consolas" w:cs="Times New Roman"/>
+          <w:color w:val="A709F5"/>
+          <w:sz w:val="20"/>
+          <w:szCs w:val="20"/>
+          <w:lang w:val="en-US" w:eastAsia="ru-RU"/>
+        </w:rPr>
+        <w:t>'off'</w:t>
+      </w:r>
+      <w:r>
+        <w:rPr>
+          <w:rFonts w:ascii="Consolas" w:eastAsia="Times New Roman" w:hAnsi="Consolas" w:cs="Times New Roman"/>
+          <w:sz w:val="20"/>
+          <w:szCs w:val="20"/>
+          <w:lang w:val="en-US" w:eastAsia="ru-RU"/>
+        </w:rPr>
+        <w:t>);</w:t>
+      </w:r>
+    </w:p>
+    <w:p>
+      <w:pPr>
+        <w:spacing w:after="0" w:line="240" w:lineRule="auto"/>
+        <w:ind w:firstLine="0"/>
+        <w:jc w:val="left"/>
+        <w:rPr>
+          <w:rFonts w:ascii="Consolas" w:eastAsia="Times New Roman" w:hAnsi="Consolas" w:cs="Times New Roman"/>
+          <w:sz w:val="20"/>
+          <w:szCs w:val="20"/>
+          <w:lang w:val="en-US" w:eastAsia="ru-RU"/>
+        </w:rPr>
+      </w:pPr>
+    </w:p>
+    <w:p>
+      <w:pPr>
+        <w:spacing w:after="0" w:line="240" w:lineRule="auto"/>
+        <w:ind w:firstLine="0"/>
+        <w:jc w:val="left"/>
+        <w:rPr>
+          <w:rFonts w:ascii="Consolas" w:eastAsia="Times New Roman" w:hAnsi="Consolas" w:cs="Times New Roman"/>
+          <w:sz w:val="20"/>
+          <w:szCs w:val="20"/>
+          <w:lang w:val="en-US" w:eastAsia="ru-RU"/>
+        </w:rPr>
+      </w:pPr>
+      <w:r>
+        <w:rPr>
+          <w:rFonts w:ascii="Consolas" w:eastAsia="Times New Roman" w:hAnsi="Consolas" w:cs="Times New Roman"/>
+          <w:sz w:val="20"/>
+          <w:szCs w:val="20"/>
+          <w:lang w:val="en-US" w:eastAsia="ru-RU"/>
+        </w:rPr>
+        <w:t>[</w:t>
+      </w:r>
+      <w:proofErr w:type="spellStart"/>
+      <w:r>
+        <w:rPr>
+          <w:rFonts w:ascii="Consolas" w:eastAsia="Times New Roman" w:hAnsi="Consolas" w:cs="Times New Roman"/>
+          <w:sz w:val="20"/>
+          <w:szCs w:val="20"/>
+          <w:lang w:val="en-US" w:eastAsia="ru-RU"/>
+        </w:rPr>
+        <w:t>x_opt</w:t>
+      </w:r>
+      <w:proofErr w:type="spellEnd"/>
+      <w:r>
+        <w:rPr>
+          <w:rFonts w:ascii="Consolas" w:eastAsia="Times New Roman" w:hAnsi="Consolas" w:cs="Times New Roman"/>
+          <w:sz w:val="20"/>
+          <w:szCs w:val="20"/>
+          <w:lang w:val="en-US" w:eastAsia="ru-RU"/>
+        </w:rPr>
+        <w:t xml:space="preserve">, </w:t>
+      </w:r>
+      <w:proofErr w:type="spellStart"/>
+      <w:r>
+        <w:rPr>
+          <w:rFonts w:ascii="Consolas" w:eastAsia="Times New Roman" w:hAnsi="Consolas" w:cs="Times New Roman"/>
+          <w:sz w:val="20"/>
+          <w:szCs w:val="20"/>
+          <w:lang w:val="en-US" w:eastAsia="ru-RU"/>
+        </w:rPr>
+        <w:t>f_opt</w:t>
+      </w:r>
+      <w:proofErr w:type="spellEnd"/>
+      <w:r>
+        <w:rPr>
+          <w:rFonts w:ascii="Consolas" w:eastAsia="Times New Roman" w:hAnsi="Consolas" w:cs="Times New Roman"/>
+          <w:sz w:val="20"/>
+          <w:szCs w:val="20"/>
+          <w:lang w:val="en-US" w:eastAsia="ru-RU"/>
+        </w:rPr>
+        <w:t xml:space="preserve">] = </w:t>
+      </w:r>
+      <w:proofErr w:type="spellStart"/>
+      <w:r>
+        <w:rPr>
+          <w:rFonts w:ascii="Consolas" w:eastAsia="Times New Roman" w:hAnsi="Consolas" w:cs="Times New Roman"/>
+          <w:sz w:val="20"/>
+          <w:szCs w:val="20"/>
+          <w:lang w:val="en-US" w:eastAsia="ru-RU"/>
+        </w:rPr>
+        <w:t>fminunc</w:t>
+      </w:r>
+      <w:proofErr w:type="spellEnd"/>
+      <w:r>
+        <w:rPr>
+          <w:rFonts w:ascii="Consolas" w:eastAsia="Times New Roman" w:hAnsi="Consolas" w:cs="Times New Roman"/>
+          <w:sz w:val="20"/>
+          <w:szCs w:val="20"/>
+          <w:lang w:val="en-US" w:eastAsia="ru-RU"/>
+        </w:rPr>
+        <w:t>(@(xy) deal(</w:t>
+      </w:r>
+      <w:proofErr w:type="spellStart"/>
+      <w:r>
+        <w:rPr>
+          <w:rFonts w:ascii="Consolas" w:eastAsia="Times New Roman" w:hAnsi="Consolas" w:cs="Times New Roman"/>
+          <w:sz w:val="20"/>
+          <w:szCs w:val="20"/>
+          <w:lang w:val="en-US" w:eastAsia="ru-RU"/>
+        </w:rPr>
+        <w:t>f_func</w:t>
+      </w:r>
+      <w:proofErr w:type="spellEnd"/>
+      <w:r>
+        <w:rPr>
+          <w:rFonts w:ascii="Consolas" w:eastAsia="Times New Roman" w:hAnsi="Consolas" w:cs="Times New Roman"/>
+          <w:sz w:val="20"/>
+          <w:szCs w:val="20"/>
+          <w:lang w:val="en-US" w:eastAsia="ru-RU"/>
+        </w:rPr>
+        <w:t>(</w:t>
+      </w:r>
+      <w:proofErr w:type="spellStart"/>
+      <w:proofErr w:type="gramStart"/>
+      <w:r>
+        <w:rPr>
+          <w:rFonts w:ascii="Consolas" w:eastAsia="Times New Roman" w:hAnsi="Consolas" w:cs="Times New Roman"/>
+          <w:sz w:val="20"/>
+          <w:szCs w:val="20"/>
+          <w:lang w:val="en-US" w:eastAsia="ru-RU"/>
+        </w:rPr>
+        <w:t>xy</w:t>
+      </w:r>
+      <w:proofErr w:type="spellEnd"/>
+      <w:r>
+        <w:rPr>
+          <w:rFonts w:ascii="Consolas" w:eastAsia="Times New Roman" w:hAnsi="Consolas" w:cs="Times New Roman"/>
+          <w:sz w:val="20"/>
+          <w:szCs w:val="20"/>
+          <w:lang w:val="en-US" w:eastAsia="ru-RU"/>
+        </w:rPr>
+        <w:t>(</w:t>
+      </w:r>
+      <w:proofErr w:type="gramEnd"/>
+      <w:r>
+        <w:rPr>
+          <w:rFonts w:ascii="Consolas" w:eastAsia="Times New Roman" w:hAnsi="Consolas" w:cs="Times New Roman"/>
+          <w:sz w:val="20"/>
+          <w:szCs w:val="20"/>
+          <w:lang w:val="en-US" w:eastAsia="ru-RU"/>
+        </w:rPr>
+        <w:t xml:space="preserve">1), </w:t>
+      </w:r>
+      <w:proofErr w:type="spellStart"/>
+      <w:r>
+        <w:rPr>
+          <w:rFonts w:ascii="Consolas" w:eastAsia="Times New Roman" w:hAnsi="Consolas" w:cs="Times New Roman"/>
+          <w:sz w:val="20"/>
+          <w:szCs w:val="20"/>
+          <w:lang w:val="en-US" w:eastAsia="ru-RU"/>
+        </w:rPr>
+        <w:t>xy</w:t>
+      </w:r>
+      <w:proofErr w:type="spellEnd"/>
+      <w:r>
+        <w:rPr>
+          <w:rFonts w:ascii="Consolas" w:eastAsia="Times New Roman" w:hAnsi="Consolas" w:cs="Times New Roman"/>
+          <w:sz w:val="20"/>
+          <w:szCs w:val="20"/>
+          <w:lang w:val="en-US" w:eastAsia="ru-RU"/>
+        </w:rPr>
+        <w:t>(2)), [</w:t>
+      </w:r>
+      <w:proofErr w:type="spellStart"/>
+      <w:r>
+        <w:rPr>
+          <w:rFonts w:ascii="Consolas" w:eastAsia="Times New Roman" w:hAnsi="Consolas" w:cs="Times New Roman"/>
+          <w:sz w:val="20"/>
+          <w:szCs w:val="20"/>
+          <w:lang w:val="en-US" w:eastAsia="ru-RU"/>
+        </w:rPr>
         <w:t>dfdx_func</w:t>
       </w:r>
       <w:proofErr w:type="spellEnd"/>
@@ -21890,49 +25674,47 @@
           <w:szCs w:val="20"/>
           <w:lang w:val="en-US" w:eastAsia="ru-RU"/>
         </w:rPr>
-        <w:t>(x, y);</w:t>
-      </w:r>
-    </w:p>
-    <w:p>
-      <w:pPr>
-        <w:spacing w:after="0" w:line="240" w:lineRule="auto"/>
-        <w:ind w:firstLine="0"/>
-        <w:jc w:val="left"/>
-        <w:rPr>
-          <w:rFonts w:ascii="Consolas" w:eastAsia="Times New Roman" w:hAnsi="Consolas" w:cs="Times New Roman"/>
-          <w:sz w:val="20"/>
-          <w:szCs w:val="20"/>
-          <w:lang w:val="en-US" w:eastAsia="ru-RU"/>
-        </w:rPr>
-      </w:pPr>
-      <w:r>
-        <w:rPr>
-          <w:rFonts w:ascii="Consolas" w:eastAsia="Times New Roman" w:hAnsi="Consolas" w:cs="Times New Roman"/>
-          <w:sz w:val="20"/>
-          <w:szCs w:val="20"/>
-          <w:lang w:val="en-US" w:eastAsia="ru-RU"/>
-        </w:rPr>
-        <w:t xml:space="preserve">    </w:t>
-      </w:r>
-      <w:proofErr w:type="spellStart"/>
-      <w:r>
-        <w:rPr>
-          <w:rFonts w:ascii="Consolas" w:eastAsia="Times New Roman" w:hAnsi="Consolas" w:cs="Times New Roman"/>
-          <w:sz w:val="20"/>
-          <w:szCs w:val="20"/>
-          <w:lang w:val="en-US" w:eastAsia="ru-RU"/>
-        </w:rPr>
-        <w:t>grad_y</w:t>
-      </w:r>
-      <w:proofErr w:type="spellEnd"/>
-      <w:r>
-        <w:rPr>
-          <w:rFonts w:ascii="Consolas" w:eastAsia="Times New Roman" w:hAnsi="Consolas" w:cs="Times New Roman"/>
-          <w:sz w:val="20"/>
-          <w:szCs w:val="20"/>
-          <w:lang w:val="en-US" w:eastAsia="ru-RU"/>
-        </w:rPr>
-        <w:t xml:space="preserve"> = </w:t>
+        <w:t>(</w:t>
+      </w:r>
+      <w:proofErr w:type="spellStart"/>
+      <w:r>
+        <w:rPr>
+          <w:rFonts w:ascii="Consolas" w:eastAsia="Times New Roman" w:hAnsi="Consolas" w:cs="Times New Roman"/>
+          <w:sz w:val="20"/>
+          <w:szCs w:val="20"/>
+          <w:lang w:val="en-US" w:eastAsia="ru-RU"/>
+        </w:rPr>
+        <w:t>xy</w:t>
+      </w:r>
+      <w:proofErr w:type="spellEnd"/>
+      <w:r>
+        <w:rPr>
+          <w:rFonts w:ascii="Consolas" w:eastAsia="Times New Roman" w:hAnsi="Consolas" w:cs="Times New Roman"/>
+          <w:sz w:val="20"/>
+          <w:szCs w:val="20"/>
+          <w:lang w:val="en-US" w:eastAsia="ru-RU"/>
+        </w:rPr>
+        <w:t xml:space="preserve">(1), </w:t>
+      </w:r>
+      <w:proofErr w:type="spellStart"/>
+      <w:r>
+        <w:rPr>
+          <w:rFonts w:ascii="Consolas" w:eastAsia="Times New Roman" w:hAnsi="Consolas" w:cs="Times New Roman"/>
+          <w:sz w:val="20"/>
+          <w:szCs w:val="20"/>
+          <w:lang w:val="en-US" w:eastAsia="ru-RU"/>
+        </w:rPr>
+        <w:t>xy</w:t>
+      </w:r>
+      <w:proofErr w:type="spellEnd"/>
+      <w:r>
+        <w:rPr>
+          <w:rFonts w:ascii="Consolas" w:eastAsia="Times New Roman" w:hAnsi="Consolas" w:cs="Times New Roman"/>
+          <w:sz w:val="20"/>
+          <w:szCs w:val="20"/>
+          <w:lang w:val="en-US" w:eastAsia="ru-RU"/>
+        </w:rPr>
+        <w:t xml:space="preserve">(2)); </w:t>
       </w:r>
       <w:proofErr w:type="spellStart"/>
       <w:r>
@@ -21952,546 +25734,156 @@
           <w:szCs w:val="20"/>
           <w:lang w:val="en-US" w:eastAsia="ru-RU"/>
         </w:rPr>
-        <w:t>(x, y);</w:t>
-      </w:r>
-    </w:p>
-    <w:p>
-      <w:pPr>
-        <w:spacing w:after="0" w:line="240" w:lineRule="auto"/>
-        <w:ind w:firstLine="0"/>
-        <w:jc w:val="left"/>
-        <w:rPr>
-          <w:rFonts w:ascii="Consolas" w:eastAsia="Times New Roman" w:hAnsi="Consolas" w:cs="Times New Roman"/>
-          <w:sz w:val="20"/>
-          <w:szCs w:val="20"/>
-          <w:lang w:val="en-US" w:eastAsia="ru-RU"/>
-        </w:rPr>
-      </w:pPr>
-      <w:r>
-        <w:rPr>
-          <w:rFonts w:ascii="Consolas" w:eastAsia="Times New Roman" w:hAnsi="Consolas" w:cs="Times New Roman"/>
-          <w:sz w:val="20"/>
-          <w:szCs w:val="20"/>
-          <w:lang w:val="en-US" w:eastAsia="ru-RU"/>
-        </w:rPr>
-        <w:t xml:space="preserve">    </w:t>
-      </w:r>
-    </w:p>
-    <w:p>
-      <w:pPr>
-        <w:spacing w:after="0" w:line="240" w:lineRule="auto"/>
-        <w:ind w:firstLine="0"/>
-        <w:jc w:val="left"/>
-        <w:rPr>
-          <w:rFonts w:ascii="Consolas" w:eastAsia="Times New Roman" w:hAnsi="Consolas" w:cs="Times New Roman"/>
-          <w:sz w:val="20"/>
-          <w:szCs w:val="20"/>
-          <w:lang w:val="en-US" w:eastAsia="ru-RU"/>
-        </w:rPr>
-      </w:pPr>
-      <w:r>
-        <w:rPr>
-          <w:rFonts w:ascii="Consolas" w:eastAsia="Times New Roman" w:hAnsi="Consolas" w:cs="Times New Roman"/>
-          <w:sz w:val="20"/>
-          <w:szCs w:val="20"/>
-          <w:lang w:val="en-US" w:eastAsia="ru-RU"/>
-        </w:rPr>
-        <w:t xml:space="preserve">    </w:t>
-      </w:r>
-      <w:proofErr w:type="spellStart"/>
-      <w:r>
-        <w:rPr>
-          <w:rFonts w:ascii="Consolas" w:eastAsia="Times New Roman" w:hAnsi="Consolas" w:cs="Times New Roman"/>
-          <w:sz w:val="20"/>
-          <w:szCs w:val="20"/>
-          <w:lang w:val="en-US" w:eastAsia="ru-RU"/>
-        </w:rPr>
-        <w:t>x_new</w:t>
-      </w:r>
-      <w:proofErr w:type="spellEnd"/>
-      <w:r>
-        <w:rPr>
-          <w:rFonts w:ascii="Consolas" w:eastAsia="Times New Roman" w:hAnsi="Consolas" w:cs="Times New Roman"/>
-          <w:sz w:val="20"/>
-          <w:szCs w:val="20"/>
-          <w:lang w:val="en-US" w:eastAsia="ru-RU"/>
-        </w:rPr>
-        <w:t xml:space="preserve"> = x - alpha * </w:t>
-      </w:r>
-      <w:proofErr w:type="spellStart"/>
-      <w:r>
-        <w:rPr>
-          <w:rFonts w:ascii="Consolas" w:eastAsia="Times New Roman" w:hAnsi="Consolas" w:cs="Times New Roman"/>
-          <w:sz w:val="20"/>
-          <w:szCs w:val="20"/>
-          <w:lang w:val="en-US" w:eastAsia="ru-RU"/>
-        </w:rPr>
-        <w:t>grad_x</w:t>
-      </w:r>
-      <w:proofErr w:type="spellEnd"/>
-      <w:r>
-        <w:rPr>
-          <w:rFonts w:ascii="Consolas" w:eastAsia="Times New Roman" w:hAnsi="Consolas" w:cs="Times New Roman"/>
-          <w:sz w:val="20"/>
-          <w:szCs w:val="20"/>
-          <w:lang w:val="en-US" w:eastAsia="ru-RU"/>
-        </w:rPr>
-        <w:t>;</w:t>
-      </w:r>
-    </w:p>
-    <w:p>
-      <w:pPr>
-        <w:spacing w:after="0" w:line="240" w:lineRule="auto"/>
-        <w:ind w:firstLine="0"/>
-        <w:jc w:val="left"/>
-        <w:rPr>
-          <w:rFonts w:ascii="Consolas" w:eastAsia="Times New Roman" w:hAnsi="Consolas" w:cs="Times New Roman"/>
-          <w:sz w:val="20"/>
-          <w:szCs w:val="20"/>
-          <w:lang w:val="en-US" w:eastAsia="ru-RU"/>
-        </w:rPr>
-      </w:pPr>
-      <w:r>
-        <w:rPr>
-          <w:rFonts w:ascii="Consolas" w:eastAsia="Times New Roman" w:hAnsi="Consolas" w:cs="Times New Roman"/>
-          <w:sz w:val="20"/>
-          <w:szCs w:val="20"/>
-          <w:lang w:val="en-US" w:eastAsia="ru-RU"/>
-        </w:rPr>
-        <w:t xml:space="preserve">    </w:t>
-      </w:r>
-      <w:proofErr w:type="spellStart"/>
-      <w:r>
-        <w:rPr>
-          <w:rFonts w:ascii="Consolas" w:eastAsia="Times New Roman" w:hAnsi="Consolas" w:cs="Times New Roman"/>
-          <w:sz w:val="20"/>
-          <w:szCs w:val="20"/>
-          <w:lang w:val="en-US" w:eastAsia="ru-RU"/>
-        </w:rPr>
-        <w:t>y_new</w:t>
-      </w:r>
-      <w:proofErr w:type="spellEnd"/>
-      <w:r>
-        <w:rPr>
-          <w:rFonts w:ascii="Consolas" w:eastAsia="Times New Roman" w:hAnsi="Consolas" w:cs="Times New Roman"/>
-          <w:sz w:val="20"/>
-          <w:szCs w:val="20"/>
-          <w:lang w:val="en-US" w:eastAsia="ru-RU"/>
-        </w:rPr>
-        <w:t xml:space="preserve"> = y - alpha * </w:t>
-      </w:r>
-      <w:proofErr w:type="spellStart"/>
-      <w:r>
-        <w:rPr>
-          <w:rFonts w:ascii="Consolas" w:eastAsia="Times New Roman" w:hAnsi="Consolas" w:cs="Times New Roman"/>
-          <w:sz w:val="20"/>
-          <w:szCs w:val="20"/>
-          <w:lang w:val="en-US" w:eastAsia="ru-RU"/>
-        </w:rPr>
-        <w:t>grad_y</w:t>
-      </w:r>
-      <w:proofErr w:type="spellEnd"/>
-      <w:r>
-        <w:rPr>
-          <w:rFonts w:ascii="Consolas" w:eastAsia="Times New Roman" w:hAnsi="Consolas" w:cs="Times New Roman"/>
-          <w:sz w:val="20"/>
-          <w:szCs w:val="20"/>
-          <w:lang w:val="en-US" w:eastAsia="ru-RU"/>
-        </w:rPr>
-        <w:t>;</w:t>
-      </w:r>
-    </w:p>
-    <w:p>
-      <w:pPr>
-        <w:spacing w:after="0" w:line="240" w:lineRule="auto"/>
-        <w:ind w:firstLine="0"/>
-        <w:jc w:val="left"/>
-        <w:rPr>
-          <w:rFonts w:ascii="Consolas" w:eastAsia="Times New Roman" w:hAnsi="Consolas" w:cs="Times New Roman"/>
-          <w:sz w:val="20"/>
-          <w:szCs w:val="20"/>
-          <w:lang w:val="en-US" w:eastAsia="ru-RU"/>
-        </w:rPr>
-      </w:pPr>
-      <w:r>
-        <w:rPr>
-          <w:rFonts w:ascii="Consolas" w:eastAsia="Times New Roman" w:hAnsi="Consolas" w:cs="Times New Roman"/>
-          <w:sz w:val="20"/>
-          <w:szCs w:val="20"/>
-          <w:lang w:val="en-US" w:eastAsia="ru-RU"/>
-        </w:rPr>
-        <w:t xml:space="preserve">    </w:t>
-      </w:r>
-    </w:p>
-    <w:p>
-      <w:pPr>
-        <w:spacing w:after="0" w:line="240" w:lineRule="auto"/>
-        <w:ind w:firstLine="0"/>
-        <w:jc w:val="left"/>
-        <w:rPr>
-          <w:rFonts w:ascii="Consolas" w:eastAsia="Times New Roman" w:hAnsi="Consolas" w:cs="Times New Roman"/>
-          <w:sz w:val="20"/>
-          <w:szCs w:val="20"/>
-          <w:lang w:val="en-US" w:eastAsia="ru-RU"/>
-        </w:rPr>
-      </w:pPr>
-      <w:r>
-        <w:rPr>
-          <w:rFonts w:ascii="Consolas" w:eastAsia="Times New Roman" w:hAnsi="Consolas" w:cs="Times New Roman"/>
-          <w:sz w:val="20"/>
-          <w:szCs w:val="20"/>
-          <w:lang w:val="en-US" w:eastAsia="ru-RU"/>
-        </w:rPr>
-        <w:t xml:space="preserve">    </w:t>
-      </w:r>
-      <w:r>
-        <w:rPr>
-          <w:rFonts w:ascii="Consolas" w:eastAsia="Times New Roman" w:hAnsi="Consolas" w:cs="Times New Roman"/>
-          <w:color w:val="0E00FF"/>
-          <w:sz w:val="20"/>
-          <w:szCs w:val="20"/>
-          <w:lang w:val="en-US" w:eastAsia="ru-RU"/>
-        </w:rPr>
-        <w:t xml:space="preserve">if </w:t>
-      </w:r>
-      <w:r>
-        <w:rPr>
-          <w:rFonts w:ascii="Consolas" w:eastAsia="Times New Roman" w:hAnsi="Consolas" w:cs="Times New Roman"/>
-          <w:sz w:val="20"/>
-          <w:szCs w:val="20"/>
-          <w:lang w:val="en-US" w:eastAsia="ru-RU"/>
-        </w:rPr>
-        <w:t>norm([</w:t>
-      </w:r>
-      <w:proofErr w:type="spellStart"/>
-      <w:r>
-        <w:rPr>
-          <w:rFonts w:ascii="Consolas" w:eastAsia="Times New Roman" w:hAnsi="Consolas" w:cs="Times New Roman"/>
-          <w:sz w:val="20"/>
-          <w:szCs w:val="20"/>
-          <w:lang w:val="en-US" w:eastAsia="ru-RU"/>
-        </w:rPr>
-        <w:t>x_new</w:t>
-      </w:r>
-      <w:proofErr w:type="spellEnd"/>
-      <w:r>
-        <w:rPr>
-          <w:rFonts w:ascii="Consolas" w:eastAsia="Times New Roman" w:hAnsi="Consolas" w:cs="Times New Roman"/>
-          <w:sz w:val="20"/>
-          <w:szCs w:val="20"/>
-          <w:lang w:val="en-US" w:eastAsia="ru-RU"/>
-        </w:rPr>
-        <w:t xml:space="preserve"> - x, </w:t>
-      </w:r>
-      <w:proofErr w:type="spellStart"/>
-      <w:r>
-        <w:rPr>
-          <w:rFonts w:ascii="Consolas" w:eastAsia="Times New Roman" w:hAnsi="Consolas" w:cs="Times New Roman"/>
-          <w:sz w:val="20"/>
-          <w:szCs w:val="20"/>
-          <w:lang w:val="en-US" w:eastAsia="ru-RU"/>
-        </w:rPr>
-        <w:t>y_new</w:t>
-      </w:r>
-      <w:proofErr w:type="spellEnd"/>
-      <w:r>
-        <w:rPr>
-          <w:rFonts w:ascii="Consolas" w:eastAsia="Times New Roman" w:hAnsi="Consolas" w:cs="Times New Roman"/>
-          <w:sz w:val="20"/>
-          <w:szCs w:val="20"/>
-          <w:lang w:val="en-US" w:eastAsia="ru-RU"/>
-        </w:rPr>
-        <w:t xml:space="preserve"> - y]) &lt; eps</w:t>
-      </w:r>
-    </w:p>
-    <w:p>
-      <w:pPr>
-        <w:spacing w:after="0" w:line="240" w:lineRule="auto"/>
-        <w:ind w:firstLine="0"/>
-        <w:jc w:val="left"/>
-        <w:rPr>
-          <w:rFonts w:ascii="Consolas" w:eastAsia="Times New Roman" w:hAnsi="Consolas" w:cs="Times New Roman"/>
-          <w:sz w:val="20"/>
-          <w:szCs w:val="20"/>
-          <w:lang w:val="en-US" w:eastAsia="ru-RU"/>
-        </w:rPr>
-      </w:pPr>
-      <w:r>
-        <w:rPr>
-          <w:rFonts w:ascii="Consolas" w:eastAsia="Times New Roman" w:hAnsi="Consolas" w:cs="Times New Roman"/>
-          <w:sz w:val="20"/>
-          <w:szCs w:val="20"/>
-          <w:lang w:val="en-US" w:eastAsia="ru-RU"/>
-        </w:rPr>
-        <w:t xml:space="preserve">        </w:t>
-      </w:r>
-      <w:r>
-        <w:rPr>
-          <w:rFonts w:ascii="Consolas" w:eastAsia="Times New Roman" w:hAnsi="Consolas" w:cs="Times New Roman"/>
-          <w:color w:val="0E00FF"/>
-          <w:sz w:val="20"/>
-          <w:szCs w:val="20"/>
-          <w:lang w:val="en-US" w:eastAsia="ru-RU"/>
-        </w:rPr>
-        <w:t>break</w:t>
-      </w:r>
-      <w:r>
-        <w:rPr>
-          <w:rFonts w:ascii="Consolas" w:eastAsia="Times New Roman" w:hAnsi="Consolas" w:cs="Times New Roman"/>
-          <w:sz w:val="20"/>
-          <w:szCs w:val="20"/>
-          <w:lang w:val="en-US" w:eastAsia="ru-RU"/>
-        </w:rPr>
-        <w:t>;</w:t>
-      </w:r>
-    </w:p>
-    <w:p>
-      <w:pPr>
-        <w:spacing w:after="0" w:line="240" w:lineRule="auto"/>
-        <w:ind w:firstLine="0"/>
-        <w:jc w:val="left"/>
-        <w:rPr>
-          <w:rFonts w:ascii="Consolas" w:eastAsia="Times New Roman" w:hAnsi="Consolas" w:cs="Times New Roman"/>
-          <w:sz w:val="20"/>
-          <w:szCs w:val="20"/>
-          <w:lang w:val="en-US" w:eastAsia="ru-RU"/>
-        </w:rPr>
-      </w:pPr>
-      <w:r>
-        <w:rPr>
-          <w:rFonts w:ascii="Consolas" w:eastAsia="Times New Roman" w:hAnsi="Consolas" w:cs="Times New Roman"/>
-          <w:sz w:val="20"/>
-          <w:szCs w:val="20"/>
-          <w:lang w:val="en-US" w:eastAsia="ru-RU"/>
-        </w:rPr>
-        <w:t xml:space="preserve">    </w:t>
-      </w:r>
-      <w:r>
-        <w:rPr>
-          <w:rFonts w:ascii="Consolas" w:eastAsia="Times New Roman" w:hAnsi="Consolas" w:cs="Times New Roman"/>
-          <w:color w:val="0E00FF"/>
-          <w:sz w:val="20"/>
-          <w:szCs w:val="20"/>
-          <w:lang w:val="en-US" w:eastAsia="ru-RU"/>
-        </w:rPr>
-        <w:t>end</w:t>
-      </w:r>
-    </w:p>
-    <w:p>
-      <w:pPr>
-        <w:spacing w:after="0" w:line="240" w:lineRule="auto"/>
-        <w:ind w:firstLine="0"/>
-        <w:jc w:val="left"/>
-        <w:rPr>
-          <w:rFonts w:ascii="Consolas" w:eastAsia="Times New Roman" w:hAnsi="Consolas" w:cs="Times New Roman"/>
-          <w:sz w:val="20"/>
-          <w:szCs w:val="20"/>
-          <w:lang w:val="en-US" w:eastAsia="ru-RU"/>
-        </w:rPr>
-      </w:pPr>
-      <w:r>
-        <w:rPr>
-          <w:rFonts w:ascii="Consolas" w:eastAsia="Times New Roman" w:hAnsi="Consolas" w:cs="Times New Roman"/>
-          <w:sz w:val="20"/>
-          <w:szCs w:val="20"/>
-          <w:lang w:val="en-US" w:eastAsia="ru-RU"/>
-        </w:rPr>
-        <w:t xml:space="preserve">    </w:t>
-      </w:r>
-    </w:p>
-    <w:p>
-      <w:pPr>
-        <w:spacing w:after="0" w:line="240" w:lineRule="auto"/>
-        <w:ind w:firstLine="0"/>
-        <w:jc w:val="left"/>
-        <w:rPr>
-          <w:rFonts w:ascii="Consolas" w:eastAsia="Times New Roman" w:hAnsi="Consolas" w:cs="Times New Roman"/>
-          <w:sz w:val="20"/>
-          <w:szCs w:val="20"/>
-          <w:lang w:val="en-US" w:eastAsia="ru-RU"/>
-        </w:rPr>
-      </w:pPr>
-      <w:r>
-        <w:rPr>
-          <w:rFonts w:ascii="Consolas" w:eastAsia="Times New Roman" w:hAnsi="Consolas" w:cs="Times New Roman"/>
-          <w:sz w:val="20"/>
-          <w:szCs w:val="20"/>
-          <w:lang w:val="en-US" w:eastAsia="ru-RU"/>
-        </w:rPr>
-        <w:t xml:space="preserve">    x = </w:t>
-      </w:r>
-      <w:proofErr w:type="spellStart"/>
-      <w:r>
-        <w:rPr>
-          <w:rFonts w:ascii="Consolas" w:eastAsia="Times New Roman" w:hAnsi="Consolas" w:cs="Times New Roman"/>
-          <w:sz w:val="20"/>
-          <w:szCs w:val="20"/>
-          <w:lang w:val="en-US" w:eastAsia="ru-RU"/>
-        </w:rPr>
-        <w:t>x_new</w:t>
-      </w:r>
-      <w:proofErr w:type="spellEnd"/>
-      <w:r>
-        <w:rPr>
-          <w:rFonts w:ascii="Consolas" w:eastAsia="Times New Roman" w:hAnsi="Consolas" w:cs="Times New Roman"/>
-          <w:sz w:val="20"/>
-          <w:szCs w:val="20"/>
-          <w:lang w:val="en-US" w:eastAsia="ru-RU"/>
-        </w:rPr>
-        <w:t xml:space="preserve">; y = </w:t>
-      </w:r>
-      <w:proofErr w:type="spellStart"/>
-      <w:r>
-        <w:rPr>
-          <w:rFonts w:ascii="Consolas" w:eastAsia="Times New Roman" w:hAnsi="Consolas" w:cs="Times New Roman"/>
-          <w:sz w:val="20"/>
-          <w:szCs w:val="20"/>
-          <w:lang w:val="en-US" w:eastAsia="ru-RU"/>
-        </w:rPr>
-        <w:t>y_new</w:t>
-      </w:r>
-      <w:proofErr w:type="spellEnd"/>
-      <w:r>
-        <w:rPr>
-          <w:rFonts w:ascii="Consolas" w:eastAsia="Times New Roman" w:hAnsi="Consolas" w:cs="Times New Roman"/>
-          <w:sz w:val="20"/>
-          <w:szCs w:val="20"/>
-          <w:lang w:val="en-US" w:eastAsia="ru-RU"/>
-        </w:rPr>
-        <w:t>;</w:t>
-      </w:r>
-    </w:p>
-    <w:p>
-      <w:pPr>
-        <w:spacing w:after="0" w:line="240" w:lineRule="auto"/>
-        <w:ind w:firstLine="0"/>
-        <w:jc w:val="left"/>
-        <w:rPr>
-          <w:rFonts w:ascii="Consolas" w:eastAsia="Times New Roman" w:hAnsi="Consolas" w:cs="Times New Roman"/>
-          <w:sz w:val="20"/>
-          <w:szCs w:val="20"/>
-          <w:lang w:val="en-US" w:eastAsia="ru-RU"/>
-        </w:rPr>
-      </w:pPr>
-      <w:r>
-        <w:rPr>
-          <w:rFonts w:ascii="Consolas" w:eastAsia="Times New Roman" w:hAnsi="Consolas" w:cs="Times New Roman"/>
-          <w:sz w:val="20"/>
-          <w:szCs w:val="20"/>
-          <w:lang w:val="en-US" w:eastAsia="ru-RU"/>
-        </w:rPr>
-        <w:t xml:space="preserve">    trajectory(end+1, :) = [x, y];</w:t>
-      </w:r>
-    </w:p>
-    <w:p>
-      <w:pPr>
-        <w:spacing w:after="0" w:line="240" w:lineRule="auto"/>
-        <w:ind w:firstLine="0"/>
-        <w:jc w:val="left"/>
-        <w:rPr>
-          <w:rFonts w:ascii="Consolas" w:eastAsia="Times New Roman" w:hAnsi="Consolas" w:cs="Times New Roman"/>
-          <w:sz w:val="20"/>
-          <w:szCs w:val="20"/>
-          <w:lang w:val="en-US" w:eastAsia="ru-RU"/>
-        </w:rPr>
-      </w:pPr>
-      <w:r>
-        <w:rPr>
-          <w:rFonts w:ascii="Consolas" w:eastAsia="Times New Roman" w:hAnsi="Consolas" w:cs="Times New Roman"/>
-          <w:color w:val="0E00FF"/>
-          <w:sz w:val="20"/>
-          <w:szCs w:val="20"/>
-          <w:lang w:val="en-US" w:eastAsia="ru-RU"/>
-        </w:rPr>
-        <w:t>end</w:t>
-      </w:r>
-    </w:p>
-    <w:p>
-      <w:pPr>
-        <w:spacing w:after="0" w:line="240" w:lineRule="auto"/>
-        <w:ind w:firstLine="0"/>
-        <w:jc w:val="left"/>
-        <w:rPr>
-          <w:rFonts w:ascii="Consolas" w:eastAsia="Times New Roman" w:hAnsi="Consolas" w:cs="Times New Roman"/>
-          <w:sz w:val="20"/>
-          <w:szCs w:val="20"/>
-          <w:lang w:val="en-US" w:eastAsia="ru-RU"/>
-        </w:rPr>
-      </w:pPr>
-    </w:p>
-    <w:p>
-      <w:pPr>
-        <w:spacing w:after="0" w:line="240" w:lineRule="auto"/>
-        <w:ind w:firstLine="0"/>
-        <w:jc w:val="left"/>
-        <w:rPr>
-          <w:rFonts w:ascii="Consolas" w:eastAsia="Times New Roman" w:hAnsi="Consolas" w:cs="Times New Roman"/>
-          <w:sz w:val="20"/>
-          <w:szCs w:val="20"/>
-          <w:lang w:val="en-US" w:eastAsia="ru-RU"/>
-        </w:rPr>
-      </w:pPr>
-      <w:proofErr w:type="spellStart"/>
-      <w:r>
-        <w:rPr>
-          <w:rFonts w:ascii="Consolas" w:eastAsia="Times New Roman" w:hAnsi="Consolas" w:cs="Times New Roman"/>
-          <w:sz w:val="20"/>
-          <w:szCs w:val="20"/>
-          <w:lang w:val="en-US" w:eastAsia="ru-RU"/>
-        </w:rPr>
-        <w:t>f_best</w:t>
-      </w:r>
-      <w:proofErr w:type="spellEnd"/>
-      <w:r>
-        <w:rPr>
-          <w:rFonts w:ascii="Consolas" w:eastAsia="Times New Roman" w:hAnsi="Consolas" w:cs="Times New Roman"/>
-          <w:sz w:val="20"/>
-          <w:szCs w:val="20"/>
-          <w:lang w:val="en-US" w:eastAsia="ru-RU"/>
-        </w:rPr>
-        <w:t xml:space="preserve"> = </w:t>
-      </w:r>
-      <w:proofErr w:type="spellStart"/>
-      <w:r>
-        <w:rPr>
-          <w:rFonts w:ascii="Consolas" w:eastAsia="Times New Roman" w:hAnsi="Consolas" w:cs="Times New Roman"/>
-          <w:sz w:val="20"/>
-          <w:szCs w:val="20"/>
-          <w:lang w:val="en-US" w:eastAsia="ru-RU"/>
-        </w:rPr>
-        <w:t>f_func</w:t>
-      </w:r>
-      <w:proofErr w:type="spellEnd"/>
-      <w:r>
-        <w:rPr>
-          <w:rFonts w:ascii="Consolas" w:eastAsia="Times New Roman" w:hAnsi="Consolas" w:cs="Times New Roman"/>
-          <w:sz w:val="20"/>
-          <w:szCs w:val="20"/>
-          <w:lang w:val="en-US" w:eastAsia="ru-RU"/>
-        </w:rPr>
-        <w:t>(x, y);</w:t>
-      </w:r>
-    </w:p>
-    <w:p>
-      <w:pPr>
-        <w:spacing w:after="0" w:line="240" w:lineRule="auto"/>
-        <w:ind w:firstLine="0"/>
-        <w:jc w:val="left"/>
-        <w:rPr>
-          <w:rFonts w:ascii="Consolas" w:eastAsia="Times New Roman" w:hAnsi="Consolas" w:cs="Times New Roman"/>
+        <w:t>(</w:t>
+      </w:r>
+      <w:proofErr w:type="spellStart"/>
+      <w:r>
+        <w:rPr>
+          <w:rFonts w:ascii="Consolas" w:eastAsia="Times New Roman" w:hAnsi="Consolas" w:cs="Times New Roman"/>
+          <w:sz w:val="20"/>
+          <w:szCs w:val="20"/>
+          <w:lang w:val="en-US" w:eastAsia="ru-RU"/>
+        </w:rPr>
+        <w:t>xy</w:t>
+      </w:r>
+      <w:proofErr w:type="spellEnd"/>
+      <w:r>
+        <w:rPr>
+          <w:rFonts w:ascii="Consolas" w:eastAsia="Times New Roman" w:hAnsi="Consolas" w:cs="Times New Roman"/>
+          <w:sz w:val="20"/>
+          <w:szCs w:val="20"/>
+          <w:lang w:val="en-US" w:eastAsia="ru-RU"/>
+        </w:rPr>
+        <w:t xml:space="preserve">(1), </w:t>
+      </w:r>
+      <w:proofErr w:type="spellStart"/>
+      <w:r>
+        <w:rPr>
+          <w:rFonts w:ascii="Consolas" w:eastAsia="Times New Roman" w:hAnsi="Consolas" w:cs="Times New Roman"/>
+          <w:sz w:val="20"/>
+          <w:szCs w:val="20"/>
+          <w:lang w:val="en-US" w:eastAsia="ru-RU"/>
+        </w:rPr>
+        <w:t>xy</w:t>
+      </w:r>
+      <w:proofErr w:type="spellEnd"/>
+      <w:r>
+        <w:rPr>
+          <w:rFonts w:ascii="Consolas" w:eastAsia="Times New Roman" w:hAnsi="Consolas" w:cs="Times New Roman"/>
+          <w:sz w:val="20"/>
+          <w:szCs w:val="20"/>
+          <w:lang w:val="en-US" w:eastAsia="ru-RU"/>
+        </w:rPr>
+        <w:t xml:space="preserve">(2))]), </w:t>
+      </w:r>
+      <w:proofErr w:type="spellStart"/>
+      <w:r>
+        <w:rPr>
+          <w:rFonts w:ascii="Consolas" w:eastAsia="Times New Roman" w:hAnsi="Consolas" w:cs="Times New Roman"/>
+          <w:sz w:val="20"/>
+          <w:szCs w:val="20"/>
+          <w:lang w:val="en-US" w:eastAsia="ru-RU"/>
+        </w:rPr>
+        <w:t>initial_point</w:t>
+      </w:r>
+      <w:proofErr w:type="spellEnd"/>
+      <w:r>
+        <w:rPr>
+          <w:rFonts w:ascii="Consolas" w:eastAsia="Times New Roman" w:hAnsi="Consolas" w:cs="Times New Roman"/>
+          <w:sz w:val="20"/>
+          <w:szCs w:val="20"/>
+          <w:lang w:val="en-US" w:eastAsia="ru-RU"/>
+        </w:rPr>
+        <w:t>, options);</w:t>
+      </w:r>
+    </w:p>
+    <w:p>
+      <w:pPr>
+        <w:spacing w:after="0" w:line="240" w:lineRule="auto"/>
+        <w:ind w:firstLine="0"/>
+        <w:jc w:val="left"/>
+        <w:rPr>
+          <w:rFonts w:ascii="Consolas" w:eastAsia="Times New Roman" w:hAnsi="Consolas" w:cs="Times New Roman"/>
+          <w:sz w:val="20"/>
+          <w:szCs w:val="20"/>
+          <w:lang w:val="en-US" w:eastAsia="ru-RU"/>
+        </w:rPr>
+      </w:pPr>
+    </w:p>
+    <w:p>
+      <w:pPr>
+        <w:spacing w:after="0" w:line="240" w:lineRule="auto"/>
+        <w:ind w:firstLine="0"/>
+        <w:jc w:val="left"/>
+        <w:rPr>
+          <w:rFonts w:ascii="Consolas" w:eastAsia="Times New Roman" w:hAnsi="Consolas" w:cs="Times New Roman"/>
+          <w:sz w:val="20"/>
+          <w:szCs w:val="20"/>
+          <w:lang w:val="en-US" w:eastAsia="ru-RU"/>
+        </w:rPr>
+      </w:pPr>
+      <w:r>
+        <w:rPr>
+          <w:rFonts w:ascii="Consolas" w:eastAsia="Times New Roman" w:hAnsi="Consolas" w:cs="Times New Roman"/>
+          <w:color w:val="008013"/>
+          <w:sz w:val="20"/>
+          <w:szCs w:val="20"/>
+          <w:lang w:val="en-US" w:eastAsia="ru-RU"/>
+        </w:rPr>
+        <w:t xml:space="preserve">% </w:t>
+      </w:r>
+      <w:r>
+        <w:rPr>
+          <w:rFonts w:ascii="Consolas" w:eastAsia="Times New Roman" w:hAnsi="Consolas" w:cs="Times New Roman"/>
+          <w:color w:val="008013"/>
           <w:sz w:val="20"/>
           <w:szCs w:val="20"/>
           <w:lang w:eastAsia="ru-RU"/>
         </w:rPr>
-      </w:pPr>
-      <w:proofErr w:type="spellStart"/>
-      <w:r>
-        <w:rPr>
-          <w:rFonts w:ascii="Consolas" w:eastAsia="Times New Roman" w:hAnsi="Consolas" w:cs="Times New Roman"/>
+        <w:t>Вывод</w:t>
+      </w:r>
+      <w:r>
+        <w:rPr>
+          <w:rFonts w:ascii="Consolas" w:eastAsia="Times New Roman" w:hAnsi="Consolas" w:cs="Times New Roman"/>
+          <w:color w:val="008013"/>
+          <w:sz w:val="20"/>
+          <w:szCs w:val="20"/>
+          <w:lang w:val="en-US" w:eastAsia="ru-RU"/>
+        </w:rPr>
+        <w:t xml:space="preserve"> </w:t>
+      </w:r>
+      <w:r>
+        <w:rPr>
+          <w:rFonts w:ascii="Consolas" w:eastAsia="Times New Roman" w:hAnsi="Consolas" w:cs="Times New Roman"/>
+          <w:color w:val="008013"/>
           <w:sz w:val="20"/>
           <w:szCs w:val="20"/>
           <w:lang w:eastAsia="ru-RU"/>
         </w:rPr>
+        <w:t>результатов</w:t>
+      </w:r>
+    </w:p>
+    <w:p>
+      <w:pPr>
+        <w:spacing w:after="0" w:line="240" w:lineRule="auto"/>
+        <w:ind w:firstLine="0"/>
+        <w:jc w:val="left"/>
+        <w:rPr>
+          <w:rFonts w:ascii="Consolas" w:eastAsia="Times New Roman" w:hAnsi="Consolas" w:cs="Times New Roman"/>
+          <w:sz w:val="20"/>
+          <w:szCs w:val="20"/>
+          <w:lang w:val="en-US" w:eastAsia="ru-RU"/>
+        </w:rPr>
+      </w:pPr>
+      <w:proofErr w:type="spellStart"/>
+      <w:proofErr w:type="gramStart"/>
+      <w:r>
+        <w:rPr>
+          <w:rFonts w:ascii="Consolas" w:eastAsia="Times New Roman" w:hAnsi="Consolas" w:cs="Times New Roman"/>
+          <w:sz w:val="20"/>
+          <w:szCs w:val="20"/>
+          <w:lang w:val="en-US" w:eastAsia="ru-RU"/>
+        </w:rPr>
         <w:t>fprintf</w:t>
       </w:r>
       <w:proofErr w:type="spellEnd"/>
@@ -22500,2082 +25892,11 @@
           <w:rFonts w:ascii="Consolas" w:eastAsia="Times New Roman" w:hAnsi="Consolas" w:cs="Times New Roman"/>
           <w:sz w:val="20"/>
           <w:szCs w:val="20"/>
-          <w:lang w:eastAsia="ru-RU"/>
+          <w:lang w:val="en-US" w:eastAsia="ru-RU"/>
         </w:rPr>
         <w:t>(</w:t>
       </w:r>
-      <w:r>
-        <w:rPr>
-          <w:rFonts w:ascii="Consolas" w:eastAsia="Times New Roman" w:hAnsi="Consolas" w:cs="Times New Roman"/>
-          <w:color w:val="A709F5"/>
-          <w:sz w:val="20"/>
-          <w:szCs w:val="20"/>
-          <w:lang w:eastAsia="ru-RU"/>
-        </w:rPr>
-        <w:t>'Минимум с методом градиентного спуска: x = %.6f, y = %.6f, f(x, y) = %.6f\n'</w:t>
-      </w:r>
-      <w:r>
-        <w:rPr>
-          <w:rFonts w:ascii="Consolas" w:eastAsia="Times New Roman" w:hAnsi="Consolas" w:cs="Times New Roman"/>
-          <w:sz w:val="20"/>
-          <w:szCs w:val="20"/>
-          <w:lang w:eastAsia="ru-RU"/>
-        </w:rPr>
-        <w:t xml:space="preserve">, x, y, </w:t>
-      </w:r>
-      <w:proofErr w:type="spellStart"/>
-      <w:r>
-        <w:rPr>
-          <w:rFonts w:ascii="Consolas" w:eastAsia="Times New Roman" w:hAnsi="Consolas" w:cs="Times New Roman"/>
-          <w:sz w:val="20"/>
-          <w:szCs w:val="20"/>
-          <w:lang w:eastAsia="ru-RU"/>
-        </w:rPr>
-        <w:t>f_best</w:t>
-      </w:r>
-      <w:proofErr w:type="spellEnd"/>
-      <w:r>
-        <w:rPr>
-          <w:rFonts w:ascii="Consolas" w:eastAsia="Times New Roman" w:hAnsi="Consolas" w:cs="Times New Roman"/>
-          <w:sz w:val="20"/>
-          <w:szCs w:val="20"/>
-          <w:lang w:eastAsia="ru-RU"/>
-        </w:rPr>
-        <w:t>);</w:t>
-      </w:r>
-    </w:p>
-    <w:p>
-      <w:pPr>
-        <w:spacing w:after="0" w:line="240" w:lineRule="auto"/>
-        <w:ind w:firstLine="0"/>
-        <w:jc w:val="left"/>
-        <w:rPr>
-          <w:rFonts w:ascii="Consolas" w:eastAsia="Times New Roman" w:hAnsi="Consolas" w:cs="Times New Roman"/>
-          <w:sz w:val="20"/>
-          <w:szCs w:val="20"/>
-          <w:lang w:eastAsia="ru-RU"/>
-        </w:rPr>
-      </w:pPr>
-    </w:p>
-    <w:p>
-      <w:pPr>
-        <w:spacing w:after="0" w:line="240" w:lineRule="auto"/>
-        <w:ind w:firstLine="0"/>
-        <w:jc w:val="left"/>
-        <w:rPr>
-          <w:rFonts w:ascii="Consolas" w:eastAsia="Times New Roman" w:hAnsi="Consolas" w:cs="Times New Roman"/>
-          <w:sz w:val="20"/>
-          <w:szCs w:val="20"/>
-          <w:lang w:eastAsia="ru-RU"/>
-        </w:rPr>
-      </w:pPr>
-      <w:r>
-        <w:rPr>
-          <w:rFonts w:ascii="Consolas" w:eastAsia="Times New Roman" w:hAnsi="Consolas" w:cs="Times New Roman"/>
-          <w:sz w:val="20"/>
-          <w:szCs w:val="20"/>
-          <w:lang w:eastAsia="ru-RU"/>
-        </w:rPr>
-        <w:t>[</w:t>
-      </w:r>
-      <w:proofErr w:type="spellStart"/>
-      <w:r>
-        <w:rPr>
-          <w:rFonts w:ascii="Consolas" w:eastAsia="Times New Roman" w:hAnsi="Consolas" w:cs="Times New Roman"/>
-          <w:sz w:val="20"/>
-          <w:szCs w:val="20"/>
-          <w:lang w:eastAsia="ru-RU"/>
-        </w:rPr>
-        <w:t>xgrid</w:t>
-      </w:r>
-      <w:proofErr w:type="spellEnd"/>
-      <w:r>
-        <w:rPr>
-          <w:rFonts w:ascii="Consolas" w:eastAsia="Times New Roman" w:hAnsi="Consolas" w:cs="Times New Roman"/>
-          <w:sz w:val="20"/>
-          <w:szCs w:val="20"/>
-          <w:lang w:eastAsia="ru-RU"/>
-        </w:rPr>
-        <w:t xml:space="preserve">, </w:t>
-      </w:r>
-      <w:proofErr w:type="spellStart"/>
-      <w:r>
-        <w:rPr>
-          <w:rFonts w:ascii="Consolas" w:eastAsia="Times New Roman" w:hAnsi="Consolas" w:cs="Times New Roman"/>
-          <w:sz w:val="20"/>
-          <w:szCs w:val="20"/>
-          <w:lang w:eastAsia="ru-RU"/>
-        </w:rPr>
-        <w:t>ygrid</w:t>
-      </w:r>
-      <w:proofErr w:type="spellEnd"/>
-      <w:r>
-        <w:rPr>
-          <w:rFonts w:ascii="Consolas" w:eastAsia="Times New Roman" w:hAnsi="Consolas" w:cs="Times New Roman"/>
-          <w:sz w:val="20"/>
-          <w:szCs w:val="20"/>
-          <w:lang w:eastAsia="ru-RU"/>
-        </w:rPr>
-        <w:t xml:space="preserve">] = </w:t>
-      </w:r>
-      <w:proofErr w:type="spellStart"/>
-      <w:r>
-        <w:rPr>
-          <w:rFonts w:ascii="Consolas" w:eastAsia="Times New Roman" w:hAnsi="Consolas" w:cs="Times New Roman"/>
-          <w:sz w:val="20"/>
-          <w:szCs w:val="20"/>
-          <w:lang w:eastAsia="ru-RU"/>
-        </w:rPr>
-        <w:t>meshgrid</w:t>
-      </w:r>
-      <w:proofErr w:type="spellEnd"/>
-      <w:r>
-        <w:rPr>
-          <w:rFonts w:ascii="Consolas" w:eastAsia="Times New Roman" w:hAnsi="Consolas" w:cs="Times New Roman"/>
-          <w:sz w:val="20"/>
-          <w:szCs w:val="20"/>
-          <w:lang w:eastAsia="ru-RU"/>
-        </w:rPr>
-        <w:t>(-6:0.1:6, -6:0.1:6);</w:t>
-      </w:r>
-    </w:p>
-    <w:p>
-      <w:pPr>
-        <w:spacing w:after="0" w:line="240" w:lineRule="auto"/>
-        <w:ind w:firstLine="0"/>
-        <w:jc w:val="left"/>
-        <w:rPr>
-          <w:rFonts w:ascii="Consolas" w:eastAsia="Times New Roman" w:hAnsi="Consolas" w:cs="Times New Roman"/>
-          <w:sz w:val="20"/>
-          <w:szCs w:val="20"/>
-          <w:lang w:val="en-US" w:eastAsia="ru-RU"/>
-        </w:rPr>
-      </w:pPr>
-      <w:proofErr w:type="spellStart"/>
-      <w:r>
-        <w:rPr>
-          <w:rFonts w:ascii="Consolas" w:eastAsia="Times New Roman" w:hAnsi="Consolas" w:cs="Times New Roman"/>
-          <w:sz w:val="20"/>
-          <w:szCs w:val="20"/>
-          <w:lang w:val="en-US" w:eastAsia="ru-RU"/>
-        </w:rPr>
-        <w:t>zgrid</w:t>
-      </w:r>
-      <w:proofErr w:type="spellEnd"/>
-      <w:r>
-        <w:rPr>
-          <w:rFonts w:ascii="Consolas" w:eastAsia="Times New Roman" w:hAnsi="Consolas" w:cs="Times New Roman"/>
-          <w:sz w:val="20"/>
-          <w:szCs w:val="20"/>
-          <w:lang w:val="en-US" w:eastAsia="ru-RU"/>
-        </w:rPr>
-        <w:t xml:space="preserve"> = </w:t>
-      </w:r>
-      <w:proofErr w:type="spellStart"/>
-      <w:r>
-        <w:rPr>
-          <w:rFonts w:ascii="Consolas" w:eastAsia="Times New Roman" w:hAnsi="Consolas" w:cs="Times New Roman"/>
-          <w:sz w:val="20"/>
-          <w:szCs w:val="20"/>
-          <w:lang w:val="en-US" w:eastAsia="ru-RU"/>
-        </w:rPr>
-        <w:t>f_func</w:t>
-      </w:r>
-      <w:proofErr w:type="spellEnd"/>
-      <w:r>
-        <w:rPr>
-          <w:rFonts w:ascii="Consolas" w:eastAsia="Times New Roman" w:hAnsi="Consolas" w:cs="Times New Roman"/>
-          <w:sz w:val="20"/>
-          <w:szCs w:val="20"/>
-          <w:lang w:val="en-US" w:eastAsia="ru-RU"/>
-        </w:rPr>
-        <w:t>(</w:t>
-      </w:r>
-      <w:proofErr w:type="spellStart"/>
-      <w:r>
-        <w:rPr>
-          <w:rFonts w:ascii="Consolas" w:eastAsia="Times New Roman" w:hAnsi="Consolas" w:cs="Times New Roman"/>
-          <w:sz w:val="20"/>
-          <w:szCs w:val="20"/>
-          <w:lang w:val="en-US" w:eastAsia="ru-RU"/>
-        </w:rPr>
-        <w:t>xgrid</w:t>
-      </w:r>
-      <w:proofErr w:type="spellEnd"/>
-      <w:r>
-        <w:rPr>
-          <w:rFonts w:ascii="Consolas" w:eastAsia="Times New Roman" w:hAnsi="Consolas" w:cs="Times New Roman"/>
-          <w:sz w:val="20"/>
-          <w:szCs w:val="20"/>
-          <w:lang w:val="en-US" w:eastAsia="ru-RU"/>
-        </w:rPr>
-        <w:t xml:space="preserve">, </w:t>
-      </w:r>
-      <w:proofErr w:type="spellStart"/>
-      <w:r>
-        <w:rPr>
-          <w:rFonts w:ascii="Consolas" w:eastAsia="Times New Roman" w:hAnsi="Consolas" w:cs="Times New Roman"/>
-          <w:sz w:val="20"/>
-          <w:szCs w:val="20"/>
-          <w:lang w:val="en-US" w:eastAsia="ru-RU"/>
-        </w:rPr>
-        <w:t>ygrid</w:t>
-      </w:r>
-      <w:proofErr w:type="spellEnd"/>
-      <w:r>
-        <w:rPr>
-          <w:rFonts w:ascii="Consolas" w:eastAsia="Times New Roman" w:hAnsi="Consolas" w:cs="Times New Roman"/>
-          <w:sz w:val="20"/>
-          <w:szCs w:val="20"/>
-          <w:lang w:val="en-US" w:eastAsia="ru-RU"/>
-        </w:rPr>
-        <w:t>);</w:t>
-      </w:r>
-    </w:p>
-    <w:p>
-      <w:pPr>
-        <w:spacing w:after="0" w:line="240" w:lineRule="auto"/>
-        <w:ind w:firstLine="0"/>
-        <w:jc w:val="left"/>
-        <w:rPr>
-          <w:rFonts w:ascii="Consolas" w:eastAsia="Times New Roman" w:hAnsi="Consolas" w:cs="Times New Roman"/>
-          <w:sz w:val="20"/>
-          <w:szCs w:val="20"/>
-          <w:lang w:val="en-US" w:eastAsia="ru-RU"/>
-        </w:rPr>
-      </w:pPr>
-    </w:p>
-    <w:p>
-      <w:pPr>
-        <w:spacing w:after="0" w:line="240" w:lineRule="auto"/>
-        <w:ind w:firstLine="0"/>
-        <w:jc w:val="left"/>
-        <w:rPr>
-          <w:rFonts w:ascii="Consolas" w:eastAsia="Times New Roman" w:hAnsi="Consolas" w:cs="Times New Roman"/>
-          <w:sz w:val="20"/>
-          <w:szCs w:val="20"/>
-          <w:lang w:val="en-US" w:eastAsia="ru-RU"/>
-        </w:rPr>
-      </w:pPr>
-      <w:r>
-        <w:rPr>
-          <w:rFonts w:ascii="Consolas" w:eastAsia="Times New Roman" w:hAnsi="Consolas" w:cs="Times New Roman"/>
-          <w:sz w:val="20"/>
-          <w:szCs w:val="20"/>
-          <w:lang w:val="en-US" w:eastAsia="ru-RU"/>
-        </w:rPr>
-        <w:t>figure;</w:t>
-      </w:r>
-    </w:p>
-    <w:p>
-      <w:pPr>
-        <w:spacing w:after="0" w:line="240" w:lineRule="auto"/>
-        <w:ind w:firstLine="0"/>
-        <w:jc w:val="left"/>
-        <w:rPr>
-          <w:rFonts w:ascii="Consolas" w:eastAsia="Times New Roman" w:hAnsi="Consolas" w:cs="Times New Roman"/>
-          <w:sz w:val="20"/>
-          <w:szCs w:val="20"/>
-          <w:lang w:val="en-US" w:eastAsia="ru-RU"/>
-        </w:rPr>
-      </w:pPr>
-      <w:r>
-        <w:rPr>
-          <w:rFonts w:ascii="Consolas" w:eastAsia="Times New Roman" w:hAnsi="Consolas" w:cs="Times New Roman"/>
-          <w:sz w:val="20"/>
-          <w:szCs w:val="20"/>
-          <w:lang w:val="en-US" w:eastAsia="ru-RU"/>
-        </w:rPr>
-        <w:t>surf(</w:t>
-      </w:r>
-      <w:proofErr w:type="spellStart"/>
-      <w:r>
-        <w:rPr>
-          <w:rFonts w:ascii="Consolas" w:eastAsia="Times New Roman" w:hAnsi="Consolas" w:cs="Times New Roman"/>
-          <w:sz w:val="20"/>
-          <w:szCs w:val="20"/>
-          <w:lang w:val="en-US" w:eastAsia="ru-RU"/>
-        </w:rPr>
-        <w:t>xgrid</w:t>
-      </w:r>
-      <w:proofErr w:type="spellEnd"/>
-      <w:r>
-        <w:rPr>
-          <w:rFonts w:ascii="Consolas" w:eastAsia="Times New Roman" w:hAnsi="Consolas" w:cs="Times New Roman"/>
-          <w:sz w:val="20"/>
-          <w:szCs w:val="20"/>
-          <w:lang w:val="en-US" w:eastAsia="ru-RU"/>
-        </w:rPr>
-        <w:t xml:space="preserve">, </w:t>
-      </w:r>
-      <w:proofErr w:type="spellStart"/>
-      <w:r>
-        <w:rPr>
-          <w:rFonts w:ascii="Consolas" w:eastAsia="Times New Roman" w:hAnsi="Consolas" w:cs="Times New Roman"/>
-          <w:sz w:val="20"/>
-          <w:szCs w:val="20"/>
-          <w:lang w:val="en-US" w:eastAsia="ru-RU"/>
-        </w:rPr>
-        <w:t>ygrid</w:t>
-      </w:r>
-      <w:proofErr w:type="spellEnd"/>
-      <w:r>
-        <w:rPr>
-          <w:rFonts w:ascii="Consolas" w:eastAsia="Times New Roman" w:hAnsi="Consolas" w:cs="Times New Roman"/>
-          <w:sz w:val="20"/>
-          <w:szCs w:val="20"/>
-          <w:lang w:val="en-US" w:eastAsia="ru-RU"/>
-        </w:rPr>
-        <w:t xml:space="preserve">, </w:t>
-      </w:r>
-      <w:proofErr w:type="spellStart"/>
-      <w:r>
-        <w:rPr>
-          <w:rFonts w:ascii="Consolas" w:eastAsia="Times New Roman" w:hAnsi="Consolas" w:cs="Times New Roman"/>
-          <w:sz w:val="20"/>
-          <w:szCs w:val="20"/>
-          <w:lang w:val="en-US" w:eastAsia="ru-RU"/>
-        </w:rPr>
-        <w:t>zgrid</w:t>
-      </w:r>
-      <w:proofErr w:type="spellEnd"/>
-      <w:r>
-        <w:rPr>
-          <w:rFonts w:ascii="Consolas" w:eastAsia="Times New Roman" w:hAnsi="Consolas" w:cs="Times New Roman"/>
-          <w:sz w:val="20"/>
-          <w:szCs w:val="20"/>
-          <w:lang w:val="en-US" w:eastAsia="ru-RU"/>
-        </w:rPr>
-        <w:t xml:space="preserve">, </w:t>
-      </w:r>
-      <w:r>
-        <w:rPr>
-          <w:rFonts w:ascii="Consolas" w:eastAsia="Times New Roman" w:hAnsi="Consolas" w:cs="Times New Roman"/>
-          <w:color w:val="A709F5"/>
-          <w:sz w:val="20"/>
-          <w:szCs w:val="20"/>
-          <w:lang w:val="en-US" w:eastAsia="ru-RU"/>
-        </w:rPr>
-        <w:t>'</w:t>
-      </w:r>
-      <w:proofErr w:type="spellStart"/>
-      <w:r>
-        <w:rPr>
-          <w:rFonts w:ascii="Consolas" w:eastAsia="Times New Roman" w:hAnsi="Consolas" w:cs="Times New Roman"/>
-          <w:color w:val="A709F5"/>
-          <w:sz w:val="20"/>
-          <w:szCs w:val="20"/>
-          <w:lang w:val="en-US" w:eastAsia="ru-RU"/>
-        </w:rPr>
-        <w:t>EdgeColor</w:t>
-      </w:r>
-      <w:proofErr w:type="spellEnd"/>
-      <w:r>
-        <w:rPr>
-          <w:rFonts w:ascii="Consolas" w:eastAsia="Times New Roman" w:hAnsi="Consolas" w:cs="Times New Roman"/>
-          <w:color w:val="A709F5"/>
-          <w:sz w:val="20"/>
-          <w:szCs w:val="20"/>
-          <w:lang w:val="en-US" w:eastAsia="ru-RU"/>
-        </w:rPr>
-        <w:t>'</w:t>
-      </w:r>
-      <w:r>
-        <w:rPr>
-          <w:rFonts w:ascii="Consolas" w:eastAsia="Times New Roman" w:hAnsi="Consolas" w:cs="Times New Roman"/>
-          <w:sz w:val="20"/>
-          <w:szCs w:val="20"/>
-          <w:lang w:val="en-US" w:eastAsia="ru-RU"/>
-        </w:rPr>
-        <w:t xml:space="preserve">, </w:t>
-      </w:r>
-      <w:r>
-        <w:rPr>
-          <w:rFonts w:ascii="Consolas" w:eastAsia="Times New Roman" w:hAnsi="Consolas" w:cs="Times New Roman"/>
-          <w:color w:val="A709F5"/>
-          <w:sz w:val="20"/>
-          <w:szCs w:val="20"/>
-          <w:lang w:val="en-US" w:eastAsia="ru-RU"/>
-        </w:rPr>
-        <w:t>'none'</w:t>
-      </w:r>
-      <w:r>
-        <w:rPr>
-          <w:rFonts w:ascii="Consolas" w:eastAsia="Times New Roman" w:hAnsi="Consolas" w:cs="Times New Roman"/>
-          <w:sz w:val="20"/>
-          <w:szCs w:val="20"/>
-          <w:lang w:val="en-US" w:eastAsia="ru-RU"/>
-        </w:rPr>
-        <w:t xml:space="preserve">); hold </w:t>
-      </w:r>
-      <w:r>
-        <w:rPr>
-          <w:rFonts w:ascii="Consolas" w:eastAsia="Times New Roman" w:hAnsi="Consolas" w:cs="Times New Roman"/>
-          <w:color w:val="A709F5"/>
-          <w:sz w:val="20"/>
-          <w:szCs w:val="20"/>
-          <w:lang w:val="en-US" w:eastAsia="ru-RU"/>
-        </w:rPr>
-        <w:t>on</w:t>
-      </w:r>
-      <w:r>
-        <w:rPr>
-          <w:rFonts w:ascii="Consolas" w:eastAsia="Times New Roman" w:hAnsi="Consolas" w:cs="Times New Roman"/>
-          <w:sz w:val="20"/>
-          <w:szCs w:val="20"/>
-          <w:lang w:val="en-US" w:eastAsia="ru-RU"/>
-        </w:rPr>
-        <w:t>;</w:t>
-      </w:r>
-    </w:p>
-    <w:p>
-      <w:pPr>
-        <w:spacing w:after="0" w:line="240" w:lineRule="auto"/>
-        <w:ind w:firstLine="0"/>
-        <w:jc w:val="left"/>
-        <w:rPr>
-          <w:rFonts w:ascii="Consolas" w:eastAsia="Times New Roman" w:hAnsi="Consolas" w:cs="Times New Roman"/>
-          <w:sz w:val="20"/>
-          <w:szCs w:val="20"/>
-          <w:lang w:val="en-US" w:eastAsia="ru-RU"/>
-        </w:rPr>
-      </w:pPr>
-      <w:r>
-        <w:rPr>
-          <w:rFonts w:ascii="Consolas" w:eastAsia="Times New Roman" w:hAnsi="Consolas" w:cs="Times New Roman"/>
-          <w:sz w:val="20"/>
-          <w:szCs w:val="20"/>
-          <w:lang w:val="en-US" w:eastAsia="ru-RU"/>
-        </w:rPr>
-        <w:t xml:space="preserve">plot3(trajectory(:,1), trajectory(:,2), </w:t>
-      </w:r>
-      <w:proofErr w:type="spellStart"/>
-      <w:r>
-        <w:rPr>
-          <w:rFonts w:ascii="Consolas" w:eastAsia="Times New Roman" w:hAnsi="Consolas" w:cs="Times New Roman"/>
-          <w:sz w:val="20"/>
-          <w:szCs w:val="20"/>
-          <w:lang w:val="en-US" w:eastAsia="ru-RU"/>
-        </w:rPr>
-        <w:t>f_func</w:t>
-      </w:r>
-      <w:proofErr w:type="spellEnd"/>
-      <w:r>
-        <w:rPr>
-          <w:rFonts w:ascii="Consolas" w:eastAsia="Times New Roman" w:hAnsi="Consolas" w:cs="Times New Roman"/>
-          <w:sz w:val="20"/>
-          <w:szCs w:val="20"/>
-          <w:lang w:val="en-US" w:eastAsia="ru-RU"/>
-        </w:rPr>
-        <w:t xml:space="preserve">(trajectory(:,1), trajectory(:,2)), </w:t>
-      </w:r>
-      <w:r>
-        <w:rPr>
-          <w:rFonts w:ascii="Consolas" w:eastAsia="Times New Roman" w:hAnsi="Consolas" w:cs="Times New Roman"/>
-          <w:color w:val="A709F5"/>
-          <w:sz w:val="20"/>
-          <w:szCs w:val="20"/>
-          <w:lang w:val="en-US" w:eastAsia="ru-RU"/>
-        </w:rPr>
-        <w:t>'r.-'</w:t>
-      </w:r>
-      <w:r>
-        <w:rPr>
-          <w:rFonts w:ascii="Consolas" w:eastAsia="Times New Roman" w:hAnsi="Consolas" w:cs="Times New Roman"/>
-          <w:sz w:val="20"/>
-          <w:szCs w:val="20"/>
-          <w:lang w:val="en-US" w:eastAsia="ru-RU"/>
-        </w:rPr>
-        <w:t xml:space="preserve">, </w:t>
-      </w:r>
-      <w:r>
-        <w:rPr>
-          <w:rFonts w:ascii="Consolas" w:eastAsia="Times New Roman" w:hAnsi="Consolas" w:cs="Times New Roman"/>
-          <w:color w:val="A709F5"/>
-          <w:sz w:val="20"/>
-          <w:szCs w:val="20"/>
-          <w:lang w:val="en-US" w:eastAsia="ru-RU"/>
-        </w:rPr>
-        <w:t>'</w:t>
-      </w:r>
-      <w:proofErr w:type="spellStart"/>
-      <w:r>
-        <w:rPr>
-          <w:rFonts w:ascii="Consolas" w:eastAsia="Times New Roman" w:hAnsi="Consolas" w:cs="Times New Roman"/>
-          <w:color w:val="A709F5"/>
-          <w:sz w:val="20"/>
-          <w:szCs w:val="20"/>
-          <w:lang w:val="en-US" w:eastAsia="ru-RU"/>
-        </w:rPr>
-        <w:t>LineWidth</w:t>
-      </w:r>
-      <w:proofErr w:type="spellEnd"/>
-      <w:r>
-        <w:rPr>
-          <w:rFonts w:ascii="Consolas" w:eastAsia="Times New Roman" w:hAnsi="Consolas" w:cs="Times New Roman"/>
-          <w:color w:val="A709F5"/>
-          <w:sz w:val="20"/>
-          <w:szCs w:val="20"/>
-          <w:lang w:val="en-US" w:eastAsia="ru-RU"/>
-        </w:rPr>
-        <w:t>'</w:t>
-      </w:r>
-      <w:r>
-        <w:rPr>
-          <w:rFonts w:ascii="Consolas" w:eastAsia="Times New Roman" w:hAnsi="Consolas" w:cs="Times New Roman"/>
-          <w:sz w:val="20"/>
-          <w:szCs w:val="20"/>
-          <w:lang w:val="en-US" w:eastAsia="ru-RU"/>
-        </w:rPr>
-        <w:t>, 2);</w:t>
-      </w:r>
-    </w:p>
-    <w:p>
-      <w:pPr>
-        <w:spacing w:after="0" w:line="240" w:lineRule="auto"/>
-        <w:ind w:firstLine="0"/>
-        <w:jc w:val="left"/>
-        <w:rPr>
-          <w:rFonts w:ascii="Consolas" w:eastAsia="Times New Roman" w:hAnsi="Consolas" w:cs="Times New Roman"/>
-          <w:sz w:val="20"/>
-          <w:szCs w:val="20"/>
-          <w:lang w:val="en-US" w:eastAsia="ru-RU"/>
-        </w:rPr>
-      </w:pPr>
-      <w:r>
-        <w:rPr>
-          <w:rFonts w:ascii="Consolas" w:eastAsia="Times New Roman" w:hAnsi="Consolas" w:cs="Times New Roman"/>
-          <w:sz w:val="20"/>
-          <w:szCs w:val="20"/>
-          <w:lang w:val="en-US" w:eastAsia="ru-RU"/>
-        </w:rPr>
-        <w:t xml:space="preserve">plot3(x, y, </w:t>
-      </w:r>
-      <w:proofErr w:type="spellStart"/>
-      <w:r>
-        <w:rPr>
-          <w:rFonts w:ascii="Consolas" w:eastAsia="Times New Roman" w:hAnsi="Consolas" w:cs="Times New Roman"/>
-          <w:sz w:val="20"/>
-          <w:szCs w:val="20"/>
-          <w:lang w:val="en-US" w:eastAsia="ru-RU"/>
-        </w:rPr>
-        <w:t>f_func</w:t>
-      </w:r>
-      <w:proofErr w:type="spellEnd"/>
-      <w:r>
-        <w:rPr>
-          <w:rFonts w:ascii="Consolas" w:eastAsia="Times New Roman" w:hAnsi="Consolas" w:cs="Times New Roman"/>
-          <w:sz w:val="20"/>
-          <w:szCs w:val="20"/>
-          <w:lang w:val="en-US" w:eastAsia="ru-RU"/>
-        </w:rPr>
-        <w:t xml:space="preserve">(x, y), </w:t>
-      </w:r>
-      <w:r>
-        <w:rPr>
-          <w:rFonts w:ascii="Consolas" w:eastAsia="Times New Roman" w:hAnsi="Consolas" w:cs="Times New Roman"/>
-          <w:color w:val="A709F5"/>
-          <w:sz w:val="20"/>
-          <w:szCs w:val="20"/>
-          <w:lang w:val="en-US" w:eastAsia="ru-RU"/>
-        </w:rPr>
-        <w:t>'ko'</w:t>
-      </w:r>
-      <w:r>
-        <w:rPr>
-          <w:rFonts w:ascii="Consolas" w:eastAsia="Times New Roman" w:hAnsi="Consolas" w:cs="Times New Roman"/>
-          <w:sz w:val="20"/>
-          <w:szCs w:val="20"/>
-          <w:lang w:val="en-US" w:eastAsia="ru-RU"/>
-        </w:rPr>
-        <w:t xml:space="preserve">, </w:t>
-      </w:r>
-      <w:r>
-        <w:rPr>
-          <w:rFonts w:ascii="Consolas" w:eastAsia="Times New Roman" w:hAnsi="Consolas" w:cs="Times New Roman"/>
-          <w:color w:val="A709F5"/>
-          <w:sz w:val="20"/>
-          <w:szCs w:val="20"/>
-          <w:lang w:val="en-US" w:eastAsia="ru-RU"/>
-        </w:rPr>
-        <w:t>'</w:t>
-      </w:r>
-      <w:proofErr w:type="spellStart"/>
-      <w:r>
-        <w:rPr>
-          <w:rFonts w:ascii="Consolas" w:eastAsia="Times New Roman" w:hAnsi="Consolas" w:cs="Times New Roman"/>
-          <w:color w:val="A709F5"/>
-          <w:sz w:val="20"/>
-          <w:szCs w:val="20"/>
-          <w:lang w:val="en-US" w:eastAsia="ru-RU"/>
-        </w:rPr>
-        <w:t>MarkerFaceColor</w:t>
-      </w:r>
-      <w:proofErr w:type="spellEnd"/>
-      <w:r>
-        <w:rPr>
-          <w:rFonts w:ascii="Consolas" w:eastAsia="Times New Roman" w:hAnsi="Consolas" w:cs="Times New Roman"/>
-          <w:color w:val="A709F5"/>
-          <w:sz w:val="20"/>
-          <w:szCs w:val="20"/>
-          <w:lang w:val="en-US" w:eastAsia="ru-RU"/>
-        </w:rPr>
-        <w:t>'</w:t>
-      </w:r>
-      <w:r>
-        <w:rPr>
-          <w:rFonts w:ascii="Consolas" w:eastAsia="Times New Roman" w:hAnsi="Consolas" w:cs="Times New Roman"/>
-          <w:sz w:val="20"/>
-          <w:szCs w:val="20"/>
-          <w:lang w:val="en-US" w:eastAsia="ru-RU"/>
-        </w:rPr>
-        <w:t xml:space="preserve">, </w:t>
-      </w:r>
-      <w:r>
-        <w:rPr>
-          <w:rFonts w:ascii="Consolas" w:eastAsia="Times New Roman" w:hAnsi="Consolas" w:cs="Times New Roman"/>
-          <w:color w:val="A709F5"/>
-          <w:sz w:val="20"/>
-          <w:szCs w:val="20"/>
-          <w:lang w:val="en-US" w:eastAsia="ru-RU"/>
-        </w:rPr>
-        <w:t>'g'</w:t>
-      </w:r>
-      <w:r>
-        <w:rPr>
-          <w:rFonts w:ascii="Consolas" w:eastAsia="Times New Roman" w:hAnsi="Consolas" w:cs="Times New Roman"/>
-          <w:sz w:val="20"/>
-          <w:szCs w:val="20"/>
-          <w:lang w:val="en-US" w:eastAsia="ru-RU"/>
-        </w:rPr>
-        <w:t xml:space="preserve">, </w:t>
-      </w:r>
-      <w:r>
-        <w:rPr>
-          <w:rFonts w:ascii="Consolas" w:eastAsia="Times New Roman" w:hAnsi="Consolas" w:cs="Times New Roman"/>
-          <w:color w:val="A709F5"/>
-          <w:sz w:val="20"/>
-          <w:szCs w:val="20"/>
-          <w:lang w:val="en-US" w:eastAsia="ru-RU"/>
-        </w:rPr>
-        <w:t>'</w:t>
-      </w:r>
-      <w:proofErr w:type="spellStart"/>
-      <w:r>
-        <w:rPr>
-          <w:rFonts w:ascii="Consolas" w:eastAsia="Times New Roman" w:hAnsi="Consolas" w:cs="Times New Roman"/>
-          <w:color w:val="A709F5"/>
-          <w:sz w:val="20"/>
-          <w:szCs w:val="20"/>
-          <w:lang w:val="en-US" w:eastAsia="ru-RU"/>
-        </w:rPr>
-        <w:t>MarkerSize</w:t>
-      </w:r>
-      <w:proofErr w:type="spellEnd"/>
-      <w:r>
-        <w:rPr>
-          <w:rFonts w:ascii="Consolas" w:eastAsia="Times New Roman" w:hAnsi="Consolas" w:cs="Times New Roman"/>
-          <w:color w:val="A709F5"/>
-          <w:sz w:val="20"/>
-          <w:szCs w:val="20"/>
-          <w:lang w:val="en-US" w:eastAsia="ru-RU"/>
-        </w:rPr>
-        <w:t>'</w:t>
-      </w:r>
-      <w:r>
-        <w:rPr>
-          <w:rFonts w:ascii="Consolas" w:eastAsia="Times New Roman" w:hAnsi="Consolas" w:cs="Times New Roman"/>
-          <w:sz w:val="20"/>
-          <w:szCs w:val="20"/>
-          <w:lang w:val="en-US" w:eastAsia="ru-RU"/>
-        </w:rPr>
-        <w:t>, 8);</w:t>
-      </w:r>
-    </w:p>
-    <w:p>
-      <w:pPr>
-        <w:spacing w:after="0" w:line="240" w:lineRule="auto"/>
-        <w:ind w:firstLine="0"/>
-        <w:jc w:val="left"/>
-        <w:rPr>
-          <w:rFonts w:ascii="Consolas" w:eastAsia="Times New Roman" w:hAnsi="Consolas" w:cs="Times New Roman"/>
-          <w:sz w:val="20"/>
-          <w:szCs w:val="20"/>
-          <w:lang w:val="en-US" w:eastAsia="ru-RU"/>
-        </w:rPr>
-      </w:pPr>
-      <w:r>
-        <w:rPr>
-          <w:rFonts w:ascii="Consolas" w:eastAsia="Times New Roman" w:hAnsi="Consolas" w:cs="Times New Roman"/>
-          <w:sz w:val="20"/>
-          <w:szCs w:val="20"/>
-          <w:lang w:val="en-US" w:eastAsia="ru-RU"/>
-        </w:rPr>
-        <w:t>title(</w:t>
-      </w:r>
-      <w:r>
-        <w:rPr>
-          <w:rFonts w:ascii="Consolas" w:eastAsia="Times New Roman" w:hAnsi="Consolas" w:cs="Times New Roman"/>
-          <w:color w:val="A709F5"/>
-          <w:sz w:val="20"/>
-          <w:szCs w:val="20"/>
-          <w:lang w:val="en-US" w:eastAsia="ru-RU"/>
-        </w:rPr>
-        <w:t>'</w:t>
-      </w:r>
-      <w:r>
-        <w:rPr>
-          <w:rFonts w:ascii="Consolas" w:eastAsia="Times New Roman" w:hAnsi="Consolas" w:cs="Times New Roman"/>
-          <w:color w:val="A709F5"/>
-          <w:sz w:val="20"/>
-          <w:szCs w:val="20"/>
-          <w:lang w:eastAsia="ru-RU"/>
-        </w:rPr>
-        <w:t>Градиентный</w:t>
-      </w:r>
-      <w:r>
-        <w:rPr>
-          <w:rFonts w:ascii="Consolas" w:eastAsia="Times New Roman" w:hAnsi="Consolas" w:cs="Times New Roman"/>
-          <w:color w:val="A709F5"/>
-          <w:sz w:val="20"/>
-          <w:szCs w:val="20"/>
-          <w:lang w:val="en-US" w:eastAsia="ru-RU"/>
-        </w:rPr>
-        <w:t xml:space="preserve"> </w:t>
-      </w:r>
-      <w:r>
-        <w:rPr>
-          <w:rFonts w:ascii="Consolas" w:eastAsia="Times New Roman" w:hAnsi="Consolas" w:cs="Times New Roman"/>
-          <w:color w:val="A709F5"/>
-          <w:sz w:val="20"/>
-          <w:szCs w:val="20"/>
-          <w:lang w:eastAsia="ru-RU"/>
-        </w:rPr>
-        <w:t>спуск</w:t>
-      </w:r>
-      <w:r>
-        <w:rPr>
-          <w:rFonts w:ascii="Consolas" w:eastAsia="Times New Roman" w:hAnsi="Consolas" w:cs="Times New Roman"/>
-          <w:color w:val="A709F5"/>
-          <w:sz w:val="20"/>
-          <w:szCs w:val="20"/>
-          <w:lang w:val="en-US" w:eastAsia="ru-RU"/>
-        </w:rPr>
-        <w:t>'</w:t>
-      </w:r>
-      <w:r>
-        <w:rPr>
-          <w:rFonts w:ascii="Consolas" w:eastAsia="Times New Roman" w:hAnsi="Consolas" w:cs="Times New Roman"/>
-          <w:sz w:val="20"/>
-          <w:szCs w:val="20"/>
-          <w:lang w:val="en-US" w:eastAsia="ru-RU"/>
-        </w:rPr>
-        <w:t>);</w:t>
-      </w:r>
-    </w:p>
-    <w:p>
-      <w:pPr>
-        <w:spacing w:after="0" w:line="240" w:lineRule="auto"/>
-        <w:ind w:firstLine="0"/>
-        <w:jc w:val="left"/>
-        <w:rPr>
-          <w:rFonts w:ascii="Consolas" w:eastAsia="Times New Roman" w:hAnsi="Consolas" w:cs="Times New Roman"/>
-          <w:sz w:val="20"/>
-          <w:szCs w:val="20"/>
-          <w:lang w:val="en-US" w:eastAsia="ru-RU"/>
-        </w:rPr>
-      </w:pPr>
-      <w:proofErr w:type="spellStart"/>
-      <w:r>
-        <w:rPr>
-          <w:rFonts w:ascii="Consolas" w:eastAsia="Times New Roman" w:hAnsi="Consolas" w:cs="Times New Roman"/>
-          <w:sz w:val="20"/>
-          <w:szCs w:val="20"/>
-          <w:lang w:val="en-US" w:eastAsia="ru-RU"/>
-        </w:rPr>
-        <w:t>xlabel</w:t>
-      </w:r>
-      <w:proofErr w:type="spellEnd"/>
-      <w:r>
-        <w:rPr>
-          <w:rFonts w:ascii="Consolas" w:eastAsia="Times New Roman" w:hAnsi="Consolas" w:cs="Times New Roman"/>
-          <w:sz w:val="20"/>
-          <w:szCs w:val="20"/>
-          <w:lang w:val="en-US" w:eastAsia="ru-RU"/>
-        </w:rPr>
-        <w:t>(</w:t>
-      </w:r>
-      <w:r>
-        <w:rPr>
-          <w:rFonts w:ascii="Consolas" w:eastAsia="Times New Roman" w:hAnsi="Consolas" w:cs="Times New Roman"/>
-          <w:color w:val="A709F5"/>
-          <w:sz w:val="20"/>
-          <w:szCs w:val="20"/>
-          <w:lang w:val="en-US" w:eastAsia="ru-RU"/>
-        </w:rPr>
-        <w:t>'x'</w:t>
-      </w:r>
-      <w:r>
-        <w:rPr>
-          <w:rFonts w:ascii="Consolas" w:eastAsia="Times New Roman" w:hAnsi="Consolas" w:cs="Times New Roman"/>
-          <w:sz w:val="20"/>
-          <w:szCs w:val="20"/>
-          <w:lang w:val="en-US" w:eastAsia="ru-RU"/>
-        </w:rPr>
-        <w:t xml:space="preserve">); </w:t>
-      </w:r>
-      <w:proofErr w:type="spellStart"/>
-      <w:r>
-        <w:rPr>
-          <w:rFonts w:ascii="Consolas" w:eastAsia="Times New Roman" w:hAnsi="Consolas" w:cs="Times New Roman"/>
-          <w:sz w:val="20"/>
-          <w:szCs w:val="20"/>
-          <w:lang w:val="en-US" w:eastAsia="ru-RU"/>
-        </w:rPr>
-        <w:t>ylabel</w:t>
-      </w:r>
-      <w:proofErr w:type="spellEnd"/>
-      <w:r>
-        <w:rPr>
-          <w:rFonts w:ascii="Consolas" w:eastAsia="Times New Roman" w:hAnsi="Consolas" w:cs="Times New Roman"/>
-          <w:sz w:val="20"/>
-          <w:szCs w:val="20"/>
-          <w:lang w:val="en-US" w:eastAsia="ru-RU"/>
-        </w:rPr>
-        <w:t>(</w:t>
-      </w:r>
-      <w:r>
-        <w:rPr>
-          <w:rFonts w:ascii="Consolas" w:eastAsia="Times New Roman" w:hAnsi="Consolas" w:cs="Times New Roman"/>
-          <w:color w:val="A709F5"/>
-          <w:sz w:val="20"/>
-          <w:szCs w:val="20"/>
-          <w:lang w:val="en-US" w:eastAsia="ru-RU"/>
-        </w:rPr>
-        <w:t>'y'</w:t>
-      </w:r>
-      <w:r>
-        <w:rPr>
-          <w:rFonts w:ascii="Consolas" w:eastAsia="Times New Roman" w:hAnsi="Consolas" w:cs="Times New Roman"/>
-          <w:sz w:val="20"/>
-          <w:szCs w:val="20"/>
-          <w:lang w:val="en-US" w:eastAsia="ru-RU"/>
-        </w:rPr>
-        <w:t xml:space="preserve">); </w:t>
-      </w:r>
-      <w:proofErr w:type="spellStart"/>
-      <w:r>
-        <w:rPr>
-          <w:rFonts w:ascii="Consolas" w:eastAsia="Times New Roman" w:hAnsi="Consolas" w:cs="Times New Roman"/>
-          <w:sz w:val="20"/>
-          <w:szCs w:val="20"/>
-          <w:lang w:val="en-US" w:eastAsia="ru-RU"/>
-        </w:rPr>
-        <w:t>zlabel</w:t>
-      </w:r>
-      <w:proofErr w:type="spellEnd"/>
-      <w:r>
-        <w:rPr>
-          <w:rFonts w:ascii="Consolas" w:eastAsia="Times New Roman" w:hAnsi="Consolas" w:cs="Times New Roman"/>
-          <w:sz w:val="20"/>
-          <w:szCs w:val="20"/>
-          <w:lang w:val="en-US" w:eastAsia="ru-RU"/>
-        </w:rPr>
-        <w:t>(</w:t>
-      </w:r>
-      <w:r>
-        <w:rPr>
-          <w:rFonts w:ascii="Consolas" w:eastAsia="Times New Roman" w:hAnsi="Consolas" w:cs="Times New Roman"/>
-          <w:color w:val="A709F5"/>
-          <w:sz w:val="20"/>
-          <w:szCs w:val="20"/>
-          <w:lang w:val="en-US" w:eastAsia="ru-RU"/>
-        </w:rPr>
-        <w:t>'z'</w:t>
-      </w:r>
-      <w:r>
-        <w:rPr>
-          <w:rFonts w:ascii="Consolas" w:eastAsia="Times New Roman" w:hAnsi="Consolas" w:cs="Times New Roman"/>
-          <w:sz w:val="20"/>
-          <w:szCs w:val="20"/>
-          <w:lang w:val="en-US" w:eastAsia="ru-RU"/>
-        </w:rPr>
-        <w:t>);</w:t>
-      </w:r>
-    </w:p>
-    <w:p>
-      <w:pPr>
-        <w:spacing w:after="0" w:line="240" w:lineRule="auto"/>
-        <w:ind w:firstLine="0"/>
-        <w:jc w:val="left"/>
-        <w:rPr>
-          <w:rFonts w:ascii="Consolas" w:eastAsia="Times New Roman" w:hAnsi="Consolas" w:cs="Times New Roman"/>
-          <w:sz w:val="20"/>
-          <w:szCs w:val="20"/>
-          <w:lang w:val="en-US" w:eastAsia="ru-RU"/>
-        </w:rPr>
-      </w:pPr>
-    </w:p>
-    <w:p>
-      <w:pPr>
-        <w:spacing w:after="0" w:line="240" w:lineRule="auto"/>
-        <w:ind w:firstLine="0"/>
-        <w:jc w:val="left"/>
-        <w:rPr>
-          <w:rFonts w:ascii="Consolas" w:eastAsia="Times New Roman" w:hAnsi="Consolas" w:cs="Times New Roman"/>
-          <w:sz w:val="20"/>
-          <w:szCs w:val="20"/>
-          <w:lang w:val="en-US" w:eastAsia="ru-RU"/>
-        </w:rPr>
-      </w:pPr>
-      <w:r>
-        <w:rPr>
-          <w:rFonts w:ascii="Consolas" w:eastAsia="Times New Roman" w:hAnsi="Consolas" w:cs="Times New Roman"/>
-          <w:sz w:val="20"/>
-          <w:szCs w:val="20"/>
-          <w:lang w:val="en-US" w:eastAsia="ru-RU"/>
-        </w:rPr>
-        <w:t>figure;</w:t>
-      </w:r>
-    </w:p>
-    <w:p>
-      <w:pPr>
-        <w:spacing w:after="0" w:line="240" w:lineRule="auto"/>
-        <w:ind w:firstLine="0"/>
-        <w:jc w:val="left"/>
-        <w:rPr>
-          <w:rFonts w:ascii="Consolas" w:eastAsia="Times New Roman" w:hAnsi="Consolas" w:cs="Times New Roman"/>
-          <w:sz w:val="20"/>
-          <w:szCs w:val="20"/>
-          <w:lang w:val="en-US" w:eastAsia="ru-RU"/>
-        </w:rPr>
-      </w:pPr>
-      <w:proofErr w:type="spellStart"/>
-      <w:r>
-        <w:rPr>
-          <w:rFonts w:ascii="Consolas" w:eastAsia="Times New Roman" w:hAnsi="Consolas" w:cs="Times New Roman"/>
-          <w:sz w:val="20"/>
-          <w:szCs w:val="20"/>
-          <w:lang w:val="en-US" w:eastAsia="ru-RU"/>
-        </w:rPr>
-        <w:t>contourf</w:t>
-      </w:r>
-      <w:proofErr w:type="spellEnd"/>
-      <w:r>
-        <w:rPr>
-          <w:rFonts w:ascii="Consolas" w:eastAsia="Times New Roman" w:hAnsi="Consolas" w:cs="Times New Roman"/>
-          <w:sz w:val="20"/>
-          <w:szCs w:val="20"/>
-          <w:lang w:val="en-US" w:eastAsia="ru-RU"/>
-        </w:rPr>
-        <w:t>(</w:t>
-      </w:r>
-      <w:proofErr w:type="spellStart"/>
-      <w:r>
-        <w:rPr>
-          <w:rFonts w:ascii="Consolas" w:eastAsia="Times New Roman" w:hAnsi="Consolas" w:cs="Times New Roman"/>
-          <w:sz w:val="20"/>
-          <w:szCs w:val="20"/>
-          <w:lang w:val="en-US" w:eastAsia="ru-RU"/>
-        </w:rPr>
-        <w:t>xgrid</w:t>
-      </w:r>
-      <w:proofErr w:type="spellEnd"/>
-      <w:r>
-        <w:rPr>
-          <w:rFonts w:ascii="Consolas" w:eastAsia="Times New Roman" w:hAnsi="Consolas" w:cs="Times New Roman"/>
-          <w:sz w:val="20"/>
-          <w:szCs w:val="20"/>
-          <w:lang w:val="en-US" w:eastAsia="ru-RU"/>
-        </w:rPr>
-        <w:t xml:space="preserve">, </w:t>
-      </w:r>
-      <w:proofErr w:type="spellStart"/>
-      <w:r>
-        <w:rPr>
-          <w:rFonts w:ascii="Consolas" w:eastAsia="Times New Roman" w:hAnsi="Consolas" w:cs="Times New Roman"/>
-          <w:sz w:val="20"/>
-          <w:szCs w:val="20"/>
-          <w:lang w:val="en-US" w:eastAsia="ru-RU"/>
-        </w:rPr>
-        <w:t>ygrid</w:t>
-      </w:r>
-      <w:proofErr w:type="spellEnd"/>
-      <w:r>
-        <w:rPr>
-          <w:rFonts w:ascii="Consolas" w:eastAsia="Times New Roman" w:hAnsi="Consolas" w:cs="Times New Roman"/>
-          <w:sz w:val="20"/>
-          <w:szCs w:val="20"/>
-          <w:lang w:val="en-US" w:eastAsia="ru-RU"/>
-        </w:rPr>
-        <w:t xml:space="preserve">, </w:t>
-      </w:r>
-      <w:proofErr w:type="spellStart"/>
-      <w:r>
-        <w:rPr>
-          <w:rFonts w:ascii="Consolas" w:eastAsia="Times New Roman" w:hAnsi="Consolas" w:cs="Times New Roman"/>
-          <w:sz w:val="20"/>
-          <w:szCs w:val="20"/>
-          <w:lang w:val="en-US" w:eastAsia="ru-RU"/>
-        </w:rPr>
-        <w:t>zgrid</w:t>
-      </w:r>
-      <w:proofErr w:type="spellEnd"/>
-      <w:r>
-        <w:rPr>
-          <w:rFonts w:ascii="Consolas" w:eastAsia="Times New Roman" w:hAnsi="Consolas" w:cs="Times New Roman"/>
-          <w:sz w:val="20"/>
-          <w:szCs w:val="20"/>
-          <w:lang w:val="en-US" w:eastAsia="ru-RU"/>
-        </w:rPr>
-        <w:t xml:space="preserve">, 50); colormap </w:t>
-      </w:r>
-      <w:r>
-        <w:rPr>
-          <w:rFonts w:ascii="Consolas" w:eastAsia="Times New Roman" w:hAnsi="Consolas" w:cs="Times New Roman"/>
-          <w:color w:val="A709F5"/>
-          <w:sz w:val="20"/>
-          <w:szCs w:val="20"/>
-          <w:lang w:val="en-US" w:eastAsia="ru-RU"/>
-        </w:rPr>
-        <w:t>jet</w:t>
-      </w:r>
-      <w:r>
-        <w:rPr>
-          <w:rFonts w:ascii="Consolas" w:eastAsia="Times New Roman" w:hAnsi="Consolas" w:cs="Times New Roman"/>
-          <w:sz w:val="20"/>
-          <w:szCs w:val="20"/>
-          <w:lang w:val="en-US" w:eastAsia="ru-RU"/>
-        </w:rPr>
-        <w:t xml:space="preserve">; </w:t>
-      </w:r>
-      <w:proofErr w:type="spellStart"/>
-      <w:r>
-        <w:rPr>
-          <w:rFonts w:ascii="Consolas" w:eastAsia="Times New Roman" w:hAnsi="Consolas" w:cs="Times New Roman"/>
-          <w:sz w:val="20"/>
-          <w:szCs w:val="20"/>
-          <w:lang w:val="en-US" w:eastAsia="ru-RU"/>
-        </w:rPr>
-        <w:t>colorbar</w:t>
-      </w:r>
-      <w:proofErr w:type="spellEnd"/>
-      <w:r>
-        <w:rPr>
-          <w:rFonts w:ascii="Consolas" w:eastAsia="Times New Roman" w:hAnsi="Consolas" w:cs="Times New Roman"/>
-          <w:sz w:val="20"/>
-          <w:szCs w:val="20"/>
-          <w:lang w:val="en-US" w:eastAsia="ru-RU"/>
-        </w:rPr>
-        <w:t>;</w:t>
-      </w:r>
-    </w:p>
-    <w:p>
-      <w:pPr>
-        <w:spacing w:after="0" w:line="240" w:lineRule="auto"/>
-        <w:ind w:firstLine="0"/>
-        <w:jc w:val="left"/>
-        <w:rPr>
-          <w:rFonts w:ascii="Consolas" w:eastAsia="Times New Roman" w:hAnsi="Consolas" w:cs="Times New Roman"/>
-          <w:sz w:val="20"/>
-          <w:szCs w:val="20"/>
-          <w:lang w:val="en-US" w:eastAsia="ru-RU"/>
-        </w:rPr>
-      </w:pPr>
-      <w:r>
-        <w:rPr>
-          <w:rFonts w:ascii="Consolas" w:eastAsia="Times New Roman" w:hAnsi="Consolas" w:cs="Times New Roman"/>
-          <w:sz w:val="20"/>
-          <w:szCs w:val="20"/>
-          <w:lang w:val="en-US" w:eastAsia="ru-RU"/>
-        </w:rPr>
-        <w:t xml:space="preserve">hold </w:t>
-      </w:r>
-      <w:r>
-        <w:rPr>
-          <w:rFonts w:ascii="Consolas" w:eastAsia="Times New Roman" w:hAnsi="Consolas" w:cs="Times New Roman"/>
-          <w:color w:val="A709F5"/>
-          <w:sz w:val="20"/>
-          <w:szCs w:val="20"/>
-          <w:lang w:val="en-US" w:eastAsia="ru-RU"/>
-        </w:rPr>
-        <w:t>on</w:t>
-      </w:r>
-      <w:r>
-        <w:rPr>
-          <w:rFonts w:ascii="Consolas" w:eastAsia="Times New Roman" w:hAnsi="Consolas" w:cs="Times New Roman"/>
-          <w:sz w:val="20"/>
-          <w:szCs w:val="20"/>
-          <w:lang w:val="en-US" w:eastAsia="ru-RU"/>
-        </w:rPr>
-        <w:t>;</w:t>
-      </w:r>
-    </w:p>
-    <w:p>
-      <w:pPr>
-        <w:spacing w:after="0" w:line="240" w:lineRule="auto"/>
-        <w:ind w:firstLine="0"/>
-        <w:jc w:val="left"/>
-        <w:rPr>
-          <w:rFonts w:ascii="Consolas" w:eastAsia="Times New Roman" w:hAnsi="Consolas" w:cs="Times New Roman"/>
-          <w:sz w:val="20"/>
-          <w:szCs w:val="20"/>
-          <w:lang w:val="en-US" w:eastAsia="ru-RU"/>
-        </w:rPr>
-      </w:pPr>
-      <w:r>
-        <w:rPr>
-          <w:rFonts w:ascii="Consolas" w:eastAsia="Times New Roman" w:hAnsi="Consolas" w:cs="Times New Roman"/>
-          <w:sz w:val="20"/>
-          <w:szCs w:val="20"/>
-          <w:lang w:val="en-US" w:eastAsia="ru-RU"/>
-        </w:rPr>
-        <w:t xml:space="preserve">plot(trajectory(:,1), trajectory(:,2), </w:t>
-      </w:r>
-      <w:r>
-        <w:rPr>
-          <w:rFonts w:ascii="Consolas" w:eastAsia="Times New Roman" w:hAnsi="Consolas" w:cs="Times New Roman"/>
-          <w:color w:val="A709F5"/>
-          <w:sz w:val="20"/>
-          <w:szCs w:val="20"/>
-          <w:lang w:val="en-US" w:eastAsia="ru-RU"/>
-        </w:rPr>
-        <w:t>'w.-'</w:t>
-      </w:r>
-      <w:r>
-        <w:rPr>
-          <w:rFonts w:ascii="Consolas" w:eastAsia="Times New Roman" w:hAnsi="Consolas" w:cs="Times New Roman"/>
-          <w:sz w:val="20"/>
-          <w:szCs w:val="20"/>
-          <w:lang w:val="en-US" w:eastAsia="ru-RU"/>
-        </w:rPr>
-        <w:t xml:space="preserve">, </w:t>
-      </w:r>
-      <w:r>
-        <w:rPr>
-          <w:rFonts w:ascii="Consolas" w:eastAsia="Times New Roman" w:hAnsi="Consolas" w:cs="Times New Roman"/>
-          <w:color w:val="A709F5"/>
-          <w:sz w:val="20"/>
-          <w:szCs w:val="20"/>
-          <w:lang w:val="en-US" w:eastAsia="ru-RU"/>
-        </w:rPr>
-        <w:t>'</w:t>
-      </w:r>
-      <w:proofErr w:type="spellStart"/>
-      <w:r>
-        <w:rPr>
-          <w:rFonts w:ascii="Consolas" w:eastAsia="Times New Roman" w:hAnsi="Consolas" w:cs="Times New Roman"/>
-          <w:color w:val="A709F5"/>
-          <w:sz w:val="20"/>
-          <w:szCs w:val="20"/>
-          <w:lang w:val="en-US" w:eastAsia="ru-RU"/>
-        </w:rPr>
-        <w:t>LineWidth</w:t>
-      </w:r>
-      <w:proofErr w:type="spellEnd"/>
-      <w:r>
-        <w:rPr>
-          <w:rFonts w:ascii="Consolas" w:eastAsia="Times New Roman" w:hAnsi="Consolas" w:cs="Times New Roman"/>
-          <w:color w:val="A709F5"/>
-          <w:sz w:val="20"/>
-          <w:szCs w:val="20"/>
-          <w:lang w:val="en-US" w:eastAsia="ru-RU"/>
-        </w:rPr>
-        <w:t>'</w:t>
-      </w:r>
-      <w:r>
-        <w:rPr>
-          <w:rFonts w:ascii="Consolas" w:eastAsia="Times New Roman" w:hAnsi="Consolas" w:cs="Times New Roman"/>
-          <w:sz w:val="20"/>
-          <w:szCs w:val="20"/>
-          <w:lang w:val="en-US" w:eastAsia="ru-RU"/>
-        </w:rPr>
-        <w:t>, 2);</w:t>
-      </w:r>
-    </w:p>
-    <w:p>
-      <w:pPr>
-        <w:spacing w:after="0" w:line="240" w:lineRule="auto"/>
-        <w:ind w:firstLine="0"/>
-        <w:jc w:val="left"/>
-        <w:rPr>
-          <w:rFonts w:ascii="Consolas" w:eastAsia="Times New Roman" w:hAnsi="Consolas" w:cs="Times New Roman"/>
-          <w:sz w:val="20"/>
-          <w:szCs w:val="20"/>
-          <w:lang w:val="en-US" w:eastAsia="ru-RU"/>
-        </w:rPr>
-      </w:pPr>
-      <w:r>
-        <w:rPr>
-          <w:rFonts w:ascii="Consolas" w:eastAsia="Times New Roman" w:hAnsi="Consolas" w:cs="Times New Roman"/>
-          <w:sz w:val="20"/>
-          <w:szCs w:val="20"/>
-          <w:lang w:val="en-US" w:eastAsia="ru-RU"/>
-        </w:rPr>
-        <w:t xml:space="preserve">scatter(x, y, 100, </w:t>
-      </w:r>
-      <w:r>
-        <w:rPr>
-          <w:rFonts w:ascii="Consolas" w:eastAsia="Times New Roman" w:hAnsi="Consolas" w:cs="Times New Roman"/>
-          <w:color w:val="A709F5"/>
-          <w:sz w:val="20"/>
-          <w:szCs w:val="20"/>
-          <w:lang w:val="en-US" w:eastAsia="ru-RU"/>
-        </w:rPr>
-        <w:t>'k'</w:t>
-      </w:r>
-      <w:r>
-        <w:rPr>
-          <w:rFonts w:ascii="Consolas" w:eastAsia="Times New Roman" w:hAnsi="Consolas" w:cs="Times New Roman"/>
-          <w:sz w:val="20"/>
-          <w:szCs w:val="20"/>
-          <w:lang w:val="en-US" w:eastAsia="ru-RU"/>
-        </w:rPr>
-        <w:t xml:space="preserve">, </w:t>
-      </w:r>
-      <w:r>
-        <w:rPr>
-          <w:rFonts w:ascii="Consolas" w:eastAsia="Times New Roman" w:hAnsi="Consolas" w:cs="Times New Roman"/>
-          <w:color w:val="A709F5"/>
-          <w:sz w:val="20"/>
-          <w:szCs w:val="20"/>
-          <w:lang w:val="en-US" w:eastAsia="ru-RU"/>
-        </w:rPr>
-        <w:t>'filled'</w:t>
-      </w:r>
-      <w:r>
-        <w:rPr>
-          <w:rFonts w:ascii="Consolas" w:eastAsia="Times New Roman" w:hAnsi="Consolas" w:cs="Times New Roman"/>
-          <w:sz w:val="20"/>
-          <w:szCs w:val="20"/>
-          <w:lang w:val="en-US" w:eastAsia="ru-RU"/>
-        </w:rPr>
-        <w:t>);</w:t>
-      </w:r>
-    </w:p>
-    <w:p>
-      <w:pPr>
-        <w:spacing w:after="0" w:line="240" w:lineRule="auto"/>
-        <w:ind w:firstLine="0"/>
-        <w:jc w:val="left"/>
-        <w:rPr>
-          <w:rFonts w:ascii="Consolas" w:eastAsia="Times New Roman" w:hAnsi="Consolas" w:cs="Times New Roman"/>
-          <w:sz w:val="20"/>
-          <w:szCs w:val="20"/>
-          <w:lang w:eastAsia="ru-RU"/>
-        </w:rPr>
-      </w:pPr>
-      <w:proofErr w:type="spellStart"/>
-      <w:r>
-        <w:rPr>
-          <w:rFonts w:ascii="Consolas" w:eastAsia="Times New Roman" w:hAnsi="Consolas" w:cs="Times New Roman"/>
-          <w:sz w:val="20"/>
-          <w:szCs w:val="20"/>
-          <w:lang w:eastAsia="ru-RU"/>
-        </w:rPr>
-        <w:t>title</w:t>
-      </w:r>
-      <w:proofErr w:type="spellEnd"/>
-      <w:r>
-        <w:rPr>
-          <w:rFonts w:ascii="Consolas" w:eastAsia="Times New Roman" w:hAnsi="Consolas" w:cs="Times New Roman"/>
-          <w:sz w:val="20"/>
-          <w:szCs w:val="20"/>
-          <w:lang w:eastAsia="ru-RU"/>
-        </w:rPr>
-        <w:t>(</w:t>
-      </w:r>
-      <w:r>
-        <w:rPr>
-          <w:rFonts w:ascii="Consolas" w:eastAsia="Times New Roman" w:hAnsi="Consolas" w:cs="Times New Roman"/>
-          <w:color w:val="A709F5"/>
-          <w:sz w:val="20"/>
-          <w:szCs w:val="20"/>
-          <w:lang w:eastAsia="ru-RU"/>
-        </w:rPr>
-        <w:t>'2D-график (контурный) с шагами спуска'</w:t>
-      </w:r>
-      <w:r>
-        <w:rPr>
-          <w:rFonts w:ascii="Consolas" w:eastAsia="Times New Roman" w:hAnsi="Consolas" w:cs="Times New Roman"/>
-          <w:sz w:val="20"/>
-          <w:szCs w:val="20"/>
-          <w:lang w:eastAsia="ru-RU"/>
-        </w:rPr>
-        <w:t>);</w:t>
-      </w:r>
-    </w:p>
-    <w:p>
-      <w:pPr>
-        <w:spacing w:after="0" w:line="240" w:lineRule="auto"/>
-        <w:ind w:firstLine="0"/>
-        <w:jc w:val="left"/>
-        <w:rPr>
-          <w:rFonts w:ascii="Consolas" w:eastAsia="Times New Roman" w:hAnsi="Consolas" w:cs="Times New Roman"/>
-          <w:sz w:val="20"/>
-          <w:szCs w:val="20"/>
-          <w:lang w:val="en-US" w:eastAsia="ru-RU"/>
-        </w:rPr>
-      </w:pPr>
-      <w:proofErr w:type="spellStart"/>
-      <w:r>
-        <w:rPr>
-          <w:rFonts w:ascii="Consolas" w:eastAsia="Times New Roman" w:hAnsi="Consolas" w:cs="Times New Roman"/>
-          <w:sz w:val="20"/>
-          <w:szCs w:val="20"/>
-          <w:lang w:val="en-US" w:eastAsia="ru-RU"/>
-        </w:rPr>
-        <w:t>xlabel</w:t>
-      </w:r>
-      <w:proofErr w:type="spellEnd"/>
-      <w:r>
-        <w:rPr>
-          <w:rFonts w:ascii="Consolas" w:eastAsia="Times New Roman" w:hAnsi="Consolas" w:cs="Times New Roman"/>
-          <w:sz w:val="20"/>
-          <w:szCs w:val="20"/>
-          <w:lang w:val="en-US" w:eastAsia="ru-RU"/>
-        </w:rPr>
-        <w:t>(</w:t>
-      </w:r>
-      <w:r>
-        <w:rPr>
-          <w:rFonts w:ascii="Consolas" w:eastAsia="Times New Roman" w:hAnsi="Consolas" w:cs="Times New Roman"/>
-          <w:color w:val="A709F5"/>
-          <w:sz w:val="20"/>
-          <w:szCs w:val="20"/>
-          <w:lang w:val="en-US" w:eastAsia="ru-RU"/>
-        </w:rPr>
-        <w:t>'x'</w:t>
-      </w:r>
-      <w:r>
-        <w:rPr>
-          <w:rFonts w:ascii="Consolas" w:eastAsia="Times New Roman" w:hAnsi="Consolas" w:cs="Times New Roman"/>
-          <w:sz w:val="20"/>
-          <w:szCs w:val="20"/>
-          <w:lang w:val="en-US" w:eastAsia="ru-RU"/>
-        </w:rPr>
-        <w:t xml:space="preserve">); </w:t>
-      </w:r>
-      <w:proofErr w:type="spellStart"/>
-      <w:r>
-        <w:rPr>
-          <w:rFonts w:ascii="Consolas" w:eastAsia="Times New Roman" w:hAnsi="Consolas" w:cs="Times New Roman"/>
-          <w:sz w:val="20"/>
-          <w:szCs w:val="20"/>
-          <w:lang w:val="en-US" w:eastAsia="ru-RU"/>
-        </w:rPr>
-        <w:t>ylabel</w:t>
-      </w:r>
-      <w:proofErr w:type="spellEnd"/>
-      <w:r>
-        <w:rPr>
-          <w:rFonts w:ascii="Consolas" w:eastAsia="Times New Roman" w:hAnsi="Consolas" w:cs="Times New Roman"/>
-          <w:sz w:val="20"/>
-          <w:szCs w:val="20"/>
-          <w:lang w:val="en-US" w:eastAsia="ru-RU"/>
-        </w:rPr>
-        <w:t>(</w:t>
-      </w:r>
-      <w:r>
-        <w:rPr>
-          <w:rFonts w:ascii="Consolas" w:eastAsia="Times New Roman" w:hAnsi="Consolas" w:cs="Times New Roman"/>
-          <w:color w:val="A709F5"/>
-          <w:sz w:val="20"/>
-          <w:szCs w:val="20"/>
-          <w:lang w:val="en-US" w:eastAsia="ru-RU"/>
-        </w:rPr>
-        <w:t>'y'</w:t>
-      </w:r>
-      <w:r>
-        <w:rPr>
-          <w:rFonts w:ascii="Consolas" w:eastAsia="Times New Roman" w:hAnsi="Consolas" w:cs="Times New Roman"/>
-          <w:sz w:val="20"/>
-          <w:szCs w:val="20"/>
-          <w:lang w:val="en-US" w:eastAsia="ru-RU"/>
-        </w:rPr>
-        <w:t>);</w:t>
-      </w:r>
-    </w:p>
-    <w:p>
-      <w:pPr>
-        <w:spacing w:after="0" w:line="240" w:lineRule="auto"/>
-        <w:ind w:firstLine="0"/>
-        <w:jc w:val="left"/>
-        <w:rPr>
-          <w:rFonts w:ascii="Consolas" w:eastAsia="Times New Roman" w:hAnsi="Consolas" w:cs="Times New Roman"/>
-          <w:sz w:val="20"/>
-          <w:szCs w:val="20"/>
-          <w:lang w:val="en-US" w:eastAsia="ru-RU"/>
-        </w:rPr>
-      </w:pPr>
-    </w:p>
-    <w:p>
-      <w:pPr>
-        <w:spacing w:after="0" w:line="240" w:lineRule="auto"/>
-        <w:ind w:firstLine="0"/>
-        <w:jc w:val="left"/>
-        <w:rPr>
-          <w:rFonts w:ascii="Consolas" w:eastAsia="Times New Roman" w:hAnsi="Consolas" w:cs="Times New Roman"/>
-          <w:sz w:val="20"/>
-          <w:szCs w:val="20"/>
-          <w:lang w:val="en-US" w:eastAsia="ru-RU"/>
-        </w:rPr>
-      </w:pPr>
-    </w:p>
-    <w:p>
-      <w:pPr>
-        <w:spacing w:after="0" w:line="240" w:lineRule="auto"/>
-        <w:ind w:firstLine="0"/>
-        <w:jc w:val="left"/>
-        <w:rPr>
-          <w:rFonts w:ascii="Consolas" w:eastAsia="Times New Roman" w:hAnsi="Consolas" w:cs="Times New Roman"/>
-          <w:sz w:val="20"/>
-          <w:szCs w:val="20"/>
-          <w:lang w:val="en-US" w:eastAsia="ru-RU"/>
-        </w:rPr>
-      </w:pPr>
-      <w:proofErr w:type="spellStart"/>
-      <w:r>
-        <w:rPr>
-          <w:rFonts w:ascii="Consolas" w:eastAsia="Times New Roman" w:hAnsi="Consolas" w:cs="Times New Roman"/>
-          <w:sz w:val="20"/>
-          <w:szCs w:val="20"/>
-          <w:lang w:val="en-US" w:eastAsia="ru-RU"/>
-        </w:rPr>
-        <w:t>initial_point</w:t>
-      </w:r>
-      <w:proofErr w:type="spellEnd"/>
-      <w:r>
-        <w:rPr>
-          <w:rFonts w:ascii="Consolas" w:eastAsia="Times New Roman" w:hAnsi="Consolas" w:cs="Times New Roman"/>
-          <w:sz w:val="20"/>
-          <w:szCs w:val="20"/>
-          <w:lang w:val="en-US" w:eastAsia="ru-RU"/>
-        </w:rPr>
-        <w:t xml:space="preserve"> = rand(2, 1) * 12 - 6;</w:t>
-      </w:r>
-    </w:p>
-    <w:p>
-      <w:pPr>
-        <w:spacing w:after="0" w:line="240" w:lineRule="auto"/>
-        <w:ind w:firstLine="0"/>
-        <w:jc w:val="left"/>
-        <w:rPr>
-          <w:rFonts w:ascii="Consolas" w:eastAsia="Times New Roman" w:hAnsi="Consolas" w:cs="Times New Roman"/>
-          <w:sz w:val="20"/>
-          <w:szCs w:val="20"/>
-          <w:lang w:val="en-US" w:eastAsia="ru-RU"/>
-        </w:rPr>
-      </w:pPr>
-    </w:p>
-    <w:p>
-      <w:pPr>
-        <w:spacing w:after="0" w:line="240" w:lineRule="auto"/>
-        <w:ind w:firstLine="0"/>
-        <w:jc w:val="left"/>
-        <w:rPr>
-          <w:rFonts w:ascii="Consolas" w:eastAsia="Times New Roman" w:hAnsi="Consolas" w:cs="Times New Roman"/>
-          <w:sz w:val="20"/>
-          <w:szCs w:val="20"/>
-          <w:lang w:val="en-US" w:eastAsia="ru-RU"/>
-        </w:rPr>
-      </w:pPr>
-      <w:r>
-        <w:rPr>
-          <w:rFonts w:ascii="Consolas" w:eastAsia="Times New Roman" w:hAnsi="Consolas" w:cs="Times New Roman"/>
-          <w:color w:val="008013"/>
-          <w:sz w:val="20"/>
-          <w:szCs w:val="20"/>
-          <w:lang w:val="en-US" w:eastAsia="ru-RU"/>
-        </w:rPr>
-        <w:t xml:space="preserve">% </w:t>
-      </w:r>
-      <w:r>
-        <w:rPr>
-          <w:rFonts w:ascii="Consolas" w:eastAsia="Times New Roman" w:hAnsi="Consolas" w:cs="Times New Roman"/>
-          <w:color w:val="008013"/>
-          <w:sz w:val="20"/>
-          <w:szCs w:val="20"/>
-          <w:lang w:eastAsia="ru-RU"/>
-        </w:rPr>
-        <w:t>Опции</w:t>
-      </w:r>
-      <w:r>
-        <w:rPr>
-          <w:rFonts w:ascii="Consolas" w:eastAsia="Times New Roman" w:hAnsi="Consolas" w:cs="Times New Roman"/>
-          <w:color w:val="008013"/>
-          <w:sz w:val="20"/>
-          <w:szCs w:val="20"/>
-          <w:lang w:val="en-US" w:eastAsia="ru-RU"/>
-        </w:rPr>
-        <w:t xml:space="preserve"> </w:t>
-      </w:r>
-      <w:r>
-        <w:rPr>
-          <w:rFonts w:ascii="Consolas" w:eastAsia="Times New Roman" w:hAnsi="Consolas" w:cs="Times New Roman"/>
-          <w:color w:val="008013"/>
-          <w:sz w:val="20"/>
-          <w:szCs w:val="20"/>
-          <w:lang w:eastAsia="ru-RU"/>
-        </w:rPr>
-        <w:t>для</w:t>
-      </w:r>
-      <w:r>
-        <w:rPr>
-          <w:rFonts w:ascii="Consolas" w:eastAsia="Times New Roman" w:hAnsi="Consolas" w:cs="Times New Roman"/>
-          <w:color w:val="008013"/>
-          <w:sz w:val="20"/>
-          <w:szCs w:val="20"/>
-          <w:lang w:val="en-US" w:eastAsia="ru-RU"/>
-        </w:rPr>
-        <w:t xml:space="preserve"> </w:t>
-      </w:r>
-      <w:proofErr w:type="spellStart"/>
-      <w:r>
-        <w:rPr>
-          <w:rFonts w:ascii="Consolas" w:eastAsia="Times New Roman" w:hAnsi="Consolas" w:cs="Times New Roman"/>
-          <w:color w:val="008013"/>
-          <w:sz w:val="20"/>
-          <w:szCs w:val="20"/>
-          <w:lang w:val="en-US" w:eastAsia="ru-RU"/>
-        </w:rPr>
-        <w:t>fminunc</w:t>
-      </w:r>
-      <w:proofErr w:type="spellEnd"/>
-    </w:p>
-    <w:p>
-      <w:pPr>
-        <w:spacing w:after="0" w:line="240" w:lineRule="auto"/>
-        <w:ind w:firstLine="0"/>
-        <w:jc w:val="left"/>
-        <w:rPr>
-          <w:rFonts w:ascii="Consolas" w:eastAsia="Times New Roman" w:hAnsi="Consolas" w:cs="Times New Roman"/>
-          <w:sz w:val="20"/>
-          <w:szCs w:val="20"/>
-          <w:lang w:val="en-US" w:eastAsia="ru-RU"/>
-        </w:rPr>
-      </w:pPr>
-      <w:r>
-        <w:rPr>
-          <w:rFonts w:ascii="Consolas" w:eastAsia="Times New Roman" w:hAnsi="Consolas" w:cs="Times New Roman"/>
-          <w:sz w:val="20"/>
-          <w:szCs w:val="20"/>
-          <w:lang w:val="en-US" w:eastAsia="ru-RU"/>
-        </w:rPr>
-        <w:t xml:space="preserve">options = </w:t>
-      </w:r>
-      <w:proofErr w:type="spellStart"/>
-      <w:r>
-        <w:rPr>
-          <w:rFonts w:ascii="Consolas" w:eastAsia="Times New Roman" w:hAnsi="Consolas" w:cs="Times New Roman"/>
-          <w:sz w:val="20"/>
-          <w:szCs w:val="20"/>
-          <w:lang w:val="en-US" w:eastAsia="ru-RU"/>
-        </w:rPr>
-        <w:t>optimset</w:t>
-      </w:r>
-      <w:proofErr w:type="spellEnd"/>
-      <w:r>
-        <w:rPr>
-          <w:rFonts w:ascii="Consolas" w:eastAsia="Times New Roman" w:hAnsi="Consolas" w:cs="Times New Roman"/>
-          <w:sz w:val="20"/>
-          <w:szCs w:val="20"/>
-          <w:lang w:val="en-US" w:eastAsia="ru-RU"/>
-        </w:rPr>
-        <w:t>(</w:t>
-      </w:r>
-      <w:r>
-        <w:rPr>
-          <w:rFonts w:ascii="Consolas" w:eastAsia="Times New Roman" w:hAnsi="Consolas" w:cs="Times New Roman"/>
-          <w:color w:val="A709F5"/>
-          <w:sz w:val="20"/>
-          <w:szCs w:val="20"/>
-          <w:lang w:val="en-US" w:eastAsia="ru-RU"/>
-        </w:rPr>
-        <w:t>'</w:t>
-      </w:r>
-      <w:proofErr w:type="spellStart"/>
-      <w:r>
-        <w:rPr>
-          <w:rFonts w:ascii="Consolas" w:eastAsia="Times New Roman" w:hAnsi="Consolas" w:cs="Times New Roman"/>
-          <w:color w:val="A709F5"/>
-          <w:sz w:val="20"/>
-          <w:szCs w:val="20"/>
-          <w:lang w:val="en-US" w:eastAsia="ru-RU"/>
-        </w:rPr>
-        <w:t>GradObj</w:t>
-      </w:r>
-      <w:proofErr w:type="spellEnd"/>
-      <w:r>
-        <w:rPr>
-          <w:rFonts w:ascii="Consolas" w:eastAsia="Times New Roman" w:hAnsi="Consolas" w:cs="Times New Roman"/>
-          <w:color w:val="A709F5"/>
-          <w:sz w:val="20"/>
-          <w:szCs w:val="20"/>
-          <w:lang w:val="en-US" w:eastAsia="ru-RU"/>
-        </w:rPr>
-        <w:t>'</w:t>
-      </w:r>
-      <w:r>
-        <w:rPr>
-          <w:rFonts w:ascii="Consolas" w:eastAsia="Times New Roman" w:hAnsi="Consolas" w:cs="Times New Roman"/>
-          <w:sz w:val="20"/>
-          <w:szCs w:val="20"/>
-          <w:lang w:val="en-US" w:eastAsia="ru-RU"/>
-        </w:rPr>
-        <w:t xml:space="preserve">, </w:t>
-      </w:r>
-      <w:r>
-        <w:rPr>
-          <w:rFonts w:ascii="Consolas" w:eastAsia="Times New Roman" w:hAnsi="Consolas" w:cs="Times New Roman"/>
-          <w:color w:val="A709F5"/>
-          <w:sz w:val="20"/>
-          <w:szCs w:val="20"/>
-          <w:lang w:val="en-US" w:eastAsia="ru-RU"/>
-        </w:rPr>
-        <w:t>'on'</w:t>
-      </w:r>
-      <w:r>
-        <w:rPr>
-          <w:rFonts w:ascii="Consolas" w:eastAsia="Times New Roman" w:hAnsi="Consolas" w:cs="Times New Roman"/>
-          <w:sz w:val="20"/>
-          <w:szCs w:val="20"/>
-          <w:lang w:val="en-US" w:eastAsia="ru-RU"/>
-        </w:rPr>
-        <w:t xml:space="preserve">, </w:t>
-      </w:r>
-      <w:r>
-        <w:rPr>
-          <w:rFonts w:ascii="Consolas" w:eastAsia="Times New Roman" w:hAnsi="Consolas" w:cs="Times New Roman"/>
-          <w:color w:val="A709F5"/>
-          <w:sz w:val="20"/>
-          <w:szCs w:val="20"/>
-          <w:lang w:val="en-US" w:eastAsia="ru-RU"/>
-        </w:rPr>
-        <w:t>'Display'</w:t>
-      </w:r>
-      <w:r>
-        <w:rPr>
-          <w:rFonts w:ascii="Consolas" w:eastAsia="Times New Roman" w:hAnsi="Consolas" w:cs="Times New Roman"/>
-          <w:sz w:val="20"/>
-          <w:szCs w:val="20"/>
-          <w:lang w:val="en-US" w:eastAsia="ru-RU"/>
-        </w:rPr>
-        <w:t xml:space="preserve">, </w:t>
-      </w:r>
-      <w:r>
-        <w:rPr>
-          <w:rFonts w:ascii="Consolas" w:eastAsia="Times New Roman" w:hAnsi="Consolas" w:cs="Times New Roman"/>
-          <w:color w:val="A709F5"/>
-          <w:sz w:val="20"/>
-          <w:szCs w:val="20"/>
-          <w:lang w:val="en-US" w:eastAsia="ru-RU"/>
-        </w:rPr>
-        <w:t>'off'</w:t>
-      </w:r>
-      <w:r>
-        <w:rPr>
-          <w:rFonts w:ascii="Consolas" w:eastAsia="Times New Roman" w:hAnsi="Consolas" w:cs="Times New Roman"/>
-          <w:sz w:val="20"/>
-          <w:szCs w:val="20"/>
-          <w:lang w:val="en-US" w:eastAsia="ru-RU"/>
-        </w:rPr>
-        <w:t>);</w:t>
-      </w:r>
-    </w:p>
-    <w:p>
-      <w:pPr>
-        <w:spacing w:after="0" w:line="240" w:lineRule="auto"/>
-        <w:ind w:firstLine="0"/>
-        <w:jc w:val="left"/>
-        <w:rPr>
-          <w:rFonts w:ascii="Consolas" w:eastAsia="Times New Roman" w:hAnsi="Consolas" w:cs="Times New Roman"/>
-          <w:sz w:val="20"/>
-          <w:szCs w:val="20"/>
-          <w:lang w:val="en-US" w:eastAsia="ru-RU"/>
-        </w:rPr>
-      </w:pPr>
-    </w:p>
-    <w:p>
-      <w:pPr>
-        <w:spacing w:after="0" w:line="240" w:lineRule="auto"/>
-        <w:ind w:firstLine="0"/>
-        <w:jc w:val="left"/>
-        <w:rPr>
-          <w:rFonts w:ascii="Consolas" w:eastAsia="Times New Roman" w:hAnsi="Consolas" w:cs="Times New Roman"/>
-          <w:sz w:val="20"/>
-          <w:szCs w:val="20"/>
-          <w:lang w:val="en-US" w:eastAsia="ru-RU"/>
-        </w:rPr>
-      </w:pPr>
-      <w:r>
-        <w:rPr>
-          <w:rFonts w:ascii="Consolas" w:eastAsia="Times New Roman" w:hAnsi="Consolas" w:cs="Times New Roman"/>
-          <w:sz w:val="20"/>
-          <w:szCs w:val="20"/>
-          <w:lang w:val="en-US" w:eastAsia="ru-RU"/>
-        </w:rPr>
-        <w:t>[</w:t>
-      </w:r>
-      <w:proofErr w:type="spellStart"/>
-      <w:r>
-        <w:rPr>
-          <w:rFonts w:ascii="Consolas" w:eastAsia="Times New Roman" w:hAnsi="Consolas" w:cs="Times New Roman"/>
-          <w:sz w:val="20"/>
-          <w:szCs w:val="20"/>
-          <w:lang w:val="en-US" w:eastAsia="ru-RU"/>
-        </w:rPr>
-        <w:t>x_opt</w:t>
-      </w:r>
-      <w:proofErr w:type="spellEnd"/>
-      <w:r>
-        <w:rPr>
-          <w:rFonts w:ascii="Consolas" w:eastAsia="Times New Roman" w:hAnsi="Consolas" w:cs="Times New Roman"/>
-          <w:sz w:val="20"/>
-          <w:szCs w:val="20"/>
-          <w:lang w:val="en-US" w:eastAsia="ru-RU"/>
-        </w:rPr>
-        <w:t xml:space="preserve">, </w:t>
-      </w:r>
-      <w:proofErr w:type="spellStart"/>
-      <w:r>
-        <w:rPr>
-          <w:rFonts w:ascii="Consolas" w:eastAsia="Times New Roman" w:hAnsi="Consolas" w:cs="Times New Roman"/>
-          <w:sz w:val="20"/>
-          <w:szCs w:val="20"/>
-          <w:lang w:val="en-US" w:eastAsia="ru-RU"/>
-        </w:rPr>
-        <w:t>f_opt</w:t>
-      </w:r>
-      <w:proofErr w:type="spellEnd"/>
-      <w:r>
-        <w:rPr>
-          <w:rFonts w:ascii="Consolas" w:eastAsia="Times New Roman" w:hAnsi="Consolas" w:cs="Times New Roman"/>
-          <w:sz w:val="20"/>
-          <w:szCs w:val="20"/>
-          <w:lang w:val="en-US" w:eastAsia="ru-RU"/>
-        </w:rPr>
-        <w:t xml:space="preserve">] = </w:t>
-      </w:r>
-      <w:proofErr w:type="spellStart"/>
-      <w:r>
-        <w:rPr>
-          <w:rFonts w:ascii="Consolas" w:eastAsia="Times New Roman" w:hAnsi="Consolas" w:cs="Times New Roman"/>
-          <w:sz w:val="20"/>
-          <w:szCs w:val="20"/>
-          <w:lang w:val="en-US" w:eastAsia="ru-RU"/>
-        </w:rPr>
-        <w:t>fminunc</w:t>
-      </w:r>
-      <w:proofErr w:type="spellEnd"/>
-      <w:r>
-        <w:rPr>
-          <w:rFonts w:ascii="Consolas" w:eastAsia="Times New Roman" w:hAnsi="Consolas" w:cs="Times New Roman"/>
-          <w:sz w:val="20"/>
-          <w:szCs w:val="20"/>
-          <w:lang w:val="en-US" w:eastAsia="ru-RU"/>
-        </w:rPr>
-        <w:t>(@(xy) deal(</w:t>
-      </w:r>
-      <w:proofErr w:type="spellStart"/>
-      <w:r>
-        <w:rPr>
-          <w:rFonts w:ascii="Consolas" w:eastAsia="Times New Roman" w:hAnsi="Consolas" w:cs="Times New Roman"/>
-          <w:sz w:val="20"/>
-          <w:szCs w:val="20"/>
-          <w:lang w:val="en-US" w:eastAsia="ru-RU"/>
-        </w:rPr>
-        <w:t>f_func</w:t>
-      </w:r>
-      <w:proofErr w:type="spellEnd"/>
-      <w:r>
-        <w:rPr>
-          <w:rFonts w:ascii="Consolas" w:eastAsia="Times New Roman" w:hAnsi="Consolas" w:cs="Times New Roman"/>
-          <w:sz w:val="20"/>
-          <w:szCs w:val="20"/>
-          <w:lang w:val="en-US" w:eastAsia="ru-RU"/>
-        </w:rPr>
-        <w:t>(</w:t>
-      </w:r>
-      <w:proofErr w:type="spellStart"/>
-      <w:r>
-        <w:rPr>
-          <w:rFonts w:ascii="Consolas" w:eastAsia="Times New Roman" w:hAnsi="Consolas" w:cs="Times New Roman"/>
-          <w:sz w:val="20"/>
-          <w:szCs w:val="20"/>
-          <w:lang w:val="en-US" w:eastAsia="ru-RU"/>
-        </w:rPr>
-        <w:t>xy</w:t>
-      </w:r>
-      <w:proofErr w:type="spellEnd"/>
-      <w:r>
-        <w:rPr>
-          <w:rFonts w:ascii="Consolas" w:eastAsia="Times New Roman" w:hAnsi="Consolas" w:cs="Times New Roman"/>
-          <w:sz w:val="20"/>
-          <w:szCs w:val="20"/>
-          <w:lang w:val="en-US" w:eastAsia="ru-RU"/>
-        </w:rPr>
-        <w:t xml:space="preserve">(1), </w:t>
-      </w:r>
-      <w:proofErr w:type="spellStart"/>
-      <w:r>
-        <w:rPr>
-          <w:rFonts w:ascii="Consolas" w:eastAsia="Times New Roman" w:hAnsi="Consolas" w:cs="Times New Roman"/>
-          <w:sz w:val="20"/>
-          <w:szCs w:val="20"/>
-          <w:lang w:val="en-US" w:eastAsia="ru-RU"/>
-        </w:rPr>
-        <w:t>xy</w:t>
-      </w:r>
-      <w:proofErr w:type="spellEnd"/>
-      <w:r>
-        <w:rPr>
-          <w:rFonts w:ascii="Consolas" w:eastAsia="Times New Roman" w:hAnsi="Consolas" w:cs="Times New Roman"/>
-          <w:sz w:val="20"/>
-          <w:szCs w:val="20"/>
-          <w:lang w:val="en-US" w:eastAsia="ru-RU"/>
-        </w:rPr>
-        <w:t>(2)), [</w:t>
-      </w:r>
-      <w:proofErr w:type="spellStart"/>
-      <w:r>
-        <w:rPr>
-          <w:rFonts w:ascii="Consolas" w:eastAsia="Times New Roman" w:hAnsi="Consolas" w:cs="Times New Roman"/>
-          <w:sz w:val="20"/>
-          <w:szCs w:val="20"/>
-          <w:lang w:val="en-US" w:eastAsia="ru-RU"/>
-        </w:rPr>
-        <w:t>dfdx_func</w:t>
-      </w:r>
-      <w:proofErr w:type="spellEnd"/>
-      <w:r>
-        <w:rPr>
-          <w:rFonts w:ascii="Consolas" w:eastAsia="Times New Roman" w:hAnsi="Consolas" w:cs="Times New Roman"/>
-          <w:sz w:val="20"/>
-          <w:szCs w:val="20"/>
-          <w:lang w:val="en-US" w:eastAsia="ru-RU"/>
-        </w:rPr>
-        <w:t>(</w:t>
-      </w:r>
-      <w:proofErr w:type="spellStart"/>
-      <w:r>
-        <w:rPr>
-          <w:rFonts w:ascii="Consolas" w:eastAsia="Times New Roman" w:hAnsi="Consolas" w:cs="Times New Roman"/>
-          <w:sz w:val="20"/>
-          <w:szCs w:val="20"/>
-          <w:lang w:val="en-US" w:eastAsia="ru-RU"/>
-        </w:rPr>
-        <w:t>xy</w:t>
-      </w:r>
-      <w:proofErr w:type="spellEnd"/>
-      <w:r>
-        <w:rPr>
-          <w:rFonts w:ascii="Consolas" w:eastAsia="Times New Roman" w:hAnsi="Consolas" w:cs="Times New Roman"/>
-          <w:sz w:val="20"/>
-          <w:szCs w:val="20"/>
-          <w:lang w:val="en-US" w:eastAsia="ru-RU"/>
-        </w:rPr>
-        <w:t xml:space="preserve">(1), </w:t>
-      </w:r>
-      <w:proofErr w:type="spellStart"/>
-      <w:r>
-        <w:rPr>
-          <w:rFonts w:ascii="Consolas" w:eastAsia="Times New Roman" w:hAnsi="Consolas" w:cs="Times New Roman"/>
-          <w:sz w:val="20"/>
-          <w:szCs w:val="20"/>
-          <w:lang w:val="en-US" w:eastAsia="ru-RU"/>
-        </w:rPr>
-        <w:t>xy</w:t>
-      </w:r>
-      <w:proofErr w:type="spellEnd"/>
-      <w:r>
-        <w:rPr>
-          <w:rFonts w:ascii="Consolas" w:eastAsia="Times New Roman" w:hAnsi="Consolas" w:cs="Times New Roman"/>
-          <w:sz w:val="20"/>
-          <w:szCs w:val="20"/>
-          <w:lang w:val="en-US" w:eastAsia="ru-RU"/>
-        </w:rPr>
-        <w:t xml:space="preserve">(2)); </w:t>
-      </w:r>
-      <w:proofErr w:type="spellStart"/>
-      <w:r>
-        <w:rPr>
-          <w:rFonts w:ascii="Consolas" w:eastAsia="Times New Roman" w:hAnsi="Consolas" w:cs="Times New Roman"/>
-          <w:sz w:val="20"/>
-          <w:szCs w:val="20"/>
-          <w:lang w:val="en-US" w:eastAsia="ru-RU"/>
-        </w:rPr>
-        <w:t>dfdy_func</w:t>
-      </w:r>
-      <w:proofErr w:type="spellEnd"/>
-      <w:r>
-        <w:rPr>
-          <w:rFonts w:ascii="Consolas" w:eastAsia="Times New Roman" w:hAnsi="Consolas" w:cs="Times New Roman"/>
-          <w:sz w:val="20"/>
-          <w:szCs w:val="20"/>
-          <w:lang w:val="en-US" w:eastAsia="ru-RU"/>
-        </w:rPr>
-        <w:t>(</w:t>
-      </w:r>
-      <w:proofErr w:type="spellStart"/>
-      <w:r>
-        <w:rPr>
-          <w:rFonts w:ascii="Consolas" w:eastAsia="Times New Roman" w:hAnsi="Consolas" w:cs="Times New Roman"/>
-          <w:sz w:val="20"/>
-          <w:szCs w:val="20"/>
-          <w:lang w:val="en-US" w:eastAsia="ru-RU"/>
-        </w:rPr>
-        <w:t>xy</w:t>
-      </w:r>
-      <w:proofErr w:type="spellEnd"/>
-      <w:r>
-        <w:rPr>
-          <w:rFonts w:ascii="Consolas" w:eastAsia="Times New Roman" w:hAnsi="Consolas" w:cs="Times New Roman"/>
-          <w:sz w:val="20"/>
-          <w:szCs w:val="20"/>
-          <w:lang w:val="en-US" w:eastAsia="ru-RU"/>
-        </w:rPr>
-        <w:t xml:space="preserve">(1), </w:t>
-      </w:r>
-      <w:proofErr w:type="spellStart"/>
-      <w:r>
-        <w:rPr>
-          <w:rFonts w:ascii="Consolas" w:eastAsia="Times New Roman" w:hAnsi="Consolas" w:cs="Times New Roman"/>
-          <w:sz w:val="20"/>
-          <w:szCs w:val="20"/>
-          <w:lang w:val="en-US" w:eastAsia="ru-RU"/>
-        </w:rPr>
-        <w:t>xy</w:t>
-      </w:r>
-      <w:proofErr w:type="spellEnd"/>
-      <w:r>
-        <w:rPr>
-          <w:rFonts w:ascii="Consolas" w:eastAsia="Times New Roman" w:hAnsi="Consolas" w:cs="Times New Roman"/>
-          <w:sz w:val="20"/>
-          <w:szCs w:val="20"/>
-          <w:lang w:val="en-US" w:eastAsia="ru-RU"/>
-        </w:rPr>
-        <w:t xml:space="preserve">(2))]), </w:t>
-      </w:r>
-      <w:proofErr w:type="spellStart"/>
-      <w:r>
-        <w:rPr>
-          <w:rFonts w:ascii="Consolas" w:eastAsia="Times New Roman" w:hAnsi="Consolas" w:cs="Times New Roman"/>
-          <w:sz w:val="20"/>
-          <w:szCs w:val="20"/>
-          <w:lang w:val="en-US" w:eastAsia="ru-RU"/>
-        </w:rPr>
-        <w:t>initial_point</w:t>
-      </w:r>
-      <w:proofErr w:type="spellEnd"/>
-      <w:r>
-        <w:rPr>
-          <w:rFonts w:ascii="Consolas" w:eastAsia="Times New Roman" w:hAnsi="Consolas" w:cs="Times New Roman"/>
-          <w:sz w:val="20"/>
-          <w:szCs w:val="20"/>
-          <w:lang w:val="en-US" w:eastAsia="ru-RU"/>
-        </w:rPr>
-        <w:t>, options);</w:t>
-      </w:r>
-    </w:p>
-    <w:p>
-      <w:pPr>
-        <w:spacing w:after="0" w:line="240" w:lineRule="auto"/>
-        <w:ind w:firstLine="0"/>
-        <w:jc w:val="left"/>
-        <w:rPr>
-          <w:rFonts w:ascii="Consolas" w:eastAsia="Times New Roman" w:hAnsi="Consolas" w:cs="Times New Roman"/>
-          <w:sz w:val="20"/>
-          <w:szCs w:val="20"/>
-          <w:lang w:val="en-US" w:eastAsia="ru-RU"/>
-        </w:rPr>
-      </w:pPr>
-    </w:p>
-    <w:p>
-      <w:pPr>
-        <w:spacing w:after="0" w:line="240" w:lineRule="auto"/>
-        <w:ind w:firstLine="0"/>
-        <w:jc w:val="left"/>
-        <w:rPr>
-          <w:rFonts w:ascii="Consolas" w:eastAsia="Times New Roman" w:hAnsi="Consolas" w:cs="Times New Roman"/>
-          <w:sz w:val="20"/>
-          <w:szCs w:val="20"/>
-          <w:lang w:val="en-US" w:eastAsia="ru-RU"/>
-        </w:rPr>
-      </w:pPr>
-      <w:r>
-        <w:rPr>
-          <w:rFonts w:ascii="Consolas" w:eastAsia="Times New Roman" w:hAnsi="Consolas" w:cs="Times New Roman"/>
-          <w:color w:val="008013"/>
-          <w:sz w:val="20"/>
-          <w:szCs w:val="20"/>
-          <w:lang w:val="en-US" w:eastAsia="ru-RU"/>
-        </w:rPr>
-        <w:t xml:space="preserve">% </w:t>
-      </w:r>
-      <w:r>
-        <w:rPr>
-          <w:rFonts w:ascii="Consolas" w:eastAsia="Times New Roman" w:hAnsi="Consolas" w:cs="Times New Roman"/>
-          <w:color w:val="008013"/>
-          <w:sz w:val="20"/>
-          <w:szCs w:val="20"/>
-          <w:lang w:eastAsia="ru-RU"/>
-        </w:rPr>
-        <w:t>Вывод</w:t>
-      </w:r>
-      <w:r>
-        <w:rPr>
-          <w:rFonts w:ascii="Consolas" w:eastAsia="Times New Roman" w:hAnsi="Consolas" w:cs="Times New Roman"/>
-          <w:color w:val="008013"/>
-          <w:sz w:val="20"/>
-          <w:szCs w:val="20"/>
-          <w:lang w:val="en-US" w:eastAsia="ru-RU"/>
-        </w:rPr>
-        <w:t xml:space="preserve"> </w:t>
-      </w:r>
-      <w:r>
-        <w:rPr>
-          <w:rFonts w:ascii="Consolas" w:eastAsia="Times New Roman" w:hAnsi="Consolas" w:cs="Times New Roman"/>
-          <w:color w:val="008013"/>
-          <w:sz w:val="20"/>
-          <w:szCs w:val="20"/>
-          <w:lang w:eastAsia="ru-RU"/>
-        </w:rPr>
-        <w:t>результатов</w:t>
-      </w:r>
-    </w:p>
-    <w:p>
-      <w:pPr>
-        <w:spacing w:after="0" w:line="240" w:lineRule="auto"/>
-        <w:ind w:firstLine="0"/>
-        <w:jc w:val="left"/>
-        <w:rPr>
-          <w:rFonts w:ascii="Consolas" w:eastAsia="Times New Roman" w:hAnsi="Consolas" w:cs="Times New Roman"/>
-          <w:sz w:val="20"/>
-          <w:szCs w:val="20"/>
-          <w:lang w:val="en-US" w:eastAsia="ru-RU"/>
-        </w:rPr>
-      </w:pPr>
-      <w:proofErr w:type="spellStart"/>
-      <w:r>
-        <w:rPr>
-          <w:rFonts w:ascii="Consolas" w:eastAsia="Times New Roman" w:hAnsi="Consolas" w:cs="Times New Roman"/>
-          <w:sz w:val="20"/>
-          <w:szCs w:val="20"/>
-          <w:lang w:val="en-US" w:eastAsia="ru-RU"/>
-        </w:rPr>
-        <w:t>fprintf</w:t>
-      </w:r>
-      <w:proofErr w:type="spellEnd"/>
-      <w:r>
-        <w:rPr>
-          <w:rFonts w:ascii="Consolas" w:eastAsia="Times New Roman" w:hAnsi="Consolas" w:cs="Times New Roman"/>
-          <w:sz w:val="20"/>
-          <w:szCs w:val="20"/>
-          <w:lang w:val="en-US" w:eastAsia="ru-RU"/>
-        </w:rPr>
-        <w:t>(</w:t>
-      </w:r>
+      <w:proofErr w:type="gramEnd"/>
       <w:r>
         <w:rPr>
           <w:rFonts w:ascii="Consolas" w:eastAsia="Times New Roman" w:hAnsi="Consolas" w:cs="Times New Roman"/>
@@ -24728,6 +26049,7 @@
         <w:jc w:val="left"/>
         <w:rPr>
           <w:szCs w:val="28"/>
+          <w:lang w:val="en-US"/>
         </w:rPr>
       </w:pPr>
     </w:p>
@@ -24760,7 +26082,21 @@
         <w:rPr>
           <w:szCs w:val="28"/>
         </w:rPr>
-        <w:t>Минимум с методом градиентного спуска: x = 3.249993, y = 4.772017, f(x, y) = 0.000236</w:t>
+        <w:t xml:space="preserve">Минимум с методом градиентного спуска: x = 3.249993, y = 4.772017, </w:t>
+      </w:r>
+      <w:proofErr w:type="gramStart"/>
+      <w:r>
+        <w:rPr>
+          <w:szCs w:val="28"/>
+        </w:rPr>
+        <w:t>f(</w:t>
+      </w:r>
+      <w:proofErr w:type="gramEnd"/>
+      <w:r>
+        <w:rPr>
+          <w:szCs w:val="28"/>
+        </w:rPr>
+        <w:t>x, y) = 0.000236</w:t>
       </w:r>
     </w:p>
     <w:p>
@@ -24790,7 +26126,21 @@
         <w:rPr>
           <w:szCs w:val="28"/>
         </w:rPr>
-        <w:t>: x = -8.165391, y = 7.593593, f(x, y) = 0.000000</w:t>
+        <w:t xml:space="preserve">: x = -8.165391, y = 7.593593, </w:t>
+      </w:r>
+      <w:proofErr w:type="gramStart"/>
+      <w:r>
+        <w:rPr>
+          <w:szCs w:val="28"/>
+        </w:rPr>
+        <w:t>f(</w:t>
+      </w:r>
+      <w:proofErr w:type="gramEnd"/>
+      <w:r>
+        <w:rPr>
+          <w:szCs w:val="28"/>
+        </w:rPr>
+        <w:t>x, y) = 0.000000</w:t>
       </w:r>
     </w:p>
     <w:p>
